--- a/docs/graph-editor/LabelEditor_操作手順書.docx
+++ b/docs/graph-editor/LabelEditor_操作手順書.docx
@@ -3,27 +3,38 @@
 <w:document xmlns:wpc="http://schemas.microsoft.com/office/word/2010/wordprocessingCanvas" xmlns:mo="http://schemas.microsoft.com/office/mac/office/2008/main" xmlns:mc="http://schemas.openxmlformats.org/markup-compatibility/2006" xmlns:mv="urn:schemas-microsoft-com:mac:vml" xmlns:o="urn:schemas-microsoft-com:office:office" xmlns:r="http://schemas.openxmlformats.org/officeDocument/2006/relationships" xmlns:m="http://schemas.openxmlformats.org/officeDocument/2006/math" xmlns:v="urn:schemas-microsoft-com:vml" xmlns:wp14="http://schemas.microsoft.com/office/word/2010/wordprocessingDrawing" xmlns:wp="http://schemas.openxmlformats.org/drawingml/2006/wordprocessingDrawing" xmlns:w10="urn:schemas-microsoft-com:office:word" xmlns:w="http://schemas.openxmlformats.org/wordprocessingml/2006/main" xmlns:w14="http://schemas.microsoft.com/office/word/2010/wordml" xmlns:wpg="http://schemas.microsoft.com/office/word/2010/wordprocessingGroup" xmlns:wpi="http://schemas.microsoft.com/office/word/2010/wordprocessingInk" xmlns:wne="http://schemas.microsoft.com/office/word/2006/wordml" xmlns:wps="http://schemas.microsoft.com/office/word/2010/wordprocessingShape" mc:Ignorable="w14 wp14">
   <w:body>
     <w:p>
+      <w:pPr>
+        <w:pBdr>
+          <w:left w:val="single" w:sz="24" w:space="8" w:color="1F5C99"/>
+        </w:pBdr>
+        <w:spacing w:after="40"/>
+        <w:ind w:left="142"/>
+      </w:pPr>
       <w:r>
         <w:rPr>
-          <w:rFonts w:ascii="Meiryo UI" w:hAnsi="Meiryo UI" w:eastAsia="Meiryo UI"/>
+          <w:rFonts w:ascii="BIZ UDPGothic" w:hAnsi="BIZ UDPGothic" w:eastAsia="BIZ UDPGothic"/>
           <w:b/>
           <w:i w:val="0"/>
-          <w:color w:val="1F5C99"/>
-          <w:sz w:val="44"/>
+          <w:color w:val="20242C"/>
+          <w:sz w:val="56"/>
         </w:rPr>
         <w:t>SVG ラベル位置エディタ 操作手順書</w:t>
       </w:r>
     </w:p>
     <w:p>
+      <w:pPr>
+        <w:spacing w:after="160"/>
+        <w:ind w:left="142"/>
+      </w:pPr>
       <w:r>
         <w:rPr>
-          <w:rFonts w:ascii="Meiryo UI" w:hAnsi="Meiryo UI" w:eastAsia="Meiryo UI"/>
+          <w:rFonts w:ascii="BIZ UDPGothic" w:hAnsi="BIZ UDPGothic" w:eastAsia="BIZ UDPGothic"/>
           <w:b w:val="0"/>
           <w:i w:val="0"/>
           <w:color w:val="606874"/>
           <w:sz w:val="22"/>
         </w:rPr>
-        <w:t>円グラフ SVG のラベル・引出線を手直しするツール ／ ご担当者さま向け</w:t>
+        <w:t>円グラフ SVG のラベル・引出線を手直しするツール ／ ご担当者さま向け ・ 版 1.0</w:t>
       </w:r>
     </w:p>
     <w:p>
@@ -32,21 +43,7 @@
       </w:pPr>
       <w:r>
         <w:rPr>
-          <w:rFonts w:ascii="Meiryo UI" w:hAnsi="Meiryo UI" w:eastAsia="Meiryo UI"/>
-          <w:b w:val="0"/>
-          <w:i w:val="0"/>
-          <w:sz w:val="19"/>
-        </w:rPr>
-        <w:t>版: 1.0</w:t>
-      </w:r>
-    </w:p>
-    <w:p>
-      <w:pPr>
-        <w:spacing w:after="80"/>
-      </w:pPr>
-      <w:r>
-        <w:rPr>
-          <w:rFonts w:ascii="Meiryo UI" w:hAnsi="Meiryo UI" w:eastAsia="Meiryo UI"/>
+          <w:rFonts w:ascii="BIZ UDPGothic" w:hAnsi="BIZ UDPGothic" w:eastAsia="BIZ UDPGothic"/>
           <w:b w:val="0"/>
           <w:i w:val="0"/>
           <w:sz w:val="21"/>
@@ -55,7 +52,7 @@
       </w:r>
       <w:r>
         <w:rPr>
-          <w:rFonts w:ascii="Meiryo UI" w:hAnsi="Meiryo UI" w:eastAsia="Meiryo UI"/>
+          <w:rFonts w:ascii="BIZ UDPGothic" w:hAnsi="BIZ UDPGothic" w:eastAsia="BIZ UDPGothic"/>
           <w:b/>
           <w:i w:val="0"/>
           <w:sz w:val="21"/>
@@ -64,7 +61,7 @@
       </w:r>
       <w:r>
         <w:rPr>
-          <w:rFonts w:ascii="Meiryo UI" w:hAnsi="Meiryo UI" w:eastAsia="Meiryo UI"/>
+          <w:rFonts w:ascii="BIZ UDPGothic" w:hAnsi="BIZ UDPGothic" w:eastAsia="BIZ UDPGothic"/>
           <w:b w:val="0"/>
           <w:i w:val="0"/>
           <w:sz w:val="21"/>
@@ -73,7 +70,7 @@
       </w:r>
       <w:r>
         <w:rPr>
-          <w:rFonts w:ascii="ＭＳ ゴシック" w:hAnsi="ＭＳ ゴシック" w:eastAsia="ＭＳ ゴシック"/>
+          <w:rFonts w:ascii="BIZ UDGothic" w:hAnsi="BIZ UDGothic" w:eastAsia="BIZ UDGothic"/>
           <w:b w:val="0"/>
           <w:i w:val="0"/>
           <w:sz w:val="20"/>
@@ -82,7 +79,7 @@
       </w:r>
       <w:r>
         <w:rPr>
-          <w:rFonts w:ascii="Meiryo UI" w:hAnsi="Meiryo UI" w:eastAsia="Meiryo UI"/>
+          <w:rFonts w:ascii="BIZ UDPGothic" w:hAnsi="BIZ UDPGothic" w:eastAsia="BIZ UDPGothic"/>
           <w:b w:val="0"/>
           <w:i w:val="0"/>
           <w:sz w:val="21"/>
@@ -93,113 +90,281 @@
     <w:p>
       <w:pPr>
         <w:spacing w:before="200" w:after="60"/>
+        <w:pBdr>
+          <w:left w:val="single" w:sz="24" w:space="8" w:color="1F5C99"/>
+        </w:pBdr>
+        <w:ind w:left="113"/>
       </w:pPr>
       <w:r>
         <w:rPr>
-          <w:rFonts w:ascii="Meiryo UI" w:hAnsi="Meiryo UI" w:eastAsia="Meiryo UI"/>
+          <w:rFonts w:ascii="BIZ UDPGothic" w:hAnsi="BIZ UDPGothic" w:eastAsia="BIZ UDPGothic"/>
           <w:b/>
           <w:i w:val="0"/>
-          <w:color w:val="1F5C99"/>
-          <w:sz w:val="30"/>
+          <w:color w:val="20242C"/>
+          <w:sz w:val="32"/>
         </w:rPr>
         <w:t>1. 起動のしかた</w:t>
       </w:r>
     </w:p>
+    <w:tbl>
+      <w:tblPr>
+        <w:tblW w:type="auto" w:w="0"/>
+        <w:tblLayout w:type="fixed"/>
+        <w:tblLook w:firstColumn="1" w:firstRow="1" w:lastColumn="0" w:lastRow="0" w:noHBand="0" w:noVBand="1" w:val="04A0"/>
+      </w:tblPr>
+      <w:tblGrid>
+        <w:gridCol w:w="539"/>
+        <w:gridCol w:w="8504"/>
+      </w:tblGrid>
+      <w:tr>
+        <w:trPr>
+          <w:cantSplit/>
+        </w:trPr>
+        <w:tc>
+          <w:tcPr>
+            <w:tcW w:type="dxa" w:w="539"/>
+            <w:shd w:val="clear" w:color="auto" w:fill="1F5C99"/>
+            <w:vAlign w:val="center"/>
+            <w:tcBorders>
+              <w:top w:val="single" w:sz="4" w:space="0" w:color="D7DEE5"/>
+              <w:left w:val="single" w:sz="4" w:space="0" w:color="D7DEE5"/>
+              <w:bottom w:val="single" w:sz="4" w:space="0" w:color="D7DEE5"/>
+              <w:right w:val="single" w:sz="4" w:space="0" w:color="D7DEE5"/>
+            </w:tcBorders>
+          </w:tcPr>
+          <w:p>
+            <w:pPr>
+              <w:jc w:val="center"/>
+            </w:pPr>
+            <w:r>
+              <w:rPr>
+                <w:rFonts w:ascii="BIZ UDPGothic" w:hAnsi="BIZ UDPGothic" w:eastAsia="BIZ UDPGothic"/>
+                <w:b/>
+                <w:i w:val="0"/>
+                <w:color w:val="FFFFFF"/>
+                <w:sz w:val="22"/>
+              </w:rPr>
+              <w:t>1</w:t>
+            </w:r>
+          </w:p>
+        </w:tc>
+        <w:tc>
+          <w:tcPr>
+            <w:tcW w:type="dxa" w:w="8504"/>
+            <w:tcBorders>
+              <w:top w:val="single" w:sz="4" w:space="0" w:color="D7DEE5"/>
+              <w:left w:val="single" w:sz="4" w:space="0" w:color="D7DEE5"/>
+              <w:bottom w:val="single" w:sz="4" w:space="0" w:color="D7DEE5"/>
+              <w:right w:val="single" w:sz="4" w:space="0" w:color="D7DEE5"/>
+            </w:tcBorders>
+            <w:shd w:val="clear" w:color="auto" w:fill="FAFBFC"/>
+          </w:tcPr>
+          <w:p>
+            <w:r>
+              <w:rPr>
+                <w:rFonts w:ascii="BIZ UDPGothic" w:hAnsi="BIZ UDPGothic" w:eastAsia="BIZ UDPGothic"/>
+                <w:b w:val="0"/>
+                <w:i w:val="0"/>
+                <w:color w:val="20242C"/>
+                <w:sz w:val="21"/>
+              </w:rPr>
+              <w:t xml:space="preserve">受け取った </w:t>
+            </w:r>
+            <w:r>
+              <w:rPr>
+                <w:rFonts w:ascii="BIZ UDPGothic" w:hAnsi="BIZ UDPGothic" w:eastAsia="BIZ UDPGothic"/>
+                <w:b/>
+                <w:i w:val="0"/>
+                <w:color w:val="20242C"/>
+                <w:sz w:val="21"/>
+              </w:rPr>
+              <w:t>`LabelEditor.exe` をダブルクリック</w:t>
+            </w:r>
+            <w:r>
+              <w:rPr>
+                <w:rFonts w:ascii="BIZ UDPGothic" w:hAnsi="BIZ UDPGothic" w:eastAsia="BIZ UDPGothic"/>
+                <w:b w:val="0"/>
+                <w:i w:val="0"/>
+                <w:color w:val="20242C"/>
+                <w:sz w:val="21"/>
+              </w:rPr>
+              <w:t>して起動します。Microsoft Edge のアプリ窓が開きます。</w:t>
+            </w:r>
+          </w:p>
+        </w:tc>
+      </w:tr>
+    </w:tbl>
+    <w:tbl>
+      <w:tblPr>
+        <w:tblW w:type="auto" w:w="0"/>
+        <w:tblLayout w:type="fixed"/>
+        <w:tblLook w:firstColumn="1" w:firstRow="1" w:lastColumn="0" w:lastRow="0" w:noHBand="0" w:noVBand="1" w:val="04A0"/>
+      </w:tblPr>
+      <w:tblGrid>
+        <w:gridCol w:w="539"/>
+        <w:gridCol w:w="8504"/>
+      </w:tblGrid>
+      <w:tr>
+        <w:trPr>
+          <w:cantSplit/>
+        </w:trPr>
+        <w:tc>
+          <w:tcPr>
+            <w:tcW w:type="dxa" w:w="539"/>
+            <w:shd w:val="clear" w:color="auto" w:fill="1F5C99"/>
+            <w:vAlign w:val="center"/>
+            <w:tcBorders>
+              <w:top w:val="single" w:sz="4" w:space="0" w:color="D7DEE5"/>
+              <w:left w:val="single" w:sz="4" w:space="0" w:color="D7DEE5"/>
+              <w:bottom w:val="single" w:sz="4" w:space="0" w:color="D7DEE5"/>
+              <w:right w:val="single" w:sz="4" w:space="0" w:color="D7DEE5"/>
+            </w:tcBorders>
+          </w:tcPr>
+          <w:p>
+            <w:pPr>
+              <w:jc w:val="center"/>
+            </w:pPr>
+            <w:r>
+              <w:rPr>
+                <w:rFonts w:ascii="BIZ UDPGothic" w:hAnsi="BIZ UDPGothic" w:eastAsia="BIZ UDPGothic"/>
+                <w:b/>
+                <w:i w:val="0"/>
+                <w:color w:val="FFFFFF"/>
+                <w:sz w:val="22"/>
+              </w:rPr>
+              <w:t>2</w:t>
+            </w:r>
+          </w:p>
+        </w:tc>
+        <w:tc>
+          <w:tcPr>
+            <w:tcW w:type="dxa" w:w="8504"/>
+            <w:tcBorders>
+              <w:top w:val="single" w:sz="4" w:space="0" w:color="D7DEE5"/>
+              <w:left w:val="single" w:sz="4" w:space="0" w:color="D7DEE5"/>
+              <w:bottom w:val="single" w:sz="4" w:space="0" w:color="D7DEE5"/>
+              <w:right w:val="single" w:sz="4" w:space="0" w:color="D7DEE5"/>
+            </w:tcBorders>
+            <w:shd w:val="clear" w:color="auto" w:fill="FAFBFC"/>
+          </w:tcPr>
+          <w:p>
+            <w:r>
+              <w:rPr>
+                <w:rFonts w:ascii="BIZ UDPGothic" w:hAnsi="BIZ UDPGothic" w:eastAsia="BIZ UDPGothic"/>
+                <w:b/>
+                <w:i w:val="0"/>
+                <w:color w:val="20242C"/>
+                <w:sz w:val="21"/>
+              </w:rPr>
+              <w:t>Windows 10 / 11 どちらでも追加インストールは不要</w:t>
+            </w:r>
+            <w:r>
+              <w:rPr>
+                <w:rFonts w:ascii="BIZ UDPGothic" w:hAnsi="BIZ UDPGothic" w:eastAsia="BIZ UDPGothic"/>
+                <w:b w:val="0"/>
+                <w:i w:val="0"/>
+                <w:color w:val="20242C"/>
+                <w:sz w:val="21"/>
+              </w:rPr>
+              <w:t>です（描画には Windows 標準の Microsoft Edge を使います）。</w:t>
+            </w:r>
+          </w:p>
+        </w:tc>
+      </w:tr>
+    </w:tbl>
+    <w:tbl>
+      <w:tblPr>
+        <w:tblW w:type="auto" w:w="0"/>
+        <w:tblLayout w:type="fixed"/>
+        <w:tblLook w:firstColumn="1" w:firstRow="1" w:lastColumn="0" w:lastRow="0" w:noHBand="0" w:noVBand="1" w:val="04A0"/>
+      </w:tblPr>
+      <w:tblGrid>
+        <w:gridCol w:w="539"/>
+        <w:gridCol w:w="8504"/>
+      </w:tblGrid>
+      <w:tr>
+        <w:trPr>
+          <w:cantSplit/>
+        </w:trPr>
+        <w:tc>
+          <w:tcPr>
+            <w:tcW w:type="dxa" w:w="539"/>
+            <w:shd w:val="clear" w:color="auto" w:fill="1F5C99"/>
+            <w:vAlign w:val="center"/>
+            <w:tcBorders>
+              <w:top w:val="single" w:sz="4" w:space="0" w:color="D7DEE5"/>
+              <w:left w:val="single" w:sz="4" w:space="0" w:color="D7DEE5"/>
+              <w:bottom w:val="single" w:sz="4" w:space="0" w:color="D7DEE5"/>
+              <w:right w:val="single" w:sz="4" w:space="0" w:color="D7DEE5"/>
+            </w:tcBorders>
+          </w:tcPr>
+          <w:p>
+            <w:pPr>
+              <w:jc w:val="center"/>
+            </w:pPr>
+            <w:r>
+              <w:rPr>
+                <w:rFonts w:ascii="BIZ UDPGothic" w:hAnsi="BIZ UDPGothic" w:eastAsia="BIZ UDPGothic"/>
+                <w:b/>
+                <w:i w:val="0"/>
+                <w:color w:val="FFFFFF"/>
+                <w:sz w:val="22"/>
+              </w:rPr>
+              <w:t>3</w:t>
+            </w:r>
+          </w:p>
+        </w:tc>
+        <w:tc>
+          <w:tcPr>
+            <w:tcW w:type="dxa" w:w="8504"/>
+            <w:tcBorders>
+              <w:top w:val="single" w:sz="4" w:space="0" w:color="D7DEE5"/>
+              <w:left w:val="single" w:sz="4" w:space="0" w:color="D7DEE5"/>
+              <w:bottom w:val="single" w:sz="4" w:space="0" w:color="D7DEE5"/>
+              <w:right w:val="single" w:sz="4" w:space="0" w:color="D7DEE5"/>
+            </w:tcBorders>
+            <w:shd w:val="clear" w:color="auto" w:fill="FAFBFC"/>
+          </w:tcPr>
+          <w:p>
+            <w:r>
+              <w:rPr>
+                <w:rFonts w:ascii="BIZ UDPGothic" w:hAnsi="BIZ UDPGothic" w:eastAsia="BIZ UDPGothic"/>
+                <w:b/>
+                <w:i w:val="0"/>
+                <w:color w:val="20242C"/>
+                <w:sz w:val="21"/>
+              </w:rPr>
+              <w:t>単一の exe ファイル</w:t>
+            </w:r>
+            <w:r>
+              <w:rPr>
+                <w:rFonts w:ascii="BIZ UDPGothic" w:hAnsi="BIZ UDPGothic" w:eastAsia="BIZ UDPGothic"/>
+                <w:b w:val="0"/>
+                <w:i w:val="0"/>
+                <w:color w:val="20242C"/>
+                <w:sz w:val="21"/>
+              </w:rPr>
+              <w:t>なので、好きな場所に置いて構いません（付属フォルダは不要）。</w:t>
+            </w:r>
+          </w:p>
+        </w:tc>
+      </w:tr>
+    </w:tbl>
     <w:p>
       <w:pPr>
-        <w:pStyle w:val="ListNumber"/>
-        <w:spacing w:after="60"/>
-        <w:ind w:left="340"/>
+        <w:spacing w:before="200" w:after="60"/>
+        <w:pBdr>
+          <w:left w:val="single" w:sz="24" w:space="8" w:color="1F5C99"/>
+        </w:pBdr>
+        <w:ind w:left="113"/>
       </w:pPr>
       <w:r>
         <w:rPr>
-          <w:rFonts w:ascii="Meiryo UI" w:hAnsi="Meiryo UI" w:eastAsia="Meiryo UI"/>
-          <w:b w:val="0"/>
-          <w:i w:val="0"/>
-          <w:sz w:val="21"/>
-        </w:rPr>
-        <w:t xml:space="preserve">受け取った </w:t>
-      </w:r>
-      <w:r>
-        <w:rPr>
-          <w:rFonts w:ascii="Meiryo UI" w:hAnsi="Meiryo UI" w:eastAsia="Meiryo UI"/>
+          <w:rFonts w:ascii="BIZ UDPGothic" w:hAnsi="BIZ UDPGothic" w:eastAsia="BIZ UDPGothic"/>
           <w:b/>
           <w:i w:val="0"/>
-          <w:sz w:val="21"/>
-        </w:rPr>
-        <w:t>`LabelEditor.exe` をダブルクリック</w:t>
-      </w:r>
-      <w:r>
-        <w:rPr>
-          <w:rFonts w:ascii="Meiryo UI" w:hAnsi="Meiryo UI" w:eastAsia="Meiryo UI"/>
-          <w:b w:val="0"/>
-          <w:i w:val="0"/>
-          <w:sz w:val="21"/>
-        </w:rPr>
-        <w:t>して起動します。Microsoft Edge のアプリ窓が開きます。</w:t>
-      </w:r>
-    </w:p>
-    <w:p>
-      <w:pPr>
-        <w:pStyle w:val="ListNumber"/>
-        <w:spacing w:after="60"/>
-        <w:ind w:left="340"/>
-      </w:pPr>
-      <w:r>
-        <w:rPr>
-          <w:rFonts w:ascii="Meiryo UI" w:hAnsi="Meiryo UI" w:eastAsia="Meiryo UI"/>
-          <w:b/>
-          <w:i w:val="0"/>
-          <w:sz w:val="21"/>
-        </w:rPr>
-        <w:t>Windows 10 / 11 どちらでも追加インストールは不要</w:t>
-      </w:r>
-      <w:r>
-        <w:rPr>
-          <w:rFonts w:ascii="Meiryo UI" w:hAnsi="Meiryo UI" w:eastAsia="Meiryo UI"/>
-          <w:b w:val="0"/>
-          <w:i w:val="0"/>
-          <w:sz w:val="21"/>
-        </w:rPr>
-        <w:t>です（描画には Windows 標準の Microsoft Edge を使います）。</w:t>
-      </w:r>
-    </w:p>
-    <w:p>
-      <w:pPr>
-        <w:pStyle w:val="ListNumber"/>
-        <w:spacing w:after="60"/>
-        <w:ind w:left="340"/>
-      </w:pPr>
-      <w:r>
-        <w:rPr>
-          <w:rFonts w:ascii="Meiryo UI" w:hAnsi="Meiryo UI" w:eastAsia="Meiryo UI"/>
-          <w:b/>
-          <w:i w:val="0"/>
-          <w:sz w:val="21"/>
-        </w:rPr>
-        <w:t>単一の exe ファイル</w:t>
-      </w:r>
-      <w:r>
-        <w:rPr>
-          <w:rFonts w:ascii="Meiryo UI" w:hAnsi="Meiryo UI" w:eastAsia="Meiryo UI"/>
-          <w:b w:val="0"/>
-          <w:i w:val="0"/>
-          <w:sz w:val="21"/>
-        </w:rPr>
-        <w:t>なので、好きな場所に置いて構いません（付属フォルダは不要）。</w:t>
-      </w:r>
-    </w:p>
-    <w:p>
-      <w:pPr>
-        <w:spacing w:before="200" w:after="60"/>
-      </w:pPr>
-      <w:r>
-        <w:rPr>
-          <w:rFonts w:ascii="Meiryo UI" w:hAnsi="Meiryo UI" w:eastAsia="Meiryo UI"/>
-          <w:b/>
-          <w:i w:val="0"/>
-          <w:color w:val="1F5C99"/>
-          <w:sz w:val="30"/>
+          <w:color w:val="20242C"/>
+          <w:sz w:val="32"/>
         </w:rPr>
         <w:t>2. SVG を開く</w:t>
       </w:r>
@@ -210,7 +375,7 @@
       </w:pPr>
       <w:r>
         <w:rPr>
-          <w:rFonts w:ascii="Meiryo UI" w:hAnsi="Meiryo UI" w:eastAsia="Meiryo UI"/>
+          <w:rFonts w:ascii="BIZ UDPGothic" w:hAnsi="BIZ UDPGothic" w:eastAsia="BIZ UDPGothic"/>
           <w:b w:val="0"/>
           <w:i w:val="0"/>
           <w:sz w:val="21"/>
@@ -219,7 +384,7 @@
       </w:r>
       <w:r>
         <w:rPr>
-          <w:rFonts w:ascii="Meiryo UI" w:hAnsi="Meiryo UI" w:eastAsia="Meiryo UI"/>
+          <w:rFonts w:ascii="BIZ UDPGothic" w:hAnsi="BIZ UDPGothic" w:eastAsia="BIZ UDPGothic"/>
           <w:b/>
           <w:i w:val="0"/>
           <w:sz w:val="21"/>
@@ -228,7 +393,7 @@
       </w:r>
       <w:r>
         <w:rPr>
-          <w:rFonts w:ascii="Meiryo UI" w:hAnsi="Meiryo UI" w:eastAsia="Meiryo UI"/>
+          <w:rFonts w:ascii="BIZ UDPGothic" w:hAnsi="BIZ UDPGothic" w:eastAsia="BIZ UDPGothic"/>
           <w:b w:val="0"/>
           <w:i w:val="0"/>
           <w:sz w:val="21"/>
@@ -236,45 +401,71 @@
         <w:t xml:space="preserve"> をクリックし、編集したい SVG ファイルを選びます（複数選択可）。グラフが表示されます。</w:t>
       </w:r>
     </w:p>
-    <w:p>
-      <w:pPr>
+    <w:tbl>
+      <w:tblPr>
+        <w:tblW w:type="auto" w:w="0"/>
         <w:jc w:val="center"/>
-      </w:pPr>
-      <w:r>
-        <w:drawing>
-          <wp:inline xmlns:a="http://schemas.openxmlformats.org/drawingml/2006/main" xmlns:pic="http://schemas.openxmlformats.org/drawingml/2006/picture">
-            <wp:extent cx="5760000" cy="3690000"/>
-            <wp:docPr id="1" name="Picture 1"/>
-            <wp:cNvGraphicFramePr>
-              <a:graphicFrameLocks noChangeAspect="1"/>
-            </wp:cNvGraphicFramePr>
-            <a:graphic>
-              <a:graphicData uri="http://schemas.openxmlformats.org/drawingml/2006/picture">
-                <pic:pic>
-                  <pic:nvPicPr>
-                    <pic:cNvPr id="0" name="editor_main.png"/>
-                    <pic:cNvPicPr/>
-                  </pic:nvPicPr>
-                  <pic:blipFill>
-                    <a:blip r:embed="rId9"/>
-                    <a:stretch>
-                      <a:fillRect/>
-                    </a:stretch>
-                  </pic:blipFill>
-                  <pic:spPr>
-                    <a:xfrm>
-                      <a:off x="0" y="0"/>
-                      <a:ext cx="5760000" cy="3690000"/>
-                    </a:xfrm>
-                    <a:prstGeom prst="rect"/>
-                  </pic:spPr>
-                </pic:pic>
-              </a:graphicData>
-            </a:graphic>
-          </wp:inline>
-        </w:drawing>
-      </w:r>
-    </w:p>
+        <w:tblLook w:firstColumn="1" w:firstRow="1" w:lastColumn="0" w:lastRow="0" w:noHBand="0" w:noVBand="1" w:val="04A0"/>
+      </w:tblPr>
+      <w:tblGrid>
+        <w:gridCol w:w="9746"/>
+      </w:tblGrid>
+      <w:tr>
+        <w:trPr>
+          <w:cantSplit/>
+        </w:trPr>
+        <w:tc>
+          <w:tcPr>
+            <w:tcW w:type="dxa" w:w="9746"/>
+            <w:tcBorders>
+              <w:top w:val="single" w:sz="8" w:space="0" w:color="D7DEE5"/>
+              <w:left w:val="single" w:sz="8" w:space="0" w:color="D7DEE5"/>
+              <w:bottom w:val="single" w:sz="8" w:space="0" w:color="D7DEE5"/>
+              <w:right w:val="single" w:sz="8" w:space="0" w:color="D7DEE5"/>
+            </w:tcBorders>
+          </w:tcPr>
+          <w:p>
+            <w:pPr>
+              <w:jc w:val="center"/>
+            </w:pPr>
+            <w:r>
+              <w:drawing>
+                <wp:inline xmlns:a="http://schemas.openxmlformats.org/drawingml/2006/main" xmlns:pic="http://schemas.openxmlformats.org/drawingml/2006/picture">
+                  <wp:extent cx="5760000" cy="3690000"/>
+                  <wp:docPr id="1" name="Picture 1"/>
+                  <wp:cNvGraphicFramePr>
+                    <a:graphicFrameLocks noChangeAspect="1"/>
+                  </wp:cNvGraphicFramePr>
+                  <a:graphic>
+                    <a:graphicData uri="http://schemas.openxmlformats.org/drawingml/2006/picture">
+                      <pic:pic>
+                        <pic:nvPicPr>
+                          <pic:cNvPr id="0" name="editor_main.png"/>
+                          <pic:cNvPicPr/>
+                        </pic:nvPicPr>
+                        <pic:blipFill>
+                          <a:blip r:embed="rId9"/>
+                          <a:stretch>
+                            <a:fillRect/>
+                          </a:stretch>
+                        </pic:blipFill>
+                        <pic:spPr>
+                          <a:xfrm>
+                            <a:off x="0" y="0"/>
+                            <a:ext cx="5760000" cy="3690000"/>
+                          </a:xfrm>
+                          <a:prstGeom prst="rect"/>
+                        </pic:spPr>
+                      </pic:pic>
+                    </a:graphicData>
+                  </a:graphic>
+                </wp:inline>
+              </w:drawing>
+            </w:r>
+          </w:p>
+        </w:tc>
+      </w:tr>
+    </w:tbl>
     <w:p>
       <w:pPr>
         <w:spacing w:after="160"/>
@@ -282,7 +473,7 @@
       </w:pPr>
       <w:r>
         <w:rPr>
-          <w:rFonts w:ascii="Meiryo UI" w:hAnsi="Meiryo UI" w:eastAsia="Meiryo UI"/>
+          <w:rFonts w:ascii="BIZ UDPGothic" w:hAnsi="BIZ UDPGothic" w:eastAsia="BIZ UDPGothic"/>
           <w:b w:val="0"/>
           <w:i/>
           <w:color w:val="606874"/>
@@ -294,14 +485,18 @@
     <w:p>
       <w:pPr>
         <w:spacing w:before="200" w:after="60"/>
+        <w:pBdr>
+          <w:left w:val="single" w:sz="24" w:space="8" w:color="1F5C99"/>
+        </w:pBdr>
+        <w:ind w:left="113"/>
       </w:pPr>
       <w:r>
         <w:rPr>
-          <w:rFonts w:ascii="Meiryo UI" w:hAnsi="Meiryo UI" w:eastAsia="Meiryo UI"/>
+          <w:rFonts w:ascii="BIZ UDPGothic" w:hAnsi="BIZ UDPGothic" w:eastAsia="BIZ UDPGothic"/>
           <w:b/>
           <w:i w:val="0"/>
-          <w:color w:val="1F5C99"/>
-          <w:sz w:val="30"/>
+          <w:color w:val="20242C"/>
+          <w:sz w:val="32"/>
         </w:rPr>
         <w:t>3. ラベルと引出線を動かす</w:t>
       </w:r>
@@ -314,7 +509,7 @@
       </w:pPr>
       <w:r>
         <w:rPr>
-          <w:rFonts w:ascii="Meiryo UI" w:hAnsi="Meiryo UI" w:eastAsia="Meiryo UI"/>
+          <w:rFonts w:ascii="BIZ UDPGothic" w:hAnsi="BIZ UDPGothic" w:eastAsia="BIZ UDPGothic"/>
           <w:b/>
           <w:i w:val="0"/>
           <w:sz w:val="21"/>
@@ -323,7 +518,7 @@
       </w:r>
       <w:r>
         <w:rPr>
-          <w:rFonts w:ascii="Meiryo UI" w:hAnsi="Meiryo UI" w:eastAsia="Meiryo UI"/>
+          <w:rFonts w:ascii="BIZ UDPGothic" w:hAnsi="BIZ UDPGothic" w:eastAsia="BIZ UDPGothic"/>
           <w:b w:val="0"/>
           <w:i w:val="0"/>
           <w:sz w:val="21"/>
@@ -339,7 +534,7 @@
       </w:pPr>
       <w:r>
         <w:rPr>
-          <w:rFonts w:ascii="Meiryo UI" w:hAnsi="Meiryo UI" w:eastAsia="Meiryo UI"/>
+          <w:rFonts w:ascii="BIZ UDPGothic" w:hAnsi="BIZ UDPGothic" w:eastAsia="BIZ UDPGothic"/>
           <w:b w:val="0"/>
           <w:i w:val="0"/>
           <w:sz w:val="21"/>
@@ -355,7 +550,7 @@
       </w:pPr>
       <w:r>
         <w:rPr>
-          <w:rFonts w:ascii="Meiryo UI" w:hAnsi="Meiryo UI" w:eastAsia="Meiryo UI"/>
+          <w:rFonts w:ascii="BIZ UDPGothic" w:hAnsi="BIZ UDPGothic" w:eastAsia="BIZ UDPGothic"/>
           <w:b w:val="0"/>
           <w:i w:val="0"/>
           <w:sz w:val="21"/>
@@ -364,7 +559,7 @@
       </w:r>
       <w:r>
         <w:rPr>
-          <w:rFonts w:ascii="Meiryo UI" w:hAnsi="Meiryo UI" w:eastAsia="Meiryo UI"/>
+          <w:rFonts w:ascii="BIZ UDPGothic" w:hAnsi="BIZ UDPGothic" w:eastAsia="BIZ UDPGothic"/>
           <w:b/>
           <w:i w:val="0"/>
           <w:sz w:val="21"/>
@@ -373,7 +568,7 @@
       </w:r>
       <w:r>
         <w:rPr>
-          <w:rFonts w:ascii="Meiryo UI" w:hAnsi="Meiryo UI" w:eastAsia="Meiryo UI"/>
+          <w:rFonts w:ascii="BIZ UDPGothic" w:hAnsi="BIZ UDPGothic" w:eastAsia="BIZ UDPGothic"/>
           <w:b w:val="0"/>
           <w:i w:val="0"/>
           <w:sz w:val="21"/>
@@ -389,7 +584,7 @@
       </w:pPr>
       <w:r>
         <w:rPr>
-          <w:rFonts w:ascii="Meiryo UI" w:hAnsi="Meiryo UI" w:eastAsia="Meiryo UI"/>
+          <w:rFonts w:ascii="BIZ UDPGothic" w:hAnsi="BIZ UDPGothic" w:eastAsia="BIZ UDPGothic"/>
           <w:b w:val="0"/>
           <w:i w:val="0"/>
           <w:sz w:val="21"/>
@@ -398,7 +593,7 @@
       </w:r>
       <w:r>
         <w:rPr>
-          <w:rFonts w:ascii="Meiryo UI" w:hAnsi="Meiryo UI" w:eastAsia="Meiryo UI"/>
+          <w:rFonts w:ascii="BIZ UDPGothic" w:hAnsi="BIZ UDPGothic" w:eastAsia="BIZ UDPGothic"/>
           <w:b/>
           <w:i w:val="0"/>
           <w:sz w:val="21"/>
@@ -414,7 +609,7 @@
       </w:pPr>
       <w:r>
         <w:rPr>
-          <w:rFonts w:ascii="Meiryo UI" w:hAnsi="Meiryo UI" w:eastAsia="Meiryo UI"/>
+          <w:rFonts w:ascii="BIZ UDPGothic" w:hAnsi="BIZ UDPGothic" w:eastAsia="BIZ UDPGothic"/>
           <w:b w:val="0"/>
           <w:i w:val="0"/>
           <w:sz w:val="21"/>
@@ -423,7 +618,7 @@
       </w:r>
       <w:r>
         <w:rPr>
-          <w:rFonts w:ascii="Meiryo UI" w:hAnsi="Meiryo UI" w:eastAsia="Meiryo UI"/>
+          <w:rFonts w:ascii="BIZ UDPGothic" w:hAnsi="BIZ UDPGothic" w:eastAsia="BIZ UDPGothic"/>
           <w:b/>
           <w:i w:val="0"/>
           <w:sz w:val="21"/>
@@ -432,7 +627,7 @@
       </w:r>
       <w:r>
         <w:rPr>
-          <w:rFonts w:ascii="Meiryo UI" w:hAnsi="Meiryo UI" w:eastAsia="Meiryo UI"/>
+          <w:rFonts w:ascii="BIZ UDPGothic" w:hAnsi="BIZ UDPGothic" w:eastAsia="BIZ UDPGothic"/>
           <w:b w:val="0"/>
           <w:i w:val="0"/>
           <w:sz w:val="21"/>
@@ -443,14 +638,18 @@
     <w:p>
       <w:pPr>
         <w:spacing w:before="200" w:after="60"/>
+        <w:pBdr>
+          <w:left w:val="single" w:sz="24" w:space="8" w:color="1F5C99"/>
+        </w:pBdr>
+        <w:ind w:left="113"/>
       </w:pPr>
       <w:r>
         <w:rPr>
-          <w:rFonts w:ascii="Meiryo UI" w:hAnsi="Meiryo UI" w:eastAsia="Meiryo UI"/>
+          <w:rFonts w:ascii="BIZ UDPGothic" w:hAnsi="BIZ UDPGothic" w:eastAsia="BIZ UDPGothic"/>
           <w:b/>
           <w:i w:val="0"/>
-          <w:color w:val="1F5C99"/>
-          <w:sz w:val="30"/>
+          <w:color w:val="20242C"/>
+          <w:sz w:val="32"/>
         </w:rPr>
         <w:t>4. 見た目を整える（右パネル）</w:t>
       </w:r>
@@ -463,7 +662,7 @@
       </w:pPr>
       <w:r>
         <w:rPr>
-          <w:rFonts w:ascii="Meiryo UI" w:hAnsi="Meiryo UI" w:eastAsia="Meiryo UI"/>
+          <w:rFonts w:ascii="BIZ UDPGothic" w:hAnsi="BIZ UDPGothic" w:eastAsia="BIZ UDPGothic"/>
           <w:b/>
           <w:i w:val="0"/>
           <w:sz w:val="21"/>
@@ -472,7 +671,7 @@
       </w:r>
       <w:r>
         <w:rPr>
-          <w:rFonts w:ascii="Meiryo UI" w:hAnsi="Meiryo UI" w:eastAsia="Meiryo UI"/>
+          <w:rFonts w:ascii="BIZ UDPGothic" w:hAnsi="BIZ UDPGothic" w:eastAsia="BIZ UDPGothic"/>
           <w:b w:val="0"/>
           <w:i w:val="0"/>
           <w:sz w:val="21"/>
@@ -488,7 +687,7 @@
       </w:pPr>
       <w:r>
         <w:rPr>
-          <w:rFonts w:ascii="Meiryo UI" w:hAnsi="Meiryo UI" w:eastAsia="Meiryo UI"/>
+          <w:rFonts w:ascii="BIZ UDPGothic" w:hAnsi="BIZ UDPGothic" w:eastAsia="BIZ UDPGothic"/>
           <w:b/>
           <w:i w:val="0"/>
           <w:sz w:val="21"/>
@@ -497,7 +696,7 @@
       </w:r>
       <w:r>
         <w:rPr>
-          <w:rFonts w:ascii="Meiryo UI" w:hAnsi="Meiryo UI" w:eastAsia="Meiryo UI"/>
+          <w:rFonts w:ascii="BIZ UDPGothic" w:hAnsi="BIZ UDPGothic" w:eastAsia="BIZ UDPGothic"/>
           <w:b w:val="0"/>
           <w:i w:val="0"/>
           <w:sz w:val="21"/>
@@ -513,7 +712,7 @@
       </w:pPr>
       <w:r>
         <w:rPr>
-          <w:rFonts w:ascii="Meiryo UI" w:hAnsi="Meiryo UI" w:eastAsia="Meiryo UI"/>
+          <w:rFonts w:ascii="BIZ UDPGothic" w:hAnsi="BIZ UDPGothic" w:eastAsia="BIZ UDPGothic"/>
           <w:b/>
           <w:i w:val="0"/>
           <w:sz w:val="21"/>
@@ -522,7 +721,7 @@
       </w:r>
       <w:r>
         <w:rPr>
-          <w:rFonts w:ascii="Meiryo UI" w:hAnsi="Meiryo UI" w:eastAsia="Meiryo UI"/>
+          <w:rFonts w:ascii="BIZ UDPGothic" w:hAnsi="BIZ UDPGothic" w:eastAsia="BIZ UDPGothic"/>
           <w:b w:val="0"/>
           <w:i w:val="0"/>
           <w:sz w:val="21"/>
@@ -538,7 +737,7 @@
       </w:pPr>
       <w:r>
         <w:rPr>
-          <w:rFonts w:ascii="Meiryo UI" w:hAnsi="Meiryo UI" w:eastAsia="Meiryo UI"/>
+          <w:rFonts w:ascii="BIZ UDPGothic" w:hAnsi="BIZ UDPGothic" w:eastAsia="BIZ UDPGothic"/>
           <w:b/>
           <w:i w:val="0"/>
           <w:sz w:val="21"/>
@@ -547,7 +746,7 @@
       </w:r>
       <w:r>
         <w:rPr>
-          <w:rFonts w:ascii="Meiryo UI" w:hAnsi="Meiryo UI" w:eastAsia="Meiryo UI"/>
+          <w:rFonts w:ascii="BIZ UDPGothic" w:hAnsi="BIZ UDPGothic" w:eastAsia="BIZ UDPGothic"/>
           <w:b w:val="0"/>
           <w:i w:val="0"/>
           <w:sz w:val="21"/>
@@ -558,14 +757,18 @@
     <w:p>
       <w:pPr>
         <w:spacing w:before="200" w:after="60"/>
+        <w:pBdr>
+          <w:left w:val="single" w:sz="24" w:space="8" w:color="1F5C99"/>
+        </w:pBdr>
+        <w:ind w:left="113"/>
       </w:pPr>
       <w:r>
         <w:rPr>
-          <w:rFonts w:ascii="Meiryo UI" w:hAnsi="Meiryo UI" w:eastAsia="Meiryo UI"/>
+          <w:rFonts w:ascii="BIZ UDPGothic" w:hAnsi="BIZ UDPGothic" w:eastAsia="BIZ UDPGothic"/>
           <w:b/>
           <w:i w:val="0"/>
-          <w:color w:val="1F5C99"/>
-          <w:sz w:val="30"/>
+          <w:color w:val="20242C"/>
+          <w:sz w:val="32"/>
         </w:rPr>
         <w:t>5. キーボード操作</w:t>
       </w:r>
@@ -578,7 +781,7 @@
       </w:pPr>
       <w:r>
         <w:rPr>
-          <w:rFonts w:ascii="Meiryo UI" w:hAnsi="Meiryo UI" w:eastAsia="Meiryo UI"/>
+          <w:rFonts w:ascii="BIZ UDPGothic" w:hAnsi="BIZ UDPGothic" w:eastAsia="BIZ UDPGothic"/>
           <w:b/>
           <w:i w:val="0"/>
           <w:sz w:val="21"/>
@@ -587,7 +790,7 @@
       </w:r>
       <w:r>
         <w:rPr>
-          <w:rFonts w:ascii="Meiryo UI" w:hAnsi="Meiryo UI" w:eastAsia="Meiryo UI"/>
+          <w:rFonts w:ascii="BIZ UDPGothic" w:hAnsi="BIZ UDPGothic" w:eastAsia="BIZ UDPGothic"/>
           <w:b w:val="0"/>
           <w:i w:val="0"/>
           <w:sz w:val="21"/>
@@ -603,7 +806,7 @@
       </w:pPr>
       <w:r>
         <w:rPr>
-          <w:rFonts w:ascii="Meiryo UI" w:hAnsi="Meiryo UI" w:eastAsia="Meiryo UI"/>
+          <w:rFonts w:ascii="BIZ UDPGothic" w:hAnsi="BIZ UDPGothic" w:eastAsia="BIZ UDPGothic"/>
           <w:b/>
           <w:i w:val="0"/>
           <w:sz w:val="21"/>
@@ -612,7 +815,7 @@
       </w:r>
       <w:r>
         <w:rPr>
-          <w:rFonts w:ascii="Meiryo UI" w:hAnsi="Meiryo UI" w:eastAsia="Meiryo UI"/>
+          <w:rFonts w:ascii="BIZ UDPGothic" w:hAnsi="BIZ UDPGothic" w:eastAsia="BIZ UDPGothic"/>
           <w:b w:val="0"/>
           <w:i w:val="0"/>
           <w:sz w:val="21"/>
@@ -628,7 +831,7 @@
       </w:pPr>
       <w:r>
         <w:rPr>
-          <w:rFonts w:ascii="Meiryo UI" w:hAnsi="Meiryo UI" w:eastAsia="Meiryo UI"/>
+          <w:rFonts w:ascii="BIZ UDPGothic" w:hAnsi="BIZ UDPGothic" w:eastAsia="BIZ UDPGothic"/>
           <w:b/>
           <w:i w:val="0"/>
           <w:sz w:val="21"/>
@@ -637,7 +840,7 @@
       </w:r>
       <w:r>
         <w:rPr>
-          <w:rFonts w:ascii="Meiryo UI" w:hAnsi="Meiryo UI" w:eastAsia="Meiryo UI"/>
+          <w:rFonts w:ascii="BIZ UDPGothic" w:hAnsi="BIZ UDPGothic" w:eastAsia="BIZ UDPGothic"/>
           <w:b w:val="0"/>
           <w:i w:val="0"/>
           <w:sz w:val="21"/>
@@ -648,14 +851,18 @@
     <w:p>
       <w:pPr>
         <w:spacing w:before="200" w:after="60"/>
+        <w:pBdr>
+          <w:left w:val="single" w:sz="24" w:space="8" w:color="1F5C99"/>
+        </w:pBdr>
+        <w:ind w:left="113"/>
       </w:pPr>
       <w:r>
         <w:rPr>
-          <w:rFonts w:ascii="Meiryo UI" w:hAnsi="Meiryo UI" w:eastAsia="Meiryo UI"/>
+          <w:rFonts w:ascii="BIZ UDPGothic" w:hAnsi="BIZ UDPGothic" w:eastAsia="BIZ UDPGothic"/>
           <w:b/>
           <w:i w:val="0"/>
-          <w:color w:val="1F5C99"/>
-          <w:sz w:val="30"/>
+          <w:color w:val="20242C"/>
+          <w:sz w:val="32"/>
         </w:rPr>
         <w:t>6. 保存する</w:t>
       </w:r>
@@ -666,7 +873,7 @@
       </w:pPr>
       <w:r>
         <w:rPr>
-          <w:rFonts w:ascii="Meiryo UI" w:hAnsi="Meiryo UI" w:eastAsia="Meiryo UI"/>
+          <w:rFonts w:ascii="BIZ UDPGothic" w:hAnsi="BIZ UDPGothic" w:eastAsia="BIZ UDPGothic"/>
           <w:b w:val="0"/>
           <w:i w:val="0"/>
           <w:sz w:val="21"/>
@@ -675,7 +882,7 @@
       </w:r>
       <w:r>
         <w:rPr>
-          <w:rFonts w:ascii="Meiryo UI" w:hAnsi="Meiryo UI" w:eastAsia="Meiryo UI"/>
+          <w:rFonts w:ascii="BIZ UDPGothic" w:hAnsi="BIZ UDPGothic" w:eastAsia="BIZ UDPGothic"/>
           <w:b/>
           <w:i w:val="0"/>
           <w:sz w:val="21"/>
@@ -684,7 +891,7 @@
       </w:r>
       <w:r>
         <w:rPr>
-          <w:rFonts w:ascii="Meiryo UI" w:hAnsi="Meiryo UI" w:eastAsia="Meiryo UI"/>
+          <w:rFonts w:ascii="BIZ UDPGothic" w:hAnsi="BIZ UDPGothic" w:eastAsia="BIZ UDPGothic"/>
           <w:b w:val="0"/>
           <w:i w:val="0"/>
           <w:sz w:val="21"/>
@@ -692,36 +899,110 @@
         <w:t xml:space="preserve"> をクリックし、保存先を選びます。</w:t>
       </w:r>
     </w:p>
-    <w:p>
-      <w:pPr>
-        <w:spacing w:before="80" w:after="120"/>
-        <w:shd w:val="clear" w:color="auto" w:fill="EAF2FB"/>
-      </w:pPr>
-      <w:r>
-        <w:rPr>
-          <w:rFonts w:ascii="Meiryo UI" w:hAnsi="Meiryo UI" w:eastAsia="Meiryo UI"/>
-          <w:b w:val="0"/>
-          <w:i w:val="0"/>
-          <w:sz w:val="20"/>
-        </w:rPr>
-        <w:t>元のファイルは上書きされません（別名で保存できます）。保存時には編集用の補助要素（ハンドル等）を取り除いた、きれいな SVG が書き出されます。</w:t>
-      </w:r>
-    </w:p>
-    <w:p>
-      <w:pPr>
-        <w:spacing w:before="80" w:after="120"/>
-        <w:shd w:val="clear" w:color="auto" w:fill="FFF6E5"/>
-      </w:pPr>
-      <w:r>
-        <w:rPr>
-          <w:rFonts w:ascii="Meiryo UI" w:hAnsi="Meiryo UI" w:eastAsia="Meiryo UI"/>
-          <w:b w:val="0"/>
-          <w:i w:val="0"/>
-          <w:sz w:val="20"/>
-        </w:rPr>
-        <w:t>ヒント: 元データを直接書き換えるツールではありません。あくまで「出来上がった SVG の見た目を手直しする」ための道具です。</w:t>
-      </w:r>
-    </w:p>
+    <w:tbl>
+      <w:tblPr>
+        <w:tblW w:type="auto" w:w="0"/>
+        <w:tblLook w:firstColumn="1" w:firstRow="1" w:lastColumn="0" w:lastRow="0" w:noHBand="0" w:noVBand="1" w:val="04A0"/>
+      </w:tblPr>
+      <w:tblGrid>
+        <w:gridCol w:w="9746"/>
+      </w:tblGrid>
+      <w:tr>
+        <w:trPr>
+          <w:cantSplit/>
+        </w:trPr>
+        <w:tc>
+          <w:tcPr>
+            <w:tcW w:type="dxa" w:w="9746"/>
+            <w:shd w:val="clear" w:color="auto" w:fill="EAF2FB"/>
+            <w:tcBorders>
+              <w:top w:val="single" w:sz="8" w:space="0" w:color="B9D3EE"/>
+              <w:left w:val="single" w:sz="8" w:space="0" w:color="B9D3EE"/>
+              <w:bottom w:val="single" w:sz="8" w:space="0" w:color="B9D3EE"/>
+              <w:right w:val="single" w:sz="8" w:space="0" w:color="B9D3EE"/>
+            </w:tcBorders>
+          </w:tcPr>
+          <w:p>
+            <w:r>
+              <w:rPr>
+                <w:rFonts w:ascii="BIZ UDPGothic" w:hAnsi="BIZ UDPGothic" w:eastAsia="BIZ UDPGothic"/>
+                <w:b/>
+                <w:i w:val="0"/>
+                <w:color w:val="FFFFFF"/>
+                <w:sz w:val="18"/>
+                <w:shd w:val="clear" w:color="auto" w:fill="1F5C99"/>
+              </w:rPr>
+              <w:t xml:space="preserve"> INFO </w:t>
+            </w:r>
+            <w:r>
+              <w:t xml:space="preserve">  </w:t>
+            </w:r>
+            <w:r>
+              <w:rPr>
+                <w:rFonts w:ascii="BIZ UDPGothic" w:hAnsi="BIZ UDPGothic" w:eastAsia="BIZ UDPGothic"/>
+                <w:b w:val="0"/>
+                <w:i w:val="0"/>
+                <w:color w:val="20242C"/>
+                <w:sz w:val="20"/>
+              </w:rPr>
+              <w:t>元のファイルは上書きされません（別名で保存できます）。保存時には編集用の補助要素（ハンドル等）を取り除いた、きれいな SVG が書き出されます。</w:t>
+            </w:r>
+          </w:p>
+        </w:tc>
+      </w:tr>
+    </w:tbl>
+    <w:tbl>
+      <w:tblPr>
+        <w:tblW w:type="auto" w:w="0"/>
+        <w:tblLook w:firstColumn="1" w:firstRow="1" w:lastColumn="0" w:lastRow="0" w:noHBand="0" w:noVBand="1" w:val="04A0"/>
+      </w:tblPr>
+      <w:tblGrid>
+        <w:gridCol w:w="9746"/>
+      </w:tblGrid>
+      <w:tr>
+        <w:trPr>
+          <w:cantSplit/>
+        </w:trPr>
+        <w:tc>
+          <w:tcPr>
+            <w:tcW w:type="dxa" w:w="9746"/>
+            <w:shd w:val="clear" w:color="auto" w:fill="EAF2FB"/>
+            <w:tcBorders>
+              <w:top w:val="single" w:sz="8" w:space="0" w:color="B9D3EE"/>
+              <w:left w:val="single" w:sz="8" w:space="0" w:color="B9D3EE"/>
+              <w:bottom w:val="single" w:sz="8" w:space="0" w:color="B9D3EE"/>
+              <w:right w:val="single" w:sz="8" w:space="0" w:color="B9D3EE"/>
+            </w:tcBorders>
+          </w:tcPr>
+          <w:p>
+            <w:r>
+              <w:rPr>
+                <w:rFonts w:ascii="BIZ UDPGothic" w:hAnsi="BIZ UDPGothic" w:eastAsia="BIZ UDPGothic"/>
+                <w:b/>
+                <w:i w:val="0"/>
+                <w:color w:val="FFFFFF"/>
+                <w:sz w:val="18"/>
+                <w:shd w:val="clear" w:color="auto" w:fill="1F5C99"/>
+              </w:rPr>
+              <w:t xml:space="preserve"> INFO </w:t>
+            </w:r>
+            <w:r>
+              <w:t xml:space="preserve">  </w:t>
+            </w:r>
+            <w:r>
+              <w:rPr>
+                <w:rFonts w:ascii="BIZ UDPGothic" w:hAnsi="BIZ UDPGothic" w:eastAsia="BIZ UDPGothic"/>
+                <w:b w:val="0"/>
+                <w:i w:val="0"/>
+                <w:color w:val="20242C"/>
+                <w:sz w:val="20"/>
+              </w:rPr>
+              <w:t>ヒント: 元データを直接書き換えるツールではありません。あくまで「出来上がった SVG の見た目を手直しする」ための道具です。</w:t>
+            </w:r>
+          </w:p>
+        </w:tc>
+      </w:tr>
+    </w:tbl>
     <w:sectPr>
       <w:pgSz w:w="12240" w:h="15840"/>
       <w:pgMar w:top="1134" w:right="1247" w:bottom="1134" w:left="1247" w:header="720" w:footer="720" w:gutter="0"/>
@@ -1096,7 +1377,7 @@
     <w:qFormat/>
     <w:rsid w:val="00FC693F"/>
     <w:rPr>
-      <w:rFonts w:ascii="Meiryo UI" w:hAnsi="Meiryo UI" w:eastAsia="Meiryo UI"/>
+      <w:rFonts w:ascii="BIZ UDPGothic" w:hAnsi="BIZ UDPGothic" w:eastAsia="BIZ UDPGothic"/>
       <w:sz w:val="21"/>
     </w:rPr>
   </w:style>

--- a/docs/graph-editor/LabelEditor_操作手順書.docx
+++ b/docs/graph-editor/LabelEditor_操作手順書.docx
@@ -48,7 +48,7 @@
           <w:i w:val="0"/>
           <w:sz w:val="21"/>
         </w:rPr>
-        <w:t>このツールは、graph2 が作った円グラフ SVG を読み込み、</w:t>
+        <w:t>このツールは、pie-chart が作った円グラフ SVG を読み込み、</w:t>
       </w:r>
       <w:r>
         <w:rPr>
@@ -89,6 +89,8 @@
     </w:p>
     <w:p>
       <w:pPr>
+        <w:keepNext/>
+        <w:keepLines/>
         <w:spacing w:before="200" w:after="60"/>
         <w:pBdr>
           <w:left w:val="single" w:sz="24" w:space="8" w:color="1F5C99"/>
@@ -352,6 +354,8 @@
     </w:tbl>
     <w:p>
       <w:pPr>
+        <w:keepNext/>
+        <w:keepLines/>
         <w:spacing w:before="200" w:after="60"/>
         <w:pBdr>
           <w:left w:val="single" w:sz="24" w:space="8" w:color="1F5C99"/>
@@ -484,6 +488,8 @@
     </w:p>
     <w:p>
       <w:pPr>
+        <w:keepNext/>
+        <w:keepLines/>
         <w:spacing w:before="200" w:after="60"/>
         <w:pBdr>
           <w:left w:val="single" w:sz="24" w:space="8" w:color="1F5C99"/>
@@ -637,6 +643,8 @@
     </w:p>
     <w:p>
       <w:pPr>
+        <w:keepNext/>
+        <w:keepLines/>
         <w:spacing w:before="200" w:after="60"/>
         <w:pBdr>
           <w:left w:val="single" w:sz="24" w:space="8" w:color="1F5C99"/>
@@ -756,6 +764,8 @@
     </w:p>
     <w:p>
       <w:pPr>
+        <w:keepNext/>
+        <w:keepLines/>
         <w:spacing w:before="200" w:after="60"/>
         <w:pBdr>
           <w:left w:val="single" w:sz="24" w:space="8" w:color="1F5C99"/>
@@ -850,6 +860,8 @@
     </w:p>
     <w:p>
       <w:pPr>
+        <w:keepNext/>
+        <w:keepLines/>
         <w:spacing w:before="200" w:after="60"/>
         <w:pBdr>
           <w:left w:val="single" w:sz="24" w:space="8" w:color="1F5C99"/>
@@ -1376,6 +1388,9 @@
     <w:name w:val="Normal"/>
     <w:qFormat/>
     <w:rsid w:val="00FC693F"/>
+    <w:pPr>
+      <w:widowControl/>
+    </w:pPr>
     <w:rPr>
       <w:rFonts w:ascii="BIZ UDPGothic" w:hAnsi="BIZ UDPGothic" w:eastAsia="BIZ UDPGothic"/>
       <w:sz w:val="21"/>

--- a/docs/graph-editor/LabelEditor_操作手順書.docx
+++ b/docs/graph-editor/LabelEditor_操作手順書.docx
@@ -34,7 +34,7 @@
           <w:color w:val="606874"/>
           <w:sz w:val="22"/>
         </w:rPr>
-        <w:t>円グラフ SVG のラベル・引出線を手直しするツール ／ ご担当者さま向け ・ 版 1.0</w:t>
+        <w:t>円グラフ SVG のラベル・引出線を手直しするツール ／ ご担当者さま向け ・ 版 2.0</w:t>
       </w:r>
     </w:p>
     <w:p>
@@ -105,262 +105,15 @@
           <w:color w:val="20242C"/>
           <w:sz w:val="32"/>
         </w:rPr>
-        <w:t>1. 起動のしかた</w:t>
+        <w:t>0. はじめに — 前提と画面の見方</w:t>
       </w:r>
     </w:p>
-    <w:tbl>
-      <w:tblPr>
-        <w:tblW w:type="auto" w:w="0"/>
-        <w:tblLayout w:type="fixed"/>
-        <w:tblLook w:firstColumn="1" w:firstRow="1" w:lastColumn="0" w:lastRow="0" w:noHBand="0" w:noVBand="1" w:val="04A0"/>
-      </w:tblPr>
-      <w:tblGrid>
-        <w:gridCol w:w="539"/>
-        <w:gridCol w:w="8504"/>
-      </w:tblGrid>
-      <w:tr>
-        <w:trPr>
-          <w:cantSplit/>
-        </w:trPr>
-        <w:tc>
-          <w:tcPr>
-            <w:tcW w:type="dxa" w:w="539"/>
-            <w:shd w:val="clear" w:color="auto" w:fill="1F5C99"/>
-            <w:vAlign w:val="center"/>
-            <w:tcBorders>
-              <w:top w:val="single" w:sz="4" w:space="0" w:color="D7DEE5"/>
-              <w:left w:val="single" w:sz="4" w:space="0" w:color="D7DEE5"/>
-              <w:bottom w:val="single" w:sz="4" w:space="0" w:color="D7DEE5"/>
-              <w:right w:val="single" w:sz="4" w:space="0" w:color="D7DEE5"/>
-            </w:tcBorders>
-          </w:tcPr>
-          <w:p>
-            <w:pPr>
-              <w:jc w:val="center"/>
-            </w:pPr>
-            <w:r>
-              <w:rPr>
-                <w:rFonts w:ascii="BIZ UDPGothic" w:hAnsi="BIZ UDPGothic" w:eastAsia="BIZ UDPGothic"/>
-                <w:b/>
-                <w:i w:val="0"/>
-                <w:color w:val="FFFFFF"/>
-                <w:sz w:val="22"/>
-              </w:rPr>
-              <w:t>1</w:t>
-            </w:r>
-          </w:p>
-        </w:tc>
-        <w:tc>
-          <w:tcPr>
-            <w:tcW w:type="dxa" w:w="8504"/>
-            <w:tcBorders>
-              <w:top w:val="single" w:sz="4" w:space="0" w:color="D7DEE5"/>
-              <w:left w:val="single" w:sz="4" w:space="0" w:color="D7DEE5"/>
-              <w:bottom w:val="single" w:sz="4" w:space="0" w:color="D7DEE5"/>
-              <w:right w:val="single" w:sz="4" w:space="0" w:color="D7DEE5"/>
-            </w:tcBorders>
-            <w:shd w:val="clear" w:color="auto" w:fill="FAFBFC"/>
-          </w:tcPr>
-          <w:p>
-            <w:r>
-              <w:rPr>
-                <w:rFonts w:ascii="BIZ UDPGothic" w:hAnsi="BIZ UDPGothic" w:eastAsia="BIZ UDPGothic"/>
-                <w:b w:val="0"/>
-                <w:i w:val="0"/>
-                <w:color w:val="20242C"/>
-                <w:sz w:val="21"/>
-              </w:rPr>
-              <w:t xml:space="preserve">受け取った </w:t>
-            </w:r>
-            <w:r>
-              <w:rPr>
-                <w:rFonts w:ascii="BIZ UDPGothic" w:hAnsi="BIZ UDPGothic" w:eastAsia="BIZ UDPGothic"/>
-                <w:b/>
-                <w:i w:val="0"/>
-                <w:color w:val="20242C"/>
-                <w:sz w:val="21"/>
-              </w:rPr>
-              <w:t>`LabelEditor.exe` をダブルクリック</w:t>
-            </w:r>
-            <w:r>
-              <w:rPr>
-                <w:rFonts w:ascii="BIZ UDPGothic" w:hAnsi="BIZ UDPGothic" w:eastAsia="BIZ UDPGothic"/>
-                <w:b w:val="0"/>
-                <w:i w:val="0"/>
-                <w:color w:val="20242C"/>
-                <w:sz w:val="21"/>
-              </w:rPr>
-              <w:t>して起動します。Microsoft Edge のアプリ窓が開きます。</w:t>
-            </w:r>
-          </w:p>
-        </w:tc>
-      </w:tr>
-    </w:tbl>
-    <w:tbl>
-      <w:tblPr>
-        <w:tblW w:type="auto" w:w="0"/>
-        <w:tblLayout w:type="fixed"/>
-        <w:tblLook w:firstColumn="1" w:firstRow="1" w:lastColumn="0" w:lastRow="0" w:noHBand="0" w:noVBand="1" w:val="04A0"/>
-      </w:tblPr>
-      <w:tblGrid>
-        <w:gridCol w:w="539"/>
-        <w:gridCol w:w="8504"/>
-      </w:tblGrid>
-      <w:tr>
-        <w:trPr>
-          <w:cantSplit/>
-        </w:trPr>
-        <w:tc>
-          <w:tcPr>
-            <w:tcW w:type="dxa" w:w="539"/>
-            <w:shd w:val="clear" w:color="auto" w:fill="1F5C99"/>
-            <w:vAlign w:val="center"/>
-            <w:tcBorders>
-              <w:top w:val="single" w:sz="4" w:space="0" w:color="D7DEE5"/>
-              <w:left w:val="single" w:sz="4" w:space="0" w:color="D7DEE5"/>
-              <w:bottom w:val="single" w:sz="4" w:space="0" w:color="D7DEE5"/>
-              <w:right w:val="single" w:sz="4" w:space="0" w:color="D7DEE5"/>
-            </w:tcBorders>
-          </w:tcPr>
-          <w:p>
-            <w:pPr>
-              <w:jc w:val="center"/>
-            </w:pPr>
-            <w:r>
-              <w:rPr>
-                <w:rFonts w:ascii="BIZ UDPGothic" w:hAnsi="BIZ UDPGothic" w:eastAsia="BIZ UDPGothic"/>
-                <w:b/>
-                <w:i w:val="0"/>
-                <w:color w:val="FFFFFF"/>
-                <w:sz w:val="22"/>
-              </w:rPr>
-              <w:t>2</w:t>
-            </w:r>
-          </w:p>
-        </w:tc>
-        <w:tc>
-          <w:tcPr>
-            <w:tcW w:type="dxa" w:w="8504"/>
-            <w:tcBorders>
-              <w:top w:val="single" w:sz="4" w:space="0" w:color="D7DEE5"/>
-              <w:left w:val="single" w:sz="4" w:space="0" w:color="D7DEE5"/>
-              <w:bottom w:val="single" w:sz="4" w:space="0" w:color="D7DEE5"/>
-              <w:right w:val="single" w:sz="4" w:space="0" w:color="D7DEE5"/>
-            </w:tcBorders>
-            <w:shd w:val="clear" w:color="auto" w:fill="FAFBFC"/>
-          </w:tcPr>
-          <w:p>
-            <w:r>
-              <w:rPr>
-                <w:rFonts w:ascii="BIZ UDPGothic" w:hAnsi="BIZ UDPGothic" w:eastAsia="BIZ UDPGothic"/>
-                <w:b/>
-                <w:i w:val="0"/>
-                <w:color w:val="20242C"/>
-                <w:sz w:val="21"/>
-              </w:rPr>
-              <w:t>Windows 10 / 11 どちらでも追加インストールは不要</w:t>
-            </w:r>
-            <w:r>
-              <w:rPr>
-                <w:rFonts w:ascii="BIZ UDPGothic" w:hAnsi="BIZ UDPGothic" w:eastAsia="BIZ UDPGothic"/>
-                <w:b w:val="0"/>
-                <w:i w:val="0"/>
-                <w:color w:val="20242C"/>
-                <w:sz w:val="21"/>
-              </w:rPr>
-              <w:t>です（描画には Windows 標準の Microsoft Edge を使います）。</w:t>
-            </w:r>
-          </w:p>
-        </w:tc>
-      </w:tr>
-    </w:tbl>
-    <w:tbl>
-      <w:tblPr>
-        <w:tblW w:type="auto" w:w="0"/>
-        <w:tblLayout w:type="fixed"/>
-        <w:tblLook w:firstColumn="1" w:firstRow="1" w:lastColumn="0" w:lastRow="0" w:noHBand="0" w:noVBand="1" w:val="04A0"/>
-      </w:tblPr>
-      <w:tblGrid>
-        <w:gridCol w:w="539"/>
-        <w:gridCol w:w="8504"/>
-      </w:tblGrid>
-      <w:tr>
-        <w:trPr>
-          <w:cantSplit/>
-        </w:trPr>
-        <w:tc>
-          <w:tcPr>
-            <w:tcW w:type="dxa" w:w="539"/>
-            <w:shd w:val="clear" w:color="auto" w:fill="1F5C99"/>
-            <w:vAlign w:val="center"/>
-            <w:tcBorders>
-              <w:top w:val="single" w:sz="4" w:space="0" w:color="D7DEE5"/>
-              <w:left w:val="single" w:sz="4" w:space="0" w:color="D7DEE5"/>
-              <w:bottom w:val="single" w:sz="4" w:space="0" w:color="D7DEE5"/>
-              <w:right w:val="single" w:sz="4" w:space="0" w:color="D7DEE5"/>
-            </w:tcBorders>
-          </w:tcPr>
-          <w:p>
-            <w:pPr>
-              <w:jc w:val="center"/>
-            </w:pPr>
-            <w:r>
-              <w:rPr>
-                <w:rFonts w:ascii="BIZ UDPGothic" w:hAnsi="BIZ UDPGothic" w:eastAsia="BIZ UDPGothic"/>
-                <w:b/>
-                <w:i w:val="0"/>
-                <w:color w:val="FFFFFF"/>
-                <w:sz w:val="22"/>
-              </w:rPr>
-              <w:t>3</w:t>
-            </w:r>
-          </w:p>
-        </w:tc>
-        <w:tc>
-          <w:tcPr>
-            <w:tcW w:type="dxa" w:w="8504"/>
-            <w:tcBorders>
-              <w:top w:val="single" w:sz="4" w:space="0" w:color="D7DEE5"/>
-              <w:left w:val="single" w:sz="4" w:space="0" w:color="D7DEE5"/>
-              <w:bottom w:val="single" w:sz="4" w:space="0" w:color="D7DEE5"/>
-              <w:right w:val="single" w:sz="4" w:space="0" w:color="D7DEE5"/>
-            </w:tcBorders>
-            <w:shd w:val="clear" w:color="auto" w:fill="FAFBFC"/>
-          </w:tcPr>
-          <w:p>
-            <w:r>
-              <w:rPr>
-                <w:rFonts w:ascii="BIZ UDPGothic" w:hAnsi="BIZ UDPGothic" w:eastAsia="BIZ UDPGothic"/>
-                <w:b/>
-                <w:i w:val="0"/>
-                <w:color w:val="20242C"/>
-                <w:sz w:val="21"/>
-              </w:rPr>
-              <w:t>単一の exe ファイル</w:t>
-            </w:r>
-            <w:r>
-              <w:rPr>
-                <w:rFonts w:ascii="BIZ UDPGothic" w:hAnsi="BIZ UDPGothic" w:eastAsia="BIZ UDPGothic"/>
-                <w:b w:val="0"/>
-                <w:i w:val="0"/>
-                <w:color w:val="20242C"/>
-                <w:sz w:val="21"/>
-              </w:rPr>
-              <w:t>なので、好きな場所に置いて構いません（付属フォルダは不要）。</w:t>
-            </w:r>
-          </w:p>
-        </w:tc>
-      </w:tr>
-    </w:tbl>
     <w:p>
       <w:pPr>
         <w:keepNext/>
         <w:keepLines/>
-        <w:spacing w:before="200" w:after="60"/>
-        <w:pBdr>
-          <w:left w:val="single" w:sz="24" w:space="8" w:color="1F5C99"/>
-        </w:pBdr>
-        <w:ind w:left="113"/>
+        <w:spacing w:before="140" w:after="60"/>
+        <w:ind w:left="85"/>
       </w:pPr>
       <w:r>
         <w:rPr>
@@ -368,14 +121,16 @@
           <w:b/>
           <w:i w:val="0"/>
           <w:color w:val="20242C"/>
-          <w:sz w:val="32"/>
+          <w:sz w:val="26"/>
         </w:rPr>
-        <w:t>2. SVG を開く</w:t>
+        <w:t>0.1 前提</w:t>
       </w:r>
     </w:p>
     <w:p>
       <w:pPr>
-        <w:spacing w:after="80"/>
+        <w:pStyle w:val="ListBullet"/>
+        <w:spacing w:after="40"/>
+        <w:ind w:left="340"/>
       </w:pPr>
       <w:r>
         <w:rPr>
@@ -384,7 +139,7 @@
           <w:i w:val="0"/>
           <w:sz w:val="21"/>
         </w:rPr>
-        <w:t xml:space="preserve">左上の </w:t>
+        <w:t xml:space="preserve">必要なのは </w:t>
       </w:r>
       <w:r>
         <w:rPr>
@@ -393,7 +148,7 @@
           <w:i w:val="0"/>
           <w:sz w:val="21"/>
         </w:rPr>
-        <w:t>「開く…」</w:t>
+        <w:t>`LabelEditor.exe` 1 ファイルだけ</w:t>
       </w:r>
       <w:r>
         <w:rPr>
@@ -402,7 +157,93 @@
           <w:i w:val="0"/>
           <w:sz w:val="21"/>
         </w:rPr>
-        <w:t xml:space="preserve"> をクリックし、編集したい SVG ファイルを選びます（複数選択可）。グラフが表示されます。</w:t>
+        <w:t>です。好きな場所に置いてダブルクリックしてください（追加インストール不要。描画には Windows 標準の Microsoft Edge を使います）。</w:t>
+      </w:r>
+    </w:p>
+    <w:p>
+      <w:pPr>
+        <w:pStyle w:val="ListBullet"/>
+        <w:spacing w:after="40"/>
+        <w:ind w:left="340"/>
+      </w:pPr>
+      <w:r>
+        <w:rPr>
+          <w:rFonts w:ascii="BIZ UDPGothic" w:hAnsi="BIZ UDPGothic" w:eastAsia="BIZ UDPGothic"/>
+          <w:b w:val="0"/>
+          <w:i w:val="0"/>
+          <w:sz w:val="21"/>
+        </w:rPr>
+        <w:t xml:space="preserve">扱うファイルは pie-chart が生成した </w:t>
+      </w:r>
+      <w:r>
+        <w:rPr>
+          <w:rFonts w:ascii="BIZ UDPGothic" w:hAnsi="BIZ UDPGothic" w:eastAsia="BIZ UDPGothic"/>
+          <w:b/>
+          <w:i w:val="0"/>
+          <w:sz w:val="21"/>
+        </w:rPr>
+        <w:t>円グラフの SVG ファイル</w:t>
+      </w:r>
+      <w:r>
+        <w:rPr>
+          <w:rFonts w:ascii="BIZ UDPGothic" w:hAnsi="BIZ UDPGothic" w:eastAsia="BIZ UDPGothic"/>
+          <w:b w:val="0"/>
+          <w:i w:val="0"/>
+          <w:sz w:val="21"/>
+        </w:rPr>
+        <w:t>です。元のファイルは上書きされないので、安心して操作できます。</w:t>
+      </w:r>
+    </w:p>
+    <w:p>
+      <w:pPr>
+        <w:pStyle w:val="ListBullet"/>
+        <w:spacing w:after="40"/>
+        <w:ind w:left="340"/>
+      </w:pPr>
+      <w:r>
+        <w:rPr>
+          <w:rFonts w:ascii="BIZ UDPGothic" w:hAnsi="BIZ UDPGothic" w:eastAsia="BIZ UDPGothic"/>
+          <w:b w:val="0"/>
+          <w:i w:val="0"/>
+          <w:sz w:val="21"/>
+        </w:rPr>
+        <w:t xml:space="preserve">作業の流れは画面上部の </w:t>
+      </w:r>
+      <w:r>
+        <w:rPr>
+          <w:rFonts w:ascii="BIZ UDPGothic" w:hAnsi="BIZ UDPGothic" w:eastAsia="BIZ UDPGothic"/>
+          <w:b/>
+          <w:i w:val="0"/>
+          <w:sz w:val="21"/>
+        </w:rPr>
+        <w:t>3 つのステップ</w:t>
+      </w:r>
+      <w:r>
+        <w:rPr>
+          <w:rFonts w:ascii="BIZ UDPGothic" w:hAnsi="BIZ UDPGothic" w:eastAsia="BIZ UDPGothic"/>
+          <w:b w:val="0"/>
+          <w:i w:val="0"/>
+          <w:sz w:val="21"/>
+        </w:rPr>
+        <w:t>「1 ファイルを開く → 2 位置を調整 → 3 SVGを保存」の順に進むだけです。</w:t>
+      </w:r>
+    </w:p>
+    <w:p>
+      <w:pPr>
+        <w:keepNext/>
+        <w:keepLines/>
+        <w:spacing w:before="140" w:after="60"/>
+        <w:ind w:left="85"/>
+      </w:pPr>
+      <w:r>
+        <w:rPr>
+          <w:rFonts w:ascii="BIZ UDPGothic" w:hAnsi="BIZ UDPGothic" w:eastAsia="BIZ UDPGothic"/>
+          <w:b/>
+          <w:i w:val="0"/>
+          <w:color w:val="20242C"/>
+          <w:sz w:val="26"/>
+        </w:rPr>
+        <w:t>0.2 画面の見方（編集中の画面全体）</w:t>
       </w:r>
     </w:p>
     <w:tbl>
@@ -483,9 +324,533 @@
           <w:color w:val="606874"/>
           <w:sz w:val="18"/>
         </w:rPr>
-        <w:t>SVG ラベル位置エディタの編集画面</w:t>
+        <w:t>編集画面の全体。上=ステップバー、左=開いたファイルの一覧、中央=グラフ、右=選択中ラベルの設定</w:t>
       </w:r>
     </w:p>
+    <w:tbl>
+      <w:tblPr>
+        <w:tblW w:type="auto" w:w="0"/>
+        <w:jc w:val="left"/>
+        <w:tblLook w:firstColumn="1" w:firstRow="1" w:lastColumn="0" w:lastRow="0" w:noHBand="0" w:noVBand="1" w:val="04A0"/>
+      </w:tblPr>
+      <w:tblGrid>
+        <w:gridCol w:w="3249"/>
+        <w:gridCol w:w="3249"/>
+        <w:gridCol w:w="3249"/>
+      </w:tblGrid>
+      <w:tr>
+        <w:tc>
+          <w:tcPr>
+            <w:tcW w:type="dxa" w:w="3249"/>
+            <w:shd w:val="clear" w:color="auto" w:fill="1F5C99"/>
+            <w:tcBorders>
+              <w:top w:val="single" w:sz="4" w:space="0" w:color="D7DEE5"/>
+              <w:left w:val="single" w:sz="4" w:space="0" w:color="D7DEE5"/>
+              <w:bottom w:val="single" w:sz="4" w:space="0" w:color="D7DEE5"/>
+              <w:right w:val="single" w:sz="4" w:space="0" w:color="D7DEE5"/>
+            </w:tcBorders>
+          </w:tcPr>
+          <w:p>
+            <w:r/>
+            <w:r>
+              <w:rPr>
+                <w:rFonts w:ascii="BIZ UDPGothic" w:hAnsi="BIZ UDPGothic" w:eastAsia="BIZ UDPGothic"/>
+                <w:b/>
+                <w:i w:val="0"/>
+                <w:color w:val="FFFFFF"/>
+                <w:sz w:val="19"/>
+              </w:rPr>
+              <w:t>場所</w:t>
+            </w:r>
+          </w:p>
+        </w:tc>
+        <w:tc>
+          <w:tcPr>
+            <w:tcW w:type="dxa" w:w="3249"/>
+            <w:shd w:val="clear" w:color="auto" w:fill="1F5C99"/>
+            <w:tcBorders>
+              <w:top w:val="single" w:sz="4" w:space="0" w:color="D7DEE5"/>
+              <w:left w:val="single" w:sz="4" w:space="0" w:color="D7DEE5"/>
+              <w:bottom w:val="single" w:sz="4" w:space="0" w:color="D7DEE5"/>
+              <w:right w:val="single" w:sz="4" w:space="0" w:color="D7DEE5"/>
+            </w:tcBorders>
+          </w:tcPr>
+          <w:p>
+            <w:r/>
+            <w:r>
+              <w:rPr>
+                <w:rFonts w:ascii="BIZ UDPGothic" w:hAnsi="BIZ UDPGothic" w:eastAsia="BIZ UDPGothic"/>
+                <w:b/>
+                <w:i w:val="0"/>
+                <w:color w:val="FFFFFF"/>
+                <w:sz w:val="19"/>
+              </w:rPr>
+              <w:t>名称</w:t>
+            </w:r>
+          </w:p>
+        </w:tc>
+        <w:tc>
+          <w:tcPr>
+            <w:tcW w:type="dxa" w:w="3249"/>
+            <w:shd w:val="clear" w:color="auto" w:fill="1F5C99"/>
+            <w:tcBorders>
+              <w:top w:val="single" w:sz="4" w:space="0" w:color="D7DEE5"/>
+              <w:left w:val="single" w:sz="4" w:space="0" w:color="D7DEE5"/>
+              <w:bottom w:val="single" w:sz="4" w:space="0" w:color="D7DEE5"/>
+              <w:right w:val="single" w:sz="4" w:space="0" w:color="D7DEE5"/>
+            </w:tcBorders>
+          </w:tcPr>
+          <w:p>
+            <w:r/>
+            <w:r>
+              <w:rPr>
+                <w:rFonts w:ascii="BIZ UDPGothic" w:hAnsi="BIZ UDPGothic" w:eastAsia="BIZ UDPGothic"/>
+                <w:b/>
+                <w:i w:val="0"/>
+                <w:color w:val="FFFFFF"/>
+                <w:sz w:val="19"/>
+              </w:rPr>
+              <w:t>役割</w:t>
+            </w:r>
+          </w:p>
+        </w:tc>
+      </w:tr>
+      <w:tr>
+        <w:tc>
+          <w:tcPr>
+            <w:tcW w:type="dxa" w:w="3249"/>
+            <w:tcBorders>
+              <w:top w:val="single" w:sz="4" w:space="0" w:color="D7DEE5"/>
+              <w:left w:val="single" w:sz="4" w:space="0" w:color="D7DEE5"/>
+              <w:bottom w:val="single" w:sz="4" w:space="0" w:color="D7DEE5"/>
+              <w:right w:val="single" w:sz="4" w:space="0" w:color="D7DEE5"/>
+            </w:tcBorders>
+          </w:tcPr>
+          <w:p>
+            <w:r/>
+            <w:r>
+              <w:rPr>
+                <w:rFonts w:ascii="BIZ UDPGothic" w:hAnsi="BIZ UDPGothic" w:eastAsia="BIZ UDPGothic"/>
+                <w:b w:val="0"/>
+                <w:i w:val="0"/>
+                <w:sz w:val="19"/>
+              </w:rPr>
+              <w:t>最上部</w:t>
+            </w:r>
+          </w:p>
+        </w:tc>
+        <w:tc>
+          <w:tcPr>
+            <w:tcW w:type="dxa" w:w="3249"/>
+            <w:tcBorders>
+              <w:top w:val="single" w:sz="4" w:space="0" w:color="D7DEE5"/>
+              <w:left w:val="single" w:sz="4" w:space="0" w:color="D7DEE5"/>
+              <w:bottom w:val="single" w:sz="4" w:space="0" w:color="D7DEE5"/>
+              <w:right w:val="single" w:sz="4" w:space="0" w:color="D7DEE5"/>
+            </w:tcBorders>
+          </w:tcPr>
+          <w:p>
+            <w:r/>
+            <w:r>
+              <w:rPr>
+                <w:rFonts w:ascii="BIZ UDPGothic" w:hAnsi="BIZ UDPGothic" w:eastAsia="BIZ UDPGothic"/>
+                <w:b w:val="0"/>
+                <w:i w:val="0"/>
+                <w:sz w:val="19"/>
+              </w:rPr>
+              <w:t>アプリバー</w:t>
+            </w:r>
+          </w:p>
+        </w:tc>
+        <w:tc>
+          <w:tcPr>
+            <w:tcW w:type="dxa" w:w="3249"/>
+            <w:tcBorders>
+              <w:top w:val="single" w:sz="4" w:space="0" w:color="D7DEE5"/>
+              <w:left w:val="single" w:sz="4" w:space="0" w:color="D7DEE5"/>
+              <w:bottom w:val="single" w:sz="4" w:space="0" w:color="D7DEE5"/>
+              <w:right w:val="single" w:sz="4" w:space="0" w:color="D7DEE5"/>
+            </w:tcBorders>
+          </w:tcPr>
+          <w:p>
+            <w:r/>
+            <w:r>
+              <w:rPr>
+                <w:rFonts w:ascii="BIZ UDPGothic" w:hAnsi="BIZ UDPGothic" w:eastAsia="BIZ UDPGothic"/>
+                <w:b w:val="0"/>
+                <w:i w:val="0"/>
+                <w:sz w:val="19"/>
+              </w:rPr>
+              <w:t>開いているファイル名の表示と、元に戻す（Ctrl+Z）・やり直し（Ctrl+Y）ボタン</w:t>
+            </w:r>
+          </w:p>
+        </w:tc>
+      </w:tr>
+      <w:tr>
+        <w:tc>
+          <w:tcPr>
+            <w:tcW w:type="dxa" w:w="3249"/>
+            <w:shd w:val="clear" w:color="auto" w:fill="F5F8FB"/>
+            <w:tcBorders>
+              <w:top w:val="single" w:sz="4" w:space="0" w:color="D7DEE5"/>
+              <w:left w:val="single" w:sz="4" w:space="0" w:color="D7DEE5"/>
+              <w:bottom w:val="single" w:sz="4" w:space="0" w:color="D7DEE5"/>
+              <w:right w:val="single" w:sz="4" w:space="0" w:color="D7DEE5"/>
+            </w:tcBorders>
+          </w:tcPr>
+          <w:p>
+            <w:r/>
+            <w:r>
+              <w:rPr>
+                <w:rFonts w:ascii="BIZ UDPGothic" w:hAnsi="BIZ UDPGothic" w:eastAsia="BIZ UDPGothic"/>
+                <w:b w:val="0"/>
+                <w:i w:val="0"/>
+                <w:sz w:val="19"/>
+              </w:rPr>
+              <w:t>上部</w:t>
+            </w:r>
+          </w:p>
+        </w:tc>
+        <w:tc>
+          <w:tcPr>
+            <w:tcW w:type="dxa" w:w="3249"/>
+            <w:shd w:val="clear" w:color="auto" w:fill="F5F8FB"/>
+            <w:tcBorders>
+              <w:top w:val="single" w:sz="4" w:space="0" w:color="D7DEE5"/>
+              <w:left w:val="single" w:sz="4" w:space="0" w:color="D7DEE5"/>
+              <w:bottom w:val="single" w:sz="4" w:space="0" w:color="D7DEE5"/>
+              <w:right w:val="single" w:sz="4" w:space="0" w:color="D7DEE5"/>
+            </w:tcBorders>
+          </w:tcPr>
+          <w:p>
+            <w:r/>
+            <w:r>
+              <w:rPr>
+                <w:rFonts w:ascii="BIZ UDPGothic" w:hAnsi="BIZ UDPGothic" w:eastAsia="BIZ UDPGothic"/>
+                <w:b w:val="0"/>
+                <w:i w:val="0"/>
+                <w:sz w:val="19"/>
+              </w:rPr>
+              <w:t>ステップバー</w:t>
+            </w:r>
+          </w:p>
+        </w:tc>
+        <w:tc>
+          <w:tcPr>
+            <w:tcW w:type="dxa" w:w="3249"/>
+            <w:shd w:val="clear" w:color="auto" w:fill="F5F8FB"/>
+            <w:tcBorders>
+              <w:top w:val="single" w:sz="4" w:space="0" w:color="D7DEE5"/>
+              <w:left w:val="single" w:sz="4" w:space="0" w:color="D7DEE5"/>
+              <w:bottom w:val="single" w:sz="4" w:space="0" w:color="D7DEE5"/>
+              <w:right w:val="single" w:sz="4" w:space="0" w:color="D7DEE5"/>
+            </w:tcBorders>
+          </w:tcPr>
+          <w:p>
+            <w:r/>
+            <w:r>
+              <w:rPr>
+                <w:rFonts w:ascii="BIZ UDPGothic" w:hAnsi="BIZ UDPGothic" w:eastAsia="BIZ UDPGothic"/>
+                <w:b w:val="0"/>
+                <w:i w:val="0"/>
+                <w:sz w:val="19"/>
+              </w:rPr>
+              <w:t>「1 ファイルを開く / 2 位置を調整 / 3 SVGを保存」。クリックで行き来できます</w:t>
+            </w:r>
+          </w:p>
+        </w:tc>
+      </w:tr>
+      <w:tr>
+        <w:tc>
+          <w:tcPr>
+            <w:tcW w:type="dxa" w:w="3249"/>
+            <w:tcBorders>
+              <w:top w:val="single" w:sz="4" w:space="0" w:color="D7DEE5"/>
+              <w:left w:val="single" w:sz="4" w:space="0" w:color="D7DEE5"/>
+              <w:bottom w:val="single" w:sz="4" w:space="0" w:color="D7DEE5"/>
+              <w:right w:val="single" w:sz="4" w:space="0" w:color="D7DEE5"/>
+            </w:tcBorders>
+          </w:tcPr>
+          <w:p>
+            <w:r/>
+            <w:r>
+              <w:rPr>
+                <w:rFonts w:ascii="BIZ UDPGothic" w:hAnsi="BIZ UDPGothic" w:eastAsia="BIZ UDPGothic"/>
+                <w:b w:val="0"/>
+                <w:i w:val="0"/>
+                <w:sz w:val="19"/>
+              </w:rPr>
+              <w:t>左</w:t>
+            </w:r>
+          </w:p>
+        </w:tc>
+        <w:tc>
+          <w:tcPr>
+            <w:tcW w:type="dxa" w:w="3249"/>
+            <w:tcBorders>
+              <w:top w:val="single" w:sz="4" w:space="0" w:color="D7DEE5"/>
+              <w:left w:val="single" w:sz="4" w:space="0" w:color="D7DEE5"/>
+              <w:bottom w:val="single" w:sz="4" w:space="0" w:color="D7DEE5"/>
+              <w:right w:val="single" w:sz="4" w:space="0" w:color="D7DEE5"/>
+            </w:tcBorders>
+          </w:tcPr>
+          <w:p>
+            <w:r/>
+            <w:r>
+              <w:rPr>
+                <w:rFonts w:ascii="BIZ UDPGothic" w:hAnsi="BIZ UDPGothic" w:eastAsia="BIZ UDPGothic"/>
+                <w:b w:val="0"/>
+                <w:i w:val="0"/>
+                <w:sz w:val="19"/>
+              </w:rPr>
+              <w:t>ファイル一覧</w:t>
+            </w:r>
+          </w:p>
+        </w:tc>
+        <w:tc>
+          <w:tcPr>
+            <w:tcW w:type="dxa" w:w="3249"/>
+            <w:tcBorders>
+              <w:top w:val="single" w:sz="4" w:space="0" w:color="D7DEE5"/>
+              <w:left w:val="single" w:sz="4" w:space="0" w:color="D7DEE5"/>
+              <w:bottom w:val="single" w:sz="4" w:space="0" w:color="D7DEE5"/>
+              <w:right w:val="single" w:sz="4" w:space="0" w:color="D7DEE5"/>
+            </w:tcBorders>
+          </w:tcPr>
+          <w:p>
+            <w:r/>
+            <w:r>
+              <w:rPr>
+                <w:rFonts w:ascii="BIZ UDPGothic" w:hAnsi="BIZ UDPGothic" w:eastAsia="BIZ UDPGothic"/>
+                <w:b w:val="0"/>
+                <w:i w:val="0"/>
+                <w:sz w:val="19"/>
+              </w:rPr>
+              <w:t>開いたファイルの切り替え。「ファイルを開く…」「このファイルをリセット」もここ</w:t>
+            </w:r>
+          </w:p>
+        </w:tc>
+      </w:tr>
+      <w:tr>
+        <w:tc>
+          <w:tcPr>
+            <w:tcW w:type="dxa" w:w="3249"/>
+            <w:shd w:val="clear" w:color="auto" w:fill="F5F8FB"/>
+            <w:tcBorders>
+              <w:top w:val="single" w:sz="4" w:space="0" w:color="D7DEE5"/>
+              <w:left w:val="single" w:sz="4" w:space="0" w:color="D7DEE5"/>
+              <w:bottom w:val="single" w:sz="4" w:space="0" w:color="D7DEE5"/>
+              <w:right w:val="single" w:sz="4" w:space="0" w:color="D7DEE5"/>
+            </w:tcBorders>
+          </w:tcPr>
+          <w:p>
+            <w:r/>
+            <w:r>
+              <w:rPr>
+                <w:rFonts w:ascii="BIZ UDPGothic" w:hAnsi="BIZ UDPGothic" w:eastAsia="BIZ UDPGothic"/>
+                <w:b w:val="0"/>
+                <w:i w:val="0"/>
+                <w:sz w:val="19"/>
+              </w:rPr>
+              <w:t>中央</w:t>
+            </w:r>
+          </w:p>
+        </w:tc>
+        <w:tc>
+          <w:tcPr>
+            <w:tcW w:type="dxa" w:w="3249"/>
+            <w:shd w:val="clear" w:color="auto" w:fill="F5F8FB"/>
+            <w:tcBorders>
+              <w:top w:val="single" w:sz="4" w:space="0" w:color="D7DEE5"/>
+              <w:left w:val="single" w:sz="4" w:space="0" w:color="D7DEE5"/>
+              <w:bottom w:val="single" w:sz="4" w:space="0" w:color="D7DEE5"/>
+              <w:right w:val="single" w:sz="4" w:space="0" w:color="D7DEE5"/>
+            </w:tcBorders>
+          </w:tcPr>
+          <w:p>
+            <w:r/>
+            <w:r>
+              <w:rPr>
+                <w:rFonts w:ascii="BIZ UDPGothic" w:hAnsi="BIZ UDPGothic" w:eastAsia="BIZ UDPGothic"/>
+                <w:b w:val="0"/>
+                <w:i w:val="0"/>
+                <w:sz w:val="19"/>
+              </w:rPr>
+              <w:t>キャンバス</w:t>
+            </w:r>
+          </w:p>
+        </w:tc>
+        <w:tc>
+          <w:tcPr>
+            <w:tcW w:type="dxa" w:w="3249"/>
+            <w:shd w:val="clear" w:color="auto" w:fill="F5F8FB"/>
+            <w:tcBorders>
+              <w:top w:val="single" w:sz="4" w:space="0" w:color="D7DEE5"/>
+              <w:left w:val="single" w:sz="4" w:space="0" w:color="D7DEE5"/>
+              <w:bottom w:val="single" w:sz="4" w:space="0" w:color="D7DEE5"/>
+              <w:right w:val="single" w:sz="4" w:space="0" w:color="D7DEE5"/>
+            </w:tcBorders>
+          </w:tcPr>
+          <w:p>
+            <w:r/>
+            <w:r>
+              <w:rPr>
+                <w:rFonts w:ascii="BIZ UDPGothic" w:hAnsi="BIZ UDPGothic" w:eastAsia="BIZ UDPGothic"/>
+                <w:b w:val="0"/>
+                <w:i w:val="0"/>
+                <w:sz w:val="19"/>
+              </w:rPr>
+              <w:t>グラフ本体。ラベルをドラッグして動かします。右下にズーム ±</w:t>
+            </w:r>
+          </w:p>
+        </w:tc>
+      </w:tr>
+      <w:tr>
+        <w:tc>
+          <w:tcPr>
+            <w:tcW w:type="dxa" w:w="3249"/>
+            <w:tcBorders>
+              <w:top w:val="single" w:sz="4" w:space="0" w:color="D7DEE5"/>
+              <w:left w:val="single" w:sz="4" w:space="0" w:color="D7DEE5"/>
+              <w:bottom w:val="single" w:sz="4" w:space="0" w:color="D7DEE5"/>
+              <w:right w:val="single" w:sz="4" w:space="0" w:color="D7DEE5"/>
+            </w:tcBorders>
+          </w:tcPr>
+          <w:p>
+            <w:r/>
+            <w:r>
+              <w:rPr>
+                <w:rFonts w:ascii="BIZ UDPGothic" w:hAnsi="BIZ UDPGothic" w:eastAsia="BIZ UDPGothic"/>
+                <w:b w:val="0"/>
+                <w:i w:val="0"/>
+                <w:sz w:val="19"/>
+              </w:rPr>
+              <w:t>右</w:t>
+            </w:r>
+          </w:p>
+        </w:tc>
+        <w:tc>
+          <w:tcPr>
+            <w:tcW w:type="dxa" w:w="3249"/>
+            <w:tcBorders>
+              <w:top w:val="single" w:sz="4" w:space="0" w:color="D7DEE5"/>
+              <w:left w:val="single" w:sz="4" w:space="0" w:color="D7DEE5"/>
+              <w:bottom w:val="single" w:sz="4" w:space="0" w:color="D7DEE5"/>
+              <w:right w:val="single" w:sz="4" w:space="0" w:color="D7DEE5"/>
+            </w:tcBorders>
+          </w:tcPr>
+          <w:p>
+            <w:r/>
+            <w:r>
+              <w:rPr>
+                <w:rFonts w:ascii="BIZ UDPGothic" w:hAnsi="BIZ UDPGothic" w:eastAsia="BIZ UDPGothic"/>
+                <w:b w:val="0"/>
+                <w:i w:val="0"/>
+                <w:sz w:val="19"/>
+              </w:rPr>
+              <w:t>選択中のラベル</w:t>
+            </w:r>
+          </w:p>
+        </w:tc>
+        <w:tc>
+          <w:tcPr>
+            <w:tcW w:type="dxa" w:w="3249"/>
+            <w:tcBorders>
+              <w:top w:val="single" w:sz="4" w:space="0" w:color="D7DEE5"/>
+              <w:left w:val="single" w:sz="4" w:space="0" w:color="D7DEE5"/>
+              <w:bottom w:val="single" w:sz="4" w:space="0" w:color="D7DEE5"/>
+              <w:right w:val="single" w:sz="4" w:space="0" w:color="D7DEE5"/>
+            </w:tcBorders>
+          </w:tcPr>
+          <w:p>
+            <w:r/>
+            <w:r>
+              <w:rPr>
+                <w:rFonts w:ascii="BIZ UDPGothic" w:hAnsi="BIZ UDPGothic" w:eastAsia="BIZ UDPGothic"/>
+                <w:b w:val="0"/>
+                <w:i w:val="0"/>
+                <w:sz w:val="19"/>
+              </w:rPr>
+              <w:t>クリックで選んだラベルの設定（引出線・文字色・行数・長体など）</w:t>
+            </w:r>
+          </w:p>
+        </w:tc>
+      </w:tr>
+      <w:tr>
+        <w:tc>
+          <w:tcPr>
+            <w:tcW w:type="dxa" w:w="3249"/>
+            <w:shd w:val="clear" w:color="auto" w:fill="F5F8FB"/>
+            <w:tcBorders>
+              <w:top w:val="single" w:sz="4" w:space="0" w:color="D7DEE5"/>
+              <w:left w:val="single" w:sz="4" w:space="0" w:color="D7DEE5"/>
+              <w:bottom w:val="single" w:sz="4" w:space="0" w:color="D7DEE5"/>
+              <w:right w:val="single" w:sz="4" w:space="0" w:color="D7DEE5"/>
+            </w:tcBorders>
+          </w:tcPr>
+          <w:p>
+            <w:r/>
+            <w:r>
+              <w:rPr>
+                <w:rFonts w:ascii="BIZ UDPGothic" w:hAnsi="BIZ UDPGothic" w:eastAsia="BIZ UDPGothic"/>
+                <w:b w:val="0"/>
+                <w:i w:val="0"/>
+                <w:sz w:val="19"/>
+              </w:rPr>
+              <w:t>最下部</w:t>
+            </w:r>
+          </w:p>
+        </w:tc>
+        <w:tc>
+          <w:tcPr>
+            <w:tcW w:type="dxa" w:w="3249"/>
+            <w:shd w:val="clear" w:color="auto" w:fill="F5F8FB"/>
+            <w:tcBorders>
+              <w:top w:val="single" w:sz="4" w:space="0" w:color="D7DEE5"/>
+              <w:left w:val="single" w:sz="4" w:space="0" w:color="D7DEE5"/>
+              <w:bottom w:val="single" w:sz="4" w:space="0" w:color="D7DEE5"/>
+              <w:right w:val="single" w:sz="4" w:space="0" w:color="D7DEE5"/>
+            </w:tcBorders>
+          </w:tcPr>
+          <w:p>
+            <w:r/>
+            <w:r>
+              <w:rPr>
+                <w:rFonts w:ascii="BIZ UDPGothic" w:hAnsi="BIZ UDPGothic" w:eastAsia="BIZ UDPGothic"/>
+                <w:b w:val="0"/>
+                <w:i w:val="0"/>
+                <w:sz w:val="19"/>
+              </w:rPr>
+              <w:t>フッター</w:t>
+            </w:r>
+          </w:p>
+        </w:tc>
+        <w:tc>
+          <w:tcPr>
+            <w:tcW w:type="dxa" w:w="3249"/>
+            <w:shd w:val="clear" w:color="auto" w:fill="F5F8FB"/>
+            <w:tcBorders>
+              <w:top w:val="single" w:sz="4" w:space="0" w:color="D7DEE5"/>
+              <w:left w:val="single" w:sz="4" w:space="0" w:color="D7DEE5"/>
+              <w:bottom w:val="single" w:sz="4" w:space="0" w:color="D7DEE5"/>
+              <w:right w:val="single" w:sz="4" w:space="0" w:color="D7DEE5"/>
+            </w:tcBorders>
+          </w:tcPr>
+          <w:p>
+            <w:r/>
+            <w:r>
+              <w:rPr>
+                <w:rFonts w:ascii="BIZ UDPGothic" w:hAnsi="BIZ UDPGothic" w:eastAsia="BIZ UDPGothic"/>
+                <w:b w:val="0"/>
+                <w:i w:val="0"/>
+                <w:sz w:val="19"/>
+              </w:rPr>
+              <w:t>「戻る」「次へ」ボタンと操作ヒント</w:t>
+            </w:r>
+          </w:p>
+        </w:tc>
+      </w:tr>
+    </w:tbl>
     <w:p>
       <w:pPr>
         <w:keepNext/>
@@ -504,7 +869,371 @@
           <w:color w:val="20242C"/>
           <w:sz w:val="32"/>
         </w:rPr>
-        <w:t>3. ラベルと引出線を動かす</w:t>
+        <w:t>1. ステップ1: ファイルを開く</w:t>
+      </w:r>
+    </w:p>
+    <w:tbl>
+      <w:tblPr>
+        <w:tblW w:type="auto" w:w="0"/>
+        <w:tblLayout w:type="fixed"/>
+        <w:tblLook w:firstColumn="1" w:firstRow="1" w:lastColumn="0" w:lastRow="0" w:noHBand="0" w:noVBand="1" w:val="04A0"/>
+      </w:tblPr>
+      <w:tblGrid>
+        <w:gridCol w:w="539"/>
+        <w:gridCol w:w="8504"/>
+      </w:tblGrid>
+      <w:tr>
+        <w:trPr>
+          <w:cantSplit/>
+        </w:trPr>
+        <w:tc>
+          <w:tcPr>
+            <w:tcW w:type="dxa" w:w="539"/>
+            <w:shd w:val="clear" w:color="auto" w:fill="1F5C99"/>
+            <w:vAlign w:val="center"/>
+            <w:tcBorders>
+              <w:top w:val="single" w:sz="4" w:space="0" w:color="D7DEE5"/>
+              <w:left w:val="single" w:sz="4" w:space="0" w:color="D7DEE5"/>
+              <w:bottom w:val="single" w:sz="4" w:space="0" w:color="D7DEE5"/>
+              <w:right w:val="single" w:sz="4" w:space="0" w:color="D7DEE5"/>
+            </w:tcBorders>
+          </w:tcPr>
+          <w:p>
+            <w:pPr>
+              <w:jc w:val="center"/>
+            </w:pPr>
+            <w:r>
+              <w:rPr>
+                <w:rFonts w:ascii="BIZ UDPGothic" w:hAnsi="BIZ UDPGothic" w:eastAsia="BIZ UDPGothic"/>
+                <w:b/>
+                <w:i w:val="0"/>
+                <w:color w:val="FFFFFF"/>
+                <w:sz w:val="22"/>
+              </w:rPr>
+              <w:t>1</w:t>
+            </w:r>
+          </w:p>
+        </w:tc>
+        <w:tc>
+          <w:tcPr>
+            <w:tcW w:type="dxa" w:w="8504"/>
+            <w:tcBorders>
+              <w:top w:val="single" w:sz="4" w:space="0" w:color="D7DEE5"/>
+              <w:left w:val="single" w:sz="4" w:space="0" w:color="D7DEE5"/>
+              <w:bottom w:val="single" w:sz="4" w:space="0" w:color="D7DEE5"/>
+              <w:right w:val="single" w:sz="4" w:space="0" w:color="D7DEE5"/>
+            </w:tcBorders>
+            <w:shd w:val="clear" w:color="auto" w:fill="FAFBFC"/>
+          </w:tcPr>
+          <w:p>
+            <w:r>
+              <w:rPr>
+                <w:rFonts w:ascii="BIZ UDGothic" w:hAnsi="BIZ UDGothic" w:eastAsia="BIZ UDGothic"/>
+                <w:b w:val="0"/>
+                <w:i w:val="0"/>
+                <w:color w:val="20242C"/>
+                <w:sz w:val="20"/>
+              </w:rPr>
+              <w:t>LabelEditor.exe</w:t>
+            </w:r>
+            <w:r>
+              <w:rPr>
+                <w:rFonts w:ascii="BIZ UDPGothic" w:hAnsi="BIZ UDPGothic" w:eastAsia="BIZ UDPGothic"/>
+                <w:b w:val="0"/>
+                <w:i w:val="0"/>
+                <w:color w:val="20242C"/>
+                <w:sz w:val="21"/>
+              </w:rPr>
+              <w:t xml:space="preserve"> をダブルクリックすると、「ファイルを開く」画面が表示されます。</w:t>
+            </w:r>
+          </w:p>
+        </w:tc>
+      </w:tr>
+    </w:tbl>
+    <w:tbl>
+      <w:tblPr>
+        <w:tblW w:type="auto" w:w="0"/>
+        <w:jc w:val="center"/>
+        <w:tblLook w:firstColumn="1" w:firstRow="1" w:lastColumn="0" w:lastRow="0" w:noHBand="0" w:noVBand="1" w:val="04A0"/>
+      </w:tblPr>
+      <w:tblGrid>
+        <w:gridCol w:w="9746"/>
+      </w:tblGrid>
+      <w:tr>
+        <w:trPr>
+          <w:cantSplit/>
+        </w:trPr>
+        <w:tc>
+          <w:tcPr>
+            <w:tcW w:type="dxa" w:w="9746"/>
+            <w:tcBorders>
+              <w:top w:val="single" w:sz="8" w:space="0" w:color="D7DEE5"/>
+              <w:left w:val="single" w:sz="8" w:space="0" w:color="D7DEE5"/>
+              <w:bottom w:val="single" w:sz="8" w:space="0" w:color="D7DEE5"/>
+              <w:right w:val="single" w:sz="8" w:space="0" w:color="D7DEE5"/>
+            </w:tcBorders>
+          </w:tcPr>
+          <w:p>
+            <w:pPr>
+              <w:jc w:val="center"/>
+            </w:pPr>
+            <w:r>
+              <w:drawing>
+                <wp:inline xmlns:a="http://schemas.openxmlformats.org/drawingml/2006/main" xmlns:pic="http://schemas.openxmlformats.org/drawingml/2006/picture">
+                  <wp:extent cx="5760000" cy="3690000"/>
+                  <wp:docPr id="2" name="Picture 2"/>
+                  <wp:cNvGraphicFramePr>
+                    <a:graphicFrameLocks noChangeAspect="1"/>
+                  </wp:cNvGraphicFramePr>
+                  <a:graphic>
+                    <a:graphicData uri="http://schemas.openxmlformats.org/drawingml/2006/picture">
+                      <pic:pic>
+                        <pic:nvPicPr>
+                          <pic:cNvPr id="0" name="open_screen.png"/>
+                          <pic:cNvPicPr/>
+                        </pic:nvPicPr>
+                        <pic:blipFill>
+                          <a:blip r:embed="rId10"/>
+                          <a:stretch>
+                            <a:fillRect/>
+                          </a:stretch>
+                        </pic:blipFill>
+                        <pic:spPr>
+                          <a:xfrm>
+                            <a:off x="0" y="0"/>
+                            <a:ext cx="5760000" cy="3690000"/>
+                          </a:xfrm>
+                          <a:prstGeom prst="rect"/>
+                        </pic:spPr>
+                      </pic:pic>
+                    </a:graphicData>
+                  </a:graphic>
+                </wp:inline>
+              </w:drawing>
+            </w:r>
+          </w:p>
+        </w:tc>
+      </w:tr>
+    </w:tbl>
+    <w:p>
+      <w:pPr>
+        <w:spacing w:after="160"/>
+        <w:jc w:val="center"/>
+      </w:pPr>
+      <w:r>
+        <w:rPr>
+          <w:rFonts w:ascii="BIZ UDPGothic" w:hAnsi="BIZ UDPGothic" w:eastAsia="BIZ UDPGothic"/>
+          <w:b w:val="0"/>
+          <w:i/>
+          <w:color w:val="606874"/>
+          <w:sz w:val="18"/>
+        </w:rPr>
+        <w:t>起動直後の「ファイルを開く」画面</w:t>
+      </w:r>
+    </w:p>
+    <w:tbl>
+      <w:tblPr>
+        <w:tblW w:type="auto" w:w="0"/>
+        <w:tblLayout w:type="fixed"/>
+        <w:tblLook w:firstColumn="1" w:firstRow="1" w:lastColumn="0" w:lastRow="0" w:noHBand="0" w:noVBand="1" w:val="04A0"/>
+      </w:tblPr>
+      <w:tblGrid>
+        <w:gridCol w:w="539"/>
+        <w:gridCol w:w="8504"/>
+      </w:tblGrid>
+      <w:tr>
+        <w:trPr>
+          <w:cantSplit/>
+        </w:trPr>
+        <w:tc>
+          <w:tcPr>
+            <w:tcW w:type="dxa" w:w="539"/>
+            <w:shd w:val="clear" w:color="auto" w:fill="1F5C99"/>
+            <w:vAlign w:val="center"/>
+            <w:tcBorders>
+              <w:top w:val="single" w:sz="4" w:space="0" w:color="D7DEE5"/>
+              <w:left w:val="single" w:sz="4" w:space="0" w:color="D7DEE5"/>
+              <w:bottom w:val="single" w:sz="4" w:space="0" w:color="D7DEE5"/>
+              <w:right w:val="single" w:sz="4" w:space="0" w:color="D7DEE5"/>
+            </w:tcBorders>
+          </w:tcPr>
+          <w:p>
+            <w:pPr>
+              <w:jc w:val="center"/>
+            </w:pPr>
+            <w:r>
+              <w:rPr>
+                <w:rFonts w:ascii="BIZ UDPGothic" w:hAnsi="BIZ UDPGothic" w:eastAsia="BIZ UDPGothic"/>
+                <w:b/>
+                <w:i w:val="0"/>
+                <w:color w:val="FFFFFF"/>
+                <w:sz w:val="22"/>
+              </w:rPr>
+              <w:t>2</w:t>
+            </w:r>
+          </w:p>
+        </w:tc>
+        <w:tc>
+          <w:tcPr>
+            <w:tcW w:type="dxa" w:w="8504"/>
+            <w:tcBorders>
+              <w:top w:val="single" w:sz="4" w:space="0" w:color="D7DEE5"/>
+              <w:left w:val="single" w:sz="4" w:space="0" w:color="D7DEE5"/>
+              <w:bottom w:val="single" w:sz="4" w:space="0" w:color="D7DEE5"/>
+              <w:right w:val="single" w:sz="4" w:space="0" w:color="D7DEE5"/>
+            </w:tcBorders>
+            <w:shd w:val="clear" w:color="auto" w:fill="FAFBFC"/>
+          </w:tcPr>
+          <w:p>
+            <w:r>
+              <w:rPr>
+                <w:rFonts w:ascii="BIZ UDPGothic" w:hAnsi="BIZ UDPGothic" w:eastAsia="BIZ UDPGothic"/>
+                <w:b/>
+                <w:i w:val="0"/>
+                <w:color w:val="20242C"/>
+                <w:sz w:val="21"/>
+              </w:rPr>
+              <w:t>「ファイルを選択…」</w:t>
+            </w:r>
+            <w:r>
+              <w:rPr>
+                <w:rFonts w:ascii="BIZ UDPGothic" w:hAnsi="BIZ UDPGothic" w:eastAsia="BIZ UDPGothic"/>
+                <w:b w:val="0"/>
+                <w:i w:val="0"/>
+                <w:color w:val="20242C"/>
+                <w:sz w:val="21"/>
+              </w:rPr>
+              <w:t xml:space="preserve"> をクリックして SVG ファイルを選びます（複数選択できます）。画面へ</w:t>
+            </w:r>
+            <w:r>
+              <w:rPr>
+                <w:rFonts w:ascii="BIZ UDPGothic" w:hAnsi="BIZ UDPGothic" w:eastAsia="BIZ UDPGothic"/>
+                <w:b/>
+                <w:i w:val="0"/>
+                <w:color w:val="20242C"/>
+                <w:sz w:val="21"/>
+              </w:rPr>
+              <w:t>ドラッグ＆ドロップ</w:t>
+            </w:r>
+            <w:r>
+              <w:rPr>
+                <w:rFonts w:ascii="BIZ UDPGothic" w:hAnsi="BIZ UDPGothic" w:eastAsia="BIZ UDPGothic"/>
+                <w:b w:val="0"/>
+                <w:i w:val="0"/>
+                <w:color w:val="20242C"/>
+                <w:sz w:val="21"/>
+              </w:rPr>
+              <w:t>でも開けます。</w:t>
+            </w:r>
+          </w:p>
+        </w:tc>
+      </w:tr>
+    </w:tbl>
+    <w:tbl>
+      <w:tblPr>
+        <w:tblW w:type="auto" w:w="0"/>
+        <w:tblLayout w:type="fixed"/>
+        <w:tblLook w:firstColumn="1" w:firstRow="1" w:lastColumn="0" w:lastRow="0" w:noHBand="0" w:noVBand="1" w:val="04A0"/>
+      </w:tblPr>
+      <w:tblGrid>
+        <w:gridCol w:w="539"/>
+        <w:gridCol w:w="8504"/>
+      </w:tblGrid>
+      <w:tr>
+        <w:trPr>
+          <w:cantSplit/>
+        </w:trPr>
+        <w:tc>
+          <w:tcPr>
+            <w:tcW w:type="dxa" w:w="539"/>
+            <w:shd w:val="clear" w:color="auto" w:fill="1F5C99"/>
+            <w:vAlign w:val="center"/>
+            <w:tcBorders>
+              <w:top w:val="single" w:sz="4" w:space="0" w:color="D7DEE5"/>
+              <w:left w:val="single" w:sz="4" w:space="0" w:color="D7DEE5"/>
+              <w:bottom w:val="single" w:sz="4" w:space="0" w:color="D7DEE5"/>
+              <w:right w:val="single" w:sz="4" w:space="0" w:color="D7DEE5"/>
+            </w:tcBorders>
+          </w:tcPr>
+          <w:p>
+            <w:pPr>
+              <w:jc w:val="center"/>
+            </w:pPr>
+            <w:r>
+              <w:rPr>
+                <w:rFonts w:ascii="BIZ UDPGothic" w:hAnsi="BIZ UDPGothic" w:eastAsia="BIZ UDPGothic"/>
+                <w:b/>
+                <w:i w:val="0"/>
+                <w:color w:val="FFFFFF"/>
+                <w:sz w:val="22"/>
+              </w:rPr>
+              <w:t>3</w:t>
+            </w:r>
+          </w:p>
+        </w:tc>
+        <w:tc>
+          <w:tcPr>
+            <w:tcW w:type="dxa" w:w="8504"/>
+            <w:tcBorders>
+              <w:top w:val="single" w:sz="4" w:space="0" w:color="D7DEE5"/>
+              <w:left w:val="single" w:sz="4" w:space="0" w:color="D7DEE5"/>
+              <w:bottom w:val="single" w:sz="4" w:space="0" w:color="D7DEE5"/>
+              <w:right w:val="single" w:sz="4" w:space="0" w:color="D7DEE5"/>
+            </w:tcBorders>
+            <w:shd w:val="clear" w:color="auto" w:fill="FAFBFC"/>
+          </w:tcPr>
+          <w:p>
+            <w:r>
+              <w:rPr>
+                <w:rFonts w:ascii="BIZ UDPGothic" w:hAnsi="BIZ UDPGothic" w:eastAsia="BIZ UDPGothic"/>
+                <w:b w:val="0"/>
+                <w:i w:val="0"/>
+                <w:color w:val="20242C"/>
+                <w:sz w:val="21"/>
+              </w:rPr>
+              <w:t>ファイルを開くと、自動的にステップ 2（編集画面）へ進みます。</w:t>
+            </w:r>
+          </w:p>
+        </w:tc>
+      </w:tr>
+    </w:tbl>
+    <w:p>
+      <w:pPr>
+        <w:keepNext/>
+        <w:keepLines/>
+        <w:spacing w:before="200" w:after="60"/>
+        <w:pBdr>
+          <w:left w:val="single" w:sz="24" w:space="8" w:color="1F5C99"/>
+        </w:pBdr>
+        <w:ind w:left="113"/>
+      </w:pPr>
+      <w:r>
+        <w:rPr>
+          <w:rFonts w:ascii="BIZ UDPGothic" w:hAnsi="BIZ UDPGothic" w:eastAsia="BIZ UDPGothic"/>
+          <w:b/>
+          <w:i w:val="0"/>
+          <w:color w:val="20242C"/>
+          <w:sz w:val="32"/>
+        </w:rPr>
+        <w:t>2. ステップ2: ラベルと引出線を動かす</w:t>
+      </w:r>
+    </w:p>
+    <w:p>
+      <w:pPr>
+        <w:keepNext/>
+        <w:keepLines/>
+        <w:spacing w:before="140" w:after="60"/>
+        <w:ind w:left="85"/>
+      </w:pPr>
+      <w:r>
+        <w:rPr>
+          <w:rFonts w:ascii="BIZ UDPGothic" w:hAnsi="BIZ UDPGothic" w:eastAsia="BIZ UDPGothic"/>
+          <w:b/>
+          <w:i w:val="0"/>
+          <w:color w:val="20242C"/>
+          <w:sz w:val="26"/>
+        </w:rPr>
+        <w:t>2.1 基本操作</w:t>
       </w:r>
     </w:p>
     <w:p>
@@ -529,7 +1258,7 @@
           <w:i w:val="0"/>
           <w:sz w:val="21"/>
         </w:rPr>
-        <w:t>すると動かせます。引出線は、文字に追従して伸び縮みします。</w:t>
+        <w:t>すると動かせます。引出線は文字に追従して伸び縮みします。</w:t>
       </w:r>
     </w:p>
     <w:p>
@@ -545,372 +1274,404 @@
           <w:i w:val="0"/>
           <w:sz w:val="21"/>
         </w:rPr>
-        <w:t>さらに細かく調整したいときは、ラベルをクリックして選択し、出てくる丸い点をドラッグします。</w:t>
+        <w:t>さらに細かく調整したいときは、ラベルをクリックして選択し、出てくる丸い点（ハンドル）をドラッグします。</w:t>
       </w:r>
     </w:p>
+    <w:tbl>
+      <w:tblPr>
+        <w:tblW w:type="auto" w:w="0"/>
+        <w:jc w:val="center"/>
+        <w:tblLook w:firstColumn="1" w:firstRow="1" w:lastColumn="0" w:lastRow="0" w:noHBand="0" w:noVBand="1" w:val="04A0"/>
+      </w:tblPr>
+      <w:tblGrid>
+        <w:gridCol w:w="9746"/>
+      </w:tblGrid>
+      <w:tr>
+        <w:trPr>
+          <w:cantSplit/>
+        </w:trPr>
+        <w:tc>
+          <w:tcPr>
+            <w:tcW w:type="dxa" w:w="9746"/>
+            <w:tcBorders>
+              <w:top w:val="single" w:sz="8" w:space="0" w:color="D7DEE5"/>
+              <w:left w:val="single" w:sz="8" w:space="0" w:color="D7DEE5"/>
+              <w:bottom w:val="single" w:sz="8" w:space="0" w:color="D7DEE5"/>
+              <w:right w:val="single" w:sz="8" w:space="0" w:color="D7DEE5"/>
+            </w:tcBorders>
+          </w:tcPr>
+          <w:p>
+            <w:pPr>
+              <w:jc w:val="center"/>
+            </w:pPr>
+            <w:r>
+              <w:drawing>
+                <wp:inline xmlns:a="http://schemas.openxmlformats.org/drawingml/2006/main" xmlns:pic="http://schemas.openxmlformats.org/drawingml/2006/picture">
+                  <wp:extent cx="5760000" cy="4173413"/>
+                  <wp:docPr id="3" name="Picture 3"/>
+                  <wp:cNvGraphicFramePr>
+                    <a:graphicFrameLocks noChangeAspect="1"/>
+                  </wp:cNvGraphicFramePr>
+                  <a:graphic>
+                    <a:graphicData uri="http://schemas.openxmlformats.org/drawingml/2006/picture">
+                      <pic:pic>
+                        <pic:nvPicPr>
+                          <pic:cNvPr id="0" name="handles_zoom.png"/>
+                          <pic:cNvPicPr/>
+                        </pic:nvPicPr>
+                        <pic:blipFill>
+                          <a:blip r:embed="rId11"/>
+                          <a:stretch>
+                            <a:fillRect/>
+                          </a:stretch>
+                        </pic:blipFill>
+                        <pic:spPr>
+                          <a:xfrm>
+                            <a:off x="0" y="0"/>
+                            <a:ext cx="5760000" cy="4173413"/>
+                          </a:xfrm>
+                          <a:prstGeom prst="rect"/>
+                        </pic:spPr>
+                      </pic:pic>
+                    </a:graphicData>
+                  </a:graphic>
+                </wp:inline>
+              </w:drawing>
+            </w:r>
+          </w:p>
+        </w:tc>
+      </w:tr>
+    </w:tbl>
     <w:p>
       <w:pPr>
-        <w:pStyle w:val="ListBullet"/>
-        <w:spacing w:after="40"/>
-        <w:ind w:left="624"/>
+        <w:spacing w:after="160"/>
+        <w:jc w:val="center"/>
       </w:pPr>
       <w:r>
         <w:rPr>
           <w:rFonts w:ascii="BIZ UDPGothic" w:hAnsi="BIZ UDPGothic" w:eastAsia="BIZ UDPGothic"/>
           <w:b w:val="0"/>
-          <w:i w:val="0"/>
-          <w:sz w:val="21"/>
+          <w:i/>
+          <w:color w:val="606874"/>
+          <w:sz w:val="18"/>
         </w:rPr>
-        <w:t xml:space="preserve">🟢 </w:t>
-      </w:r>
-      <w:r>
-        <w:rPr>
-          <w:rFonts w:ascii="BIZ UDPGothic" w:hAnsi="BIZ UDPGothic" w:eastAsia="BIZ UDPGothic"/>
-          <w:b/>
-          <w:i w:val="0"/>
-          <w:sz w:val="21"/>
-        </w:rPr>
-        <w:t>緑＝引出線の先端</w:t>
-      </w:r>
-      <w:r>
-        <w:rPr>
-          <w:rFonts w:ascii="BIZ UDPGothic" w:hAnsi="BIZ UDPGothic" w:eastAsia="BIZ UDPGothic"/>
-          <w:b w:val="0"/>
-          <w:i w:val="0"/>
-          <w:sz w:val="21"/>
-        </w:rPr>
-        <w:t>（文字側）</w:t>
+        <w:t>選択中ラベルのハンドル。緑=端点（文字側）、青=曲点（折れ目）、橙=アンカー（円側・固定）</w:t>
       </w:r>
     </w:p>
-    <w:p>
-      <w:pPr>
-        <w:pStyle w:val="ListBullet"/>
-        <w:spacing w:after="40"/>
-        <w:ind w:left="624"/>
-      </w:pPr>
-      <w:r>
-        <w:rPr>
-          <w:rFonts w:ascii="BIZ UDPGothic" w:hAnsi="BIZ UDPGothic" w:eastAsia="BIZ UDPGothic"/>
-          <w:b w:val="0"/>
-          <w:i w:val="0"/>
-          <w:sz w:val="21"/>
-        </w:rPr>
-        <w:t xml:space="preserve">🔵 </w:t>
-      </w:r>
-      <w:r>
-        <w:rPr>
-          <w:rFonts w:ascii="BIZ UDPGothic" w:hAnsi="BIZ UDPGothic" w:eastAsia="BIZ UDPGothic"/>
-          <w:b/>
-          <w:i w:val="0"/>
-          <w:sz w:val="21"/>
-        </w:rPr>
-        <w:t>青＝折れ点</w:t>
-      </w:r>
-    </w:p>
-    <w:p>
-      <w:pPr>
-        <w:pStyle w:val="ListBullet"/>
-        <w:spacing w:after="40"/>
-        <w:ind w:left="624"/>
-      </w:pPr>
-      <w:r>
-        <w:rPr>
-          <w:rFonts w:ascii="BIZ UDPGothic" w:hAnsi="BIZ UDPGothic" w:eastAsia="BIZ UDPGothic"/>
-          <w:b w:val="0"/>
-          <w:i w:val="0"/>
-          <w:sz w:val="21"/>
-        </w:rPr>
-        <w:t xml:space="preserve">🟠 </w:t>
-      </w:r>
-      <w:r>
-        <w:rPr>
-          <w:rFonts w:ascii="BIZ UDPGothic" w:hAnsi="BIZ UDPGothic" w:eastAsia="BIZ UDPGothic"/>
-          <w:b/>
-          <w:i w:val="0"/>
-          <w:sz w:val="21"/>
-        </w:rPr>
-        <w:t>橙＝根元</w:t>
-      </w:r>
-      <w:r>
-        <w:rPr>
-          <w:rFonts w:ascii="BIZ UDPGothic" w:hAnsi="BIZ UDPGothic" w:eastAsia="BIZ UDPGothic"/>
-          <w:b w:val="0"/>
-          <w:i w:val="0"/>
-          <w:sz w:val="21"/>
-        </w:rPr>
-        <w:t>（円に接する側。基本は動かしません）</w:t>
-      </w:r>
-    </w:p>
-    <w:p>
-      <w:pPr>
-        <w:keepNext/>
-        <w:keepLines/>
-        <w:spacing w:before="200" w:after="60"/>
-        <w:pBdr>
-          <w:left w:val="single" w:sz="24" w:space="8" w:color="1F5C99"/>
-        </w:pBdr>
-        <w:ind w:left="113"/>
-      </w:pPr>
-      <w:r>
-        <w:rPr>
-          <w:rFonts w:ascii="BIZ UDPGothic" w:hAnsi="BIZ UDPGothic" w:eastAsia="BIZ UDPGothic"/>
-          <w:b/>
-          <w:i w:val="0"/>
-          <w:color w:val="20242C"/>
-          <w:sz w:val="32"/>
-        </w:rPr>
-        <w:t>4. 見た目を整える（右パネル）</w:t>
-      </w:r>
-    </w:p>
-    <w:p>
-      <w:pPr>
-        <w:pStyle w:val="ListBullet"/>
-        <w:spacing w:after="40"/>
-        <w:ind w:left="340"/>
-      </w:pPr>
-      <w:r>
-        <w:rPr>
-          <w:rFonts w:ascii="BIZ UDPGothic" w:hAnsi="BIZ UDPGothic" w:eastAsia="BIZ UDPGothic"/>
-          <w:b/>
-          <w:i w:val="0"/>
-          <w:sz w:val="21"/>
-        </w:rPr>
-        <w:t>引出線の表示 / 非表示</w:t>
-      </w:r>
-      <w:r>
-        <w:rPr>
-          <w:rFonts w:ascii="BIZ UDPGothic" w:hAnsi="BIZ UDPGothic" w:eastAsia="BIZ UDPGothic"/>
-          <w:b w:val="0"/>
-          <w:i w:val="0"/>
-          <w:sz w:val="21"/>
-        </w:rPr>
-        <w:t xml:space="preserve"> を切り替えられます。</w:t>
-      </w:r>
-    </w:p>
-    <w:p>
-      <w:pPr>
-        <w:pStyle w:val="ListBullet"/>
-        <w:spacing w:after="40"/>
-        <w:ind w:left="340"/>
-      </w:pPr>
-      <w:r>
-        <w:rPr>
-          <w:rFonts w:ascii="BIZ UDPGothic" w:hAnsi="BIZ UDPGothic" w:eastAsia="BIZ UDPGothic"/>
-          <w:b/>
-          <w:i w:val="0"/>
-          <w:sz w:val="21"/>
-        </w:rPr>
-        <w:t>文字色（黒 / 白）</w:t>
-      </w:r>
-      <w:r>
-        <w:rPr>
-          <w:rFonts w:ascii="BIZ UDPGothic" w:hAnsi="BIZ UDPGothic" w:eastAsia="BIZ UDPGothic"/>
-          <w:b w:val="0"/>
-          <w:i w:val="0"/>
-          <w:sz w:val="21"/>
-        </w:rPr>
-        <w:t xml:space="preserve"> を切り替えられます。</w:t>
-      </w:r>
-    </w:p>
-    <w:p>
-      <w:pPr>
-        <w:pStyle w:val="ListBullet"/>
-        <w:spacing w:after="40"/>
-        <w:ind w:left="340"/>
-      </w:pPr>
-      <w:r>
-        <w:rPr>
-          <w:rFonts w:ascii="BIZ UDPGothic" w:hAnsi="BIZ UDPGothic" w:eastAsia="BIZ UDPGothic"/>
-          <w:b/>
-          <w:i w:val="0"/>
-          <w:sz w:val="21"/>
-        </w:rPr>
-        <w:t>「行数」で 1 行 / 2 行を切り替え</w:t>
-      </w:r>
-      <w:r>
-        <w:rPr>
-          <w:rFonts w:ascii="BIZ UDPGothic" w:hAnsi="BIZ UDPGothic" w:eastAsia="BIZ UDPGothic"/>
-          <w:b w:val="0"/>
-          <w:i w:val="0"/>
-          <w:sz w:val="21"/>
-        </w:rPr>
-        <w:t>できます（名前と「○○%」を 1 行にまとめる／2 行に分ける）。</w:t>
-      </w:r>
-    </w:p>
-    <w:p>
-      <w:pPr>
-        <w:pStyle w:val="ListBullet"/>
-        <w:spacing w:after="40"/>
-        <w:ind w:left="340"/>
-      </w:pPr>
-      <w:r>
-        <w:rPr>
-          <w:rFonts w:ascii="BIZ UDPGothic" w:hAnsi="BIZ UDPGothic" w:eastAsia="BIZ UDPGothic"/>
-          <w:b/>
-          <w:i w:val="0"/>
-          <w:sz w:val="21"/>
-        </w:rPr>
-        <w:t>「長体」スライダで文字を横方向に圧縮</w:t>
-      </w:r>
-      <w:r>
-        <w:rPr>
-          <w:rFonts w:ascii="BIZ UDPGothic" w:hAnsi="BIZ UDPGothic" w:eastAsia="BIZ UDPGothic"/>
-          <w:b w:val="0"/>
-          <w:i w:val="0"/>
-          <w:sz w:val="21"/>
-        </w:rPr>
-        <w:t>できます（100〜70%）。名前部分だけを横に縮め、高さと「%」部分は変えません。</w:t>
-      </w:r>
-    </w:p>
-    <w:p>
-      <w:pPr>
-        <w:keepNext/>
-        <w:keepLines/>
-        <w:spacing w:before="200" w:after="60"/>
-        <w:pBdr>
-          <w:left w:val="single" w:sz="24" w:space="8" w:color="1F5C99"/>
-        </w:pBdr>
-        <w:ind w:left="113"/>
-      </w:pPr>
-      <w:r>
-        <w:rPr>
-          <w:rFonts w:ascii="BIZ UDPGothic" w:hAnsi="BIZ UDPGothic" w:eastAsia="BIZ UDPGothic"/>
-          <w:b/>
-          <w:i w:val="0"/>
-          <w:color w:val="20242C"/>
-          <w:sz w:val="32"/>
-        </w:rPr>
-        <w:t>5. キーボード操作</w:t>
-      </w:r>
-    </w:p>
-    <w:p>
-      <w:pPr>
-        <w:pStyle w:val="ListBullet"/>
-        <w:spacing w:after="40"/>
-        <w:ind w:left="340"/>
-      </w:pPr>
-      <w:r>
-        <w:rPr>
-          <w:rFonts w:ascii="BIZ UDPGothic" w:hAnsi="BIZ UDPGothic" w:eastAsia="BIZ UDPGothic"/>
-          <w:b/>
-          <w:i w:val="0"/>
-          <w:sz w:val="21"/>
-        </w:rPr>
-        <w:t>矢印キー</w:t>
-      </w:r>
-      <w:r>
-        <w:rPr>
-          <w:rFonts w:ascii="BIZ UDPGothic" w:hAnsi="BIZ UDPGothic" w:eastAsia="BIZ UDPGothic"/>
-          <w:b w:val="0"/>
-          <w:i w:val="0"/>
-          <w:sz w:val="21"/>
-        </w:rPr>
-        <w:t>: 1px ずつ移動。</w:t>
-      </w:r>
-    </w:p>
-    <w:p>
-      <w:pPr>
-        <w:pStyle w:val="ListBullet"/>
-        <w:spacing w:after="40"/>
-        <w:ind w:left="340"/>
-      </w:pPr>
-      <w:r>
-        <w:rPr>
-          <w:rFonts w:ascii="BIZ UDPGothic" w:hAnsi="BIZ UDPGothic" w:eastAsia="BIZ UDPGothic"/>
-          <w:b/>
-          <w:i w:val="0"/>
-          <w:sz w:val="21"/>
-        </w:rPr>
-        <w:t>Shift + 矢印</w:t>
-      </w:r>
-      <w:r>
-        <w:rPr>
-          <w:rFonts w:ascii="BIZ UDPGothic" w:hAnsi="BIZ UDPGothic" w:eastAsia="BIZ UDPGothic"/>
-          <w:b w:val="0"/>
-          <w:i w:val="0"/>
-          <w:sz w:val="21"/>
-        </w:rPr>
-        <w:t>: 10px ずつ移動。</w:t>
-      </w:r>
-    </w:p>
-    <w:p>
-      <w:pPr>
-        <w:pStyle w:val="ListBullet"/>
-        <w:spacing w:after="40"/>
-        <w:ind w:left="340"/>
-      </w:pPr>
-      <w:r>
-        <w:rPr>
-          <w:rFonts w:ascii="BIZ UDPGothic" w:hAnsi="BIZ UDPGothic" w:eastAsia="BIZ UDPGothic"/>
-          <w:b/>
-          <w:i w:val="0"/>
-          <w:sz w:val="21"/>
-        </w:rPr>
-        <w:t>Ctrl + Z</w:t>
-      </w:r>
-      <w:r>
-        <w:rPr>
-          <w:rFonts w:ascii="BIZ UDPGothic" w:hAnsi="BIZ UDPGothic" w:eastAsia="BIZ UDPGothic"/>
-          <w:b w:val="0"/>
-          <w:i w:val="0"/>
-          <w:sz w:val="21"/>
-        </w:rPr>
-        <w:t>: 元に戻す。</w:t>
-      </w:r>
-    </w:p>
-    <w:p>
-      <w:pPr>
-        <w:keepNext/>
-        <w:keepLines/>
-        <w:spacing w:before="200" w:after="60"/>
-        <w:pBdr>
-          <w:left w:val="single" w:sz="24" w:space="8" w:color="1F5C99"/>
-        </w:pBdr>
-        <w:ind w:left="113"/>
-      </w:pPr>
-      <w:r>
-        <w:rPr>
-          <w:rFonts w:ascii="BIZ UDPGothic" w:hAnsi="BIZ UDPGothic" w:eastAsia="BIZ UDPGothic"/>
-          <w:b/>
-          <w:i w:val="0"/>
-          <w:color w:val="20242C"/>
-          <w:sz w:val="32"/>
-        </w:rPr>
-        <w:t>6. 保存する</w:t>
-      </w:r>
-    </w:p>
-    <w:p>
-      <w:pPr>
-        <w:spacing w:after="80"/>
-      </w:pPr>
-      <w:r>
-        <w:rPr>
-          <w:rFonts w:ascii="BIZ UDPGothic" w:hAnsi="BIZ UDPGothic" w:eastAsia="BIZ UDPGothic"/>
-          <w:b w:val="0"/>
-          <w:i w:val="0"/>
-          <w:sz w:val="21"/>
-        </w:rPr>
-        <w:t xml:space="preserve">調整できたら右上の </w:t>
-      </w:r>
-      <w:r>
-        <w:rPr>
-          <w:rFonts w:ascii="BIZ UDPGothic" w:hAnsi="BIZ UDPGothic" w:eastAsia="BIZ UDPGothic"/>
-          <w:b/>
-          <w:i w:val="0"/>
-          <w:sz w:val="21"/>
-        </w:rPr>
-        <w:t>「保存…」</w:t>
-      </w:r>
-      <w:r>
-        <w:rPr>
-          <w:rFonts w:ascii="BIZ UDPGothic" w:hAnsi="BIZ UDPGothic" w:eastAsia="BIZ UDPGothic"/>
-          <w:b w:val="0"/>
-          <w:i w:val="0"/>
-          <w:sz w:val="21"/>
-        </w:rPr>
-        <w:t xml:space="preserve"> をクリックし、保存先を選びます。</w:t>
-      </w:r>
-    </w:p>
+    <w:tbl>
+      <w:tblPr>
+        <w:tblW w:type="auto" w:w="0"/>
+        <w:jc w:val="left"/>
+        <w:tblLook w:firstColumn="1" w:firstRow="1" w:lastColumn="0" w:lastRow="0" w:noHBand="0" w:noVBand="1" w:val="04A0"/>
+      </w:tblPr>
+      <w:tblGrid>
+        <w:gridCol w:w="3249"/>
+        <w:gridCol w:w="3249"/>
+        <w:gridCol w:w="3249"/>
+      </w:tblGrid>
+      <w:tr>
+        <w:tc>
+          <w:tcPr>
+            <w:tcW w:type="dxa" w:w="3249"/>
+            <w:shd w:val="clear" w:color="auto" w:fill="1F5C99"/>
+            <w:tcBorders>
+              <w:top w:val="single" w:sz="4" w:space="0" w:color="D7DEE5"/>
+              <w:left w:val="single" w:sz="4" w:space="0" w:color="D7DEE5"/>
+              <w:bottom w:val="single" w:sz="4" w:space="0" w:color="D7DEE5"/>
+              <w:right w:val="single" w:sz="4" w:space="0" w:color="D7DEE5"/>
+            </w:tcBorders>
+          </w:tcPr>
+          <w:p>
+            <w:r/>
+            <w:r>
+              <w:rPr>
+                <w:rFonts w:ascii="BIZ UDPGothic" w:hAnsi="BIZ UDPGothic" w:eastAsia="BIZ UDPGothic"/>
+                <w:b/>
+                <w:i w:val="0"/>
+                <w:color w:val="FFFFFF"/>
+                <w:sz w:val="19"/>
+              </w:rPr>
+              <w:t>色</w:t>
+            </w:r>
+          </w:p>
+        </w:tc>
+        <w:tc>
+          <w:tcPr>
+            <w:tcW w:type="dxa" w:w="3249"/>
+            <w:shd w:val="clear" w:color="auto" w:fill="1F5C99"/>
+            <w:tcBorders>
+              <w:top w:val="single" w:sz="4" w:space="0" w:color="D7DEE5"/>
+              <w:left w:val="single" w:sz="4" w:space="0" w:color="D7DEE5"/>
+              <w:bottom w:val="single" w:sz="4" w:space="0" w:color="D7DEE5"/>
+              <w:right w:val="single" w:sz="4" w:space="0" w:color="D7DEE5"/>
+            </w:tcBorders>
+          </w:tcPr>
+          <w:p>
+            <w:r/>
+            <w:r>
+              <w:rPr>
+                <w:rFonts w:ascii="BIZ UDPGothic" w:hAnsi="BIZ UDPGothic" w:eastAsia="BIZ UDPGothic"/>
+                <w:b/>
+                <w:i w:val="0"/>
+                <w:color w:val="FFFFFF"/>
+                <w:sz w:val="19"/>
+              </w:rPr>
+              <w:t>名称</w:t>
+            </w:r>
+          </w:p>
+        </w:tc>
+        <w:tc>
+          <w:tcPr>
+            <w:tcW w:type="dxa" w:w="3249"/>
+            <w:shd w:val="clear" w:color="auto" w:fill="1F5C99"/>
+            <w:tcBorders>
+              <w:top w:val="single" w:sz="4" w:space="0" w:color="D7DEE5"/>
+              <w:left w:val="single" w:sz="4" w:space="0" w:color="D7DEE5"/>
+              <w:bottom w:val="single" w:sz="4" w:space="0" w:color="D7DEE5"/>
+              <w:right w:val="single" w:sz="4" w:space="0" w:color="D7DEE5"/>
+            </w:tcBorders>
+          </w:tcPr>
+          <w:p>
+            <w:r/>
+            <w:r>
+              <w:rPr>
+                <w:rFonts w:ascii="BIZ UDPGothic" w:hAnsi="BIZ UDPGothic" w:eastAsia="BIZ UDPGothic"/>
+                <w:b/>
+                <w:i w:val="0"/>
+                <w:color w:val="FFFFFF"/>
+                <w:sz w:val="19"/>
+              </w:rPr>
+              <w:t>操作</w:t>
+            </w:r>
+          </w:p>
+        </w:tc>
+      </w:tr>
+      <w:tr>
+        <w:tc>
+          <w:tcPr>
+            <w:tcW w:type="dxa" w:w="3249"/>
+            <w:tcBorders>
+              <w:top w:val="single" w:sz="4" w:space="0" w:color="D7DEE5"/>
+              <w:left w:val="single" w:sz="4" w:space="0" w:color="D7DEE5"/>
+              <w:bottom w:val="single" w:sz="4" w:space="0" w:color="D7DEE5"/>
+              <w:right w:val="single" w:sz="4" w:space="0" w:color="D7DEE5"/>
+            </w:tcBorders>
+          </w:tcPr>
+          <w:p>
+            <w:r/>
+            <w:r>
+              <w:rPr>
+                <w:rFonts w:ascii="BIZ UDPGothic" w:hAnsi="BIZ UDPGothic" w:eastAsia="BIZ UDPGothic"/>
+                <w:b w:val="0"/>
+                <w:i w:val="0"/>
+                <w:sz w:val="19"/>
+              </w:rPr>
+              <w:t>🟢 緑</w:t>
+            </w:r>
+          </w:p>
+        </w:tc>
+        <w:tc>
+          <w:tcPr>
+            <w:tcW w:type="dxa" w:w="3249"/>
+            <w:tcBorders>
+              <w:top w:val="single" w:sz="4" w:space="0" w:color="D7DEE5"/>
+              <w:left w:val="single" w:sz="4" w:space="0" w:color="D7DEE5"/>
+              <w:bottom w:val="single" w:sz="4" w:space="0" w:color="D7DEE5"/>
+              <w:right w:val="single" w:sz="4" w:space="0" w:color="D7DEE5"/>
+            </w:tcBorders>
+          </w:tcPr>
+          <w:p>
+            <w:r/>
+            <w:r>
+              <w:rPr>
+                <w:rFonts w:ascii="BIZ UDPGothic" w:hAnsi="BIZ UDPGothic" w:eastAsia="BIZ UDPGothic"/>
+                <w:b w:val="0"/>
+                <w:i w:val="0"/>
+                <w:sz w:val="19"/>
+              </w:rPr>
+              <w:t>端点（文字側）</w:t>
+            </w:r>
+          </w:p>
+        </w:tc>
+        <w:tc>
+          <w:tcPr>
+            <w:tcW w:type="dxa" w:w="3249"/>
+            <w:tcBorders>
+              <w:top w:val="single" w:sz="4" w:space="0" w:color="D7DEE5"/>
+              <w:left w:val="single" w:sz="4" w:space="0" w:color="D7DEE5"/>
+              <w:bottom w:val="single" w:sz="4" w:space="0" w:color="D7DEE5"/>
+              <w:right w:val="single" w:sz="4" w:space="0" w:color="D7DEE5"/>
+            </w:tcBorders>
+          </w:tcPr>
+          <w:p>
+            <w:r/>
+            <w:r>
+              <w:rPr>
+                <w:rFonts w:ascii="BIZ UDPGothic" w:hAnsi="BIZ UDPGothic" w:eastAsia="BIZ UDPGothic"/>
+                <w:b w:val="0"/>
+                <w:i w:val="0"/>
+                <w:sz w:val="19"/>
+              </w:rPr>
+              <w:t>ドラッグで動かせます</w:t>
+            </w:r>
+          </w:p>
+        </w:tc>
+      </w:tr>
+      <w:tr>
+        <w:tc>
+          <w:tcPr>
+            <w:tcW w:type="dxa" w:w="3249"/>
+            <w:shd w:val="clear" w:color="auto" w:fill="F5F8FB"/>
+            <w:tcBorders>
+              <w:top w:val="single" w:sz="4" w:space="0" w:color="D7DEE5"/>
+              <w:left w:val="single" w:sz="4" w:space="0" w:color="D7DEE5"/>
+              <w:bottom w:val="single" w:sz="4" w:space="0" w:color="D7DEE5"/>
+              <w:right w:val="single" w:sz="4" w:space="0" w:color="D7DEE5"/>
+            </w:tcBorders>
+          </w:tcPr>
+          <w:p>
+            <w:r/>
+            <w:r>
+              <w:rPr>
+                <w:rFonts w:ascii="BIZ UDPGothic" w:hAnsi="BIZ UDPGothic" w:eastAsia="BIZ UDPGothic"/>
+                <w:b w:val="0"/>
+                <w:i w:val="0"/>
+                <w:sz w:val="19"/>
+              </w:rPr>
+              <w:t>🔵 青</w:t>
+            </w:r>
+          </w:p>
+        </w:tc>
+        <w:tc>
+          <w:tcPr>
+            <w:tcW w:type="dxa" w:w="3249"/>
+            <w:shd w:val="clear" w:color="auto" w:fill="F5F8FB"/>
+            <w:tcBorders>
+              <w:top w:val="single" w:sz="4" w:space="0" w:color="D7DEE5"/>
+              <w:left w:val="single" w:sz="4" w:space="0" w:color="D7DEE5"/>
+              <w:bottom w:val="single" w:sz="4" w:space="0" w:color="D7DEE5"/>
+              <w:right w:val="single" w:sz="4" w:space="0" w:color="D7DEE5"/>
+            </w:tcBorders>
+          </w:tcPr>
+          <w:p>
+            <w:r/>
+            <w:r>
+              <w:rPr>
+                <w:rFonts w:ascii="BIZ UDPGothic" w:hAnsi="BIZ UDPGothic" w:eastAsia="BIZ UDPGothic"/>
+                <w:b w:val="0"/>
+                <w:i w:val="0"/>
+                <w:sz w:val="19"/>
+              </w:rPr>
+              <w:t>曲点（折れ目）</w:t>
+            </w:r>
+          </w:p>
+        </w:tc>
+        <w:tc>
+          <w:tcPr>
+            <w:tcW w:type="dxa" w:w="3249"/>
+            <w:shd w:val="clear" w:color="auto" w:fill="F5F8FB"/>
+            <w:tcBorders>
+              <w:top w:val="single" w:sz="4" w:space="0" w:color="D7DEE5"/>
+              <w:left w:val="single" w:sz="4" w:space="0" w:color="D7DEE5"/>
+              <w:bottom w:val="single" w:sz="4" w:space="0" w:color="D7DEE5"/>
+              <w:right w:val="single" w:sz="4" w:space="0" w:color="D7DEE5"/>
+            </w:tcBorders>
+          </w:tcPr>
+          <w:p>
+            <w:r/>
+            <w:r>
+              <w:rPr>
+                <w:rFonts w:ascii="BIZ UDPGothic" w:hAnsi="BIZ UDPGothic" w:eastAsia="BIZ UDPGothic"/>
+                <w:b w:val="0"/>
+                <w:i w:val="0"/>
+                <w:sz w:val="19"/>
+              </w:rPr>
+              <w:t>ドラッグで動かせます</w:t>
+            </w:r>
+          </w:p>
+        </w:tc>
+      </w:tr>
+      <w:tr>
+        <w:tc>
+          <w:tcPr>
+            <w:tcW w:type="dxa" w:w="3249"/>
+            <w:tcBorders>
+              <w:top w:val="single" w:sz="4" w:space="0" w:color="D7DEE5"/>
+              <w:left w:val="single" w:sz="4" w:space="0" w:color="D7DEE5"/>
+              <w:bottom w:val="single" w:sz="4" w:space="0" w:color="D7DEE5"/>
+              <w:right w:val="single" w:sz="4" w:space="0" w:color="D7DEE5"/>
+            </w:tcBorders>
+          </w:tcPr>
+          <w:p>
+            <w:r/>
+            <w:r>
+              <w:rPr>
+                <w:rFonts w:ascii="BIZ UDPGothic" w:hAnsi="BIZ UDPGothic" w:eastAsia="BIZ UDPGothic"/>
+                <w:b w:val="0"/>
+                <w:i w:val="0"/>
+                <w:sz w:val="19"/>
+              </w:rPr>
+              <w:t>🟠 橙</w:t>
+            </w:r>
+          </w:p>
+        </w:tc>
+        <w:tc>
+          <w:tcPr>
+            <w:tcW w:type="dxa" w:w="3249"/>
+            <w:tcBorders>
+              <w:top w:val="single" w:sz="4" w:space="0" w:color="D7DEE5"/>
+              <w:left w:val="single" w:sz="4" w:space="0" w:color="D7DEE5"/>
+              <w:bottom w:val="single" w:sz="4" w:space="0" w:color="D7DEE5"/>
+              <w:right w:val="single" w:sz="4" w:space="0" w:color="D7DEE5"/>
+            </w:tcBorders>
+          </w:tcPr>
+          <w:p>
+            <w:r/>
+            <w:r>
+              <w:rPr>
+                <w:rFonts w:ascii="BIZ UDPGothic" w:hAnsi="BIZ UDPGothic" w:eastAsia="BIZ UDPGothic"/>
+                <w:b w:val="0"/>
+                <w:i w:val="0"/>
+                <w:sz w:val="19"/>
+              </w:rPr>
+              <w:t>アンカー（円に接する根元）</w:t>
+            </w:r>
+          </w:p>
+        </w:tc>
+        <w:tc>
+          <w:tcPr>
+            <w:tcW w:type="dxa" w:w="3249"/>
+            <w:tcBorders>
+              <w:top w:val="single" w:sz="4" w:space="0" w:color="D7DEE5"/>
+              <w:left w:val="single" w:sz="4" w:space="0" w:color="D7DEE5"/>
+              <w:bottom w:val="single" w:sz="4" w:space="0" w:color="D7DEE5"/>
+              <w:right w:val="single" w:sz="4" w:space="0" w:color="D7DEE5"/>
+            </w:tcBorders>
+          </w:tcPr>
+          <w:p>
+            <w:r/>
+            <w:r>
+              <w:rPr>
+                <w:rFonts w:ascii="BIZ UDPGothic" w:hAnsi="BIZ UDPGothic" w:eastAsia="BIZ UDPGothic"/>
+                <w:b/>
+                <w:i w:val="0"/>
+                <w:sz w:val="19"/>
+              </w:rPr>
+              <w:t>動かせません</w:t>
+            </w:r>
+            <w:r>
+              <w:rPr>
+                <w:rFonts w:ascii="BIZ UDPGothic" w:hAnsi="BIZ UDPGothic" w:eastAsia="BIZ UDPGothic"/>
+                <w:b w:val="0"/>
+                <w:i w:val="0"/>
+                <w:sz w:val="19"/>
+              </w:rPr>
+              <w:t>（円グラフの切片に固定されています）</w:t>
+            </w:r>
+          </w:p>
+        </w:tc>
+      </w:tr>
+    </w:tbl>
     <w:tbl>
       <w:tblPr>
         <w:tblW w:type="auto" w:w="0"/>
@@ -957,7 +1718,1183 @@
                 <w:color w:val="20242C"/>
                 <w:sz w:val="20"/>
               </w:rPr>
-              <w:t>元のファイルは上書きされません（別名で保存できます）。保存時には編集用の補助要素（ハンドル等）を取り除いた、きれいな SVG が書き出されます。</w:t>
+              <w:t>ラベルを円の外へ出すと引出線が自動で付き、円の中へ戻すと自動で消えます。手でハンドルを動かした引出線は、それ以降は自動調整されません（あなたの調整が優先されます）。</w:t>
+            </w:r>
+          </w:p>
+        </w:tc>
+      </w:tr>
+    </w:tbl>
+    <w:p>
+      <w:pPr>
+        <w:keepNext/>
+        <w:keepLines/>
+        <w:spacing w:before="140" w:after="60"/>
+        <w:ind w:left="85"/>
+      </w:pPr>
+      <w:r>
+        <w:rPr>
+          <w:rFonts w:ascii="BIZ UDPGothic" w:hAnsi="BIZ UDPGothic" w:eastAsia="BIZ UDPGothic"/>
+          <w:b/>
+          <w:i w:val="0"/>
+          <w:color w:val="20242C"/>
+          <w:sz w:val="26"/>
+        </w:rPr>
+        <w:t>2.2 右パネルで見た目を整える</w:t>
+      </w:r>
+    </w:p>
+    <w:p>
+      <w:pPr>
+        <w:spacing w:after="80"/>
+      </w:pPr>
+      <w:r>
+        <w:rPr>
+          <w:rFonts w:ascii="BIZ UDPGothic" w:hAnsi="BIZ UDPGothic" w:eastAsia="BIZ UDPGothic"/>
+          <w:b w:val="0"/>
+          <w:i w:val="0"/>
+          <w:sz w:val="21"/>
+        </w:rPr>
+        <w:t>ラベルを選択すると、右側の「選択中のラベル」パネルで次を切り替えられます。</w:t>
+      </w:r>
+    </w:p>
+    <w:tbl>
+      <w:tblPr>
+        <w:tblW w:type="auto" w:w="0"/>
+        <w:jc w:val="center"/>
+        <w:tblLook w:firstColumn="1" w:firstRow="1" w:lastColumn="0" w:lastRow="0" w:noHBand="0" w:noVBand="1" w:val="04A0"/>
+      </w:tblPr>
+      <w:tblGrid>
+        <w:gridCol w:w="9746"/>
+      </w:tblGrid>
+      <w:tr>
+        <w:trPr>
+          <w:cantSplit/>
+        </w:trPr>
+        <w:tc>
+          <w:tcPr>
+            <w:tcW w:type="dxa" w:w="9746"/>
+            <w:tcBorders>
+              <w:top w:val="single" w:sz="8" w:space="0" w:color="D7DEE5"/>
+              <w:left w:val="single" w:sz="8" w:space="0" w:color="D7DEE5"/>
+              <w:bottom w:val="single" w:sz="8" w:space="0" w:color="D7DEE5"/>
+              <w:right w:val="single" w:sz="8" w:space="0" w:color="D7DEE5"/>
+            </w:tcBorders>
+          </w:tcPr>
+          <w:p>
+            <w:pPr>
+              <w:jc w:val="center"/>
+            </w:pPr>
+            <w:r>
+              <w:drawing>
+                <wp:inline xmlns:a="http://schemas.openxmlformats.org/drawingml/2006/main" xmlns:pic="http://schemas.openxmlformats.org/drawingml/2006/picture">
+                  <wp:extent cx="5760000" cy="11501887"/>
+                  <wp:docPr id="4" name="Picture 4"/>
+                  <wp:cNvGraphicFramePr>
+                    <a:graphicFrameLocks noChangeAspect="1"/>
+                  </wp:cNvGraphicFramePr>
+                  <a:graphic>
+                    <a:graphicData uri="http://schemas.openxmlformats.org/drawingml/2006/picture">
+                      <pic:pic>
+                        <pic:nvPicPr>
+                          <pic:cNvPr id="0" name="panel_right.png"/>
+                          <pic:cNvPicPr/>
+                        </pic:nvPicPr>
+                        <pic:blipFill>
+                          <a:blip r:embed="rId12"/>
+                          <a:stretch>
+                            <a:fillRect/>
+                          </a:stretch>
+                        </pic:blipFill>
+                        <pic:spPr>
+                          <a:xfrm>
+                            <a:off x="0" y="0"/>
+                            <a:ext cx="5760000" cy="11501887"/>
+                          </a:xfrm>
+                          <a:prstGeom prst="rect"/>
+                        </pic:spPr>
+                      </pic:pic>
+                    </a:graphicData>
+                  </a:graphic>
+                </wp:inline>
+              </w:drawing>
+            </w:r>
+          </w:p>
+        </w:tc>
+      </w:tr>
+    </w:tbl>
+    <w:p>
+      <w:pPr>
+        <w:spacing w:after="160"/>
+        <w:jc w:val="center"/>
+      </w:pPr>
+      <w:r>
+        <w:rPr>
+          <w:rFonts w:ascii="BIZ UDPGothic" w:hAnsi="BIZ UDPGothic" w:eastAsia="BIZ UDPGothic"/>
+          <w:b w:val="0"/>
+          <w:i/>
+          <w:color w:val="606874"/>
+          <w:sz w:val="18"/>
+        </w:rPr>
+        <w:t>右パネル「選択中のラベル」</w:t>
+      </w:r>
+    </w:p>
+    <w:p>
+      <w:pPr>
+        <w:pStyle w:val="ListBullet"/>
+        <w:spacing w:after="40"/>
+        <w:ind w:left="340"/>
+      </w:pPr>
+      <w:r>
+        <w:rPr>
+          <w:rFonts w:ascii="BIZ UDPGothic" w:hAnsi="BIZ UDPGothic" w:eastAsia="BIZ UDPGothic"/>
+          <w:b/>
+          <w:i w:val="0"/>
+          <w:sz w:val="21"/>
+        </w:rPr>
+        <w:t>引出線</w:t>
+      </w:r>
+      <w:r>
+        <w:rPr>
+          <w:rFonts w:ascii="BIZ UDPGothic" w:hAnsi="BIZ UDPGothic" w:eastAsia="BIZ UDPGothic"/>
+          <w:b w:val="0"/>
+          <w:i w:val="0"/>
+          <w:sz w:val="21"/>
+        </w:rPr>
+        <w:t>: 表示 / 非表示。</w:t>
+      </w:r>
+    </w:p>
+    <w:p>
+      <w:pPr>
+        <w:pStyle w:val="ListBullet"/>
+        <w:spacing w:after="40"/>
+        <w:ind w:left="340"/>
+      </w:pPr>
+      <w:r>
+        <w:rPr>
+          <w:rFonts w:ascii="BIZ UDPGothic" w:hAnsi="BIZ UDPGothic" w:eastAsia="BIZ UDPGothic"/>
+          <w:b/>
+          <w:i w:val="0"/>
+          <w:sz w:val="21"/>
+        </w:rPr>
+        <w:t>曲げ点</w:t>
+      </w:r>
+      <w:r>
+        <w:rPr>
+          <w:rFonts w:ascii="BIZ UDPGothic" w:hAnsi="BIZ UDPGothic" w:eastAsia="BIZ UDPGothic"/>
+          <w:b w:val="0"/>
+          <w:i w:val="0"/>
+          <w:sz w:val="21"/>
+        </w:rPr>
+        <w:t>: あり（L 字に折れる）/ なし（直線）。</w:t>
+      </w:r>
+    </w:p>
+    <w:p>
+      <w:pPr>
+        <w:pStyle w:val="ListBullet"/>
+        <w:spacing w:after="40"/>
+        <w:ind w:left="340"/>
+      </w:pPr>
+      <w:r>
+        <w:rPr>
+          <w:rFonts w:ascii="BIZ UDPGothic" w:hAnsi="BIZ UDPGothic" w:eastAsia="BIZ UDPGothic"/>
+          <w:b/>
+          <w:i w:val="0"/>
+          <w:sz w:val="21"/>
+        </w:rPr>
+        <w:t>文字色</w:t>
+      </w:r>
+      <w:r>
+        <w:rPr>
+          <w:rFonts w:ascii="BIZ UDPGothic" w:hAnsi="BIZ UDPGothic" w:eastAsia="BIZ UDPGothic"/>
+          <w:b w:val="0"/>
+          <w:i w:val="0"/>
+          <w:sz w:val="21"/>
+        </w:rPr>
+        <w:t>: 黒 / 白。</w:t>
+      </w:r>
+    </w:p>
+    <w:p>
+      <w:pPr>
+        <w:pStyle w:val="ListBullet"/>
+        <w:spacing w:after="40"/>
+        <w:ind w:left="340"/>
+      </w:pPr>
+      <w:r>
+        <w:rPr>
+          <w:rFonts w:ascii="BIZ UDPGothic" w:hAnsi="BIZ UDPGothic" w:eastAsia="BIZ UDPGothic"/>
+          <w:b/>
+          <w:i w:val="0"/>
+          <w:sz w:val="21"/>
+        </w:rPr>
+        <w:t>行数</w:t>
+      </w:r>
+      <w:r>
+        <w:rPr>
+          <w:rFonts w:ascii="BIZ UDPGothic" w:hAnsi="BIZ UDPGothic" w:eastAsia="BIZ UDPGothic"/>
+          <w:b w:val="0"/>
+          <w:i w:val="0"/>
+          <w:sz w:val="21"/>
+        </w:rPr>
+        <w:t>: 1 行（名前と「○○%」を 1 行にまとめる）/ 2 行。</w:t>
+      </w:r>
+    </w:p>
+    <w:p>
+      <w:pPr>
+        <w:pStyle w:val="ListBullet"/>
+        <w:spacing w:after="40"/>
+        <w:ind w:left="340"/>
+      </w:pPr>
+      <w:r>
+        <w:rPr>
+          <w:rFonts w:ascii="BIZ UDPGothic" w:hAnsi="BIZ UDPGothic" w:eastAsia="BIZ UDPGothic"/>
+          <w:b/>
+          <w:i w:val="0"/>
+          <w:sz w:val="21"/>
+        </w:rPr>
+        <w:t>長体（横圧縮）スライダ</w:t>
+      </w:r>
+      <w:r>
+        <w:rPr>
+          <w:rFonts w:ascii="BIZ UDPGothic" w:hAnsi="BIZ UDPGothic" w:eastAsia="BIZ UDPGothic"/>
+          <w:b w:val="0"/>
+          <w:i w:val="0"/>
+          <w:sz w:val="21"/>
+        </w:rPr>
+        <w:t>: 文字を横方向に圧縮します（100〜70%）。名前部分だけを横に縮め、高さと「%」部分は変えません。</w:t>
+      </w:r>
+    </w:p>
+    <w:tbl>
+      <w:tblPr>
+        <w:tblW w:type="auto" w:w="0"/>
+        <w:jc w:val="center"/>
+        <w:tblLook w:firstColumn="1" w:firstRow="1" w:lastColumn="0" w:lastRow="0" w:noHBand="0" w:noVBand="1" w:val="04A0"/>
+      </w:tblPr>
+      <w:tblGrid>
+        <w:gridCol w:w="9746"/>
+      </w:tblGrid>
+      <w:tr>
+        <w:trPr>
+          <w:cantSplit/>
+        </w:trPr>
+        <w:tc>
+          <w:tcPr>
+            <w:tcW w:type="dxa" w:w="9746"/>
+            <w:tcBorders>
+              <w:top w:val="single" w:sz="8" w:space="0" w:color="D7DEE5"/>
+              <w:left w:val="single" w:sz="8" w:space="0" w:color="D7DEE5"/>
+              <w:bottom w:val="single" w:sz="8" w:space="0" w:color="D7DEE5"/>
+              <w:right w:val="single" w:sz="8" w:space="0" w:color="D7DEE5"/>
+            </w:tcBorders>
+          </w:tcPr>
+          <w:p>
+            <w:pPr>
+              <w:jc w:val="center"/>
+            </w:pPr>
+            <w:r>
+              <w:drawing>
+                <wp:inline xmlns:a="http://schemas.openxmlformats.org/drawingml/2006/main" xmlns:pic="http://schemas.openxmlformats.org/drawingml/2006/picture">
+                  <wp:extent cx="5760000" cy="4173413"/>
+                  <wp:docPr id="5" name="Picture 5"/>
+                  <wp:cNvGraphicFramePr>
+                    <a:graphicFrameLocks noChangeAspect="1"/>
+                  </wp:cNvGraphicFramePr>
+                  <a:graphic>
+                    <a:graphicData uri="http://schemas.openxmlformats.org/drawingml/2006/picture">
+                      <pic:pic>
+                        <pic:nvPicPr>
+                          <pic:cNvPr id="0" name="condense_zoom.png"/>
+                          <pic:cNvPicPr/>
+                        </pic:nvPicPr>
+                        <pic:blipFill>
+                          <a:blip r:embed="rId13"/>
+                          <a:stretch>
+                            <a:fillRect/>
+                          </a:stretch>
+                        </pic:blipFill>
+                        <pic:spPr>
+                          <a:xfrm>
+                            <a:off x="0" y="0"/>
+                            <a:ext cx="5760000" cy="4173413"/>
+                          </a:xfrm>
+                          <a:prstGeom prst="rect"/>
+                        </pic:spPr>
+                      </pic:pic>
+                    </a:graphicData>
+                  </a:graphic>
+                </wp:inline>
+              </w:drawing>
+            </w:r>
+          </w:p>
+        </w:tc>
+      </w:tr>
+    </w:tbl>
+    <w:p>
+      <w:pPr>
+        <w:spacing w:after="160"/>
+        <w:jc w:val="center"/>
+      </w:pPr>
+      <w:r>
+        <w:rPr>
+          <w:rFonts w:ascii="BIZ UDPGothic" w:hAnsi="BIZ UDPGothic" w:eastAsia="BIZ UDPGothic"/>
+          <w:b w:val="0"/>
+          <w:i/>
+          <w:color w:val="606874"/>
+          <w:sz w:val="18"/>
+        </w:rPr>
+        <w:t>長体 70% を適用した状態（同じラベルの比較用）</w:t>
+      </w:r>
+    </w:p>
+    <w:p>
+      <w:pPr>
+        <w:keepNext/>
+        <w:keepLines/>
+        <w:spacing w:before="140" w:after="60"/>
+        <w:ind w:left="85"/>
+      </w:pPr>
+      <w:r>
+        <w:rPr>
+          <w:rFonts w:ascii="BIZ UDPGothic" w:hAnsi="BIZ UDPGothic" w:eastAsia="BIZ UDPGothic"/>
+          <w:b/>
+          <w:i w:val="0"/>
+          <w:color w:val="20242C"/>
+          <w:sz w:val="26"/>
+        </w:rPr>
+        <w:t>2.3 やり直したいとき</w:t>
+      </w:r>
+    </w:p>
+    <w:p>
+      <w:pPr>
+        <w:pStyle w:val="ListBullet"/>
+        <w:spacing w:after="40"/>
+        <w:ind w:left="340"/>
+      </w:pPr>
+      <w:r>
+        <w:rPr>
+          <w:rFonts w:ascii="BIZ UDPGothic" w:hAnsi="BIZ UDPGothic" w:eastAsia="BIZ UDPGothic"/>
+          <w:b/>
+          <w:i w:val="0"/>
+          <w:sz w:val="21"/>
+        </w:rPr>
+        <w:t>Ctrl + Z</w:t>
+      </w:r>
+      <w:r>
+        <w:rPr>
+          <w:rFonts w:ascii="BIZ UDPGothic" w:hAnsi="BIZ UDPGothic" w:eastAsia="BIZ UDPGothic"/>
+          <w:b w:val="0"/>
+          <w:i w:val="0"/>
+          <w:sz w:val="21"/>
+        </w:rPr>
+        <w:t>: 元に戻す（アプリバーの ↩ ボタンでも可）。</w:t>
+      </w:r>
+    </w:p>
+    <w:p>
+      <w:pPr>
+        <w:pStyle w:val="ListBullet"/>
+        <w:spacing w:after="40"/>
+        <w:ind w:left="340"/>
+      </w:pPr>
+      <w:r>
+        <w:rPr>
+          <w:rFonts w:ascii="BIZ UDPGothic" w:hAnsi="BIZ UDPGothic" w:eastAsia="BIZ UDPGothic"/>
+          <w:b/>
+          <w:i w:val="0"/>
+          <w:sz w:val="21"/>
+        </w:rPr>
+        <w:t>Ctrl + Y</w:t>
+      </w:r>
+      <w:r>
+        <w:rPr>
+          <w:rFonts w:ascii="BIZ UDPGothic" w:hAnsi="BIZ UDPGothic" w:eastAsia="BIZ UDPGothic"/>
+          <w:b w:val="0"/>
+          <w:i w:val="0"/>
+          <w:sz w:val="21"/>
+        </w:rPr>
+        <w:t>: やり直し（↪ ボタンでも可）。</w:t>
+      </w:r>
+    </w:p>
+    <w:p>
+      <w:pPr>
+        <w:pStyle w:val="ListBullet"/>
+        <w:spacing w:after="40"/>
+        <w:ind w:left="340"/>
+      </w:pPr>
+      <w:r>
+        <w:rPr>
+          <w:rFonts w:ascii="BIZ UDPGothic" w:hAnsi="BIZ UDPGothic" w:eastAsia="BIZ UDPGothic"/>
+          <w:b w:val="0"/>
+          <w:i w:val="0"/>
+          <w:sz w:val="21"/>
+        </w:rPr>
+        <w:t xml:space="preserve">右パネル下の </w:t>
+      </w:r>
+      <w:r>
+        <w:rPr>
+          <w:rFonts w:ascii="BIZ UDPGothic" w:hAnsi="BIZ UDPGothic" w:eastAsia="BIZ UDPGothic"/>
+          <w:b/>
+          <w:i w:val="0"/>
+          <w:sz w:val="21"/>
+        </w:rPr>
+        <w:t>「このラベルをリセット」</w:t>
+      </w:r>
+      <w:r>
+        <w:rPr>
+          <w:rFonts w:ascii="BIZ UDPGothic" w:hAnsi="BIZ UDPGothic" w:eastAsia="BIZ UDPGothic"/>
+          <w:b w:val="0"/>
+          <w:i w:val="0"/>
+          <w:sz w:val="21"/>
+        </w:rPr>
+        <w:t>: 選択中のラベルだけを開いた直後の状態へ戻します。</w:t>
+      </w:r>
+    </w:p>
+    <w:p>
+      <w:pPr>
+        <w:pStyle w:val="ListBullet"/>
+        <w:spacing w:after="40"/>
+        <w:ind w:left="340"/>
+      </w:pPr>
+      <w:r>
+        <w:rPr>
+          <w:rFonts w:ascii="BIZ UDPGothic" w:hAnsi="BIZ UDPGothic" w:eastAsia="BIZ UDPGothic"/>
+          <w:b w:val="0"/>
+          <w:i w:val="0"/>
+          <w:sz w:val="21"/>
+        </w:rPr>
+        <w:t xml:space="preserve">左下の </w:t>
+      </w:r>
+      <w:r>
+        <w:rPr>
+          <w:rFonts w:ascii="BIZ UDPGothic" w:hAnsi="BIZ UDPGothic" w:eastAsia="BIZ UDPGothic"/>
+          <w:b/>
+          <w:i w:val="0"/>
+          <w:sz w:val="21"/>
+        </w:rPr>
+        <w:t>「このファイルをリセット」</w:t>
+      </w:r>
+      <w:r>
+        <w:rPr>
+          <w:rFonts w:ascii="BIZ UDPGothic" w:hAnsi="BIZ UDPGothic" w:eastAsia="BIZ UDPGothic"/>
+          <w:b w:val="0"/>
+          <w:i w:val="0"/>
+          <w:sz w:val="21"/>
+        </w:rPr>
+        <w:t>: 表示中のファイル全体を開いた直後の状態へ戻します（確認ダイアログが出ます）。</w:t>
+      </w:r>
+    </w:p>
+    <w:p>
+      <w:pPr>
+        <w:keepNext/>
+        <w:keepLines/>
+        <w:spacing w:before="140" w:after="60"/>
+        <w:ind w:left="85"/>
+      </w:pPr>
+      <w:r>
+        <w:rPr>
+          <w:rFonts w:ascii="BIZ UDPGothic" w:hAnsi="BIZ UDPGothic" w:eastAsia="BIZ UDPGothic"/>
+          <w:b/>
+          <w:i w:val="0"/>
+          <w:color w:val="20242C"/>
+          <w:sz w:val="26"/>
+        </w:rPr>
+        <w:t>2.4 キーボード操作まとめ</w:t>
+      </w:r>
+    </w:p>
+    <w:tbl>
+      <w:tblPr>
+        <w:tblW w:type="auto" w:w="0"/>
+        <w:jc w:val="left"/>
+        <w:tblLook w:firstColumn="1" w:firstRow="1" w:lastColumn="0" w:lastRow="0" w:noHBand="0" w:noVBand="1" w:val="04A0"/>
+      </w:tblPr>
+      <w:tblGrid>
+        <w:gridCol w:w="4873"/>
+        <w:gridCol w:w="4873"/>
+      </w:tblGrid>
+      <w:tr>
+        <w:tc>
+          <w:tcPr>
+            <w:tcW w:type="dxa" w:w="4873"/>
+            <w:shd w:val="clear" w:color="auto" w:fill="1F5C99"/>
+            <w:tcBorders>
+              <w:top w:val="single" w:sz="4" w:space="0" w:color="D7DEE5"/>
+              <w:left w:val="single" w:sz="4" w:space="0" w:color="D7DEE5"/>
+              <w:bottom w:val="single" w:sz="4" w:space="0" w:color="D7DEE5"/>
+              <w:right w:val="single" w:sz="4" w:space="0" w:color="D7DEE5"/>
+            </w:tcBorders>
+          </w:tcPr>
+          <w:p>
+            <w:r/>
+            <w:r>
+              <w:rPr>
+                <w:rFonts w:ascii="BIZ UDPGothic" w:hAnsi="BIZ UDPGothic" w:eastAsia="BIZ UDPGothic"/>
+                <w:b/>
+                <w:i w:val="0"/>
+                <w:color w:val="FFFFFF"/>
+                <w:sz w:val="19"/>
+              </w:rPr>
+              <w:t>キー</w:t>
+            </w:r>
+          </w:p>
+        </w:tc>
+        <w:tc>
+          <w:tcPr>
+            <w:tcW w:type="dxa" w:w="4873"/>
+            <w:shd w:val="clear" w:color="auto" w:fill="1F5C99"/>
+            <w:tcBorders>
+              <w:top w:val="single" w:sz="4" w:space="0" w:color="D7DEE5"/>
+              <w:left w:val="single" w:sz="4" w:space="0" w:color="D7DEE5"/>
+              <w:bottom w:val="single" w:sz="4" w:space="0" w:color="D7DEE5"/>
+              <w:right w:val="single" w:sz="4" w:space="0" w:color="D7DEE5"/>
+            </w:tcBorders>
+          </w:tcPr>
+          <w:p>
+            <w:r/>
+            <w:r>
+              <w:rPr>
+                <w:rFonts w:ascii="BIZ UDPGothic" w:hAnsi="BIZ UDPGothic" w:eastAsia="BIZ UDPGothic"/>
+                <w:b/>
+                <w:i w:val="0"/>
+                <w:color w:val="FFFFFF"/>
+                <w:sz w:val="19"/>
+              </w:rPr>
+              <w:t>動作</w:t>
+            </w:r>
+          </w:p>
+        </w:tc>
+      </w:tr>
+      <w:tr>
+        <w:tc>
+          <w:tcPr>
+            <w:tcW w:type="dxa" w:w="4873"/>
+            <w:tcBorders>
+              <w:top w:val="single" w:sz="4" w:space="0" w:color="D7DEE5"/>
+              <w:left w:val="single" w:sz="4" w:space="0" w:color="D7DEE5"/>
+              <w:bottom w:val="single" w:sz="4" w:space="0" w:color="D7DEE5"/>
+              <w:right w:val="single" w:sz="4" w:space="0" w:color="D7DEE5"/>
+            </w:tcBorders>
+          </w:tcPr>
+          <w:p>
+            <w:r/>
+            <w:r>
+              <w:rPr>
+                <w:rFonts w:ascii="BIZ UDPGothic" w:hAnsi="BIZ UDPGothic" w:eastAsia="BIZ UDPGothic"/>
+                <w:b w:val="0"/>
+                <w:i w:val="0"/>
+                <w:sz w:val="19"/>
+              </w:rPr>
+              <w:t>矢印キー</w:t>
+            </w:r>
+          </w:p>
+        </w:tc>
+        <w:tc>
+          <w:tcPr>
+            <w:tcW w:type="dxa" w:w="4873"/>
+            <w:tcBorders>
+              <w:top w:val="single" w:sz="4" w:space="0" w:color="D7DEE5"/>
+              <w:left w:val="single" w:sz="4" w:space="0" w:color="D7DEE5"/>
+              <w:bottom w:val="single" w:sz="4" w:space="0" w:color="D7DEE5"/>
+              <w:right w:val="single" w:sz="4" w:space="0" w:color="D7DEE5"/>
+            </w:tcBorders>
+          </w:tcPr>
+          <w:p>
+            <w:r/>
+            <w:r>
+              <w:rPr>
+                <w:rFonts w:ascii="BIZ UDPGothic" w:hAnsi="BIZ UDPGothic" w:eastAsia="BIZ UDPGothic"/>
+                <w:b w:val="0"/>
+                <w:i w:val="0"/>
+                <w:sz w:val="19"/>
+              </w:rPr>
+              <w:t>選択中ラベルを 1px ずつ移動</w:t>
+            </w:r>
+          </w:p>
+        </w:tc>
+      </w:tr>
+      <w:tr>
+        <w:tc>
+          <w:tcPr>
+            <w:tcW w:type="dxa" w:w="4873"/>
+            <w:shd w:val="clear" w:color="auto" w:fill="F5F8FB"/>
+            <w:tcBorders>
+              <w:top w:val="single" w:sz="4" w:space="0" w:color="D7DEE5"/>
+              <w:left w:val="single" w:sz="4" w:space="0" w:color="D7DEE5"/>
+              <w:bottom w:val="single" w:sz="4" w:space="0" w:color="D7DEE5"/>
+              <w:right w:val="single" w:sz="4" w:space="0" w:color="D7DEE5"/>
+            </w:tcBorders>
+          </w:tcPr>
+          <w:p>
+            <w:r/>
+            <w:r>
+              <w:rPr>
+                <w:rFonts w:ascii="BIZ UDPGothic" w:hAnsi="BIZ UDPGothic" w:eastAsia="BIZ UDPGothic"/>
+                <w:b w:val="0"/>
+                <w:i w:val="0"/>
+                <w:sz w:val="19"/>
+              </w:rPr>
+              <w:t>Shift + 矢印</w:t>
+            </w:r>
+          </w:p>
+        </w:tc>
+        <w:tc>
+          <w:tcPr>
+            <w:tcW w:type="dxa" w:w="4873"/>
+            <w:shd w:val="clear" w:color="auto" w:fill="F5F8FB"/>
+            <w:tcBorders>
+              <w:top w:val="single" w:sz="4" w:space="0" w:color="D7DEE5"/>
+              <w:left w:val="single" w:sz="4" w:space="0" w:color="D7DEE5"/>
+              <w:bottom w:val="single" w:sz="4" w:space="0" w:color="D7DEE5"/>
+              <w:right w:val="single" w:sz="4" w:space="0" w:color="D7DEE5"/>
+            </w:tcBorders>
+          </w:tcPr>
+          <w:p>
+            <w:r/>
+            <w:r>
+              <w:rPr>
+                <w:rFonts w:ascii="BIZ UDPGothic" w:hAnsi="BIZ UDPGothic" w:eastAsia="BIZ UDPGothic"/>
+                <w:b w:val="0"/>
+                <w:i w:val="0"/>
+                <w:sz w:val="19"/>
+              </w:rPr>
+              <w:t>10px ずつ移動</w:t>
+            </w:r>
+          </w:p>
+        </w:tc>
+      </w:tr>
+      <w:tr>
+        <w:tc>
+          <w:tcPr>
+            <w:tcW w:type="dxa" w:w="4873"/>
+            <w:tcBorders>
+              <w:top w:val="single" w:sz="4" w:space="0" w:color="D7DEE5"/>
+              <w:left w:val="single" w:sz="4" w:space="0" w:color="D7DEE5"/>
+              <w:bottom w:val="single" w:sz="4" w:space="0" w:color="D7DEE5"/>
+              <w:right w:val="single" w:sz="4" w:space="0" w:color="D7DEE5"/>
+            </w:tcBorders>
+          </w:tcPr>
+          <w:p>
+            <w:r/>
+            <w:r>
+              <w:rPr>
+                <w:rFonts w:ascii="BIZ UDPGothic" w:hAnsi="BIZ UDPGothic" w:eastAsia="BIZ UDPGothic"/>
+                <w:b w:val="0"/>
+                <w:i w:val="0"/>
+                <w:sz w:val="19"/>
+              </w:rPr>
+              <w:t>Ctrl + Z / Ctrl + Y</w:t>
+            </w:r>
+          </w:p>
+        </w:tc>
+        <w:tc>
+          <w:tcPr>
+            <w:tcW w:type="dxa" w:w="4873"/>
+            <w:tcBorders>
+              <w:top w:val="single" w:sz="4" w:space="0" w:color="D7DEE5"/>
+              <w:left w:val="single" w:sz="4" w:space="0" w:color="D7DEE5"/>
+              <w:bottom w:val="single" w:sz="4" w:space="0" w:color="D7DEE5"/>
+              <w:right w:val="single" w:sz="4" w:space="0" w:color="D7DEE5"/>
+            </w:tcBorders>
+          </w:tcPr>
+          <w:p>
+            <w:r/>
+            <w:r>
+              <w:rPr>
+                <w:rFonts w:ascii="BIZ UDPGothic" w:hAnsi="BIZ UDPGothic" w:eastAsia="BIZ UDPGothic"/>
+                <w:b w:val="0"/>
+                <w:i w:val="0"/>
+                <w:sz w:val="19"/>
+              </w:rPr>
+              <w:t>元に戻す / やり直し</w:t>
+            </w:r>
+          </w:p>
+        </w:tc>
+      </w:tr>
+      <w:tr>
+        <w:tc>
+          <w:tcPr>
+            <w:tcW w:type="dxa" w:w="4873"/>
+            <w:shd w:val="clear" w:color="auto" w:fill="F5F8FB"/>
+            <w:tcBorders>
+              <w:top w:val="single" w:sz="4" w:space="0" w:color="D7DEE5"/>
+              <w:left w:val="single" w:sz="4" w:space="0" w:color="D7DEE5"/>
+              <w:bottom w:val="single" w:sz="4" w:space="0" w:color="D7DEE5"/>
+              <w:right w:val="single" w:sz="4" w:space="0" w:color="D7DEE5"/>
+            </w:tcBorders>
+          </w:tcPr>
+          <w:p>
+            <w:r/>
+            <w:r>
+              <w:rPr>
+                <w:rFonts w:ascii="BIZ UDPGothic" w:hAnsi="BIZ UDPGothic" w:eastAsia="BIZ UDPGothic"/>
+                <w:b w:val="0"/>
+                <w:i w:val="0"/>
+                <w:sz w:val="19"/>
+              </w:rPr>
+              <w:t>Ctrl + O</w:t>
+            </w:r>
+          </w:p>
+        </w:tc>
+        <w:tc>
+          <w:tcPr>
+            <w:tcW w:type="dxa" w:w="4873"/>
+            <w:shd w:val="clear" w:color="auto" w:fill="F5F8FB"/>
+            <w:tcBorders>
+              <w:top w:val="single" w:sz="4" w:space="0" w:color="D7DEE5"/>
+              <w:left w:val="single" w:sz="4" w:space="0" w:color="D7DEE5"/>
+              <w:bottom w:val="single" w:sz="4" w:space="0" w:color="D7DEE5"/>
+              <w:right w:val="single" w:sz="4" w:space="0" w:color="D7DEE5"/>
+            </w:tcBorders>
+          </w:tcPr>
+          <w:p>
+            <w:r/>
+            <w:r>
+              <w:rPr>
+                <w:rFonts w:ascii="BIZ UDPGothic" w:hAnsi="BIZ UDPGothic" w:eastAsia="BIZ UDPGothic"/>
+                <w:b w:val="0"/>
+                <w:i w:val="0"/>
+                <w:sz w:val="19"/>
+              </w:rPr>
+              <w:t>ファイルを開く</w:t>
+            </w:r>
+          </w:p>
+        </w:tc>
+      </w:tr>
+      <w:tr>
+        <w:tc>
+          <w:tcPr>
+            <w:tcW w:type="dxa" w:w="4873"/>
+            <w:tcBorders>
+              <w:top w:val="single" w:sz="4" w:space="0" w:color="D7DEE5"/>
+              <w:left w:val="single" w:sz="4" w:space="0" w:color="D7DEE5"/>
+              <w:bottom w:val="single" w:sz="4" w:space="0" w:color="D7DEE5"/>
+              <w:right w:val="single" w:sz="4" w:space="0" w:color="D7DEE5"/>
+            </w:tcBorders>
+          </w:tcPr>
+          <w:p>
+            <w:r/>
+            <w:r>
+              <w:rPr>
+                <w:rFonts w:ascii="BIZ UDPGothic" w:hAnsi="BIZ UDPGothic" w:eastAsia="BIZ UDPGothic"/>
+                <w:b w:val="0"/>
+                <w:i w:val="0"/>
+                <w:sz w:val="19"/>
+              </w:rPr>
+              <w:t>Ctrl + S</w:t>
+            </w:r>
+          </w:p>
+        </w:tc>
+        <w:tc>
+          <w:tcPr>
+            <w:tcW w:type="dxa" w:w="4873"/>
+            <w:tcBorders>
+              <w:top w:val="single" w:sz="4" w:space="0" w:color="D7DEE5"/>
+              <w:left w:val="single" w:sz="4" w:space="0" w:color="D7DEE5"/>
+              <w:bottom w:val="single" w:sz="4" w:space="0" w:color="D7DEE5"/>
+              <w:right w:val="single" w:sz="4" w:space="0" w:color="D7DEE5"/>
+            </w:tcBorders>
+          </w:tcPr>
+          <w:p>
+            <w:r/>
+            <w:r>
+              <w:rPr>
+                <w:rFonts w:ascii="BIZ UDPGothic" w:hAnsi="BIZ UDPGothic" w:eastAsia="BIZ UDPGothic"/>
+                <w:b w:val="0"/>
+                <w:i w:val="0"/>
+                <w:sz w:val="19"/>
+              </w:rPr>
+              <w:t>保存（ステップ 3 と同じ）</w:t>
+            </w:r>
+          </w:p>
+        </w:tc>
+      </w:tr>
+      <w:tr>
+        <w:tc>
+          <w:tcPr>
+            <w:tcW w:type="dxa" w:w="4873"/>
+            <w:shd w:val="clear" w:color="auto" w:fill="F5F8FB"/>
+            <w:tcBorders>
+              <w:top w:val="single" w:sz="4" w:space="0" w:color="D7DEE5"/>
+              <w:left w:val="single" w:sz="4" w:space="0" w:color="D7DEE5"/>
+              <w:bottom w:val="single" w:sz="4" w:space="0" w:color="D7DEE5"/>
+              <w:right w:val="single" w:sz="4" w:space="0" w:color="D7DEE5"/>
+            </w:tcBorders>
+          </w:tcPr>
+          <w:p>
+            <w:r/>
+            <w:r>
+              <w:rPr>
+                <w:rFonts w:ascii="BIZ UDPGothic" w:hAnsi="BIZ UDPGothic" w:eastAsia="BIZ UDPGothic"/>
+                <w:b w:val="0"/>
+                <w:i w:val="0"/>
+                <w:sz w:val="19"/>
+              </w:rPr>
+              <w:t>Escape</w:t>
+            </w:r>
+          </w:p>
+        </w:tc>
+        <w:tc>
+          <w:tcPr>
+            <w:tcW w:type="dxa" w:w="4873"/>
+            <w:shd w:val="clear" w:color="auto" w:fill="F5F8FB"/>
+            <w:tcBorders>
+              <w:top w:val="single" w:sz="4" w:space="0" w:color="D7DEE5"/>
+              <w:left w:val="single" w:sz="4" w:space="0" w:color="D7DEE5"/>
+              <w:bottom w:val="single" w:sz="4" w:space="0" w:color="D7DEE5"/>
+              <w:right w:val="single" w:sz="4" w:space="0" w:color="D7DEE5"/>
+            </w:tcBorders>
+          </w:tcPr>
+          <w:p>
+            <w:r/>
+            <w:r>
+              <w:rPr>
+                <w:rFonts w:ascii="BIZ UDPGothic" w:hAnsi="BIZ UDPGothic" w:eastAsia="BIZ UDPGothic"/>
+                <w:b w:val="0"/>
+                <w:i w:val="0"/>
+                <w:sz w:val="19"/>
+              </w:rPr>
+              <w:t>選択を解除</w:t>
+            </w:r>
+          </w:p>
+        </w:tc>
+      </w:tr>
+    </w:tbl>
+    <w:p>
+      <w:pPr>
+        <w:keepNext/>
+        <w:keepLines/>
+        <w:spacing w:before="200" w:after="60"/>
+        <w:pBdr>
+          <w:left w:val="single" w:sz="24" w:space="8" w:color="1F5C99"/>
+        </w:pBdr>
+        <w:ind w:left="113"/>
+      </w:pPr>
+      <w:r>
+        <w:rPr>
+          <w:rFonts w:ascii="BIZ UDPGothic" w:hAnsi="BIZ UDPGothic" w:eastAsia="BIZ UDPGothic"/>
+          <w:b/>
+          <w:i w:val="0"/>
+          <w:color w:val="20242C"/>
+          <w:sz w:val="32"/>
+        </w:rPr>
+        <w:t>3. ステップ3: SVG を保存する</w:t>
+      </w:r>
+    </w:p>
+    <w:tbl>
+      <w:tblPr>
+        <w:tblW w:type="auto" w:w="0"/>
+        <w:tblLayout w:type="fixed"/>
+        <w:tblLook w:firstColumn="1" w:firstRow="1" w:lastColumn="0" w:lastRow="0" w:noHBand="0" w:noVBand="1" w:val="04A0"/>
+      </w:tblPr>
+      <w:tblGrid>
+        <w:gridCol w:w="539"/>
+        <w:gridCol w:w="8504"/>
+      </w:tblGrid>
+      <w:tr>
+        <w:trPr>
+          <w:cantSplit/>
+        </w:trPr>
+        <w:tc>
+          <w:tcPr>
+            <w:tcW w:type="dxa" w:w="539"/>
+            <w:shd w:val="clear" w:color="auto" w:fill="1F5C99"/>
+            <w:vAlign w:val="center"/>
+            <w:tcBorders>
+              <w:top w:val="single" w:sz="4" w:space="0" w:color="D7DEE5"/>
+              <w:left w:val="single" w:sz="4" w:space="0" w:color="D7DEE5"/>
+              <w:bottom w:val="single" w:sz="4" w:space="0" w:color="D7DEE5"/>
+              <w:right w:val="single" w:sz="4" w:space="0" w:color="D7DEE5"/>
+            </w:tcBorders>
+          </w:tcPr>
+          <w:p>
+            <w:pPr>
+              <w:jc w:val="center"/>
+            </w:pPr>
+            <w:r>
+              <w:rPr>
+                <w:rFonts w:ascii="BIZ UDPGothic" w:hAnsi="BIZ UDPGothic" w:eastAsia="BIZ UDPGothic"/>
+                <w:b/>
+                <w:i w:val="0"/>
+                <w:color w:val="FFFFFF"/>
+                <w:sz w:val="22"/>
+              </w:rPr>
+              <w:t>1</w:t>
+            </w:r>
+          </w:p>
+        </w:tc>
+        <w:tc>
+          <w:tcPr>
+            <w:tcW w:type="dxa" w:w="8504"/>
+            <w:tcBorders>
+              <w:top w:val="single" w:sz="4" w:space="0" w:color="D7DEE5"/>
+              <w:left w:val="single" w:sz="4" w:space="0" w:color="D7DEE5"/>
+              <w:bottom w:val="single" w:sz="4" w:space="0" w:color="D7DEE5"/>
+              <w:right w:val="single" w:sz="4" w:space="0" w:color="D7DEE5"/>
+            </w:tcBorders>
+            <w:shd w:val="clear" w:color="auto" w:fill="FAFBFC"/>
+          </w:tcPr>
+          <w:p>
+            <w:r>
+              <w:rPr>
+                <w:rFonts w:ascii="BIZ UDPGothic" w:hAnsi="BIZ UDPGothic" w:eastAsia="BIZ UDPGothic"/>
+                <w:b w:val="0"/>
+                <w:i w:val="0"/>
+                <w:color w:val="20242C"/>
+                <w:sz w:val="21"/>
+              </w:rPr>
+              <w:t>調整できたら「次へ」でステップ 3 へ進み、</w:t>
+            </w:r>
+            <w:r>
+              <w:rPr>
+                <w:rFonts w:ascii="BIZ UDPGothic" w:hAnsi="BIZ UDPGothic" w:eastAsia="BIZ UDPGothic"/>
+                <w:b/>
+                <w:i w:val="0"/>
+                <w:color w:val="20242C"/>
+                <w:sz w:val="21"/>
+              </w:rPr>
+              <w:t>「保存する」</w:t>
+            </w:r>
+            <w:r>
+              <w:rPr>
+                <w:rFonts w:ascii="BIZ UDPGothic" w:hAnsi="BIZ UDPGothic" w:eastAsia="BIZ UDPGothic"/>
+                <w:b w:val="0"/>
+                <w:i w:val="0"/>
+                <w:color w:val="20242C"/>
+                <w:sz w:val="21"/>
+              </w:rPr>
+              <w:t xml:space="preserve"> をクリックします。</w:t>
+            </w:r>
+          </w:p>
+        </w:tc>
+      </w:tr>
+    </w:tbl>
+    <w:tbl>
+      <w:tblPr>
+        <w:tblW w:type="auto" w:w="0"/>
+        <w:jc w:val="center"/>
+        <w:tblLook w:firstColumn="1" w:firstRow="1" w:lastColumn="0" w:lastRow="0" w:noHBand="0" w:noVBand="1" w:val="04A0"/>
+      </w:tblPr>
+      <w:tblGrid>
+        <w:gridCol w:w="9746"/>
+      </w:tblGrid>
+      <w:tr>
+        <w:trPr>
+          <w:cantSplit/>
+        </w:trPr>
+        <w:tc>
+          <w:tcPr>
+            <w:tcW w:type="dxa" w:w="9746"/>
+            <w:tcBorders>
+              <w:top w:val="single" w:sz="8" w:space="0" w:color="D7DEE5"/>
+              <w:left w:val="single" w:sz="8" w:space="0" w:color="D7DEE5"/>
+              <w:bottom w:val="single" w:sz="8" w:space="0" w:color="D7DEE5"/>
+              <w:right w:val="single" w:sz="8" w:space="0" w:color="D7DEE5"/>
+            </w:tcBorders>
+          </w:tcPr>
+          <w:p>
+            <w:pPr>
+              <w:jc w:val="center"/>
+            </w:pPr>
+            <w:r>
+              <w:drawing>
+                <wp:inline xmlns:a="http://schemas.openxmlformats.org/drawingml/2006/main" xmlns:pic="http://schemas.openxmlformats.org/drawingml/2006/picture">
+                  <wp:extent cx="5760000" cy="3690000"/>
+                  <wp:docPr id="6" name="Picture 6"/>
+                  <wp:cNvGraphicFramePr>
+                    <a:graphicFrameLocks noChangeAspect="1"/>
+                  </wp:cNvGraphicFramePr>
+                  <a:graphic>
+                    <a:graphicData uri="http://schemas.openxmlformats.org/drawingml/2006/picture">
+                      <pic:pic>
+                        <pic:nvPicPr>
+                          <pic:cNvPr id="0" name="save_screen.png"/>
+                          <pic:cNvPicPr/>
+                        </pic:nvPicPr>
+                        <pic:blipFill>
+                          <a:blip r:embed="rId14"/>
+                          <a:stretch>
+                            <a:fillRect/>
+                          </a:stretch>
+                        </pic:blipFill>
+                        <pic:spPr>
+                          <a:xfrm>
+                            <a:off x="0" y="0"/>
+                            <a:ext cx="5760000" cy="3690000"/>
+                          </a:xfrm>
+                          <a:prstGeom prst="rect"/>
+                        </pic:spPr>
+                      </pic:pic>
+                    </a:graphicData>
+                  </a:graphic>
+                </wp:inline>
+              </w:drawing>
+            </w:r>
+          </w:p>
+        </w:tc>
+      </w:tr>
+    </w:tbl>
+    <w:p>
+      <w:pPr>
+        <w:spacing w:after="160"/>
+        <w:jc w:val="center"/>
+      </w:pPr>
+      <w:r>
+        <w:rPr>
+          <w:rFonts w:ascii="BIZ UDPGothic" w:hAnsi="BIZ UDPGothic" w:eastAsia="BIZ UDPGothic"/>
+          <w:b w:val="0"/>
+          <w:i/>
+          <w:color w:val="606874"/>
+          <w:sz w:val="18"/>
+        </w:rPr>
+        <w:t>「SVGを保存」画面</w:t>
+      </w:r>
+    </w:p>
+    <w:tbl>
+      <w:tblPr>
+        <w:tblW w:type="auto" w:w="0"/>
+        <w:tblLayout w:type="fixed"/>
+        <w:tblLook w:firstColumn="1" w:firstRow="1" w:lastColumn="0" w:lastRow="0" w:noHBand="0" w:noVBand="1" w:val="04A0"/>
+      </w:tblPr>
+      <w:tblGrid>
+        <w:gridCol w:w="539"/>
+        <w:gridCol w:w="8504"/>
+      </w:tblGrid>
+      <w:tr>
+        <w:trPr>
+          <w:cantSplit/>
+        </w:trPr>
+        <w:tc>
+          <w:tcPr>
+            <w:tcW w:type="dxa" w:w="539"/>
+            <w:shd w:val="clear" w:color="auto" w:fill="1F5C99"/>
+            <w:vAlign w:val="center"/>
+            <w:tcBorders>
+              <w:top w:val="single" w:sz="4" w:space="0" w:color="D7DEE5"/>
+              <w:left w:val="single" w:sz="4" w:space="0" w:color="D7DEE5"/>
+              <w:bottom w:val="single" w:sz="4" w:space="0" w:color="D7DEE5"/>
+              <w:right w:val="single" w:sz="4" w:space="0" w:color="D7DEE5"/>
+            </w:tcBorders>
+          </w:tcPr>
+          <w:p>
+            <w:pPr>
+              <w:jc w:val="center"/>
+            </w:pPr>
+            <w:r>
+              <w:rPr>
+                <w:rFonts w:ascii="BIZ UDPGothic" w:hAnsi="BIZ UDPGothic" w:eastAsia="BIZ UDPGothic"/>
+                <w:b/>
+                <w:i w:val="0"/>
+                <w:color w:val="FFFFFF"/>
+                <w:sz w:val="22"/>
+              </w:rPr>
+              <w:t>2</w:t>
+            </w:r>
+          </w:p>
+        </w:tc>
+        <w:tc>
+          <w:tcPr>
+            <w:tcW w:type="dxa" w:w="8504"/>
+            <w:tcBorders>
+              <w:top w:val="single" w:sz="4" w:space="0" w:color="D7DEE5"/>
+              <w:left w:val="single" w:sz="4" w:space="0" w:color="D7DEE5"/>
+              <w:bottom w:val="single" w:sz="4" w:space="0" w:color="D7DEE5"/>
+              <w:right w:val="single" w:sz="4" w:space="0" w:color="D7DEE5"/>
+            </w:tcBorders>
+            <w:shd w:val="clear" w:color="auto" w:fill="FAFBFC"/>
+          </w:tcPr>
+          <w:p>
+            <w:r>
+              <w:rPr>
+                <w:rFonts w:ascii="BIZ UDPGothic" w:hAnsi="BIZ UDPGothic" w:eastAsia="BIZ UDPGothic"/>
+                <w:b w:val="0"/>
+                <w:i w:val="0"/>
+                <w:color w:val="20242C"/>
+                <w:sz w:val="21"/>
+              </w:rPr>
+              <w:t xml:space="preserve">修正版の SVG が </w:t>
+            </w:r>
+            <w:r>
+              <w:rPr>
+                <w:rFonts w:ascii="BIZ UDPGothic" w:hAnsi="BIZ UDPGothic" w:eastAsia="BIZ UDPGothic"/>
+                <w:b/>
+                <w:i w:val="0"/>
+                <w:color w:val="20242C"/>
+                <w:sz w:val="21"/>
+              </w:rPr>
+              <w:t>ダウンロードフォルダに保存されます</w:t>
+            </w:r>
+            <w:r>
+              <w:rPr>
+                <w:rFonts w:ascii="BIZ UDPGothic" w:hAnsi="BIZ UDPGothic" w:eastAsia="BIZ UDPGothic"/>
+                <w:b w:val="0"/>
+                <w:i w:val="0"/>
+                <w:color w:val="20242C"/>
+                <w:sz w:val="21"/>
+              </w:rPr>
+              <w:t>（保存先のフォルダは選択できません。これはリモートデスクトップ環境でも安定して動かすための仕様です）。</w:t>
+            </w:r>
+          </w:p>
+        </w:tc>
+      </w:tr>
+    </w:tbl>
+    <w:tbl>
+      <w:tblPr>
+        <w:tblW w:type="auto" w:w="0"/>
+        <w:tblLayout w:type="fixed"/>
+        <w:tblLook w:firstColumn="1" w:firstRow="1" w:lastColumn="0" w:lastRow="0" w:noHBand="0" w:noVBand="1" w:val="04A0"/>
+      </w:tblPr>
+      <w:tblGrid>
+        <w:gridCol w:w="539"/>
+        <w:gridCol w:w="8504"/>
+      </w:tblGrid>
+      <w:tr>
+        <w:trPr>
+          <w:cantSplit/>
+        </w:trPr>
+        <w:tc>
+          <w:tcPr>
+            <w:tcW w:type="dxa" w:w="539"/>
+            <w:shd w:val="clear" w:color="auto" w:fill="1F5C99"/>
+            <w:vAlign w:val="center"/>
+            <w:tcBorders>
+              <w:top w:val="single" w:sz="4" w:space="0" w:color="D7DEE5"/>
+              <w:left w:val="single" w:sz="4" w:space="0" w:color="D7DEE5"/>
+              <w:bottom w:val="single" w:sz="4" w:space="0" w:color="D7DEE5"/>
+              <w:right w:val="single" w:sz="4" w:space="0" w:color="D7DEE5"/>
+            </w:tcBorders>
+          </w:tcPr>
+          <w:p>
+            <w:pPr>
+              <w:jc w:val="center"/>
+            </w:pPr>
+            <w:r>
+              <w:rPr>
+                <w:rFonts w:ascii="BIZ UDPGothic" w:hAnsi="BIZ UDPGothic" w:eastAsia="BIZ UDPGothic"/>
+                <w:b/>
+                <w:i w:val="0"/>
+                <w:color w:val="FFFFFF"/>
+                <w:sz w:val="22"/>
+              </w:rPr>
+              <w:t>3</w:t>
+            </w:r>
+          </w:p>
+        </w:tc>
+        <w:tc>
+          <w:tcPr>
+            <w:tcW w:type="dxa" w:w="8504"/>
+            <w:tcBorders>
+              <w:top w:val="single" w:sz="4" w:space="0" w:color="D7DEE5"/>
+              <w:left w:val="single" w:sz="4" w:space="0" w:color="D7DEE5"/>
+              <w:bottom w:val="single" w:sz="4" w:space="0" w:color="D7DEE5"/>
+              <w:right w:val="single" w:sz="4" w:space="0" w:color="D7DEE5"/>
+            </w:tcBorders>
+            <w:shd w:val="clear" w:color="auto" w:fill="FAFBFC"/>
+          </w:tcPr>
+          <w:p>
+            <w:r>
+              <w:rPr>
+                <w:rFonts w:ascii="BIZ UDPGothic" w:hAnsi="BIZ UDPGothic" w:eastAsia="BIZ UDPGothic"/>
+                <w:b w:val="0"/>
+                <w:i w:val="0"/>
+                <w:color w:val="20242C"/>
+                <w:sz w:val="21"/>
+              </w:rPr>
+              <w:t>元のファイルは上書きされません。保存時には編集用の補助要素（ハンドル等）を取り除いた、きれいな SVG が書き出されます。</w:t>
             </w:r>
           </w:p>
         </w:tc>
@@ -1010,6 +2947,474 @@
                 <w:sz w:val="20"/>
               </w:rPr>
               <w:t>ヒント: 元データを直接書き換えるツールではありません。あくまで「出来上がった SVG の見た目を手直しする」ための道具です。</w:t>
+            </w:r>
+          </w:p>
+        </w:tc>
+      </w:tr>
+    </w:tbl>
+    <w:p>
+      <w:pPr>
+        <w:keepNext/>
+        <w:keepLines/>
+        <w:spacing w:before="200" w:after="60"/>
+        <w:pBdr>
+          <w:left w:val="single" w:sz="24" w:space="8" w:color="1F5C99"/>
+        </w:pBdr>
+        <w:ind w:left="113"/>
+      </w:pPr>
+      <w:r>
+        <w:rPr>
+          <w:rFonts w:ascii="BIZ UDPGothic" w:hAnsi="BIZ UDPGothic" w:eastAsia="BIZ UDPGothic"/>
+          <w:b/>
+          <w:i w:val="0"/>
+          <w:color w:val="20242C"/>
+          <w:sz w:val="32"/>
+        </w:rPr>
+        <w:t>4. 困ったとき（FAQ）</w:t>
+      </w:r>
+    </w:p>
+    <w:tbl>
+      <w:tblPr>
+        <w:tblW w:type="auto" w:w="0"/>
+        <w:jc w:val="left"/>
+        <w:tblLook w:firstColumn="1" w:firstRow="1" w:lastColumn="0" w:lastRow="0" w:noHBand="0" w:noVBand="1" w:val="04A0"/>
+      </w:tblPr>
+      <w:tblGrid>
+        <w:gridCol w:w="4873"/>
+        <w:gridCol w:w="4873"/>
+      </w:tblGrid>
+      <w:tr>
+        <w:tc>
+          <w:tcPr>
+            <w:tcW w:type="dxa" w:w="4873"/>
+            <w:shd w:val="clear" w:color="auto" w:fill="1F5C99"/>
+            <w:tcBorders>
+              <w:top w:val="single" w:sz="4" w:space="0" w:color="D7DEE5"/>
+              <w:left w:val="single" w:sz="4" w:space="0" w:color="D7DEE5"/>
+              <w:bottom w:val="single" w:sz="4" w:space="0" w:color="D7DEE5"/>
+              <w:right w:val="single" w:sz="4" w:space="0" w:color="D7DEE5"/>
+            </w:tcBorders>
+          </w:tcPr>
+          <w:p>
+            <w:r/>
+            <w:r>
+              <w:rPr>
+                <w:rFonts w:ascii="BIZ UDPGothic" w:hAnsi="BIZ UDPGothic" w:eastAsia="BIZ UDPGothic"/>
+                <w:b/>
+                <w:i w:val="0"/>
+                <w:color w:val="FFFFFF"/>
+                <w:sz w:val="19"/>
+              </w:rPr>
+              <w:t>症状</w:t>
+            </w:r>
+          </w:p>
+        </w:tc>
+        <w:tc>
+          <w:tcPr>
+            <w:tcW w:type="dxa" w:w="4873"/>
+            <w:shd w:val="clear" w:color="auto" w:fill="1F5C99"/>
+            <w:tcBorders>
+              <w:top w:val="single" w:sz="4" w:space="0" w:color="D7DEE5"/>
+              <w:left w:val="single" w:sz="4" w:space="0" w:color="D7DEE5"/>
+              <w:bottom w:val="single" w:sz="4" w:space="0" w:color="D7DEE5"/>
+              <w:right w:val="single" w:sz="4" w:space="0" w:color="D7DEE5"/>
+            </w:tcBorders>
+          </w:tcPr>
+          <w:p>
+            <w:r/>
+            <w:r>
+              <w:rPr>
+                <w:rFonts w:ascii="BIZ UDPGothic" w:hAnsi="BIZ UDPGothic" w:eastAsia="BIZ UDPGothic"/>
+                <w:b/>
+                <w:i w:val="0"/>
+                <w:color w:val="FFFFFF"/>
+                <w:sz w:val="19"/>
+              </w:rPr>
+              <w:t>原因と対処</w:t>
+            </w:r>
+          </w:p>
+        </w:tc>
+      </w:tr>
+      <w:tr>
+        <w:tc>
+          <w:tcPr>
+            <w:tcW w:type="dxa" w:w="4873"/>
+            <w:tcBorders>
+              <w:top w:val="single" w:sz="4" w:space="0" w:color="D7DEE5"/>
+              <w:left w:val="single" w:sz="4" w:space="0" w:color="D7DEE5"/>
+              <w:bottom w:val="single" w:sz="4" w:space="0" w:color="D7DEE5"/>
+              <w:right w:val="single" w:sz="4" w:space="0" w:color="D7DEE5"/>
+            </w:tcBorders>
+          </w:tcPr>
+          <w:p>
+            <w:r/>
+            <w:r>
+              <w:rPr>
+                <w:rFonts w:ascii="BIZ UDPGothic" w:hAnsi="BIZ UDPGothic" w:eastAsia="BIZ UDPGothic"/>
+                <w:b w:val="0"/>
+                <w:i w:val="0"/>
+                <w:sz w:val="19"/>
+              </w:rPr>
+              <w:t>ダブルクリックしても窓が開かない</w:t>
+            </w:r>
+          </w:p>
+        </w:tc>
+        <w:tc>
+          <w:tcPr>
+            <w:tcW w:type="dxa" w:w="4873"/>
+            <w:tcBorders>
+              <w:top w:val="single" w:sz="4" w:space="0" w:color="D7DEE5"/>
+              <w:left w:val="single" w:sz="4" w:space="0" w:color="D7DEE5"/>
+              <w:bottom w:val="single" w:sz="4" w:space="0" w:color="D7DEE5"/>
+              <w:right w:val="single" w:sz="4" w:space="0" w:color="D7DEE5"/>
+            </w:tcBorders>
+          </w:tcPr>
+          <w:p>
+            <w:r/>
+            <w:r>
+              <w:rPr>
+                <w:rFonts w:ascii="BIZ UDPGothic" w:hAnsi="BIZ UDPGothic" w:eastAsia="BIZ UDPGothic"/>
+                <w:b w:val="0"/>
+                <w:i w:val="0"/>
+                <w:sz w:val="19"/>
+              </w:rPr>
+              <w:t xml:space="preserve">exe と同じ場所にできる </w:t>
+            </w:r>
+            <w:r>
+              <w:rPr>
+                <w:rFonts w:ascii="BIZ UDGothic" w:hAnsi="BIZ UDGothic" w:eastAsia="BIZ UDGothic"/>
+                <w:b w:val="0"/>
+                <w:i w:val="0"/>
+                <w:sz w:val="18"/>
+              </w:rPr>
+              <w:t>data\logs\startup.log</w:t>
+            </w:r>
+            <w:r>
+              <w:rPr>
+                <w:rFonts w:ascii="BIZ UDPGothic" w:hAnsi="BIZ UDPGothic" w:eastAsia="BIZ UDPGothic"/>
+                <w:b w:val="0"/>
+                <w:i w:val="0"/>
+                <w:sz w:val="19"/>
+              </w:rPr>
+              <w:t xml:space="preserve">（起動診断）と </w:t>
+            </w:r>
+            <w:r>
+              <w:rPr>
+                <w:rFonts w:ascii="BIZ UDGothic" w:hAnsi="BIZ UDGothic" w:eastAsia="BIZ UDGothic"/>
+                <w:b w:val="0"/>
+                <w:i w:val="0"/>
+                <w:sz w:val="18"/>
+              </w:rPr>
+              <w:t>data\logs\edge.log</w:t>
+            </w:r>
+            <w:r>
+              <w:rPr>
+                <w:rFonts w:ascii="BIZ UDPGothic" w:hAnsi="BIZ UDPGothic" w:eastAsia="BIZ UDPGothic"/>
+                <w:b w:val="0"/>
+                <w:i w:val="0"/>
+                <w:sz w:val="19"/>
+              </w:rPr>
+              <w:t>（Edge 側）を開き、記載のエラーを確認してください。Microsoft Edge がインストールされていない端末では既定のブラウザで開きます。</w:t>
+            </w:r>
+          </w:p>
+        </w:tc>
+      </w:tr>
+      <w:tr>
+        <w:tc>
+          <w:tcPr>
+            <w:tcW w:type="dxa" w:w="4873"/>
+            <w:shd w:val="clear" w:color="auto" w:fill="F5F8FB"/>
+            <w:tcBorders>
+              <w:top w:val="single" w:sz="4" w:space="0" w:color="D7DEE5"/>
+              <w:left w:val="single" w:sz="4" w:space="0" w:color="D7DEE5"/>
+              <w:bottom w:val="single" w:sz="4" w:space="0" w:color="D7DEE5"/>
+              <w:right w:val="single" w:sz="4" w:space="0" w:color="D7DEE5"/>
+            </w:tcBorders>
+          </w:tcPr>
+          <w:p>
+            <w:r/>
+            <w:r>
+              <w:rPr>
+                <w:rFonts w:ascii="BIZ UDPGothic" w:hAnsi="BIZ UDPGothic" w:eastAsia="BIZ UDPGothic"/>
+                <w:b w:val="0"/>
+                <w:i w:val="0"/>
+                <w:sz w:val="19"/>
+              </w:rPr>
+              <w:t>ラベルをドラッグできない</w:t>
+            </w:r>
+          </w:p>
+        </w:tc>
+        <w:tc>
+          <w:tcPr>
+            <w:tcW w:type="dxa" w:w="4873"/>
+            <w:shd w:val="clear" w:color="auto" w:fill="F5F8FB"/>
+            <w:tcBorders>
+              <w:top w:val="single" w:sz="4" w:space="0" w:color="D7DEE5"/>
+              <w:left w:val="single" w:sz="4" w:space="0" w:color="D7DEE5"/>
+              <w:bottom w:val="single" w:sz="4" w:space="0" w:color="D7DEE5"/>
+              <w:right w:val="single" w:sz="4" w:space="0" w:color="D7DEE5"/>
+            </w:tcBorders>
+          </w:tcPr>
+          <w:p>
+            <w:r/>
+            <w:r>
+              <w:rPr>
+                <w:rFonts w:ascii="BIZ UDPGothic" w:hAnsi="BIZ UDPGothic" w:eastAsia="BIZ UDPGothic"/>
+                <w:b w:val="0"/>
+                <w:i w:val="0"/>
+                <w:sz w:val="19"/>
+              </w:rPr>
+              <w:t>まずラベルの</w:t>
+            </w:r>
+            <w:r>
+              <w:rPr>
+                <w:rFonts w:ascii="BIZ UDPGothic" w:hAnsi="BIZ UDPGothic" w:eastAsia="BIZ UDPGothic"/>
+                <w:b/>
+                <w:i w:val="0"/>
+                <w:sz w:val="19"/>
+              </w:rPr>
+              <w:t>文字</w:t>
+            </w:r>
+            <w:r>
+              <w:rPr>
+                <w:rFonts w:ascii="BIZ UDPGothic" w:hAnsi="BIZ UDPGothic" w:eastAsia="BIZ UDPGothic"/>
+                <w:b w:val="0"/>
+                <w:i w:val="0"/>
+                <w:sz w:val="19"/>
+              </w:rPr>
+              <w:t>をクリックして選択してください（周りに点線の枠とハンドルが出ます）。橙のハンドル（アンカー）は仕様上動かせません。</w:t>
+            </w:r>
+          </w:p>
+        </w:tc>
+      </w:tr>
+      <w:tr>
+        <w:tc>
+          <w:tcPr>
+            <w:tcW w:type="dxa" w:w="4873"/>
+            <w:tcBorders>
+              <w:top w:val="single" w:sz="4" w:space="0" w:color="D7DEE5"/>
+              <w:left w:val="single" w:sz="4" w:space="0" w:color="D7DEE5"/>
+              <w:bottom w:val="single" w:sz="4" w:space="0" w:color="D7DEE5"/>
+              <w:right w:val="single" w:sz="4" w:space="0" w:color="D7DEE5"/>
+            </w:tcBorders>
+          </w:tcPr>
+          <w:p>
+            <w:r/>
+            <w:r>
+              <w:rPr>
+                <w:rFonts w:ascii="BIZ UDPGothic" w:hAnsi="BIZ UDPGothic" w:eastAsia="BIZ UDPGothic"/>
+                <w:b w:val="0"/>
+                <w:i w:val="0"/>
+                <w:sz w:val="19"/>
+              </w:rPr>
+              <w:t>保存したファイルが見つからない</w:t>
+            </w:r>
+          </w:p>
+        </w:tc>
+        <w:tc>
+          <w:tcPr>
+            <w:tcW w:type="dxa" w:w="4873"/>
+            <w:tcBorders>
+              <w:top w:val="single" w:sz="4" w:space="0" w:color="D7DEE5"/>
+              <w:left w:val="single" w:sz="4" w:space="0" w:color="D7DEE5"/>
+              <w:bottom w:val="single" w:sz="4" w:space="0" w:color="D7DEE5"/>
+              <w:right w:val="single" w:sz="4" w:space="0" w:color="D7DEE5"/>
+            </w:tcBorders>
+          </w:tcPr>
+          <w:p>
+            <w:r/>
+            <w:r>
+              <w:rPr>
+                <w:rFonts w:ascii="BIZ UDPGothic" w:hAnsi="BIZ UDPGothic" w:eastAsia="BIZ UDPGothic"/>
+                <w:b w:val="0"/>
+                <w:i w:val="0"/>
+                <w:sz w:val="19"/>
+              </w:rPr>
+              <w:t>保存先は</w:t>
+            </w:r>
+            <w:r>
+              <w:rPr>
+                <w:rFonts w:ascii="BIZ UDPGothic" w:hAnsi="BIZ UDPGothic" w:eastAsia="BIZ UDPGothic"/>
+                <w:b/>
+                <w:i w:val="0"/>
+                <w:sz w:val="19"/>
+              </w:rPr>
+              <w:t>ダウンロードフォルダ固定</w:t>
+            </w:r>
+            <w:r>
+              <w:rPr>
+                <w:rFonts w:ascii="BIZ UDPGothic" w:hAnsi="BIZ UDPGothic" w:eastAsia="BIZ UDPGothic"/>
+                <w:b w:val="0"/>
+                <w:i w:val="0"/>
+                <w:sz w:val="19"/>
+              </w:rPr>
+              <w:t xml:space="preserve">です（例: </w:t>
+            </w:r>
+            <w:r>
+              <w:rPr>
+                <w:rFonts w:ascii="BIZ UDGothic" w:hAnsi="BIZ UDGothic" w:eastAsia="BIZ UDGothic"/>
+                <w:b w:val="0"/>
+                <w:i w:val="0"/>
+                <w:sz w:val="18"/>
+              </w:rPr>
+              <w:t>C:\Users\&lt;名前&gt;\Downloads</w:t>
+            </w:r>
+            <w:r>
+              <w:rPr>
+                <w:rFonts w:ascii="BIZ UDPGothic" w:hAnsi="BIZ UDPGothic" w:eastAsia="BIZ UDPGothic"/>
+                <w:b w:val="0"/>
+                <w:i w:val="0"/>
+                <w:sz w:val="19"/>
+              </w:rPr>
+              <w:t>）。ブラウザのダウンロード通知からも開けます。</w:t>
+            </w:r>
+          </w:p>
+        </w:tc>
+      </w:tr>
+      <w:tr>
+        <w:tc>
+          <w:tcPr>
+            <w:tcW w:type="dxa" w:w="4873"/>
+            <w:shd w:val="clear" w:color="auto" w:fill="F5F8FB"/>
+            <w:tcBorders>
+              <w:top w:val="single" w:sz="4" w:space="0" w:color="D7DEE5"/>
+              <w:left w:val="single" w:sz="4" w:space="0" w:color="D7DEE5"/>
+              <w:bottom w:val="single" w:sz="4" w:space="0" w:color="D7DEE5"/>
+              <w:right w:val="single" w:sz="4" w:space="0" w:color="D7DEE5"/>
+            </w:tcBorders>
+          </w:tcPr>
+          <w:p>
+            <w:r/>
+            <w:r>
+              <w:rPr>
+                <w:rFonts w:ascii="BIZ UDPGothic" w:hAnsi="BIZ UDPGothic" w:eastAsia="BIZ UDPGothic"/>
+                <w:b w:val="0"/>
+                <w:i w:val="0"/>
+                <w:sz w:val="19"/>
+              </w:rPr>
+              <w:t>保存先を選ぶ画面が出ない</w:t>
+            </w:r>
+          </w:p>
+        </w:tc>
+        <w:tc>
+          <w:tcPr>
+            <w:tcW w:type="dxa" w:w="4873"/>
+            <w:shd w:val="clear" w:color="auto" w:fill="F5F8FB"/>
+            <w:tcBorders>
+              <w:top w:val="single" w:sz="4" w:space="0" w:color="D7DEE5"/>
+              <w:left w:val="single" w:sz="4" w:space="0" w:color="D7DEE5"/>
+              <w:bottom w:val="single" w:sz="4" w:space="0" w:color="D7DEE5"/>
+              <w:right w:val="single" w:sz="4" w:space="0" w:color="D7DEE5"/>
+            </w:tcBorders>
+          </w:tcPr>
+          <w:p>
+            <w:r/>
+            <w:r>
+              <w:rPr>
+                <w:rFonts w:ascii="BIZ UDPGothic" w:hAnsi="BIZ UDPGothic" w:eastAsia="BIZ UDPGothic"/>
+                <w:b w:val="0"/>
+                <w:i w:val="0"/>
+                <w:sz w:val="19"/>
+              </w:rPr>
+              <w:t>仕様です（リモートデスクトップ環境での安定性のため）。保存後にダウンロードフォルダから任意の場所へ移動してください。</w:t>
+            </w:r>
+          </w:p>
+        </w:tc>
+      </w:tr>
+      <w:tr>
+        <w:tc>
+          <w:tcPr>
+            <w:tcW w:type="dxa" w:w="4873"/>
+            <w:tcBorders>
+              <w:top w:val="single" w:sz="4" w:space="0" w:color="D7DEE5"/>
+              <w:left w:val="single" w:sz="4" w:space="0" w:color="D7DEE5"/>
+              <w:bottom w:val="single" w:sz="4" w:space="0" w:color="D7DEE5"/>
+              <w:right w:val="single" w:sz="4" w:space="0" w:color="D7DEE5"/>
+            </w:tcBorders>
+          </w:tcPr>
+          <w:p>
+            <w:r/>
+            <w:r>
+              <w:rPr>
+                <w:rFonts w:ascii="BIZ UDPGothic" w:hAnsi="BIZ UDPGothic" w:eastAsia="BIZ UDPGothic"/>
+                <w:b w:val="0"/>
+                <w:i w:val="0"/>
+                <w:sz w:val="19"/>
+              </w:rPr>
+              <w:t>間違えてラベルを動かしすぎた</w:t>
+            </w:r>
+          </w:p>
+        </w:tc>
+        <w:tc>
+          <w:tcPr>
+            <w:tcW w:type="dxa" w:w="4873"/>
+            <w:tcBorders>
+              <w:top w:val="single" w:sz="4" w:space="0" w:color="D7DEE5"/>
+              <w:left w:val="single" w:sz="4" w:space="0" w:color="D7DEE5"/>
+              <w:bottom w:val="single" w:sz="4" w:space="0" w:color="D7DEE5"/>
+              <w:right w:val="single" w:sz="4" w:space="0" w:color="D7DEE5"/>
+            </w:tcBorders>
+          </w:tcPr>
+          <w:p>
+            <w:r/>
+            <w:r>
+              <w:rPr>
+                <w:rFonts w:ascii="BIZ UDPGothic" w:hAnsi="BIZ UDPGothic" w:eastAsia="BIZ UDPGothic"/>
+                <w:b w:val="0"/>
+                <w:i w:val="0"/>
+                <w:sz w:val="19"/>
+              </w:rPr>
+              <w:t>Ctrl+Z で 1 つずつ戻すか、右パネルの「このラベルをリセット」/ 左下の「このファイルをリセット」で開いた直後に戻せます。</w:t>
+            </w:r>
+          </w:p>
+        </w:tc>
+      </w:tr>
+      <w:tr>
+        <w:tc>
+          <w:tcPr>
+            <w:tcW w:type="dxa" w:w="4873"/>
+            <w:shd w:val="clear" w:color="auto" w:fill="F5F8FB"/>
+            <w:tcBorders>
+              <w:top w:val="single" w:sz="4" w:space="0" w:color="D7DEE5"/>
+              <w:left w:val="single" w:sz="4" w:space="0" w:color="D7DEE5"/>
+              <w:bottom w:val="single" w:sz="4" w:space="0" w:color="D7DEE5"/>
+              <w:right w:val="single" w:sz="4" w:space="0" w:color="D7DEE5"/>
+            </w:tcBorders>
+          </w:tcPr>
+          <w:p>
+            <w:r/>
+            <w:r>
+              <w:rPr>
+                <w:rFonts w:ascii="BIZ UDPGothic" w:hAnsi="BIZ UDPGothic" w:eastAsia="BIZ UDPGothic"/>
+                <w:b w:val="0"/>
+                <w:i w:val="0"/>
+                <w:sz w:val="19"/>
+              </w:rPr>
+              <w:t>窓を閉じ忘れたのにプロセスが残っていないか心配</w:t>
+            </w:r>
+          </w:p>
+        </w:tc>
+        <w:tc>
+          <w:tcPr>
+            <w:tcW w:type="dxa" w:w="4873"/>
+            <w:shd w:val="clear" w:color="auto" w:fill="F5F8FB"/>
+            <w:tcBorders>
+              <w:top w:val="single" w:sz="4" w:space="0" w:color="D7DEE5"/>
+              <w:left w:val="single" w:sz="4" w:space="0" w:color="D7DEE5"/>
+              <w:bottom w:val="single" w:sz="4" w:space="0" w:color="D7DEE5"/>
+              <w:right w:val="single" w:sz="4" w:space="0" w:color="D7DEE5"/>
+            </w:tcBorders>
+          </w:tcPr>
+          <w:p>
+            <w:r/>
+            <w:r>
+              <w:rPr>
+                <w:rFonts w:ascii="BIZ UDPGothic" w:hAnsi="BIZ UDPGothic" w:eastAsia="BIZ UDPGothic"/>
+                <w:b w:val="0"/>
+                <w:i w:val="0"/>
+                <w:sz w:val="19"/>
+              </w:rPr>
+              <w:t>窓を閉じれば自動終了します。万一通信が途絶えた場合も、約 60 秒で自動的に終了する仕組みです。</w:t>
             </w:r>
           </w:p>
         </w:tc>

--- a/docs/graph-editor/LabelEditor_操作手順書.docx
+++ b/docs/graph-editor/LabelEditor_操作手順書.docx
@@ -34,7 +34,336 @@
           <w:color w:val="606874"/>
           <w:sz w:val="22"/>
         </w:rPr>
-        <w:t>円グラフ SVG のラベル・引出線を手直しするツール ／ ご担当者さま向け ・ 版 2.0</w:t>
+        <w:t>円グラフ SVG のラベル・引出線を手直しするツール ／ ご担当者さま向け ・ 版 2.1</w:t>
+      </w:r>
+    </w:p>
+    <w:p>
+      <w:pPr>
+        <w:spacing w:before="360" w:after="120"/>
+        <w:pBdr>
+          <w:left w:val="single" w:sz="24" w:space="8" w:color="1F5C99"/>
+        </w:pBdr>
+        <w:ind w:left="113"/>
+      </w:pPr>
+      <w:r>
+        <w:rPr>
+          <w:rFonts w:ascii="BIZ UDPGothic" w:hAnsi="BIZ UDPGothic" w:eastAsia="BIZ UDPGothic"/>
+          <w:b/>
+          <w:i w:val="0"/>
+          <w:color w:val="20242C"/>
+          <w:sz w:val="26"/>
+        </w:rPr>
+        <w:t>改訂履歴</w:t>
+      </w:r>
+    </w:p>
+    <w:tbl>
+      <w:tblPr>
+        <w:tblW w:type="auto" w:w="0"/>
+        <w:jc w:val="left"/>
+        <w:tblLook w:firstColumn="1" w:firstRow="1" w:lastColumn="0" w:lastRow="0" w:noHBand="0" w:noVBand="1" w:val="04A0"/>
+      </w:tblPr>
+      <w:tblGrid>
+        <w:gridCol w:w="3249"/>
+        <w:gridCol w:w="3249"/>
+        <w:gridCol w:w="3249"/>
+      </w:tblGrid>
+      <w:tr>
+        <w:tc>
+          <w:tcPr>
+            <w:tcW w:type="dxa" w:w="1134"/>
+            <w:shd w:val="clear" w:color="auto" w:fill="1F5C99"/>
+            <w:tcBorders>
+              <w:top w:val="single" w:sz="4" w:space="0" w:color="D7DEE5"/>
+              <w:left w:val="single" w:sz="4" w:space="0" w:color="D7DEE5"/>
+              <w:bottom w:val="single" w:sz="4" w:space="0" w:color="D7DEE5"/>
+              <w:right w:val="single" w:sz="4" w:space="0" w:color="D7DEE5"/>
+            </w:tcBorders>
+          </w:tcPr>
+          <w:p>
+            <w:r/>
+            <w:r>
+              <w:rPr>
+                <w:rFonts w:ascii="BIZ UDPGothic" w:hAnsi="BIZ UDPGothic" w:eastAsia="BIZ UDPGothic"/>
+                <w:b/>
+                <w:i w:val="0"/>
+                <w:color w:val="FFFFFF"/>
+                <w:sz w:val="19"/>
+              </w:rPr>
+              <w:t>版数</w:t>
+            </w:r>
+          </w:p>
+        </w:tc>
+        <w:tc>
+          <w:tcPr>
+            <w:tcW w:type="dxa" w:w="1814"/>
+            <w:shd w:val="clear" w:color="auto" w:fill="1F5C99"/>
+            <w:tcBorders>
+              <w:top w:val="single" w:sz="4" w:space="0" w:color="D7DEE5"/>
+              <w:left w:val="single" w:sz="4" w:space="0" w:color="D7DEE5"/>
+              <w:bottom w:val="single" w:sz="4" w:space="0" w:color="D7DEE5"/>
+              <w:right w:val="single" w:sz="4" w:space="0" w:color="D7DEE5"/>
+            </w:tcBorders>
+          </w:tcPr>
+          <w:p>
+            <w:r/>
+            <w:r>
+              <w:rPr>
+                <w:rFonts w:ascii="BIZ UDPGothic" w:hAnsi="BIZ UDPGothic" w:eastAsia="BIZ UDPGothic"/>
+                <w:b/>
+                <w:i w:val="0"/>
+                <w:color w:val="FFFFFF"/>
+                <w:sz w:val="19"/>
+              </w:rPr>
+              <w:t>日付</w:t>
+            </w:r>
+          </w:p>
+        </w:tc>
+        <w:tc>
+          <w:tcPr>
+            <w:tcW w:type="dxa" w:w="6463"/>
+            <w:shd w:val="clear" w:color="auto" w:fill="1F5C99"/>
+            <w:tcBorders>
+              <w:top w:val="single" w:sz="4" w:space="0" w:color="D7DEE5"/>
+              <w:left w:val="single" w:sz="4" w:space="0" w:color="D7DEE5"/>
+              <w:bottom w:val="single" w:sz="4" w:space="0" w:color="D7DEE5"/>
+              <w:right w:val="single" w:sz="4" w:space="0" w:color="D7DEE5"/>
+            </w:tcBorders>
+          </w:tcPr>
+          <w:p>
+            <w:r/>
+            <w:r>
+              <w:rPr>
+                <w:rFonts w:ascii="BIZ UDPGothic" w:hAnsi="BIZ UDPGothic" w:eastAsia="BIZ UDPGothic"/>
+                <w:b/>
+                <w:i w:val="0"/>
+                <w:color w:val="FFFFFF"/>
+                <w:sz w:val="19"/>
+              </w:rPr>
+              <w:t>変更内容</w:t>
+            </w:r>
+          </w:p>
+        </w:tc>
+      </w:tr>
+      <w:tr>
+        <w:tc>
+          <w:tcPr>
+            <w:tcW w:type="dxa" w:w="1134"/>
+            <w:tcBorders>
+              <w:top w:val="single" w:sz="4" w:space="0" w:color="D7DEE5"/>
+              <w:left w:val="single" w:sz="4" w:space="0" w:color="D7DEE5"/>
+              <w:bottom w:val="single" w:sz="4" w:space="0" w:color="D7DEE5"/>
+              <w:right w:val="single" w:sz="4" w:space="0" w:color="D7DEE5"/>
+            </w:tcBorders>
+          </w:tcPr>
+          <w:p>
+            <w:r/>
+            <w:r>
+              <w:rPr>
+                <w:rFonts w:ascii="BIZ UDPGothic" w:hAnsi="BIZ UDPGothic" w:eastAsia="BIZ UDPGothic"/>
+                <w:b w:val="0"/>
+                <w:i w:val="0"/>
+                <w:sz w:val="19"/>
+              </w:rPr>
+              <w:t>1.0</w:t>
+            </w:r>
+          </w:p>
+        </w:tc>
+        <w:tc>
+          <w:tcPr>
+            <w:tcW w:type="dxa" w:w="1814"/>
+            <w:tcBorders>
+              <w:top w:val="single" w:sz="4" w:space="0" w:color="D7DEE5"/>
+              <w:left w:val="single" w:sz="4" w:space="0" w:color="D7DEE5"/>
+              <w:bottom w:val="single" w:sz="4" w:space="0" w:color="D7DEE5"/>
+              <w:right w:val="single" w:sz="4" w:space="0" w:color="D7DEE5"/>
+            </w:tcBorders>
+          </w:tcPr>
+          <w:p>
+            <w:r/>
+            <w:r>
+              <w:rPr>
+                <w:rFonts w:ascii="BIZ UDPGothic" w:hAnsi="BIZ UDPGothic" w:eastAsia="BIZ UDPGothic"/>
+                <w:b w:val="0"/>
+                <w:i w:val="0"/>
+                <w:sz w:val="19"/>
+              </w:rPr>
+              <w:t>2026-06-19</w:t>
+            </w:r>
+          </w:p>
+        </w:tc>
+        <w:tc>
+          <w:tcPr>
+            <w:tcW w:type="dxa" w:w="6463"/>
+            <w:tcBorders>
+              <w:top w:val="single" w:sz="4" w:space="0" w:color="D7DEE5"/>
+              <w:left w:val="single" w:sz="4" w:space="0" w:color="D7DEE5"/>
+              <w:bottom w:val="single" w:sz="4" w:space="0" w:color="D7DEE5"/>
+              <w:right w:val="single" w:sz="4" w:space="0" w:color="D7DEE5"/>
+            </w:tcBorders>
+          </w:tcPr>
+          <w:p>
+            <w:r/>
+            <w:r>
+              <w:rPr>
+                <w:rFonts w:ascii="BIZ UDPGothic" w:hAnsi="BIZ UDPGothic" w:eastAsia="BIZ UDPGothic"/>
+                <w:b w:val="0"/>
+                <w:i w:val="0"/>
+                <w:sz w:val="19"/>
+              </w:rPr>
+              <w:t>初版</w:t>
+            </w:r>
+          </w:p>
+        </w:tc>
+      </w:tr>
+      <w:tr>
+        <w:tc>
+          <w:tcPr>
+            <w:tcW w:type="dxa" w:w="1134"/>
+            <w:shd w:val="clear" w:color="auto" w:fill="F5F8FB"/>
+            <w:tcBorders>
+              <w:top w:val="single" w:sz="4" w:space="0" w:color="D7DEE5"/>
+              <w:left w:val="single" w:sz="4" w:space="0" w:color="D7DEE5"/>
+              <w:bottom w:val="single" w:sz="4" w:space="0" w:color="D7DEE5"/>
+              <w:right w:val="single" w:sz="4" w:space="0" w:color="D7DEE5"/>
+            </w:tcBorders>
+          </w:tcPr>
+          <w:p>
+            <w:r/>
+            <w:r>
+              <w:rPr>
+                <w:rFonts w:ascii="BIZ UDPGothic" w:hAnsi="BIZ UDPGothic" w:eastAsia="BIZ UDPGothic"/>
+                <w:b w:val="0"/>
+                <w:i w:val="0"/>
+                <w:sz w:val="19"/>
+              </w:rPr>
+              <w:t>2.0</w:t>
+            </w:r>
+          </w:p>
+        </w:tc>
+        <w:tc>
+          <w:tcPr>
+            <w:tcW w:type="dxa" w:w="1814"/>
+            <w:shd w:val="clear" w:color="auto" w:fill="F5F8FB"/>
+            <w:tcBorders>
+              <w:top w:val="single" w:sz="4" w:space="0" w:color="D7DEE5"/>
+              <w:left w:val="single" w:sz="4" w:space="0" w:color="D7DEE5"/>
+              <w:bottom w:val="single" w:sz="4" w:space="0" w:color="D7DEE5"/>
+              <w:right w:val="single" w:sz="4" w:space="0" w:color="D7DEE5"/>
+            </w:tcBorders>
+          </w:tcPr>
+          <w:p>
+            <w:r/>
+            <w:r>
+              <w:rPr>
+                <w:rFonts w:ascii="BIZ UDPGothic" w:hAnsi="BIZ UDPGothic" w:eastAsia="BIZ UDPGothic"/>
+                <w:b w:val="0"/>
+                <w:i w:val="0"/>
+                <w:sz w:val="19"/>
+              </w:rPr>
+              <w:t>2026-07-04</w:t>
+            </w:r>
+          </w:p>
+        </w:tc>
+        <w:tc>
+          <w:tcPr>
+            <w:tcW w:type="dxa" w:w="6463"/>
+            <w:shd w:val="clear" w:color="auto" w:fill="F5F8FB"/>
+            <w:tcBorders>
+              <w:top w:val="single" w:sz="4" w:space="0" w:color="D7DEE5"/>
+              <w:left w:val="single" w:sz="4" w:space="0" w:color="D7DEE5"/>
+              <w:bottom w:val="single" w:sz="4" w:space="0" w:color="D7DEE5"/>
+              <w:right w:val="single" w:sz="4" w:space="0" w:color="D7DEE5"/>
+            </w:tcBorders>
+          </w:tcPr>
+          <w:p>
+            <w:r/>
+            <w:r>
+              <w:rPr>
+                <w:rFonts w:ascii="BIZ UDPGothic" w:hAnsi="BIZ UDPGothic" w:eastAsia="BIZ UDPGothic"/>
+                <w:b w:val="0"/>
+                <w:i w:val="0"/>
+                <w:sz w:val="19"/>
+              </w:rPr>
+              <w:t>実 UI に合わせた全面改稿</w:t>
+            </w:r>
+          </w:p>
+        </w:tc>
+      </w:tr>
+      <w:tr>
+        <w:tc>
+          <w:tcPr>
+            <w:tcW w:type="dxa" w:w="1134"/>
+            <w:tcBorders>
+              <w:top w:val="single" w:sz="4" w:space="0" w:color="D7DEE5"/>
+              <w:left w:val="single" w:sz="4" w:space="0" w:color="D7DEE5"/>
+              <w:bottom w:val="single" w:sz="4" w:space="0" w:color="D7DEE5"/>
+              <w:right w:val="single" w:sz="4" w:space="0" w:color="D7DEE5"/>
+            </w:tcBorders>
+          </w:tcPr>
+          <w:p>
+            <w:r/>
+            <w:r>
+              <w:rPr>
+                <w:rFonts w:ascii="BIZ UDPGothic" w:hAnsi="BIZ UDPGothic" w:eastAsia="BIZ UDPGothic"/>
+                <w:b w:val="0"/>
+                <w:i w:val="0"/>
+                <w:sz w:val="19"/>
+              </w:rPr>
+              <w:t>2.1</w:t>
+            </w:r>
+          </w:p>
+        </w:tc>
+        <w:tc>
+          <w:tcPr>
+            <w:tcW w:type="dxa" w:w="1814"/>
+            <w:tcBorders>
+              <w:top w:val="single" w:sz="4" w:space="0" w:color="D7DEE5"/>
+              <w:left w:val="single" w:sz="4" w:space="0" w:color="D7DEE5"/>
+              <w:bottom w:val="single" w:sz="4" w:space="0" w:color="D7DEE5"/>
+              <w:right w:val="single" w:sz="4" w:space="0" w:color="D7DEE5"/>
+            </w:tcBorders>
+          </w:tcPr>
+          <w:p>
+            <w:r/>
+            <w:r>
+              <w:rPr>
+                <w:rFonts w:ascii="BIZ UDPGothic" w:hAnsi="BIZ UDPGothic" w:eastAsia="BIZ UDPGothic"/>
+                <w:b w:val="0"/>
+                <w:i w:val="0"/>
+                <w:sz w:val="19"/>
+              </w:rPr>
+              <w:t>2026-07-05</w:t>
+            </w:r>
+          </w:p>
+        </w:tc>
+        <w:tc>
+          <w:tcPr>
+            <w:tcW w:type="dxa" w:w="6463"/>
+            <w:tcBorders>
+              <w:top w:val="single" w:sz="4" w:space="0" w:color="D7DEE5"/>
+              <w:left w:val="single" w:sz="4" w:space="0" w:color="D7DEE5"/>
+              <w:bottom w:val="single" w:sz="4" w:space="0" w:color="D7DEE5"/>
+              <w:right w:val="single" w:sz="4" w:space="0" w:color="D7DEE5"/>
+            </w:tcBorders>
+          </w:tcPr>
+          <w:p>
+            <w:r/>
+            <w:r>
+              <w:rPr>
+                <w:rFonts w:ascii="BIZ UDPGothic" w:hAnsi="BIZ UDPGothic" w:eastAsia="BIZ UDPGothic"/>
+                <w:b w:val="0"/>
+                <w:i w:val="0"/>
+                <w:sz w:val="19"/>
+              </w:rPr>
+              <w:t>表紙・改訂履歴の新設、文章の推敲</w:t>
+            </w:r>
+          </w:p>
+        </w:tc>
+      </w:tr>
+    </w:tbl>
+    <w:p>
+      <w:r>
+        <w:br w:type="page"/>
       </w:r>
     </w:p>
     <w:p>
@@ -1786,7 +2115,7 @@
             <w:r>
               <w:drawing>
                 <wp:inline xmlns:a="http://schemas.openxmlformats.org/drawingml/2006/main" xmlns:pic="http://schemas.openxmlformats.org/drawingml/2006/picture">
-                  <wp:extent cx="5760000" cy="11501887"/>
+                  <wp:extent cx="2523968" cy="5040000"/>
                   <wp:docPr id="4" name="Picture 4"/>
                   <wp:cNvGraphicFramePr>
                     <a:graphicFrameLocks noChangeAspect="1"/>
@@ -1807,7 +2136,7 @@
                         <pic:spPr>
                           <a:xfrm>
                             <a:off x="0" y="0"/>
-                            <a:ext cx="5760000" cy="11501887"/>
+                            <a:ext cx="2523968" cy="5040000"/>
                           </a:xfrm>
                           <a:prstGeom prst="rect"/>
                         </pic:spPr>

--- a/docs/graph-editor/LabelEditor_操作手順書.docx
+++ b/docs/graph-editor/LabelEditor_操作手順書.docx
@@ -34,7 +34,336 @@
           <w:color w:val="606874"/>
           <w:sz w:val="22"/>
         </w:rPr>
-        <w:t>円グラフ SVG のラベル・引出線を手直しするツール ／ ご担当者さま向け ・ 版 1.0</w:t>
+        <w:t>円グラフ SVG のラベル・引出線を手直しするツール ／ ご担当者さま向け ・ 版 2.1</w:t>
+      </w:r>
+    </w:p>
+    <w:p>
+      <w:pPr>
+        <w:spacing w:before="360" w:after="120"/>
+        <w:pBdr>
+          <w:left w:val="single" w:sz="24" w:space="8" w:color="1F5C99"/>
+        </w:pBdr>
+        <w:ind w:left="113"/>
+      </w:pPr>
+      <w:r>
+        <w:rPr>
+          <w:rFonts w:ascii="BIZ UDPGothic" w:hAnsi="BIZ UDPGothic" w:eastAsia="BIZ UDPGothic"/>
+          <w:b/>
+          <w:i w:val="0"/>
+          <w:color w:val="20242C"/>
+          <w:sz w:val="26"/>
+        </w:rPr>
+        <w:t>改訂履歴</w:t>
+      </w:r>
+    </w:p>
+    <w:tbl>
+      <w:tblPr>
+        <w:tblW w:type="auto" w:w="0"/>
+        <w:jc w:val="left"/>
+        <w:tblLook w:firstColumn="1" w:firstRow="1" w:lastColumn="0" w:lastRow="0" w:noHBand="0" w:noVBand="1" w:val="04A0"/>
+      </w:tblPr>
+      <w:tblGrid>
+        <w:gridCol w:w="3249"/>
+        <w:gridCol w:w="3249"/>
+        <w:gridCol w:w="3249"/>
+      </w:tblGrid>
+      <w:tr>
+        <w:tc>
+          <w:tcPr>
+            <w:tcW w:type="dxa" w:w="1134"/>
+            <w:shd w:val="clear" w:color="auto" w:fill="1F5C99"/>
+            <w:tcBorders>
+              <w:top w:val="single" w:sz="4" w:space="0" w:color="D7DEE5"/>
+              <w:left w:val="single" w:sz="4" w:space="0" w:color="D7DEE5"/>
+              <w:bottom w:val="single" w:sz="4" w:space="0" w:color="D7DEE5"/>
+              <w:right w:val="single" w:sz="4" w:space="0" w:color="D7DEE5"/>
+            </w:tcBorders>
+          </w:tcPr>
+          <w:p>
+            <w:r/>
+            <w:r>
+              <w:rPr>
+                <w:rFonts w:ascii="BIZ UDPGothic" w:hAnsi="BIZ UDPGothic" w:eastAsia="BIZ UDPGothic"/>
+                <w:b/>
+                <w:i w:val="0"/>
+                <w:color w:val="FFFFFF"/>
+                <w:sz w:val="19"/>
+              </w:rPr>
+              <w:t>版数</w:t>
+            </w:r>
+          </w:p>
+        </w:tc>
+        <w:tc>
+          <w:tcPr>
+            <w:tcW w:type="dxa" w:w="1814"/>
+            <w:shd w:val="clear" w:color="auto" w:fill="1F5C99"/>
+            <w:tcBorders>
+              <w:top w:val="single" w:sz="4" w:space="0" w:color="D7DEE5"/>
+              <w:left w:val="single" w:sz="4" w:space="0" w:color="D7DEE5"/>
+              <w:bottom w:val="single" w:sz="4" w:space="0" w:color="D7DEE5"/>
+              <w:right w:val="single" w:sz="4" w:space="0" w:color="D7DEE5"/>
+            </w:tcBorders>
+          </w:tcPr>
+          <w:p>
+            <w:r/>
+            <w:r>
+              <w:rPr>
+                <w:rFonts w:ascii="BIZ UDPGothic" w:hAnsi="BIZ UDPGothic" w:eastAsia="BIZ UDPGothic"/>
+                <w:b/>
+                <w:i w:val="0"/>
+                <w:color w:val="FFFFFF"/>
+                <w:sz w:val="19"/>
+              </w:rPr>
+              <w:t>日付</w:t>
+            </w:r>
+          </w:p>
+        </w:tc>
+        <w:tc>
+          <w:tcPr>
+            <w:tcW w:type="dxa" w:w="6463"/>
+            <w:shd w:val="clear" w:color="auto" w:fill="1F5C99"/>
+            <w:tcBorders>
+              <w:top w:val="single" w:sz="4" w:space="0" w:color="D7DEE5"/>
+              <w:left w:val="single" w:sz="4" w:space="0" w:color="D7DEE5"/>
+              <w:bottom w:val="single" w:sz="4" w:space="0" w:color="D7DEE5"/>
+              <w:right w:val="single" w:sz="4" w:space="0" w:color="D7DEE5"/>
+            </w:tcBorders>
+          </w:tcPr>
+          <w:p>
+            <w:r/>
+            <w:r>
+              <w:rPr>
+                <w:rFonts w:ascii="BIZ UDPGothic" w:hAnsi="BIZ UDPGothic" w:eastAsia="BIZ UDPGothic"/>
+                <w:b/>
+                <w:i w:val="0"/>
+                <w:color w:val="FFFFFF"/>
+                <w:sz w:val="19"/>
+              </w:rPr>
+              <w:t>変更内容</w:t>
+            </w:r>
+          </w:p>
+        </w:tc>
+      </w:tr>
+      <w:tr>
+        <w:tc>
+          <w:tcPr>
+            <w:tcW w:type="dxa" w:w="1134"/>
+            <w:tcBorders>
+              <w:top w:val="single" w:sz="4" w:space="0" w:color="D7DEE5"/>
+              <w:left w:val="single" w:sz="4" w:space="0" w:color="D7DEE5"/>
+              <w:bottom w:val="single" w:sz="4" w:space="0" w:color="D7DEE5"/>
+              <w:right w:val="single" w:sz="4" w:space="0" w:color="D7DEE5"/>
+            </w:tcBorders>
+          </w:tcPr>
+          <w:p>
+            <w:r/>
+            <w:r>
+              <w:rPr>
+                <w:rFonts w:ascii="BIZ UDPGothic" w:hAnsi="BIZ UDPGothic" w:eastAsia="BIZ UDPGothic"/>
+                <w:b w:val="0"/>
+                <w:i w:val="0"/>
+                <w:sz w:val="19"/>
+              </w:rPr>
+              <w:t>1.0</w:t>
+            </w:r>
+          </w:p>
+        </w:tc>
+        <w:tc>
+          <w:tcPr>
+            <w:tcW w:type="dxa" w:w="1814"/>
+            <w:tcBorders>
+              <w:top w:val="single" w:sz="4" w:space="0" w:color="D7DEE5"/>
+              <w:left w:val="single" w:sz="4" w:space="0" w:color="D7DEE5"/>
+              <w:bottom w:val="single" w:sz="4" w:space="0" w:color="D7DEE5"/>
+              <w:right w:val="single" w:sz="4" w:space="0" w:color="D7DEE5"/>
+            </w:tcBorders>
+          </w:tcPr>
+          <w:p>
+            <w:r/>
+            <w:r>
+              <w:rPr>
+                <w:rFonts w:ascii="BIZ UDPGothic" w:hAnsi="BIZ UDPGothic" w:eastAsia="BIZ UDPGothic"/>
+                <w:b w:val="0"/>
+                <w:i w:val="0"/>
+                <w:sz w:val="19"/>
+              </w:rPr>
+              <w:t>2026-06-19</w:t>
+            </w:r>
+          </w:p>
+        </w:tc>
+        <w:tc>
+          <w:tcPr>
+            <w:tcW w:type="dxa" w:w="6463"/>
+            <w:tcBorders>
+              <w:top w:val="single" w:sz="4" w:space="0" w:color="D7DEE5"/>
+              <w:left w:val="single" w:sz="4" w:space="0" w:color="D7DEE5"/>
+              <w:bottom w:val="single" w:sz="4" w:space="0" w:color="D7DEE5"/>
+              <w:right w:val="single" w:sz="4" w:space="0" w:color="D7DEE5"/>
+            </w:tcBorders>
+          </w:tcPr>
+          <w:p>
+            <w:r/>
+            <w:r>
+              <w:rPr>
+                <w:rFonts w:ascii="BIZ UDPGothic" w:hAnsi="BIZ UDPGothic" w:eastAsia="BIZ UDPGothic"/>
+                <w:b w:val="0"/>
+                <w:i w:val="0"/>
+                <w:sz w:val="19"/>
+              </w:rPr>
+              <w:t>初版</w:t>
+            </w:r>
+          </w:p>
+        </w:tc>
+      </w:tr>
+      <w:tr>
+        <w:tc>
+          <w:tcPr>
+            <w:tcW w:type="dxa" w:w="1134"/>
+            <w:shd w:val="clear" w:color="auto" w:fill="F5F8FB"/>
+            <w:tcBorders>
+              <w:top w:val="single" w:sz="4" w:space="0" w:color="D7DEE5"/>
+              <w:left w:val="single" w:sz="4" w:space="0" w:color="D7DEE5"/>
+              <w:bottom w:val="single" w:sz="4" w:space="0" w:color="D7DEE5"/>
+              <w:right w:val="single" w:sz="4" w:space="0" w:color="D7DEE5"/>
+            </w:tcBorders>
+          </w:tcPr>
+          <w:p>
+            <w:r/>
+            <w:r>
+              <w:rPr>
+                <w:rFonts w:ascii="BIZ UDPGothic" w:hAnsi="BIZ UDPGothic" w:eastAsia="BIZ UDPGothic"/>
+                <w:b w:val="0"/>
+                <w:i w:val="0"/>
+                <w:sz w:val="19"/>
+              </w:rPr>
+              <w:t>2.0</w:t>
+            </w:r>
+          </w:p>
+        </w:tc>
+        <w:tc>
+          <w:tcPr>
+            <w:tcW w:type="dxa" w:w="1814"/>
+            <w:shd w:val="clear" w:color="auto" w:fill="F5F8FB"/>
+            <w:tcBorders>
+              <w:top w:val="single" w:sz="4" w:space="0" w:color="D7DEE5"/>
+              <w:left w:val="single" w:sz="4" w:space="0" w:color="D7DEE5"/>
+              <w:bottom w:val="single" w:sz="4" w:space="0" w:color="D7DEE5"/>
+              <w:right w:val="single" w:sz="4" w:space="0" w:color="D7DEE5"/>
+            </w:tcBorders>
+          </w:tcPr>
+          <w:p>
+            <w:r/>
+            <w:r>
+              <w:rPr>
+                <w:rFonts w:ascii="BIZ UDPGothic" w:hAnsi="BIZ UDPGothic" w:eastAsia="BIZ UDPGothic"/>
+                <w:b w:val="0"/>
+                <w:i w:val="0"/>
+                <w:sz w:val="19"/>
+              </w:rPr>
+              <w:t>2026-07-04</w:t>
+            </w:r>
+          </w:p>
+        </w:tc>
+        <w:tc>
+          <w:tcPr>
+            <w:tcW w:type="dxa" w:w="6463"/>
+            <w:shd w:val="clear" w:color="auto" w:fill="F5F8FB"/>
+            <w:tcBorders>
+              <w:top w:val="single" w:sz="4" w:space="0" w:color="D7DEE5"/>
+              <w:left w:val="single" w:sz="4" w:space="0" w:color="D7DEE5"/>
+              <w:bottom w:val="single" w:sz="4" w:space="0" w:color="D7DEE5"/>
+              <w:right w:val="single" w:sz="4" w:space="0" w:color="D7DEE5"/>
+            </w:tcBorders>
+          </w:tcPr>
+          <w:p>
+            <w:r/>
+            <w:r>
+              <w:rPr>
+                <w:rFonts w:ascii="BIZ UDPGothic" w:hAnsi="BIZ UDPGothic" w:eastAsia="BIZ UDPGothic"/>
+                <w:b w:val="0"/>
+                <w:i w:val="0"/>
+                <w:sz w:val="19"/>
+              </w:rPr>
+              <w:t>実 UI に合わせた全面改稿</w:t>
+            </w:r>
+          </w:p>
+        </w:tc>
+      </w:tr>
+      <w:tr>
+        <w:tc>
+          <w:tcPr>
+            <w:tcW w:type="dxa" w:w="1134"/>
+            <w:tcBorders>
+              <w:top w:val="single" w:sz="4" w:space="0" w:color="D7DEE5"/>
+              <w:left w:val="single" w:sz="4" w:space="0" w:color="D7DEE5"/>
+              <w:bottom w:val="single" w:sz="4" w:space="0" w:color="D7DEE5"/>
+              <w:right w:val="single" w:sz="4" w:space="0" w:color="D7DEE5"/>
+            </w:tcBorders>
+          </w:tcPr>
+          <w:p>
+            <w:r/>
+            <w:r>
+              <w:rPr>
+                <w:rFonts w:ascii="BIZ UDPGothic" w:hAnsi="BIZ UDPGothic" w:eastAsia="BIZ UDPGothic"/>
+                <w:b w:val="0"/>
+                <w:i w:val="0"/>
+                <w:sz w:val="19"/>
+              </w:rPr>
+              <w:t>2.1</w:t>
+            </w:r>
+          </w:p>
+        </w:tc>
+        <w:tc>
+          <w:tcPr>
+            <w:tcW w:type="dxa" w:w="1814"/>
+            <w:tcBorders>
+              <w:top w:val="single" w:sz="4" w:space="0" w:color="D7DEE5"/>
+              <w:left w:val="single" w:sz="4" w:space="0" w:color="D7DEE5"/>
+              <w:bottom w:val="single" w:sz="4" w:space="0" w:color="D7DEE5"/>
+              <w:right w:val="single" w:sz="4" w:space="0" w:color="D7DEE5"/>
+            </w:tcBorders>
+          </w:tcPr>
+          <w:p>
+            <w:r/>
+            <w:r>
+              <w:rPr>
+                <w:rFonts w:ascii="BIZ UDPGothic" w:hAnsi="BIZ UDPGothic" w:eastAsia="BIZ UDPGothic"/>
+                <w:b w:val="0"/>
+                <w:i w:val="0"/>
+                <w:sz w:val="19"/>
+              </w:rPr>
+              <w:t>2026-07-05</w:t>
+            </w:r>
+          </w:p>
+        </w:tc>
+        <w:tc>
+          <w:tcPr>
+            <w:tcW w:type="dxa" w:w="6463"/>
+            <w:tcBorders>
+              <w:top w:val="single" w:sz="4" w:space="0" w:color="D7DEE5"/>
+              <w:left w:val="single" w:sz="4" w:space="0" w:color="D7DEE5"/>
+              <w:bottom w:val="single" w:sz="4" w:space="0" w:color="D7DEE5"/>
+              <w:right w:val="single" w:sz="4" w:space="0" w:color="D7DEE5"/>
+            </w:tcBorders>
+          </w:tcPr>
+          <w:p>
+            <w:r/>
+            <w:r>
+              <w:rPr>
+                <w:rFonts w:ascii="BIZ UDPGothic" w:hAnsi="BIZ UDPGothic" w:eastAsia="BIZ UDPGothic"/>
+                <w:b w:val="0"/>
+                <w:i w:val="0"/>
+                <w:sz w:val="19"/>
+              </w:rPr>
+              <w:t>表紙・改訂履歴の新設、文章の推敲</w:t>
+            </w:r>
+          </w:p>
+        </w:tc>
+      </w:tr>
+    </w:tbl>
+    <w:p>
+      <w:r>
+        <w:br w:type="page"/>
       </w:r>
     </w:p>
     <w:p>
@@ -105,262 +434,15 @@
           <w:color w:val="20242C"/>
           <w:sz w:val="32"/>
         </w:rPr>
-        <w:t>1. 起動のしかた</w:t>
+        <w:t>0. はじめに — 前提と画面の見方</w:t>
       </w:r>
     </w:p>
-    <w:tbl>
-      <w:tblPr>
-        <w:tblW w:type="auto" w:w="0"/>
-        <w:tblLayout w:type="fixed"/>
-        <w:tblLook w:firstColumn="1" w:firstRow="1" w:lastColumn="0" w:lastRow="0" w:noHBand="0" w:noVBand="1" w:val="04A0"/>
-      </w:tblPr>
-      <w:tblGrid>
-        <w:gridCol w:w="539"/>
-        <w:gridCol w:w="8504"/>
-      </w:tblGrid>
-      <w:tr>
-        <w:trPr>
-          <w:cantSplit/>
-        </w:trPr>
-        <w:tc>
-          <w:tcPr>
-            <w:tcW w:type="dxa" w:w="539"/>
-            <w:shd w:val="clear" w:color="auto" w:fill="1F5C99"/>
-            <w:vAlign w:val="center"/>
-            <w:tcBorders>
-              <w:top w:val="single" w:sz="4" w:space="0" w:color="D7DEE5"/>
-              <w:left w:val="single" w:sz="4" w:space="0" w:color="D7DEE5"/>
-              <w:bottom w:val="single" w:sz="4" w:space="0" w:color="D7DEE5"/>
-              <w:right w:val="single" w:sz="4" w:space="0" w:color="D7DEE5"/>
-            </w:tcBorders>
-          </w:tcPr>
-          <w:p>
-            <w:pPr>
-              <w:jc w:val="center"/>
-            </w:pPr>
-            <w:r>
-              <w:rPr>
-                <w:rFonts w:ascii="BIZ UDPGothic" w:hAnsi="BIZ UDPGothic" w:eastAsia="BIZ UDPGothic"/>
-                <w:b/>
-                <w:i w:val="0"/>
-                <w:color w:val="FFFFFF"/>
-                <w:sz w:val="22"/>
-              </w:rPr>
-              <w:t>1</w:t>
-            </w:r>
-          </w:p>
-        </w:tc>
-        <w:tc>
-          <w:tcPr>
-            <w:tcW w:type="dxa" w:w="8504"/>
-            <w:tcBorders>
-              <w:top w:val="single" w:sz="4" w:space="0" w:color="D7DEE5"/>
-              <w:left w:val="single" w:sz="4" w:space="0" w:color="D7DEE5"/>
-              <w:bottom w:val="single" w:sz="4" w:space="0" w:color="D7DEE5"/>
-              <w:right w:val="single" w:sz="4" w:space="0" w:color="D7DEE5"/>
-            </w:tcBorders>
-            <w:shd w:val="clear" w:color="auto" w:fill="FAFBFC"/>
-          </w:tcPr>
-          <w:p>
-            <w:r>
-              <w:rPr>
-                <w:rFonts w:ascii="BIZ UDPGothic" w:hAnsi="BIZ UDPGothic" w:eastAsia="BIZ UDPGothic"/>
-                <w:b w:val="0"/>
-                <w:i w:val="0"/>
-                <w:color w:val="20242C"/>
-                <w:sz w:val="21"/>
-              </w:rPr>
-              <w:t xml:space="preserve">受け取った </w:t>
-            </w:r>
-            <w:r>
-              <w:rPr>
-                <w:rFonts w:ascii="BIZ UDPGothic" w:hAnsi="BIZ UDPGothic" w:eastAsia="BIZ UDPGothic"/>
-                <w:b/>
-                <w:i w:val="0"/>
-                <w:color w:val="20242C"/>
-                <w:sz w:val="21"/>
-              </w:rPr>
-              <w:t>`LabelEditor.exe` をダブルクリック</w:t>
-            </w:r>
-            <w:r>
-              <w:rPr>
-                <w:rFonts w:ascii="BIZ UDPGothic" w:hAnsi="BIZ UDPGothic" w:eastAsia="BIZ UDPGothic"/>
-                <w:b w:val="0"/>
-                <w:i w:val="0"/>
-                <w:color w:val="20242C"/>
-                <w:sz w:val="21"/>
-              </w:rPr>
-              <w:t>して起動します。Microsoft Edge のアプリ窓が開きます。</w:t>
-            </w:r>
-          </w:p>
-        </w:tc>
-      </w:tr>
-    </w:tbl>
-    <w:tbl>
-      <w:tblPr>
-        <w:tblW w:type="auto" w:w="0"/>
-        <w:tblLayout w:type="fixed"/>
-        <w:tblLook w:firstColumn="1" w:firstRow="1" w:lastColumn="0" w:lastRow="0" w:noHBand="0" w:noVBand="1" w:val="04A0"/>
-      </w:tblPr>
-      <w:tblGrid>
-        <w:gridCol w:w="539"/>
-        <w:gridCol w:w="8504"/>
-      </w:tblGrid>
-      <w:tr>
-        <w:trPr>
-          <w:cantSplit/>
-        </w:trPr>
-        <w:tc>
-          <w:tcPr>
-            <w:tcW w:type="dxa" w:w="539"/>
-            <w:shd w:val="clear" w:color="auto" w:fill="1F5C99"/>
-            <w:vAlign w:val="center"/>
-            <w:tcBorders>
-              <w:top w:val="single" w:sz="4" w:space="0" w:color="D7DEE5"/>
-              <w:left w:val="single" w:sz="4" w:space="0" w:color="D7DEE5"/>
-              <w:bottom w:val="single" w:sz="4" w:space="0" w:color="D7DEE5"/>
-              <w:right w:val="single" w:sz="4" w:space="0" w:color="D7DEE5"/>
-            </w:tcBorders>
-          </w:tcPr>
-          <w:p>
-            <w:pPr>
-              <w:jc w:val="center"/>
-            </w:pPr>
-            <w:r>
-              <w:rPr>
-                <w:rFonts w:ascii="BIZ UDPGothic" w:hAnsi="BIZ UDPGothic" w:eastAsia="BIZ UDPGothic"/>
-                <w:b/>
-                <w:i w:val="0"/>
-                <w:color w:val="FFFFFF"/>
-                <w:sz w:val="22"/>
-              </w:rPr>
-              <w:t>2</w:t>
-            </w:r>
-          </w:p>
-        </w:tc>
-        <w:tc>
-          <w:tcPr>
-            <w:tcW w:type="dxa" w:w="8504"/>
-            <w:tcBorders>
-              <w:top w:val="single" w:sz="4" w:space="0" w:color="D7DEE5"/>
-              <w:left w:val="single" w:sz="4" w:space="0" w:color="D7DEE5"/>
-              <w:bottom w:val="single" w:sz="4" w:space="0" w:color="D7DEE5"/>
-              <w:right w:val="single" w:sz="4" w:space="0" w:color="D7DEE5"/>
-            </w:tcBorders>
-            <w:shd w:val="clear" w:color="auto" w:fill="FAFBFC"/>
-          </w:tcPr>
-          <w:p>
-            <w:r>
-              <w:rPr>
-                <w:rFonts w:ascii="BIZ UDPGothic" w:hAnsi="BIZ UDPGothic" w:eastAsia="BIZ UDPGothic"/>
-                <w:b/>
-                <w:i w:val="0"/>
-                <w:color w:val="20242C"/>
-                <w:sz w:val="21"/>
-              </w:rPr>
-              <w:t>Windows 10 / 11 どちらでも追加インストールは不要</w:t>
-            </w:r>
-            <w:r>
-              <w:rPr>
-                <w:rFonts w:ascii="BIZ UDPGothic" w:hAnsi="BIZ UDPGothic" w:eastAsia="BIZ UDPGothic"/>
-                <w:b w:val="0"/>
-                <w:i w:val="0"/>
-                <w:color w:val="20242C"/>
-                <w:sz w:val="21"/>
-              </w:rPr>
-              <w:t>です（描画には Windows 標準の Microsoft Edge を使います）。</w:t>
-            </w:r>
-          </w:p>
-        </w:tc>
-      </w:tr>
-    </w:tbl>
-    <w:tbl>
-      <w:tblPr>
-        <w:tblW w:type="auto" w:w="0"/>
-        <w:tblLayout w:type="fixed"/>
-        <w:tblLook w:firstColumn="1" w:firstRow="1" w:lastColumn="0" w:lastRow="0" w:noHBand="0" w:noVBand="1" w:val="04A0"/>
-      </w:tblPr>
-      <w:tblGrid>
-        <w:gridCol w:w="539"/>
-        <w:gridCol w:w="8504"/>
-      </w:tblGrid>
-      <w:tr>
-        <w:trPr>
-          <w:cantSplit/>
-        </w:trPr>
-        <w:tc>
-          <w:tcPr>
-            <w:tcW w:type="dxa" w:w="539"/>
-            <w:shd w:val="clear" w:color="auto" w:fill="1F5C99"/>
-            <w:vAlign w:val="center"/>
-            <w:tcBorders>
-              <w:top w:val="single" w:sz="4" w:space="0" w:color="D7DEE5"/>
-              <w:left w:val="single" w:sz="4" w:space="0" w:color="D7DEE5"/>
-              <w:bottom w:val="single" w:sz="4" w:space="0" w:color="D7DEE5"/>
-              <w:right w:val="single" w:sz="4" w:space="0" w:color="D7DEE5"/>
-            </w:tcBorders>
-          </w:tcPr>
-          <w:p>
-            <w:pPr>
-              <w:jc w:val="center"/>
-            </w:pPr>
-            <w:r>
-              <w:rPr>
-                <w:rFonts w:ascii="BIZ UDPGothic" w:hAnsi="BIZ UDPGothic" w:eastAsia="BIZ UDPGothic"/>
-                <w:b/>
-                <w:i w:val="0"/>
-                <w:color w:val="FFFFFF"/>
-                <w:sz w:val="22"/>
-              </w:rPr>
-              <w:t>3</w:t>
-            </w:r>
-          </w:p>
-        </w:tc>
-        <w:tc>
-          <w:tcPr>
-            <w:tcW w:type="dxa" w:w="8504"/>
-            <w:tcBorders>
-              <w:top w:val="single" w:sz="4" w:space="0" w:color="D7DEE5"/>
-              <w:left w:val="single" w:sz="4" w:space="0" w:color="D7DEE5"/>
-              <w:bottom w:val="single" w:sz="4" w:space="0" w:color="D7DEE5"/>
-              <w:right w:val="single" w:sz="4" w:space="0" w:color="D7DEE5"/>
-            </w:tcBorders>
-            <w:shd w:val="clear" w:color="auto" w:fill="FAFBFC"/>
-          </w:tcPr>
-          <w:p>
-            <w:r>
-              <w:rPr>
-                <w:rFonts w:ascii="BIZ UDPGothic" w:hAnsi="BIZ UDPGothic" w:eastAsia="BIZ UDPGothic"/>
-                <w:b/>
-                <w:i w:val="0"/>
-                <w:color w:val="20242C"/>
-                <w:sz w:val="21"/>
-              </w:rPr>
-              <w:t>単一の exe ファイル</w:t>
-            </w:r>
-            <w:r>
-              <w:rPr>
-                <w:rFonts w:ascii="BIZ UDPGothic" w:hAnsi="BIZ UDPGothic" w:eastAsia="BIZ UDPGothic"/>
-                <w:b w:val="0"/>
-                <w:i w:val="0"/>
-                <w:color w:val="20242C"/>
-                <w:sz w:val="21"/>
-              </w:rPr>
-              <w:t>なので、好きな場所に置いて構いません（付属フォルダは不要）。</w:t>
-            </w:r>
-          </w:p>
-        </w:tc>
-      </w:tr>
-    </w:tbl>
     <w:p>
       <w:pPr>
         <w:keepNext/>
         <w:keepLines/>
-        <w:spacing w:before="200" w:after="60"/>
-        <w:pBdr>
-          <w:left w:val="single" w:sz="24" w:space="8" w:color="1F5C99"/>
-        </w:pBdr>
-        <w:ind w:left="113"/>
+        <w:spacing w:before="140" w:after="60"/>
+        <w:ind w:left="85"/>
       </w:pPr>
       <w:r>
         <w:rPr>
@@ -368,14 +450,16 @@
           <w:b/>
           <w:i w:val="0"/>
           <w:color w:val="20242C"/>
-          <w:sz w:val="32"/>
+          <w:sz w:val="26"/>
         </w:rPr>
-        <w:t>2. SVG を開く</w:t>
+        <w:t>0.1 前提</w:t>
       </w:r>
     </w:p>
     <w:p>
       <w:pPr>
-        <w:spacing w:after="80"/>
+        <w:pStyle w:val="ListBullet"/>
+        <w:spacing w:after="40"/>
+        <w:ind w:left="340"/>
       </w:pPr>
       <w:r>
         <w:rPr>
@@ -384,7 +468,7 @@
           <w:i w:val="0"/>
           <w:sz w:val="21"/>
         </w:rPr>
-        <w:t xml:space="preserve">左上の </w:t>
+        <w:t xml:space="preserve">必要なのは </w:t>
       </w:r>
       <w:r>
         <w:rPr>
@@ -393,7 +477,7 @@
           <w:i w:val="0"/>
           <w:sz w:val="21"/>
         </w:rPr>
-        <w:t>「開く…」</w:t>
+        <w:t>`LabelEditor.exe` 1 ファイルだけ</w:t>
       </w:r>
       <w:r>
         <w:rPr>
@@ -402,7 +486,93 @@
           <w:i w:val="0"/>
           <w:sz w:val="21"/>
         </w:rPr>
-        <w:t xml:space="preserve"> をクリックし、編集したい SVG ファイルを選びます（複数選択可）。グラフが表示されます。</w:t>
+        <w:t>です。好きな場所に置いてダブルクリックしてください（追加インストール不要。描画には Windows 標準の Microsoft Edge を使います）。</w:t>
+      </w:r>
+    </w:p>
+    <w:p>
+      <w:pPr>
+        <w:pStyle w:val="ListBullet"/>
+        <w:spacing w:after="40"/>
+        <w:ind w:left="340"/>
+      </w:pPr>
+      <w:r>
+        <w:rPr>
+          <w:rFonts w:ascii="BIZ UDPGothic" w:hAnsi="BIZ UDPGothic" w:eastAsia="BIZ UDPGothic"/>
+          <w:b w:val="0"/>
+          <w:i w:val="0"/>
+          <w:sz w:val="21"/>
+        </w:rPr>
+        <w:t xml:space="preserve">扱うファイルは pie-chart が生成した </w:t>
+      </w:r>
+      <w:r>
+        <w:rPr>
+          <w:rFonts w:ascii="BIZ UDPGothic" w:hAnsi="BIZ UDPGothic" w:eastAsia="BIZ UDPGothic"/>
+          <w:b/>
+          <w:i w:val="0"/>
+          <w:sz w:val="21"/>
+        </w:rPr>
+        <w:t>円グラフの SVG ファイル</w:t>
+      </w:r>
+      <w:r>
+        <w:rPr>
+          <w:rFonts w:ascii="BIZ UDPGothic" w:hAnsi="BIZ UDPGothic" w:eastAsia="BIZ UDPGothic"/>
+          <w:b w:val="0"/>
+          <w:i w:val="0"/>
+          <w:sz w:val="21"/>
+        </w:rPr>
+        <w:t>です。元のファイルは上書きされないので、安心して操作できます。</w:t>
+      </w:r>
+    </w:p>
+    <w:p>
+      <w:pPr>
+        <w:pStyle w:val="ListBullet"/>
+        <w:spacing w:after="40"/>
+        <w:ind w:left="340"/>
+      </w:pPr>
+      <w:r>
+        <w:rPr>
+          <w:rFonts w:ascii="BIZ UDPGothic" w:hAnsi="BIZ UDPGothic" w:eastAsia="BIZ UDPGothic"/>
+          <w:b w:val="0"/>
+          <w:i w:val="0"/>
+          <w:sz w:val="21"/>
+        </w:rPr>
+        <w:t xml:space="preserve">作業の流れは画面上部の </w:t>
+      </w:r>
+      <w:r>
+        <w:rPr>
+          <w:rFonts w:ascii="BIZ UDPGothic" w:hAnsi="BIZ UDPGothic" w:eastAsia="BIZ UDPGothic"/>
+          <w:b/>
+          <w:i w:val="0"/>
+          <w:sz w:val="21"/>
+        </w:rPr>
+        <w:t>3 つのステップ</w:t>
+      </w:r>
+      <w:r>
+        <w:rPr>
+          <w:rFonts w:ascii="BIZ UDPGothic" w:hAnsi="BIZ UDPGothic" w:eastAsia="BIZ UDPGothic"/>
+          <w:b w:val="0"/>
+          <w:i w:val="0"/>
+          <w:sz w:val="21"/>
+        </w:rPr>
+        <w:t>「1 ファイルを開く → 2 位置を調整 → 3 SVGを保存」の順に進むだけです。</w:t>
+      </w:r>
+    </w:p>
+    <w:p>
+      <w:pPr>
+        <w:keepNext/>
+        <w:keepLines/>
+        <w:spacing w:before="140" w:after="60"/>
+        <w:ind w:left="85"/>
+      </w:pPr>
+      <w:r>
+        <w:rPr>
+          <w:rFonts w:ascii="BIZ UDPGothic" w:hAnsi="BIZ UDPGothic" w:eastAsia="BIZ UDPGothic"/>
+          <w:b/>
+          <w:i w:val="0"/>
+          <w:color w:val="20242C"/>
+          <w:sz w:val="26"/>
+        </w:rPr>
+        <w:t>0.2 画面の見方（編集中の画面全体）</w:t>
       </w:r>
     </w:p>
     <w:tbl>
@@ -483,9 +653,533 @@
           <w:color w:val="606874"/>
           <w:sz w:val="18"/>
         </w:rPr>
-        <w:t>SVG ラベル位置エディタの編集画面</w:t>
+        <w:t>編集画面の全体。上=ステップバー、左=開いたファイルの一覧、中央=グラフ、右=選択中ラベルの設定</w:t>
       </w:r>
     </w:p>
+    <w:tbl>
+      <w:tblPr>
+        <w:tblW w:type="auto" w:w="0"/>
+        <w:jc w:val="left"/>
+        <w:tblLook w:firstColumn="1" w:firstRow="1" w:lastColumn="0" w:lastRow="0" w:noHBand="0" w:noVBand="1" w:val="04A0"/>
+      </w:tblPr>
+      <w:tblGrid>
+        <w:gridCol w:w="3249"/>
+        <w:gridCol w:w="3249"/>
+        <w:gridCol w:w="3249"/>
+      </w:tblGrid>
+      <w:tr>
+        <w:tc>
+          <w:tcPr>
+            <w:tcW w:type="dxa" w:w="3249"/>
+            <w:shd w:val="clear" w:color="auto" w:fill="1F5C99"/>
+            <w:tcBorders>
+              <w:top w:val="single" w:sz="4" w:space="0" w:color="D7DEE5"/>
+              <w:left w:val="single" w:sz="4" w:space="0" w:color="D7DEE5"/>
+              <w:bottom w:val="single" w:sz="4" w:space="0" w:color="D7DEE5"/>
+              <w:right w:val="single" w:sz="4" w:space="0" w:color="D7DEE5"/>
+            </w:tcBorders>
+          </w:tcPr>
+          <w:p>
+            <w:r/>
+            <w:r>
+              <w:rPr>
+                <w:rFonts w:ascii="BIZ UDPGothic" w:hAnsi="BIZ UDPGothic" w:eastAsia="BIZ UDPGothic"/>
+                <w:b/>
+                <w:i w:val="0"/>
+                <w:color w:val="FFFFFF"/>
+                <w:sz w:val="19"/>
+              </w:rPr>
+              <w:t>場所</w:t>
+            </w:r>
+          </w:p>
+        </w:tc>
+        <w:tc>
+          <w:tcPr>
+            <w:tcW w:type="dxa" w:w="3249"/>
+            <w:shd w:val="clear" w:color="auto" w:fill="1F5C99"/>
+            <w:tcBorders>
+              <w:top w:val="single" w:sz="4" w:space="0" w:color="D7DEE5"/>
+              <w:left w:val="single" w:sz="4" w:space="0" w:color="D7DEE5"/>
+              <w:bottom w:val="single" w:sz="4" w:space="0" w:color="D7DEE5"/>
+              <w:right w:val="single" w:sz="4" w:space="0" w:color="D7DEE5"/>
+            </w:tcBorders>
+          </w:tcPr>
+          <w:p>
+            <w:r/>
+            <w:r>
+              <w:rPr>
+                <w:rFonts w:ascii="BIZ UDPGothic" w:hAnsi="BIZ UDPGothic" w:eastAsia="BIZ UDPGothic"/>
+                <w:b/>
+                <w:i w:val="0"/>
+                <w:color w:val="FFFFFF"/>
+                <w:sz w:val="19"/>
+              </w:rPr>
+              <w:t>名称</w:t>
+            </w:r>
+          </w:p>
+        </w:tc>
+        <w:tc>
+          <w:tcPr>
+            <w:tcW w:type="dxa" w:w="3249"/>
+            <w:shd w:val="clear" w:color="auto" w:fill="1F5C99"/>
+            <w:tcBorders>
+              <w:top w:val="single" w:sz="4" w:space="0" w:color="D7DEE5"/>
+              <w:left w:val="single" w:sz="4" w:space="0" w:color="D7DEE5"/>
+              <w:bottom w:val="single" w:sz="4" w:space="0" w:color="D7DEE5"/>
+              <w:right w:val="single" w:sz="4" w:space="0" w:color="D7DEE5"/>
+            </w:tcBorders>
+          </w:tcPr>
+          <w:p>
+            <w:r/>
+            <w:r>
+              <w:rPr>
+                <w:rFonts w:ascii="BIZ UDPGothic" w:hAnsi="BIZ UDPGothic" w:eastAsia="BIZ UDPGothic"/>
+                <w:b/>
+                <w:i w:val="0"/>
+                <w:color w:val="FFFFFF"/>
+                <w:sz w:val="19"/>
+              </w:rPr>
+              <w:t>役割</w:t>
+            </w:r>
+          </w:p>
+        </w:tc>
+      </w:tr>
+      <w:tr>
+        <w:tc>
+          <w:tcPr>
+            <w:tcW w:type="dxa" w:w="3249"/>
+            <w:tcBorders>
+              <w:top w:val="single" w:sz="4" w:space="0" w:color="D7DEE5"/>
+              <w:left w:val="single" w:sz="4" w:space="0" w:color="D7DEE5"/>
+              <w:bottom w:val="single" w:sz="4" w:space="0" w:color="D7DEE5"/>
+              <w:right w:val="single" w:sz="4" w:space="0" w:color="D7DEE5"/>
+            </w:tcBorders>
+          </w:tcPr>
+          <w:p>
+            <w:r/>
+            <w:r>
+              <w:rPr>
+                <w:rFonts w:ascii="BIZ UDPGothic" w:hAnsi="BIZ UDPGothic" w:eastAsia="BIZ UDPGothic"/>
+                <w:b w:val="0"/>
+                <w:i w:val="0"/>
+                <w:sz w:val="19"/>
+              </w:rPr>
+              <w:t>最上部</w:t>
+            </w:r>
+          </w:p>
+        </w:tc>
+        <w:tc>
+          <w:tcPr>
+            <w:tcW w:type="dxa" w:w="3249"/>
+            <w:tcBorders>
+              <w:top w:val="single" w:sz="4" w:space="0" w:color="D7DEE5"/>
+              <w:left w:val="single" w:sz="4" w:space="0" w:color="D7DEE5"/>
+              <w:bottom w:val="single" w:sz="4" w:space="0" w:color="D7DEE5"/>
+              <w:right w:val="single" w:sz="4" w:space="0" w:color="D7DEE5"/>
+            </w:tcBorders>
+          </w:tcPr>
+          <w:p>
+            <w:r/>
+            <w:r>
+              <w:rPr>
+                <w:rFonts w:ascii="BIZ UDPGothic" w:hAnsi="BIZ UDPGothic" w:eastAsia="BIZ UDPGothic"/>
+                <w:b w:val="0"/>
+                <w:i w:val="0"/>
+                <w:sz w:val="19"/>
+              </w:rPr>
+              <w:t>アプリバー</w:t>
+            </w:r>
+          </w:p>
+        </w:tc>
+        <w:tc>
+          <w:tcPr>
+            <w:tcW w:type="dxa" w:w="3249"/>
+            <w:tcBorders>
+              <w:top w:val="single" w:sz="4" w:space="0" w:color="D7DEE5"/>
+              <w:left w:val="single" w:sz="4" w:space="0" w:color="D7DEE5"/>
+              <w:bottom w:val="single" w:sz="4" w:space="0" w:color="D7DEE5"/>
+              <w:right w:val="single" w:sz="4" w:space="0" w:color="D7DEE5"/>
+            </w:tcBorders>
+          </w:tcPr>
+          <w:p>
+            <w:r/>
+            <w:r>
+              <w:rPr>
+                <w:rFonts w:ascii="BIZ UDPGothic" w:hAnsi="BIZ UDPGothic" w:eastAsia="BIZ UDPGothic"/>
+                <w:b w:val="0"/>
+                <w:i w:val="0"/>
+                <w:sz w:val="19"/>
+              </w:rPr>
+              <w:t>開いているファイル名の表示と、元に戻す（Ctrl+Z）・やり直し（Ctrl+Y）ボタン</w:t>
+            </w:r>
+          </w:p>
+        </w:tc>
+      </w:tr>
+      <w:tr>
+        <w:tc>
+          <w:tcPr>
+            <w:tcW w:type="dxa" w:w="3249"/>
+            <w:shd w:val="clear" w:color="auto" w:fill="F5F8FB"/>
+            <w:tcBorders>
+              <w:top w:val="single" w:sz="4" w:space="0" w:color="D7DEE5"/>
+              <w:left w:val="single" w:sz="4" w:space="0" w:color="D7DEE5"/>
+              <w:bottom w:val="single" w:sz="4" w:space="0" w:color="D7DEE5"/>
+              <w:right w:val="single" w:sz="4" w:space="0" w:color="D7DEE5"/>
+            </w:tcBorders>
+          </w:tcPr>
+          <w:p>
+            <w:r/>
+            <w:r>
+              <w:rPr>
+                <w:rFonts w:ascii="BIZ UDPGothic" w:hAnsi="BIZ UDPGothic" w:eastAsia="BIZ UDPGothic"/>
+                <w:b w:val="0"/>
+                <w:i w:val="0"/>
+                <w:sz w:val="19"/>
+              </w:rPr>
+              <w:t>上部</w:t>
+            </w:r>
+          </w:p>
+        </w:tc>
+        <w:tc>
+          <w:tcPr>
+            <w:tcW w:type="dxa" w:w="3249"/>
+            <w:shd w:val="clear" w:color="auto" w:fill="F5F8FB"/>
+            <w:tcBorders>
+              <w:top w:val="single" w:sz="4" w:space="0" w:color="D7DEE5"/>
+              <w:left w:val="single" w:sz="4" w:space="0" w:color="D7DEE5"/>
+              <w:bottom w:val="single" w:sz="4" w:space="0" w:color="D7DEE5"/>
+              <w:right w:val="single" w:sz="4" w:space="0" w:color="D7DEE5"/>
+            </w:tcBorders>
+          </w:tcPr>
+          <w:p>
+            <w:r/>
+            <w:r>
+              <w:rPr>
+                <w:rFonts w:ascii="BIZ UDPGothic" w:hAnsi="BIZ UDPGothic" w:eastAsia="BIZ UDPGothic"/>
+                <w:b w:val="0"/>
+                <w:i w:val="0"/>
+                <w:sz w:val="19"/>
+              </w:rPr>
+              <w:t>ステップバー</w:t>
+            </w:r>
+          </w:p>
+        </w:tc>
+        <w:tc>
+          <w:tcPr>
+            <w:tcW w:type="dxa" w:w="3249"/>
+            <w:shd w:val="clear" w:color="auto" w:fill="F5F8FB"/>
+            <w:tcBorders>
+              <w:top w:val="single" w:sz="4" w:space="0" w:color="D7DEE5"/>
+              <w:left w:val="single" w:sz="4" w:space="0" w:color="D7DEE5"/>
+              <w:bottom w:val="single" w:sz="4" w:space="0" w:color="D7DEE5"/>
+              <w:right w:val="single" w:sz="4" w:space="0" w:color="D7DEE5"/>
+            </w:tcBorders>
+          </w:tcPr>
+          <w:p>
+            <w:r/>
+            <w:r>
+              <w:rPr>
+                <w:rFonts w:ascii="BIZ UDPGothic" w:hAnsi="BIZ UDPGothic" w:eastAsia="BIZ UDPGothic"/>
+                <w:b w:val="0"/>
+                <w:i w:val="0"/>
+                <w:sz w:val="19"/>
+              </w:rPr>
+              <w:t>「1 ファイルを開く / 2 位置を調整 / 3 SVGを保存」。クリックで行き来できます</w:t>
+            </w:r>
+          </w:p>
+        </w:tc>
+      </w:tr>
+      <w:tr>
+        <w:tc>
+          <w:tcPr>
+            <w:tcW w:type="dxa" w:w="3249"/>
+            <w:tcBorders>
+              <w:top w:val="single" w:sz="4" w:space="0" w:color="D7DEE5"/>
+              <w:left w:val="single" w:sz="4" w:space="0" w:color="D7DEE5"/>
+              <w:bottom w:val="single" w:sz="4" w:space="0" w:color="D7DEE5"/>
+              <w:right w:val="single" w:sz="4" w:space="0" w:color="D7DEE5"/>
+            </w:tcBorders>
+          </w:tcPr>
+          <w:p>
+            <w:r/>
+            <w:r>
+              <w:rPr>
+                <w:rFonts w:ascii="BIZ UDPGothic" w:hAnsi="BIZ UDPGothic" w:eastAsia="BIZ UDPGothic"/>
+                <w:b w:val="0"/>
+                <w:i w:val="0"/>
+                <w:sz w:val="19"/>
+              </w:rPr>
+              <w:t>左</w:t>
+            </w:r>
+          </w:p>
+        </w:tc>
+        <w:tc>
+          <w:tcPr>
+            <w:tcW w:type="dxa" w:w="3249"/>
+            <w:tcBorders>
+              <w:top w:val="single" w:sz="4" w:space="0" w:color="D7DEE5"/>
+              <w:left w:val="single" w:sz="4" w:space="0" w:color="D7DEE5"/>
+              <w:bottom w:val="single" w:sz="4" w:space="0" w:color="D7DEE5"/>
+              <w:right w:val="single" w:sz="4" w:space="0" w:color="D7DEE5"/>
+            </w:tcBorders>
+          </w:tcPr>
+          <w:p>
+            <w:r/>
+            <w:r>
+              <w:rPr>
+                <w:rFonts w:ascii="BIZ UDPGothic" w:hAnsi="BIZ UDPGothic" w:eastAsia="BIZ UDPGothic"/>
+                <w:b w:val="0"/>
+                <w:i w:val="0"/>
+                <w:sz w:val="19"/>
+              </w:rPr>
+              <w:t>ファイル一覧</w:t>
+            </w:r>
+          </w:p>
+        </w:tc>
+        <w:tc>
+          <w:tcPr>
+            <w:tcW w:type="dxa" w:w="3249"/>
+            <w:tcBorders>
+              <w:top w:val="single" w:sz="4" w:space="0" w:color="D7DEE5"/>
+              <w:left w:val="single" w:sz="4" w:space="0" w:color="D7DEE5"/>
+              <w:bottom w:val="single" w:sz="4" w:space="0" w:color="D7DEE5"/>
+              <w:right w:val="single" w:sz="4" w:space="0" w:color="D7DEE5"/>
+            </w:tcBorders>
+          </w:tcPr>
+          <w:p>
+            <w:r/>
+            <w:r>
+              <w:rPr>
+                <w:rFonts w:ascii="BIZ UDPGothic" w:hAnsi="BIZ UDPGothic" w:eastAsia="BIZ UDPGothic"/>
+                <w:b w:val="0"/>
+                <w:i w:val="0"/>
+                <w:sz w:val="19"/>
+              </w:rPr>
+              <w:t>開いたファイルの切り替え。「ファイルを開く…」「このファイルをリセット」もここ</w:t>
+            </w:r>
+          </w:p>
+        </w:tc>
+      </w:tr>
+      <w:tr>
+        <w:tc>
+          <w:tcPr>
+            <w:tcW w:type="dxa" w:w="3249"/>
+            <w:shd w:val="clear" w:color="auto" w:fill="F5F8FB"/>
+            <w:tcBorders>
+              <w:top w:val="single" w:sz="4" w:space="0" w:color="D7DEE5"/>
+              <w:left w:val="single" w:sz="4" w:space="0" w:color="D7DEE5"/>
+              <w:bottom w:val="single" w:sz="4" w:space="0" w:color="D7DEE5"/>
+              <w:right w:val="single" w:sz="4" w:space="0" w:color="D7DEE5"/>
+            </w:tcBorders>
+          </w:tcPr>
+          <w:p>
+            <w:r/>
+            <w:r>
+              <w:rPr>
+                <w:rFonts w:ascii="BIZ UDPGothic" w:hAnsi="BIZ UDPGothic" w:eastAsia="BIZ UDPGothic"/>
+                <w:b w:val="0"/>
+                <w:i w:val="0"/>
+                <w:sz w:val="19"/>
+              </w:rPr>
+              <w:t>中央</w:t>
+            </w:r>
+          </w:p>
+        </w:tc>
+        <w:tc>
+          <w:tcPr>
+            <w:tcW w:type="dxa" w:w="3249"/>
+            <w:shd w:val="clear" w:color="auto" w:fill="F5F8FB"/>
+            <w:tcBorders>
+              <w:top w:val="single" w:sz="4" w:space="0" w:color="D7DEE5"/>
+              <w:left w:val="single" w:sz="4" w:space="0" w:color="D7DEE5"/>
+              <w:bottom w:val="single" w:sz="4" w:space="0" w:color="D7DEE5"/>
+              <w:right w:val="single" w:sz="4" w:space="0" w:color="D7DEE5"/>
+            </w:tcBorders>
+          </w:tcPr>
+          <w:p>
+            <w:r/>
+            <w:r>
+              <w:rPr>
+                <w:rFonts w:ascii="BIZ UDPGothic" w:hAnsi="BIZ UDPGothic" w:eastAsia="BIZ UDPGothic"/>
+                <w:b w:val="0"/>
+                <w:i w:val="0"/>
+                <w:sz w:val="19"/>
+              </w:rPr>
+              <w:t>キャンバス</w:t>
+            </w:r>
+          </w:p>
+        </w:tc>
+        <w:tc>
+          <w:tcPr>
+            <w:tcW w:type="dxa" w:w="3249"/>
+            <w:shd w:val="clear" w:color="auto" w:fill="F5F8FB"/>
+            <w:tcBorders>
+              <w:top w:val="single" w:sz="4" w:space="0" w:color="D7DEE5"/>
+              <w:left w:val="single" w:sz="4" w:space="0" w:color="D7DEE5"/>
+              <w:bottom w:val="single" w:sz="4" w:space="0" w:color="D7DEE5"/>
+              <w:right w:val="single" w:sz="4" w:space="0" w:color="D7DEE5"/>
+            </w:tcBorders>
+          </w:tcPr>
+          <w:p>
+            <w:r/>
+            <w:r>
+              <w:rPr>
+                <w:rFonts w:ascii="BIZ UDPGothic" w:hAnsi="BIZ UDPGothic" w:eastAsia="BIZ UDPGothic"/>
+                <w:b w:val="0"/>
+                <w:i w:val="0"/>
+                <w:sz w:val="19"/>
+              </w:rPr>
+              <w:t>グラフ本体。ラベルをドラッグして動かします。右下にズーム ±</w:t>
+            </w:r>
+          </w:p>
+        </w:tc>
+      </w:tr>
+      <w:tr>
+        <w:tc>
+          <w:tcPr>
+            <w:tcW w:type="dxa" w:w="3249"/>
+            <w:tcBorders>
+              <w:top w:val="single" w:sz="4" w:space="0" w:color="D7DEE5"/>
+              <w:left w:val="single" w:sz="4" w:space="0" w:color="D7DEE5"/>
+              <w:bottom w:val="single" w:sz="4" w:space="0" w:color="D7DEE5"/>
+              <w:right w:val="single" w:sz="4" w:space="0" w:color="D7DEE5"/>
+            </w:tcBorders>
+          </w:tcPr>
+          <w:p>
+            <w:r/>
+            <w:r>
+              <w:rPr>
+                <w:rFonts w:ascii="BIZ UDPGothic" w:hAnsi="BIZ UDPGothic" w:eastAsia="BIZ UDPGothic"/>
+                <w:b w:val="0"/>
+                <w:i w:val="0"/>
+                <w:sz w:val="19"/>
+              </w:rPr>
+              <w:t>右</w:t>
+            </w:r>
+          </w:p>
+        </w:tc>
+        <w:tc>
+          <w:tcPr>
+            <w:tcW w:type="dxa" w:w="3249"/>
+            <w:tcBorders>
+              <w:top w:val="single" w:sz="4" w:space="0" w:color="D7DEE5"/>
+              <w:left w:val="single" w:sz="4" w:space="0" w:color="D7DEE5"/>
+              <w:bottom w:val="single" w:sz="4" w:space="0" w:color="D7DEE5"/>
+              <w:right w:val="single" w:sz="4" w:space="0" w:color="D7DEE5"/>
+            </w:tcBorders>
+          </w:tcPr>
+          <w:p>
+            <w:r/>
+            <w:r>
+              <w:rPr>
+                <w:rFonts w:ascii="BIZ UDPGothic" w:hAnsi="BIZ UDPGothic" w:eastAsia="BIZ UDPGothic"/>
+                <w:b w:val="0"/>
+                <w:i w:val="0"/>
+                <w:sz w:val="19"/>
+              </w:rPr>
+              <w:t>選択中のラベル</w:t>
+            </w:r>
+          </w:p>
+        </w:tc>
+        <w:tc>
+          <w:tcPr>
+            <w:tcW w:type="dxa" w:w="3249"/>
+            <w:tcBorders>
+              <w:top w:val="single" w:sz="4" w:space="0" w:color="D7DEE5"/>
+              <w:left w:val="single" w:sz="4" w:space="0" w:color="D7DEE5"/>
+              <w:bottom w:val="single" w:sz="4" w:space="0" w:color="D7DEE5"/>
+              <w:right w:val="single" w:sz="4" w:space="0" w:color="D7DEE5"/>
+            </w:tcBorders>
+          </w:tcPr>
+          <w:p>
+            <w:r/>
+            <w:r>
+              <w:rPr>
+                <w:rFonts w:ascii="BIZ UDPGothic" w:hAnsi="BIZ UDPGothic" w:eastAsia="BIZ UDPGothic"/>
+                <w:b w:val="0"/>
+                <w:i w:val="0"/>
+                <w:sz w:val="19"/>
+              </w:rPr>
+              <w:t>クリックで選んだラベルの設定（引出線・文字色・行数・長体など）</w:t>
+            </w:r>
+          </w:p>
+        </w:tc>
+      </w:tr>
+      <w:tr>
+        <w:tc>
+          <w:tcPr>
+            <w:tcW w:type="dxa" w:w="3249"/>
+            <w:shd w:val="clear" w:color="auto" w:fill="F5F8FB"/>
+            <w:tcBorders>
+              <w:top w:val="single" w:sz="4" w:space="0" w:color="D7DEE5"/>
+              <w:left w:val="single" w:sz="4" w:space="0" w:color="D7DEE5"/>
+              <w:bottom w:val="single" w:sz="4" w:space="0" w:color="D7DEE5"/>
+              <w:right w:val="single" w:sz="4" w:space="0" w:color="D7DEE5"/>
+            </w:tcBorders>
+          </w:tcPr>
+          <w:p>
+            <w:r/>
+            <w:r>
+              <w:rPr>
+                <w:rFonts w:ascii="BIZ UDPGothic" w:hAnsi="BIZ UDPGothic" w:eastAsia="BIZ UDPGothic"/>
+                <w:b w:val="0"/>
+                <w:i w:val="0"/>
+                <w:sz w:val="19"/>
+              </w:rPr>
+              <w:t>最下部</w:t>
+            </w:r>
+          </w:p>
+        </w:tc>
+        <w:tc>
+          <w:tcPr>
+            <w:tcW w:type="dxa" w:w="3249"/>
+            <w:shd w:val="clear" w:color="auto" w:fill="F5F8FB"/>
+            <w:tcBorders>
+              <w:top w:val="single" w:sz="4" w:space="0" w:color="D7DEE5"/>
+              <w:left w:val="single" w:sz="4" w:space="0" w:color="D7DEE5"/>
+              <w:bottom w:val="single" w:sz="4" w:space="0" w:color="D7DEE5"/>
+              <w:right w:val="single" w:sz="4" w:space="0" w:color="D7DEE5"/>
+            </w:tcBorders>
+          </w:tcPr>
+          <w:p>
+            <w:r/>
+            <w:r>
+              <w:rPr>
+                <w:rFonts w:ascii="BIZ UDPGothic" w:hAnsi="BIZ UDPGothic" w:eastAsia="BIZ UDPGothic"/>
+                <w:b w:val="0"/>
+                <w:i w:val="0"/>
+                <w:sz w:val="19"/>
+              </w:rPr>
+              <w:t>フッター</w:t>
+            </w:r>
+          </w:p>
+        </w:tc>
+        <w:tc>
+          <w:tcPr>
+            <w:tcW w:type="dxa" w:w="3249"/>
+            <w:shd w:val="clear" w:color="auto" w:fill="F5F8FB"/>
+            <w:tcBorders>
+              <w:top w:val="single" w:sz="4" w:space="0" w:color="D7DEE5"/>
+              <w:left w:val="single" w:sz="4" w:space="0" w:color="D7DEE5"/>
+              <w:bottom w:val="single" w:sz="4" w:space="0" w:color="D7DEE5"/>
+              <w:right w:val="single" w:sz="4" w:space="0" w:color="D7DEE5"/>
+            </w:tcBorders>
+          </w:tcPr>
+          <w:p>
+            <w:r/>
+            <w:r>
+              <w:rPr>
+                <w:rFonts w:ascii="BIZ UDPGothic" w:hAnsi="BIZ UDPGothic" w:eastAsia="BIZ UDPGothic"/>
+                <w:b w:val="0"/>
+                <w:i w:val="0"/>
+                <w:sz w:val="19"/>
+              </w:rPr>
+              <w:t>「戻る」「次へ」ボタンと操作ヒント</w:t>
+            </w:r>
+          </w:p>
+        </w:tc>
+      </w:tr>
+    </w:tbl>
     <w:p>
       <w:pPr>
         <w:keepNext/>
@@ -504,7 +1198,371 @@
           <w:color w:val="20242C"/>
           <w:sz w:val="32"/>
         </w:rPr>
-        <w:t>3. ラベルと引出線を動かす</w:t>
+        <w:t>1. ステップ1: ファイルを開く</w:t>
+      </w:r>
+    </w:p>
+    <w:tbl>
+      <w:tblPr>
+        <w:tblW w:type="auto" w:w="0"/>
+        <w:tblLayout w:type="fixed"/>
+        <w:tblLook w:firstColumn="1" w:firstRow="1" w:lastColumn="0" w:lastRow="0" w:noHBand="0" w:noVBand="1" w:val="04A0"/>
+      </w:tblPr>
+      <w:tblGrid>
+        <w:gridCol w:w="539"/>
+        <w:gridCol w:w="8504"/>
+      </w:tblGrid>
+      <w:tr>
+        <w:trPr>
+          <w:cantSplit/>
+        </w:trPr>
+        <w:tc>
+          <w:tcPr>
+            <w:tcW w:type="dxa" w:w="539"/>
+            <w:shd w:val="clear" w:color="auto" w:fill="1F5C99"/>
+            <w:vAlign w:val="center"/>
+            <w:tcBorders>
+              <w:top w:val="single" w:sz="4" w:space="0" w:color="D7DEE5"/>
+              <w:left w:val="single" w:sz="4" w:space="0" w:color="D7DEE5"/>
+              <w:bottom w:val="single" w:sz="4" w:space="0" w:color="D7DEE5"/>
+              <w:right w:val="single" w:sz="4" w:space="0" w:color="D7DEE5"/>
+            </w:tcBorders>
+          </w:tcPr>
+          <w:p>
+            <w:pPr>
+              <w:jc w:val="center"/>
+            </w:pPr>
+            <w:r>
+              <w:rPr>
+                <w:rFonts w:ascii="BIZ UDPGothic" w:hAnsi="BIZ UDPGothic" w:eastAsia="BIZ UDPGothic"/>
+                <w:b/>
+                <w:i w:val="0"/>
+                <w:color w:val="FFFFFF"/>
+                <w:sz w:val="22"/>
+              </w:rPr>
+              <w:t>1</w:t>
+            </w:r>
+          </w:p>
+        </w:tc>
+        <w:tc>
+          <w:tcPr>
+            <w:tcW w:type="dxa" w:w="8504"/>
+            <w:tcBorders>
+              <w:top w:val="single" w:sz="4" w:space="0" w:color="D7DEE5"/>
+              <w:left w:val="single" w:sz="4" w:space="0" w:color="D7DEE5"/>
+              <w:bottom w:val="single" w:sz="4" w:space="0" w:color="D7DEE5"/>
+              <w:right w:val="single" w:sz="4" w:space="0" w:color="D7DEE5"/>
+            </w:tcBorders>
+            <w:shd w:val="clear" w:color="auto" w:fill="FAFBFC"/>
+          </w:tcPr>
+          <w:p>
+            <w:r>
+              <w:rPr>
+                <w:rFonts w:ascii="BIZ UDGothic" w:hAnsi="BIZ UDGothic" w:eastAsia="BIZ UDGothic"/>
+                <w:b w:val="0"/>
+                <w:i w:val="0"/>
+                <w:color w:val="20242C"/>
+                <w:sz w:val="20"/>
+              </w:rPr>
+              <w:t>LabelEditor.exe</w:t>
+            </w:r>
+            <w:r>
+              <w:rPr>
+                <w:rFonts w:ascii="BIZ UDPGothic" w:hAnsi="BIZ UDPGothic" w:eastAsia="BIZ UDPGothic"/>
+                <w:b w:val="0"/>
+                <w:i w:val="0"/>
+                <w:color w:val="20242C"/>
+                <w:sz w:val="21"/>
+              </w:rPr>
+              <w:t xml:space="preserve"> をダブルクリックすると、「ファイルを開く」画面が表示されます。</w:t>
+            </w:r>
+          </w:p>
+        </w:tc>
+      </w:tr>
+    </w:tbl>
+    <w:tbl>
+      <w:tblPr>
+        <w:tblW w:type="auto" w:w="0"/>
+        <w:jc w:val="center"/>
+        <w:tblLook w:firstColumn="1" w:firstRow="1" w:lastColumn="0" w:lastRow="0" w:noHBand="0" w:noVBand="1" w:val="04A0"/>
+      </w:tblPr>
+      <w:tblGrid>
+        <w:gridCol w:w="9746"/>
+      </w:tblGrid>
+      <w:tr>
+        <w:trPr>
+          <w:cantSplit/>
+        </w:trPr>
+        <w:tc>
+          <w:tcPr>
+            <w:tcW w:type="dxa" w:w="9746"/>
+            <w:tcBorders>
+              <w:top w:val="single" w:sz="8" w:space="0" w:color="D7DEE5"/>
+              <w:left w:val="single" w:sz="8" w:space="0" w:color="D7DEE5"/>
+              <w:bottom w:val="single" w:sz="8" w:space="0" w:color="D7DEE5"/>
+              <w:right w:val="single" w:sz="8" w:space="0" w:color="D7DEE5"/>
+            </w:tcBorders>
+          </w:tcPr>
+          <w:p>
+            <w:pPr>
+              <w:jc w:val="center"/>
+            </w:pPr>
+            <w:r>
+              <w:drawing>
+                <wp:inline xmlns:a="http://schemas.openxmlformats.org/drawingml/2006/main" xmlns:pic="http://schemas.openxmlformats.org/drawingml/2006/picture">
+                  <wp:extent cx="5760000" cy="3690000"/>
+                  <wp:docPr id="2" name="Picture 2"/>
+                  <wp:cNvGraphicFramePr>
+                    <a:graphicFrameLocks noChangeAspect="1"/>
+                  </wp:cNvGraphicFramePr>
+                  <a:graphic>
+                    <a:graphicData uri="http://schemas.openxmlformats.org/drawingml/2006/picture">
+                      <pic:pic>
+                        <pic:nvPicPr>
+                          <pic:cNvPr id="0" name="open_screen.png"/>
+                          <pic:cNvPicPr/>
+                        </pic:nvPicPr>
+                        <pic:blipFill>
+                          <a:blip r:embed="rId10"/>
+                          <a:stretch>
+                            <a:fillRect/>
+                          </a:stretch>
+                        </pic:blipFill>
+                        <pic:spPr>
+                          <a:xfrm>
+                            <a:off x="0" y="0"/>
+                            <a:ext cx="5760000" cy="3690000"/>
+                          </a:xfrm>
+                          <a:prstGeom prst="rect"/>
+                        </pic:spPr>
+                      </pic:pic>
+                    </a:graphicData>
+                  </a:graphic>
+                </wp:inline>
+              </w:drawing>
+            </w:r>
+          </w:p>
+        </w:tc>
+      </w:tr>
+    </w:tbl>
+    <w:p>
+      <w:pPr>
+        <w:spacing w:after="160"/>
+        <w:jc w:val="center"/>
+      </w:pPr>
+      <w:r>
+        <w:rPr>
+          <w:rFonts w:ascii="BIZ UDPGothic" w:hAnsi="BIZ UDPGothic" w:eastAsia="BIZ UDPGothic"/>
+          <w:b w:val="0"/>
+          <w:i/>
+          <w:color w:val="606874"/>
+          <w:sz w:val="18"/>
+        </w:rPr>
+        <w:t>起動直後の「ファイルを開く」画面</w:t>
+      </w:r>
+    </w:p>
+    <w:tbl>
+      <w:tblPr>
+        <w:tblW w:type="auto" w:w="0"/>
+        <w:tblLayout w:type="fixed"/>
+        <w:tblLook w:firstColumn="1" w:firstRow="1" w:lastColumn="0" w:lastRow="0" w:noHBand="0" w:noVBand="1" w:val="04A0"/>
+      </w:tblPr>
+      <w:tblGrid>
+        <w:gridCol w:w="539"/>
+        <w:gridCol w:w="8504"/>
+      </w:tblGrid>
+      <w:tr>
+        <w:trPr>
+          <w:cantSplit/>
+        </w:trPr>
+        <w:tc>
+          <w:tcPr>
+            <w:tcW w:type="dxa" w:w="539"/>
+            <w:shd w:val="clear" w:color="auto" w:fill="1F5C99"/>
+            <w:vAlign w:val="center"/>
+            <w:tcBorders>
+              <w:top w:val="single" w:sz="4" w:space="0" w:color="D7DEE5"/>
+              <w:left w:val="single" w:sz="4" w:space="0" w:color="D7DEE5"/>
+              <w:bottom w:val="single" w:sz="4" w:space="0" w:color="D7DEE5"/>
+              <w:right w:val="single" w:sz="4" w:space="0" w:color="D7DEE5"/>
+            </w:tcBorders>
+          </w:tcPr>
+          <w:p>
+            <w:pPr>
+              <w:jc w:val="center"/>
+            </w:pPr>
+            <w:r>
+              <w:rPr>
+                <w:rFonts w:ascii="BIZ UDPGothic" w:hAnsi="BIZ UDPGothic" w:eastAsia="BIZ UDPGothic"/>
+                <w:b/>
+                <w:i w:val="0"/>
+                <w:color w:val="FFFFFF"/>
+                <w:sz w:val="22"/>
+              </w:rPr>
+              <w:t>2</w:t>
+            </w:r>
+          </w:p>
+        </w:tc>
+        <w:tc>
+          <w:tcPr>
+            <w:tcW w:type="dxa" w:w="8504"/>
+            <w:tcBorders>
+              <w:top w:val="single" w:sz="4" w:space="0" w:color="D7DEE5"/>
+              <w:left w:val="single" w:sz="4" w:space="0" w:color="D7DEE5"/>
+              <w:bottom w:val="single" w:sz="4" w:space="0" w:color="D7DEE5"/>
+              <w:right w:val="single" w:sz="4" w:space="0" w:color="D7DEE5"/>
+            </w:tcBorders>
+            <w:shd w:val="clear" w:color="auto" w:fill="FAFBFC"/>
+          </w:tcPr>
+          <w:p>
+            <w:r>
+              <w:rPr>
+                <w:rFonts w:ascii="BIZ UDPGothic" w:hAnsi="BIZ UDPGothic" w:eastAsia="BIZ UDPGothic"/>
+                <w:b/>
+                <w:i w:val="0"/>
+                <w:color w:val="20242C"/>
+                <w:sz w:val="21"/>
+              </w:rPr>
+              <w:t>「ファイルを選択…」</w:t>
+            </w:r>
+            <w:r>
+              <w:rPr>
+                <w:rFonts w:ascii="BIZ UDPGothic" w:hAnsi="BIZ UDPGothic" w:eastAsia="BIZ UDPGothic"/>
+                <w:b w:val="0"/>
+                <w:i w:val="0"/>
+                <w:color w:val="20242C"/>
+                <w:sz w:val="21"/>
+              </w:rPr>
+              <w:t xml:space="preserve"> をクリックして SVG ファイルを選びます（複数選択できます）。画面へ</w:t>
+            </w:r>
+            <w:r>
+              <w:rPr>
+                <w:rFonts w:ascii="BIZ UDPGothic" w:hAnsi="BIZ UDPGothic" w:eastAsia="BIZ UDPGothic"/>
+                <w:b/>
+                <w:i w:val="0"/>
+                <w:color w:val="20242C"/>
+                <w:sz w:val="21"/>
+              </w:rPr>
+              <w:t>ドラッグ＆ドロップ</w:t>
+            </w:r>
+            <w:r>
+              <w:rPr>
+                <w:rFonts w:ascii="BIZ UDPGothic" w:hAnsi="BIZ UDPGothic" w:eastAsia="BIZ UDPGothic"/>
+                <w:b w:val="0"/>
+                <w:i w:val="0"/>
+                <w:color w:val="20242C"/>
+                <w:sz w:val="21"/>
+              </w:rPr>
+              <w:t>でも開けます。</w:t>
+            </w:r>
+          </w:p>
+        </w:tc>
+      </w:tr>
+    </w:tbl>
+    <w:tbl>
+      <w:tblPr>
+        <w:tblW w:type="auto" w:w="0"/>
+        <w:tblLayout w:type="fixed"/>
+        <w:tblLook w:firstColumn="1" w:firstRow="1" w:lastColumn="0" w:lastRow="0" w:noHBand="0" w:noVBand="1" w:val="04A0"/>
+      </w:tblPr>
+      <w:tblGrid>
+        <w:gridCol w:w="539"/>
+        <w:gridCol w:w="8504"/>
+      </w:tblGrid>
+      <w:tr>
+        <w:trPr>
+          <w:cantSplit/>
+        </w:trPr>
+        <w:tc>
+          <w:tcPr>
+            <w:tcW w:type="dxa" w:w="539"/>
+            <w:shd w:val="clear" w:color="auto" w:fill="1F5C99"/>
+            <w:vAlign w:val="center"/>
+            <w:tcBorders>
+              <w:top w:val="single" w:sz="4" w:space="0" w:color="D7DEE5"/>
+              <w:left w:val="single" w:sz="4" w:space="0" w:color="D7DEE5"/>
+              <w:bottom w:val="single" w:sz="4" w:space="0" w:color="D7DEE5"/>
+              <w:right w:val="single" w:sz="4" w:space="0" w:color="D7DEE5"/>
+            </w:tcBorders>
+          </w:tcPr>
+          <w:p>
+            <w:pPr>
+              <w:jc w:val="center"/>
+            </w:pPr>
+            <w:r>
+              <w:rPr>
+                <w:rFonts w:ascii="BIZ UDPGothic" w:hAnsi="BIZ UDPGothic" w:eastAsia="BIZ UDPGothic"/>
+                <w:b/>
+                <w:i w:val="0"/>
+                <w:color w:val="FFFFFF"/>
+                <w:sz w:val="22"/>
+              </w:rPr>
+              <w:t>3</w:t>
+            </w:r>
+          </w:p>
+        </w:tc>
+        <w:tc>
+          <w:tcPr>
+            <w:tcW w:type="dxa" w:w="8504"/>
+            <w:tcBorders>
+              <w:top w:val="single" w:sz="4" w:space="0" w:color="D7DEE5"/>
+              <w:left w:val="single" w:sz="4" w:space="0" w:color="D7DEE5"/>
+              <w:bottom w:val="single" w:sz="4" w:space="0" w:color="D7DEE5"/>
+              <w:right w:val="single" w:sz="4" w:space="0" w:color="D7DEE5"/>
+            </w:tcBorders>
+            <w:shd w:val="clear" w:color="auto" w:fill="FAFBFC"/>
+          </w:tcPr>
+          <w:p>
+            <w:r>
+              <w:rPr>
+                <w:rFonts w:ascii="BIZ UDPGothic" w:hAnsi="BIZ UDPGothic" w:eastAsia="BIZ UDPGothic"/>
+                <w:b w:val="0"/>
+                <w:i w:val="0"/>
+                <w:color w:val="20242C"/>
+                <w:sz w:val="21"/>
+              </w:rPr>
+              <w:t>ファイルを開くと、自動的にステップ 2（編集画面）へ進みます。</w:t>
+            </w:r>
+          </w:p>
+        </w:tc>
+      </w:tr>
+    </w:tbl>
+    <w:p>
+      <w:pPr>
+        <w:keepNext/>
+        <w:keepLines/>
+        <w:spacing w:before="200" w:after="60"/>
+        <w:pBdr>
+          <w:left w:val="single" w:sz="24" w:space="8" w:color="1F5C99"/>
+        </w:pBdr>
+        <w:ind w:left="113"/>
+      </w:pPr>
+      <w:r>
+        <w:rPr>
+          <w:rFonts w:ascii="BIZ UDPGothic" w:hAnsi="BIZ UDPGothic" w:eastAsia="BIZ UDPGothic"/>
+          <w:b/>
+          <w:i w:val="0"/>
+          <w:color w:val="20242C"/>
+          <w:sz w:val="32"/>
+        </w:rPr>
+        <w:t>2. ステップ2: ラベルと引出線を動かす</w:t>
+      </w:r>
+    </w:p>
+    <w:p>
+      <w:pPr>
+        <w:keepNext/>
+        <w:keepLines/>
+        <w:spacing w:before="140" w:after="60"/>
+        <w:ind w:left="85"/>
+      </w:pPr>
+      <w:r>
+        <w:rPr>
+          <w:rFonts w:ascii="BIZ UDPGothic" w:hAnsi="BIZ UDPGothic" w:eastAsia="BIZ UDPGothic"/>
+          <w:b/>
+          <w:i w:val="0"/>
+          <w:color w:val="20242C"/>
+          <w:sz w:val="26"/>
+        </w:rPr>
+        <w:t>2.1 基本操作</w:t>
       </w:r>
     </w:p>
     <w:p>
@@ -529,7 +1587,7 @@
           <w:i w:val="0"/>
           <w:sz w:val="21"/>
         </w:rPr>
-        <w:t>すると動かせます。引出線は、文字に追従して伸び縮みします。</w:t>
+        <w:t>すると動かせます。引出線は文字に追従して伸び縮みします。</w:t>
       </w:r>
     </w:p>
     <w:p>
@@ -545,372 +1603,404 @@
           <w:i w:val="0"/>
           <w:sz w:val="21"/>
         </w:rPr>
-        <w:t>さらに細かく調整したいときは、ラベルをクリックして選択し、出てくる丸い点をドラッグします。</w:t>
+        <w:t>さらに細かく調整したいときは、ラベルをクリックして選択し、出てくる丸い点（ハンドル）をドラッグします。</w:t>
       </w:r>
     </w:p>
+    <w:tbl>
+      <w:tblPr>
+        <w:tblW w:type="auto" w:w="0"/>
+        <w:jc w:val="center"/>
+        <w:tblLook w:firstColumn="1" w:firstRow="1" w:lastColumn="0" w:lastRow="0" w:noHBand="0" w:noVBand="1" w:val="04A0"/>
+      </w:tblPr>
+      <w:tblGrid>
+        <w:gridCol w:w="9746"/>
+      </w:tblGrid>
+      <w:tr>
+        <w:trPr>
+          <w:cantSplit/>
+        </w:trPr>
+        <w:tc>
+          <w:tcPr>
+            <w:tcW w:type="dxa" w:w="9746"/>
+            <w:tcBorders>
+              <w:top w:val="single" w:sz="8" w:space="0" w:color="D7DEE5"/>
+              <w:left w:val="single" w:sz="8" w:space="0" w:color="D7DEE5"/>
+              <w:bottom w:val="single" w:sz="8" w:space="0" w:color="D7DEE5"/>
+              <w:right w:val="single" w:sz="8" w:space="0" w:color="D7DEE5"/>
+            </w:tcBorders>
+          </w:tcPr>
+          <w:p>
+            <w:pPr>
+              <w:jc w:val="center"/>
+            </w:pPr>
+            <w:r>
+              <w:drawing>
+                <wp:inline xmlns:a="http://schemas.openxmlformats.org/drawingml/2006/main" xmlns:pic="http://schemas.openxmlformats.org/drawingml/2006/picture">
+                  <wp:extent cx="5760000" cy="4173413"/>
+                  <wp:docPr id="3" name="Picture 3"/>
+                  <wp:cNvGraphicFramePr>
+                    <a:graphicFrameLocks noChangeAspect="1"/>
+                  </wp:cNvGraphicFramePr>
+                  <a:graphic>
+                    <a:graphicData uri="http://schemas.openxmlformats.org/drawingml/2006/picture">
+                      <pic:pic>
+                        <pic:nvPicPr>
+                          <pic:cNvPr id="0" name="handles_zoom.png"/>
+                          <pic:cNvPicPr/>
+                        </pic:nvPicPr>
+                        <pic:blipFill>
+                          <a:blip r:embed="rId11"/>
+                          <a:stretch>
+                            <a:fillRect/>
+                          </a:stretch>
+                        </pic:blipFill>
+                        <pic:spPr>
+                          <a:xfrm>
+                            <a:off x="0" y="0"/>
+                            <a:ext cx="5760000" cy="4173413"/>
+                          </a:xfrm>
+                          <a:prstGeom prst="rect"/>
+                        </pic:spPr>
+                      </pic:pic>
+                    </a:graphicData>
+                  </a:graphic>
+                </wp:inline>
+              </w:drawing>
+            </w:r>
+          </w:p>
+        </w:tc>
+      </w:tr>
+    </w:tbl>
     <w:p>
       <w:pPr>
-        <w:pStyle w:val="ListBullet"/>
-        <w:spacing w:after="40"/>
-        <w:ind w:left="624"/>
+        <w:spacing w:after="160"/>
+        <w:jc w:val="center"/>
       </w:pPr>
       <w:r>
         <w:rPr>
           <w:rFonts w:ascii="BIZ UDPGothic" w:hAnsi="BIZ UDPGothic" w:eastAsia="BIZ UDPGothic"/>
           <w:b w:val="0"/>
-          <w:i w:val="0"/>
-          <w:sz w:val="21"/>
+          <w:i/>
+          <w:color w:val="606874"/>
+          <w:sz w:val="18"/>
         </w:rPr>
-        <w:t xml:space="preserve">🟢 </w:t>
-      </w:r>
-      <w:r>
-        <w:rPr>
-          <w:rFonts w:ascii="BIZ UDPGothic" w:hAnsi="BIZ UDPGothic" w:eastAsia="BIZ UDPGothic"/>
-          <w:b/>
-          <w:i w:val="0"/>
-          <w:sz w:val="21"/>
-        </w:rPr>
-        <w:t>緑＝引出線の先端</w:t>
-      </w:r>
-      <w:r>
-        <w:rPr>
-          <w:rFonts w:ascii="BIZ UDPGothic" w:hAnsi="BIZ UDPGothic" w:eastAsia="BIZ UDPGothic"/>
-          <w:b w:val="0"/>
-          <w:i w:val="0"/>
-          <w:sz w:val="21"/>
-        </w:rPr>
-        <w:t>（文字側）</w:t>
+        <w:t>選択中ラベルのハンドル。緑=端点（文字側）、青=曲点（折れ目）、橙=アンカー（円側・固定）</w:t>
       </w:r>
     </w:p>
-    <w:p>
-      <w:pPr>
-        <w:pStyle w:val="ListBullet"/>
-        <w:spacing w:after="40"/>
-        <w:ind w:left="624"/>
-      </w:pPr>
-      <w:r>
-        <w:rPr>
-          <w:rFonts w:ascii="BIZ UDPGothic" w:hAnsi="BIZ UDPGothic" w:eastAsia="BIZ UDPGothic"/>
-          <w:b w:val="0"/>
-          <w:i w:val="0"/>
-          <w:sz w:val="21"/>
-        </w:rPr>
-        <w:t xml:space="preserve">🔵 </w:t>
-      </w:r>
-      <w:r>
-        <w:rPr>
-          <w:rFonts w:ascii="BIZ UDPGothic" w:hAnsi="BIZ UDPGothic" w:eastAsia="BIZ UDPGothic"/>
-          <w:b/>
-          <w:i w:val="0"/>
-          <w:sz w:val="21"/>
-        </w:rPr>
-        <w:t>青＝折れ点</w:t>
-      </w:r>
-    </w:p>
-    <w:p>
-      <w:pPr>
-        <w:pStyle w:val="ListBullet"/>
-        <w:spacing w:after="40"/>
-        <w:ind w:left="624"/>
-      </w:pPr>
-      <w:r>
-        <w:rPr>
-          <w:rFonts w:ascii="BIZ UDPGothic" w:hAnsi="BIZ UDPGothic" w:eastAsia="BIZ UDPGothic"/>
-          <w:b w:val="0"/>
-          <w:i w:val="0"/>
-          <w:sz w:val="21"/>
-        </w:rPr>
-        <w:t xml:space="preserve">🟠 </w:t>
-      </w:r>
-      <w:r>
-        <w:rPr>
-          <w:rFonts w:ascii="BIZ UDPGothic" w:hAnsi="BIZ UDPGothic" w:eastAsia="BIZ UDPGothic"/>
-          <w:b/>
-          <w:i w:val="0"/>
-          <w:sz w:val="21"/>
-        </w:rPr>
-        <w:t>橙＝根元</w:t>
-      </w:r>
-      <w:r>
-        <w:rPr>
-          <w:rFonts w:ascii="BIZ UDPGothic" w:hAnsi="BIZ UDPGothic" w:eastAsia="BIZ UDPGothic"/>
-          <w:b w:val="0"/>
-          <w:i w:val="0"/>
-          <w:sz w:val="21"/>
-        </w:rPr>
-        <w:t>（円に接する側。基本は動かしません）</w:t>
-      </w:r>
-    </w:p>
-    <w:p>
-      <w:pPr>
-        <w:keepNext/>
-        <w:keepLines/>
-        <w:spacing w:before="200" w:after="60"/>
-        <w:pBdr>
-          <w:left w:val="single" w:sz="24" w:space="8" w:color="1F5C99"/>
-        </w:pBdr>
-        <w:ind w:left="113"/>
-      </w:pPr>
-      <w:r>
-        <w:rPr>
-          <w:rFonts w:ascii="BIZ UDPGothic" w:hAnsi="BIZ UDPGothic" w:eastAsia="BIZ UDPGothic"/>
-          <w:b/>
-          <w:i w:val="0"/>
-          <w:color w:val="20242C"/>
-          <w:sz w:val="32"/>
-        </w:rPr>
-        <w:t>4. 見た目を整える（右パネル）</w:t>
-      </w:r>
-    </w:p>
-    <w:p>
-      <w:pPr>
-        <w:pStyle w:val="ListBullet"/>
-        <w:spacing w:after="40"/>
-        <w:ind w:left="340"/>
-      </w:pPr>
-      <w:r>
-        <w:rPr>
-          <w:rFonts w:ascii="BIZ UDPGothic" w:hAnsi="BIZ UDPGothic" w:eastAsia="BIZ UDPGothic"/>
-          <w:b/>
-          <w:i w:val="0"/>
-          <w:sz w:val="21"/>
-        </w:rPr>
-        <w:t>引出線の表示 / 非表示</w:t>
-      </w:r>
-      <w:r>
-        <w:rPr>
-          <w:rFonts w:ascii="BIZ UDPGothic" w:hAnsi="BIZ UDPGothic" w:eastAsia="BIZ UDPGothic"/>
-          <w:b w:val="0"/>
-          <w:i w:val="0"/>
-          <w:sz w:val="21"/>
-        </w:rPr>
-        <w:t xml:space="preserve"> を切り替えられます。</w:t>
-      </w:r>
-    </w:p>
-    <w:p>
-      <w:pPr>
-        <w:pStyle w:val="ListBullet"/>
-        <w:spacing w:after="40"/>
-        <w:ind w:left="340"/>
-      </w:pPr>
-      <w:r>
-        <w:rPr>
-          <w:rFonts w:ascii="BIZ UDPGothic" w:hAnsi="BIZ UDPGothic" w:eastAsia="BIZ UDPGothic"/>
-          <w:b/>
-          <w:i w:val="0"/>
-          <w:sz w:val="21"/>
-        </w:rPr>
-        <w:t>文字色（黒 / 白）</w:t>
-      </w:r>
-      <w:r>
-        <w:rPr>
-          <w:rFonts w:ascii="BIZ UDPGothic" w:hAnsi="BIZ UDPGothic" w:eastAsia="BIZ UDPGothic"/>
-          <w:b w:val="0"/>
-          <w:i w:val="0"/>
-          <w:sz w:val="21"/>
-        </w:rPr>
-        <w:t xml:space="preserve"> を切り替えられます。</w:t>
-      </w:r>
-    </w:p>
-    <w:p>
-      <w:pPr>
-        <w:pStyle w:val="ListBullet"/>
-        <w:spacing w:after="40"/>
-        <w:ind w:left="340"/>
-      </w:pPr>
-      <w:r>
-        <w:rPr>
-          <w:rFonts w:ascii="BIZ UDPGothic" w:hAnsi="BIZ UDPGothic" w:eastAsia="BIZ UDPGothic"/>
-          <w:b/>
-          <w:i w:val="0"/>
-          <w:sz w:val="21"/>
-        </w:rPr>
-        <w:t>「行数」で 1 行 / 2 行を切り替え</w:t>
-      </w:r>
-      <w:r>
-        <w:rPr>
-          <w:rFonts w:ascii="BIZ UDPGothic" w:hAnsi="BIZ UDPGothic" w:eastAsia="BIZ UDPGothic"/>
-          <w:b w:val="0"/>
-          <w:i w:val="0"/>
-          <w:sz w:val="21"/>
-        </w:rPr>
-        <w:t>できます（名前と「○○%」を 1 行にまとめる／2 行に分ける）。</w:t>
-      </w:r>
-    </w:p>
-    <w:p>
-      <w:pPr>
-        <w:pStyle w:val="ListBullet"/>
-        <w:spacing w:after="40"/>
-        <w:ind w:left="340"/>
-      </w:pPr>
-      <w:r>
-        <w:rPr>
-          <w:rFonts w:ascii="BIZ UDPGothic" w:hAnsi="BIZ UDPGothic" w:eastAsia="BIZ UDPGothic"/>
-          <w:b/>
-          <w:i w:val="0"/>
-          <w:sz w:val="21"/>
-        </w:rPr>
-        <w:t>「長体」スライダで文字を横方向に圧縮</w:t>
-      </w:r>
-      <w:r>
-        <w:rPr>
-          <w:rFonts w:ascii="BIZ UDPGothic" w:hAnsi="BIZ UDPGothic" w:eastAsia="BIZ UDPGothic"/>
-          <w:b w:val="0"/>
-          <w:i w:val="0"/>
-          <w:sz w:val="21"/>
-        </w:rPr>
-        <w:t>できます（100〜70%）。名前部分だけを横に縮め、高さと「%」部分は変えません。</w:t>
-      </w:r>
-    </w:p>
-    <w:p>
-      <w:pPr>
-        <w:keepNext/>
-        <w:keepLines/>
-        <w:spacing w:before="200" w:after="60"/>
-        <w:pBdr>
-          <w:left w:val="single" w:sz="24" w:space="8" w:color="1F5C99"/>
-        </w:pBdr>
-        <w:ind w:left="113"/>
-      </w:pPr>
-      <w:r>
-        <w:rPr>
-          <w:rFonts w:ascii="BIZ UDPGothic" w:hAnsi="BIZ UDPGothic" w:eastAsia="BIZ UDPGothic"/>
-          <w:b/>
-          <w:i w:val="0"/>
-          <w:color w:val="20242C"/>
-          <w:sz w:val="32"/>
-        </w:rPr>
-        <w:t>5. キーボード操作</w:t>
-      </w:r>
-    </w:p>
-    <w:p>
-      <w:pPr>
-        <w:pStyle w:val="ListBullet"/>
-        <w:spacing w:after="40"/>
-        <w:ind w:left="340"/>
-      </w:pPr>
-      <w:r>
-        <w:rPr>
-          <w:rFonts w:ascii="BIZ UDPGothic" w:hAnsi="BIZ UDPGothic" w:eastAsia="BIZ UDPGothic"/>
-          <w:b/>
-          <w:i w:val="0"/>
-          <w:sz w:val="21"/>
-        </w:rPr>
-        <w:t>矢印キー</w:t>
-      </w:r>
-      <w:r>
-        <w:rPr>
-          <w:rFonts w:ascii="BIZ UDPGothic" w:hAnsi="BIZ UDPGothic" w:eastAsia="BIZ UDPGothic"/>
-          <w:b w:val="0"/>
-          <w:i w:val="0"/>
-          <w:sz w:val="21"/>
-        </w:rPr>
-        <w:t>: 1px ずつ移動。</w:t>
-      </w:r>
-    </w:p>
-    <w:p>
-      <w:pPr>
-        <w:pStyle w:val="ListBullet"/>
-        <w:spacing w:after="40"/>
-        <w:ind w:left="340"/>
-      </w:pPr>
-      <w:r>
-        <w:rPr>
-          <w:rFonts w:ascii="BIZ UDPGothic" w:hAnsi="BIZ UDPGothic" w:eastAsia="BIZ UDPGothic"/>
-          <w:b/>
-          <w:i w:val="0"/>
-          <w:sz w:val="21"/>
-        </w:rPr>
-        <w:t>Shift + 矢印</w:t>
-      </w:r>
-      <w:r>
-        <w:rPr>
-          <w:rFonts w:ascii="BIZ UDPGothic" w:hAnsi="BIZ UDPGothic" w:eastAsia="BIZ UDPGothic"/>
-          <w:b w:val="0"/>
-          <w:i w:val="0"/>
-          <w:sz w:val="21"/>
-        </w:rPr>
-        <w:t>: 10px ずつ移動。</w:t>
-      </w:r>
-    </w:p>
-    <w:p>
-      <w:pPr>
-        <w:pStyle w:val="ListBullet"/>
-        <w:spacing w:after="40"/>
-        <w:ind w:left="340"/>
-      </w:pPr>
-      <w:r>
-        <w:rPr>
-          <w:rFonts w:ascii="BIZ UDPGothic" w:hAnsi="BIZ UDPGothic" w:eastAsia="BIZ UDPGothic"/>
-          <w:b/>
-          <w:i w:val="0"/>
-          <w:sz w:val="21"/>
-        </w:rPr>
-        <w:t>Ctrl + Z</w:t>
-      </w:r>
-      <w:r>
-        <w:rPr>
-          <w:rFonts w:ascii="BIZ UDPGothic" w:hAnsi="BIZ UDPGothic" w:eastAsia="BIZ UDPGothic"/>
-          <w:b w:val="0"/>
-          <w:i w:val="0"/>
-          <w:sz w:val="21"/>
-        </w:rPr>
-        <w:t>: 元に戻す。</w:t>
-      </w:r>
-    </w:p>
-    <w:p>
-      <w:pPr>
-        <w:keepNext/>
-        <w:keepLines/>
-        <w:spacing w:before="200" w:after="60"/>
-        <w:pBdr>
-          <w:left w:val="single" w:sz="24" w:space="8" w:color="1F5C99"/>
-        </w:pBdr>
-        <w:ind w:left="113"/>
-      </w:pPr>
-      <w:r>
-        <w:rPr>
-          <w:rFonts w:ascii="BIZ UDPGothic" w:hAnsi="BIZ UDPGothic" w:eastAsia="BIZ UDPGothic"/>
-          <w:b/>
-          <w:i w:val="0"/>
-          <w:color w:val="20242C"/>
-          <w:sz w:val="32"/>
-        </w:rPr>
-        <w:t>6. 保存する</w:t>
-      </w:r>
-    </w:p>
-    <w:p>
-      <w:pPr>
-        <w:spacing w:after="80"/>
-      </w:pPr>
-      <w:r>
-        <w:rPr>
-          <w:rFonts w:ascii="BIZ UDPGothic" w:hAnsi="BIZ UDPGothic" w:eastAsia="BIZ UDPGothic"/>
-          <w:b w:val="0"/>
-          <w:i w:val="0"/>
-          <w:sz w:val="21"/>
-        </w:rPr>
-        <w:t xml:space="preserve">調整できたら右上の </w:t>
-      </w:r>
-      <w:r>
-        <w:rPr>
-          <w:rFonts w:ascii="BIZ UDPGothic" w:hAnsi="BIZ UDPGothic" w:eastAsia="BIZ UDPGothic"/>
-          <w:b/>
-          <w:i w:val="0"/>
-          <w:sz w:val="21"/>
-        </w:rPr>
-        <w:t>「保存…」</w:t>
-      </w:r>
-      <w:r>
-        <w:rPr>
-          <w:rFonts w:ascii="BIZ UDPGothic" w:hAnsi="BIZ UDPGothic" w:eastAsia="BIZ UDPGothic"/>
-          <w:b w:val="0"/>
-          <w:i w:val="0"/>
-          <w:sz w:val="21"/>
-        </w:rPr>
-        <w:t xml:space="preserve"> をクリックし、保存先を選びます。</w:t>
-      </w:r>
-    </w:p>
+    <w:tbl>
+      <w:tblPr>
+        <w:tblW w:type="auto" w:w="0"/>
+        <w:jc w:val="left"/>
+        <w:tblLook w:firstColumn="1" w:firstRow="1" w:lastColumn="0" w:lastRow="0" w:noHBand="0" w:noVBand="1" w:val="04A0"/>
+      </w:tblPr>
+      <w:tblGrid>
+        <w:gridCol w:w="3249"/>
+        <w:gridCol w:w="3249"/>
+        <w:gridCol w:w="3249"/>
+      </w:tblGrid>
+      <w:tr>
+        <w:tc>
+          <w:tcPr>
+            <w:tcW w:type="dxa" w:w="3249"/>
+            <w:shd w:val="clear" w:color="auto" w:fill="1F5C99"/>
+            <w:tcBorders>
+              <w:top w:val="single" w:sz="4" w:space="0" w:color="D7DEE5"/>
+              <w:left w:val="single" w:sz="4" w:space="0" w:color="D7DEE5"/>
+              <w:bottom w:val="single" w:sz="4" w:space="0" w:color="D7DEE5"/>
+              <w:right w:val="single" w:sz="4" w:space="0" w:color="D7DEE5"/>
+            </w:tcBorders>
+          </w:tcPr>
+          <w:p>
+            <w:r/>
+            <w:r>
+              <w:rPr>
+                <w:rFonts w:ascii="BIZ UDPGothic" w:hAnsi="BIZ UDPGothic" w:eastAsia="BIZ UDPGothic"/>
+                <w:b/>
+                <w:i w:val="0"/>
+                <w:color w:val="FFFFFF"/>
+                <w:sz w:val="19"/>
+              </w:rPr>
+              <w:t>色</w:t>
+            </w:r>
+          </w:p>
+        </w:tc>
+        <w:tc>
+          <w:tcPr>
+            <w:tcW w:type="dxa" w:w="3249"/>
+            <w:shd w:val="clear" w:color="auto" w:fill="1F5C99"/>
+            <w:tcBorders>
+              <w:top w:val="single" w:sz="4" w:space="0" w:color="D7DEE5"/>
+              <w:left w:val="single" w:sz="4" w:space="0" w:color="D7DEE5"/>
+              <w:bottom w:val="single" w:sz="4" w:space="0" w:color="D7DEE5"/>
+              <w:right w:val="single" w:sz="4" w:space="0" w:color="D7DEE5"/>
+            </w:tcBorders>
+          </w:tcPr>
+          <w:p>
+            <w:r/>
+            <w:r>
+              <w:rPr>
+                <w:rFonts w:ascii="BIZ UDPGothic" w:hAnsi="BIZ UDPGothic" w:eastAsia="BIZ UDPGothic"/>
+                <w:b/>
+                <w:i w:val="0"/>
+                <w:color w:val="FFFFFF"/>
+                <w:sz w:val="19"/>
+              </w:rPr>
+              <w:t>名称</w:t>
+            </w:r>
+          </w:p>
+        </w:tc>
+        <w:tc>
+          <w:tcPr>
+            <w:tcW w:type="dxa" w:w="3249"/>
+            <w:shd w:val="clear" w:color="auto" w:fill="1F5C99"/>
+            <w:tcBorders>
+              <w:top w:val="single" w:sz="4" w:space="0" w:color="D7DEE5"/>
+              <w:left w:val="single" w:sz="4" w:space="0" w:color="D7DEE5"/>
+              <w:bottom w:val="single" w:sz="4" w:space="0" w:color="D7DEE5"/>
+              <w:right w:val="single" w:sz="4" w:space="0" w:color="D7DEE5"/>
+            </w:tcBorders>
+          </w:tcPr>
+          <w:p>
+            <w:r/>
+            <w:r>
+              <w:rPr>
+                <w:rFonts w:ascii="BIZ UDPGothic" w:hAnsi="BIZ UDPGothic" w:eastAsia="BIZ UDPGothic"/>
+                <w:b/>
+                <w:i w:val="0"/>
+                <w:color w:val="FFFFFF"/>
+                <w:sz w:val="19"/>
+              </w:rPr>
+              <w:t>操作</w:t>
+            </w:r>
+          </w:p>
+        </w:tc>
+      </w:tr>
+      <w:tr>
+        <w:tc>
+          <w:tcPr>
+            <w:tcW w:type="dxa" w:w="3249"/>
+            <w:tcBorders>
+              <w:top w:val="single" w:sz="4" w:space="0" w:color="D7DEE5"/>
+              <w:left w:val="single" w:sz="4" w:space="0" w:color="D7DEE5"/>
+              <w:bottom w:val="single" w:sz="4" w:space="0" w:color="D7DEE5"/>
+              <w:right w:val="single" w:sz="4" w:space="0" w:color="D7DEE5"/>
+            </w:tcBorders>
+          </w:tcPr>
+          <w:p>
+            <w:r/>
+            <w:r>
+              <w:rPr>
+                <w:rFonts w:ascii="BIZ UDPGothic" w:hAnsi="BIZ UDPGothic" w:eastAsia="BIZ UDPGothic"/>
+                <w:b w:val="0"/>
+                <w:i w:val="0"/>
+                <w:sz w:val="19"/>
+              </w:rPr>
+              <w:t>🟢 緑</w:t>
+            </w:r>
+          </w:p>
+        </w:tc>
+        <w:tc>
+          <w:tcPr>
+            <w:tcW w:type="dxa" w:w="3249"/>
+            <w:tcBorders>
+              <w:top w:val="single" w:sz="4" w:space="0" w:color="D7DEE5"/>
+              <w:left w:val="single" w:sz="4" w:space="0" w:color="D7DEE5"/>
+              <w:bottom w:val="single" w:sz="4" w:space="0" w:color="D7DEE5"/>
+              <w:right w:val="single" w:sz="4" w:space="0" w:color="D7DEE5"/>
+            </w:tcBorders>
+          </w:tcPr>
+          <w:p>
+            <w:r/>
+            <w:r>
+              <w:rPr>
+                <w:rFonts w:ascii="BIZ UDPGothic" w:hAnsi="BIZ UDPGothic" w:eastAsia="BIZ UDPGothic"/>
+                <w:b w:val="0"/>
+                <w:i w:val="0"/>
+                <w:sz w:val="19"/>
+              </w:rPr>
+              <w:t>端点（文字側）</w:t>
+            </w:r>
+          </w:p>
+        </w:tc>
+        <w:tc>
+          <w:tcPr>
+            <w:tcW w:type="dxa" w:w="3249"/>
+            <w:tcBorders>
+              <w:top w:val="single" w:sz="4" w:space="0" w:color="D7DEE5"/>
+              <w:left w:val="single" w:sz="4" w:space="0" w:color="D7DEE5"/>
+              <w:bottom w:val="single" w:sz="4" w:space="0" w:color="D7DEE5"/>
+              <w:right w:val="single" w:sz="4" w:space="0" w:color="D7DEE5"/>
+            </w:tcBorders>
+          </w:tcPr>
+          <w:p>
+            <w:r/>
+            <w:r>
+              <w:rPr>
+                <w:rFonts w:ascii="BIZ UDPGothic" w:hAnsi="BIZ UDPGothic" w:eastAsia="BIZ UDPGothic"/>
+                <w:b w:val="0"/>
+                <w:i w:val="0"/>
+                <w:sz w:val="19"/>
+              </w:rPr>
+              <w:t>ドラッグで動かせます</w:t>
+            </w:r>
+          </w:p>
+        </w:tc>
+      </w:tr>
+      <w:tr>
+        <w:tc>
+          <w:tcPr>
+            <w:tcW w:type="dxa" w:w="3249"/>
+            <w:shd w:val="clear" w:color="auto" w:fill="F5F8FB"/>
+            <w:tcBorders>
+              <w:top w:val="single" w:sz="4" w:space="0" w:color="D7DEE5"/>
+              <w:left w:val="single" w:sz="4" w:space="0" w:color="D7DEE5"/>
+              <w:bottom w:val="single" w:sz="4" w:space="0" w:color="D7DEE5"/>
+              <w:right w:val="single" w:sz="4" w:space="0" w:color="D7DEE5"/>
+            </w:tcBorders>
+          </w:tcPr>
+          <w:p>
+            <w:r/>
+            <w:r>
+              <w:rPr>
+                <w:rFonts w:ascii="BIZ UDPGothic" w:hAnsi="BIZ UDPGothic" w:eastAsia="BIZ UDPGothic"/>
+                <w:b w:val="0"/>
+                <w:i w:val="0"/>
+                <w:sz w:val="19"/>
+              </w:rPr>
+              <w:t>🔵 青</w:t>
+            </w:r>
+          </w:p>
+        </w:tc>
+        <w:tc>
+          <w:tcPr>
+            <w:tcW w:type="dxa" w:w="3249"/>
+            <w:shd w:val="clear" w:color="auto" w:fill="F5F8FB"/>
+            <w:tcBorders>
+              <w:top w:val="single" w:sz="4" w:space="0" w:color="D7DEE5"/>
+              <w:left w:val="single" w:sz="4" w:space="0" w:color="D7DEE5"/>
+              <w:bottom w:val="single" w:sz="4" w:space="0" w:color="D7DEE5"/>
+              <w:right w:val="single" w:sz="4" w:space="0" w:color="D7DEE5"/>
+            </w:tcBorders>
+          </w:tcPr>
+          <w:p>
+            <w:r/>
+            <w:r>
+              <w:rPr>
+                <w:rFonts w:ascii="BIZ UDPGothic" w:hAnsi="BIZ UDPGothic" w:eastAsia="BIZ UDPGothic"/>
+                <w:b w:val="0"/>
+                <w:i w:val="0"/>
+                <w:sz w:val="19"/>
+              </w:rPr>
+              <w:t>曲点（折れ目）</w:t>
+            </w:r>
+          </w:p>
+        </w:tc>
+        <w:tc>
+          <w:tcPr>
+            <w:tcW w:type="dxa" w:w="3249"/>
+            <w:shd w:val="clear" w:color="auto" w:fill="F5F8FB"/>
+            <w:tcBorders>
+              <w:top w:val="single" w:sz="4" w:space="0" w:color="D7DEE5"/>
+              <w:left w:val="single" w:sz="4" w:space="0" w:color="D7DEE5"/>
+              <w:bottom w:val="single" w:sz="4" w:space="0" w:color="D7DEE5"/>
+              <w:right w:val="single" w:sz="4" w:space="0" w:color="D7DEE5"/>
+            </w:tcBorders>
+          </w:tcPr>
+          <w:p>
+            <w:r/>
+            <w:r>
+              <w:rPr>
+                <w:rFonts w:ascii="BIZ UDPGothic" w:hAnsi="BIZ UDPGothic" w:eastAsia="BIZ UDPGothic"/>
+                <w:b w:val="0"/>
+                <w:i w:val="0"/>
+                <w:sz w:val="19"/>
+              </w:rPr>
+              <w:t>ドラッグで動かせます</w:t>
+            </w:r>
+          </w:p>
+        </w:tc>
+      </w:tr>
+      <w:tr>
+        <w:tc>
+          <w:tcPr>
+            <w:tcW w:type="dxa" w:w="3249"/>
+            <w:tcBorders>
+              <w:top w:val="single" w:sz="4" w:space="0" w:color="D7DEE5"/>
+              <w:left w:val="single" w:sz="4" w:space="0" w:color="D7DEE5"/>
+              <w:bottom w:val="single" w:sz="4" w:space="0" w:color="D7DEE5"/>
+              <w:right w:val="single" w:sz="4" w:space="0" w:color="D7DEE5"/>
+            </w:tcBorders>
+          </w:tcPr>
+          <w:p>
+            <w:r/>
+            <w:r>
+              <w:rPr>
+                <w:rFonts w:ascii="BIZ UDPGothic" w:hAnsi="BIZ UDPGothic" w:eastAsia="BIZ UDPGothic"/>
+                <w:b w:val="0"/>
+                <w:i w:val="0"/>
+                <w:sz w:val="19"/>
+              </w:rPr>
+              <w:t>🟠 橙</w:t>
+            </w:r>
+          </w:p>
+        </w:tc>
+        <w:tc>
+          <w:tcPr>
+            <w:tcW w:type="dxa" w:w="3249"/>
+            <w:tcBorders>
+              <w:top w:val="single" w:sz="4" w:space="0" w:color="D7DEE5"/>
+              <w:left w:val="single" w:sz="4" w:space="0" w:color="D7DEE5"/>
+              <w:bottom w:val="single" w:sz="4" w:space="0" w:color="D7DEE5"/>
+              <w:right w:val="single" w:sz="4" w:space="0" w:color="D7DEE5"/>
+            </w:tcBorders>
+          </w:tcPr>
+          <w:p>
+            <w:r/>
+            <w:r>
+              <w:rPr>
+                <w:rFonts w:ascii="BIZ UDPGothic" w:hAnsi="BIZ UDPGothic" w:eastAsia="BIZ UDPGothic"/>
+                <w:b w:val="0"/>
+                <w:i w:val="0"/>
+                <w:sz w:val="19"/>
+              </w:rPr>
+              <w:t>アンカー（円に接する根元）</w:t>
+            </w:r>
+          </w:p>
+        </w:tc>
+        <w:tc>
+          <w:tcPr>
+            <w:tcW w:type="dxa" w:w="3249"/>
+            <w:tcBorders>
+              <w:top w:val="single" w:sz="4" w:space="0" w:color="D7DEE5"/>
+              <w:left w:val="single" w:sz="4" w:space="0" w:color="D7DEE5"/>
+              <w:bottom w:val="single" w:sz="4" w:space="0" w:color="D7DEE5"/>
+              <w:right w:val="single" w:sz="4" w:space="0" w:color="D7DEE5"/>
+            </w:tcBorders>
+          </w:tcPr>
+          <w:p>
+            <w:r/>
+            <w:r>
+              <w:rPr>
+                <w:rFonts w:ascii="BIZ UDPGothic" w:hAnsi="BIZ UDPGothic" w:eastAsia="BIZ UDPGothic"/>
+                <w:b/>
+                <w:i w:val="0"/>
+                <w:sz w:val="19"/>
+              </w:rPr>
+              <w:t>動かせません</w:t>
+            </w:r>
+            <w:r>
+              <w:rPr>
+                <w:rFonts w:ascii="BIZ UDPGothic" w:hAnsi="BIZ UDPGothic" w:eastAsia="BIZ UDPGothic"/>
+                <w:b w:val="0"/>
+                <w:i w:val="0"/>
+                <w:sz w:val="19"/>
+              </w:rPr>
+              <w:t>（円グラフの切片に固定されています）</w:t>
+            </w:r>
+          </w:p>
+        </w:tc>
+      </w:tr>
+    </w:tbl>
     <w:tbl>
       <w:tblPr>
         <w:tblW w:type="auto" w:w="0"/>
@@ -957,7 +2047,1183 @@
                 <w:color w:val="20242C"/>
                 <w:sz w:val="20"/>
               </w:rPr>
-              <w:t>元のファイルは上書きされません（別名で保存できます）。保存時には編集用の補助要素（ハンドル等）を取り除いた、きれいな SVG が書き出されます。</w:t>
+              <w:t>ラベルを円の外へ出すと引出線が自動で付き、円の中へ戻すと自動で消えます。手でハンドルを動かした引出線は、それ以降は自動調整されません（あなたの調整が優先されます）。</w:t>
+            </w:r>
+          </w:p>
+        </w:tc>
+      </w:tr>
+    </w:tbl>
+    <w:p>
+      <w:pPr>
+        <w:keepNext/>
+        <w:keepLines/>
+        <w:spacing w:before="140" w:after="60"/>
+        <w:ind w:left="85"/>
+      </w:pPr>
+      <w:r>
+        <w:rPr>
+          <w:rFonts w:ascii="BIZ UDPGothic" w:hAnsi="BIZ UDPGothic" w:eastAsia="BIZ UDPGothic"/>
+          <w:b/>
+          <w:i w:val="0"/>
+          <w:color w:val="20242C"/>
+          <w:sz w:val="26"/>
+        </w:rPr>
+        <w:t>2.2 右パネルで見た目を整える</w:t>
+      </w:r>
+    </w:p>
+    <w:p>
+      <w:pPr>
+        <w:spacing w:after="80"/>
+      </w:pPr>
+      <w:r>
+        <w:rPr>
+          <w:rFonts w:ascii="BIZ UDPGothic" w:hAnsi="BIZ UDPGothic" w:eastAsia="BIZ UDPGothic"/>
+          <w:b w:val="0"/>
+          <w:i w:val="0"/>
+          <w:sz w:val="21"/>
+        </w:rPr>
+        <w:t>ラベルを選択すると、右側の「選択中のラベル」パネルで次を切り替えられます。</w:t>
+      </w:r>
+    </w:p>
+    <w:tbl>
+      <w:tblPr>
+        <w:tblW w:type="auto" w:w="0"/>
+        <w:jc w:val="center"/>
+        <w:tblLook w:firstColumn="1" w:firstRow="1" w:lastColumn="0" w:lastRow="0" w:noHBand="0" w:noVBand="1" w:val="04A0"/>
+      </w:tblPr>
+      <w:tblGrid>
+        <w:gridCol w:w="9746"/>
+      </w:tblGrid>
+      <w:tr>
+        <w:trPr>
+          <w:cantSplit/>
+        </w:trPr>
+        <w:tc>
+          <w:tcPr>
+            <w:tcW w:type="dxa" w:w="9746"/>
+            <w:tcBorders>
+              <w:top w:val="single" w:sz="8" w:space="0" w:color="D7DEE5"/>
+              <w:left w:val="single" w:sz="8" w:space="0" w:color="D7DEE5"/>
+              <w:bottom w:val="single" w:sz="8" w:space="0" w:color="D7DEE5"/>
+              <w:right w:val="single" w:sz="8" w:space="0" w:color="D7DEE5"/>
+            </w:tcBorders>
+          </w:tcPr>
+          <w:p>
+            <w:pPr>
+              <w:jc w:val="center"/>
+            </w:pPr>
+            <w:r>
+              <w:drawing>
+                <wp:inline xmlns:a="http://schemas.openxmlformats.org/drawingml/2006/main" xmlns:pic="http://schemas.openxmlformats.org/drawingml/2006/picture">
+                  <wp:extent cx="2523968" cy="5040000"/>
+                  <wp:docPr id="4" name="Picture 4"/>
+                  <wp:cNvGraphicFramePr>
+                    <a:graphicFrameLocks noChangeAspect="1"/>
+                  </wp:cNvGraphicFramePr>
+                  <a:graphic>
+                    <a:graphicData uri="http://schemas.openxmlformats.org/drawingml/2006/picture">
+                      <pic:pic>
+                        <pic:nvPicPr>
+                          <pic:cNvPr id="0" name="panel_right.png"/>
+                          <pic:cNvPicPr/>
+                        </pic:nvPicPr>
+                        <pic:blipFill>
+                          <a:blip r:embed="rId12"/>
+                          <a:stretch>
+                            <a:fillRect/>
+                          </a:stretch>
+                        </pic:blipFill>
+                        <pic:spPr>
+                          <a:xfrm>
+                            <a:off x="0" y="0"/>
+                            <a:ext cx="2523968" cy="5040000"/>
+                          </a:xfrm>
+                          <a:prstGeom prst="rect"/>
+                        </pic:spPr>
+                      </pic:pic>
+                    </a:graphicData>
+                  </a:graphic>
+                </wp:inline>
+              </w:drawing>
+            </w:r>
+          </w:p>
+        </w:tc>
+      </w:tr>
+    </w:tbl>
+    <w:p>
+      <w:pPr>
+        <w:spacing w:after="160"/>
+        <w:jc w:val="center"/>
+      </w:pPr>
+      <w:r>
+        <w:rPr>
+          <w:rFonts w:ascii="BIZ UDPGothic" w:hAnsi="BIZ UDPGothic" w:eastAsia="BIZ UDPGothic"/>
+          <w:b w:val="0"/>
+          <w:i/>
+          <w:color w:val="606874"/>
+          <w:sz w:val="18"/>
+        </w:rPr>
+        <w:t>右パネル「選択中のラベル」</w:t>
+      </w:r>
+    </w:p>
+    <w:p>
+      <w:pPr>
+        <w:pStyle w:val="ListBullet"/>
+        <w:spacing w:after="40"/>
+        <w:ind w:left="340"/>
+      </w:pPr>
+      <w:r>
+        <w:rPr>
+          <w:rFonts w:ascii="BIZ UDPGothic" w:hAnsi="BIZ UDPGothic" w:eastAsia="BIZ UDPGothic"/>
+          <w:b/>
+          <w:i w:val="0"/>
+          <w:sz w:val="21"/>
+        </w:rPr>
+        <w:t>引出線</w:t>
+      </w:r>
+      <w:r>
+        <w:rPr>
+          <w:rFonts w:ascii="BIZ UDPGothic" w:hAnsi="BIZ UDPGothic" w:eastAsia="BIZ UDPGothic"/>
+          <w:b w:val="0"/>
+          <w:i w:val="0"/>
+          <w:sz w:val="21"/>
+        </w:rPr>
+        <w:t>: 表示 / 非表示。</w:t>
+      </w:r>
+    </w:p>
+    <w:p>
+      <w:pPr>
+        <w:pStyle w:val="ListBullet"/>
+        <w:spacing w:after="40"/>
+        <w:ind w:left="340"/>
+      </w:pPr>
+      <w:r>
+        <w:rPr>
+          <w:rFonts w:ascii="BIZ UDPGothic" w:hAnsi="BIZ UDPGothic" w:eastAsia="BIZ UDPGothic"/>
+          <w:b/>
+          <w:i w:val="0"/>
+          <w:sz w:val="21"/>
+        </w:rPr>
+        <w:t>曲げ点</w:t>
+      </w:r>
+      <w:r>
+        <w:rPr>
+          <w:rFonts w:ascii="BIZ UDPGothic" w:hAnsi="BIZ UDPGothic" w:eastAsia="BIZ UDPGothic"/>
+          <w:b w:val="0"/>
+          <w:i w:val="0"/>
+          <w:sz w:val="21"/>
+        </w:rPr>
+        <w:t>: あり（L 字に折れる）/ なし（直線）。</w:t>
+      </w:r>
+    </w:p>
+    <w:p>
+      <w:pPr>
+        <w:pStyle w:val="ListBullet"/>
+        <w:spacing w:after="40"/>
+        <w:ind w:left="340"/>
+      </w:pPr>
+      <w:r>
+        <w:rPr>
+          <w:rFonts w:ascii="BIZ UDPGothic" w:hAnsi="BIZ UDPGothic" w:eastAsia="BIZ UDPGothic"/>
+          <w:b/>
+          <w:i w:val="0"/>
+          <w:sz w:val="21"/>
+        </w:rPr>
+        <w:t>文字色</w:t>
+      </w:r>
+      <w:r>
+        <w:rPr>
+          <w:rFonts w:ascii="BIZ UDPGothic" w:hAnsi="BIZ UDPGothic" w:eastAsia="BIZ UDPGothic"/>
+          <w:b w:val="0"/>
+          <w:i w:val="0"/>
+          <w:sz w:val="21"/>
+        </w:rPr>
+        <w:t>: 黒 / 白。</w:t>
+      </w:r>
+    </w:p>
+    <w:p>
+      <w:pPr>
+        <w:pStyle w:val="ListBullet"/>
+        <w:spacing w:after="40"/>
+        <w:ind w:left="340"/>
+      </w:pPr>
+      <w:r>
+        <w:rPr>
+          <w:rFonts w:ascii="BIZ UDPGothic" w:hAnsi="BIZ UDPGothic" w:eastAsia="BIZ UDPGothic"/>
+          <w:b/>
+          <w:i w:val="0"/>
+          <w:sz w:val="21"/>
+        </w:rPr>
+        <w:t>行数</w:t>
+      </w:r>
+      <w:r>
+        <w:rPr>
+          <w:rFonts w:ascii="BIZ UDPGothic" w:hAnsi="BIZ UDPGothic" w:eastAsia="BIZ UDPGothic"/>
+          <w:b w:val="0"/>
+          <w:i w:val="0"/>
+          <w:sz w:val="21"/>
+        </w:rPr>
+        <w:t>: 1 行（名前と「○○%」を 1 行にまとめる）/ 2 行。</w:t>
+      </w:r>
+    </w:p>
+    <w:p>
+      <w:pPr>
+        <w:pStyle w:val="ListBullet"/>
+        <w:spacing w:after="40"/>
+        <w:ind w:left="340"/>
+      </w:pPr>
+      <w:r>
+        <w:rPr>
+          <w:rFonts w:ascii="BIZ UDPGothic" w:hAnsi="BIZ UDPGothic" w:eastAsia="BIZ UDPGothic"/>
+          <w:b/>
+          <w:i w:val="0"/>
+          <w:sz w:val="21"/>
+        </w:rPr>
+        <w:t>長体（横圧縮）スライダ</w:t>
+      </w:r>
+      <w:r>
+        <w:rPr>
+          <w:rFonts w:ascii="BIZ UDPGothic" w:hAnsi="BIZ UDPGothic" w:eastAsia="BIZ UDPGothic"/>
+          <w:b w:val="0"/>
+          <w:i w:val="0"/>
+          <w:sz w:val="21"/>
+        </w:rPr>
+        <w:t>: 文字を横方向に圧縮します（100〜70%）。名前部分だけを横に縮め、高さと「%」部分は変えません。</w:t>
+      </w:r>
+    </w:p>
+    <w:tbl>
+      <w:tblPr>
+        <w:tblW w:type="auto" w:w="0"/>
+        <w:jc w:val="center"/>
+        <w:tblLook w:firstColumn="1" w:firstRow="1" w:lastColumn="0" w:lastRow="0" w:noHBand="0" w:noVBand="1" w:val="04A0"/>
+      </w:tblPr>
+      <w:tblGrid>
+        <w:gridCol w:w="9746"/>
+      </w:tblGrid>
+      <w:tr>
+        <w:trPr>
+          <w:cantSplit/>
+        </w:trPr>
+        <w:tc>
+          <w:tcPr>
+            <w:tcW w:type="dxa" w:w="9746"/>
+            <w:tcBorders>
+              <w:top w:val="single" w:sz="8" w:space="0" w:color="D7DEE5"/>
+              <w:left w:val="single" w:sz="8" w:space="0" w:color="D7DEE5"/>
+              <w:bottom w:val="single" w:sz="8" w:space="0" w:color="D7DEE5"/>
+              <w:right w:val="single" w:sz="8" w:space="0" w:color="D7DEE5"/>
+            </w:tcBorders>
+          </w:tcPr>
+          <w:p>
+            <w:pPr>
+              <w:jc w:val="center"/>
+            </w:pPr>
+            <w:r>
+              <w:drawing>
+                <wp:inline xmlns:a="http://schemas.openxmlformats.org/drawingml/2006/main" xmlns:pic="http://schemas.openxmlformats.org/drawingml/2006/picture">
+                  <wp:extent cx="5760000" cy="4173413"/>
+                  <wp:docPr id="5" name="Picture 5"/>
+                  <wp:cNvGraphicFramePr>
+                    <a:graphicFrameLocks noChangeAspect="1"/>
+                  </wp:cNvGraphicFramePr>
+                  <a:graphic>
+                    <a:graphicData uri="http://schemas.openxmlformats.org/drawingml/2006/picture">
+                      <pic:pic>
+                        <pic:nvPicPr>
+                          <pic:cNvPr id="0" name="condense_zoom.png"/>
+                          <pic:cNvPicPr/>
+                        </pic:nvPicPr>
+                        <pic:blipFill>
+                          <a:blip r:embed="rId13"/>
+                          <a:stretch>
+                            <a:fillRect/>
+                          </a:stretch>
+                        </pic:blipFill>
+                        <pic:spPr>
+                          <a:xfrm>
+                            <a:off x="0" y="0"/>
+                            <a:ext cx="5760000" cy="4173413"/>
+                          </a:xfrm>
+                          <a:prstGeom prst="rect"/>
+                        </pic:spPr>
+                      </pic:pic>
+                    </a:graphicData>
+                  </a:graphic>
+                </wp:inline>
+              </w:drawing>
+            </w:r>
+          </w:p>
+        </w:tc>
+      </w:tr>
+    </w:tbl>
+    <w:p>
+      <w:pPr>
+        <w:spacing w:after="160"/>
+        <w:jc w:val="center"/>
+      </w:pPr>
+      <w:r>
+        <w:rPr>
+          <w:rFonts w:ascii="BIZ UDPGothic" w:hAnsi="BIZ UDPGothic" w:eastAsia="BIZ UDPGothic"/>
+          <w:b w:val="0"/>
+          <w:i/>
+          <w:color w:val="606874"/>
+          <w:sz w:val="18"/>
+        </w:rPr>
+        <w:t>長体 70% を適用した状態（同じラベルの比較用）</w:t>
+      </w:r>
+    </w:p>
+    <w:p>
+      <w:pPr>
+        <w:keepNext/>
+        <w:keepLines/>
+        <w:spacing w:before="140" w:after="60"/>
+        <w:ind w:left="85"/>
+      </w:pPr>
+      <w:r>
+        <w:rPr>
+          <w:rFonts w:ascii="BIZ UDPGothic" w:hAnsi="BIZ UDPGothic" w:eastAsia="BIZ UDPGothic"/>
+          <w:b/>
+          <w:i w:val="0"/>
+          <w:color w:val="20242C"/>
+          <w:sz w:val="26"/>
+        </w:rPr>
+        <w:t>2.3 やり直したいとき</w:t>
+      </w:r>
+    </w:p>
+    <w:p>
+      <w:pPr>
+        <w:pStyle w:val="ListBullet"/>
+        <w:spacing w:after="40"/>
+        <w:ind w:left="340"/>
+      </w:pPr>
+      <w:r>
+        <w:rPr>
+          <w:rFonts w:ascii="BIZ UDPGothic" w:hAnsi="BIZ UDPGothic" w:eastAsia="BIZ UDPGothic"/>
+          <w:b/>
+          <w:i w:val="0"/>
+          <w:sz w:val="21"/>
+        </w:rPr>
+        <w:t>Ctrl + Z</w:t>
+      </w:r>
+      <w:r>
+        <w:rPr>
+          <w:rFonts w:ascii="BIZ UDPGothic" w:hAnsi="BIZ UDPGothic" w:eastAsia="BIZ UDPGothic"/>
+          <w:b w:val="0"/>
+          <w:i w:val="0"/>
+          <w:sz w:val="21"/>
+        </w:rPr>
+        <w:t>: 元に戻す（アプリバーの ↩ ボタンでも可）。</w:t>
+      </w:r>
+    </w:p>
+    <w:p>
+      <w:pPr>
+        <w:pStyle w:val="ListBullet"/>
+        <w:spacing w:after="40"/>
+        <w:ind w:left="340"/>
+      </w:pPr>
+      <w:r>
+        <w:rPr>
+          <w:rFonts w:ascii="BIZ UDPGothic" w:hAnsi="BIZ UDPGothic" w:eastAsia="BIZ UDPGothic"/>
+          <w:b/>
+          <w:i w:val="0"/>
+          <w:sz w:val="21"/>
+        </w:rPr>
+        <w:t>Ctrl + Y</w:t>
+      </w:r>
+      <w:r>
+        <w:rPr>
+          <w:rFonts w:ascii="BIZ UDPGothic" w:hAnsi="BIZ UDPGothic" w:eastAsia="BIZ UDPGothic"/>
+          <w:b w:val="0"/>
+          <w:i w:val="0"/>
+          <w:sz w:val="21"/>
+        </w:rPr>
+        <w:t>: やり直し（↪ ボタンでも可）。</w:t>
+      </w:r>
+    </w:p>
+    <w:p>
+      <w:pPr>
+        <w:pStyle w:val="ListBullet"/>
+        <w:spacing w:after="40"/>
+        <w:ind w:left="340"/>
+      </w:pPr>
+      <w:r>
+        <w:rPr>
+          <w:rFonts w:ascii="BIZ UDPGothic" w:hAnsi="BIZ UDPGothic" w:eastAsia="BIZ UDPGothic"/>
+          <w:b w:val="0"/>
+          <w:i w:val="0"/>
+          <w:sz w:val="21"/>
+        </w:rPr>
+        <w:t xml:space="preserve">右パネル下の </w:t>
+      </w:r>
+      <w:r>
+        <w:rPr>
+          <w:rFonts w:ascii="BIZ UDPGothic" w:hAnsi="BIZ UDPGothic" w:eastAsia="BIZ UDPGothic"/>
+          <w:b/>
+          <w:i w:val="0"/>
+          <w:sz w:val="21"/>
+        </w:rPr>
+        <w:t>「このラベルをリセット」</w:t>
+      </w:r>
+      <w:r>
+        <w:rPr>
+          <w:rFonts w:ascii="BIZ UDPGothic" w:hAnsi="BIZ UDPGothic" w:eastAsia="BIZ UDPGothic"/>
+          <w:b w:val="0"/>
+          <w:i w:val="0"/>
+          <w:sz w:val="21"/>
+        </w:rPr>
+        <w:t>: 選択中のラベルだけを開いた直後の状態へ戻します。</w:t>
+      </w:r>
+    </w:p>
+    <w:p>
+      <w:pPr>
+        <w:pStyle w:val="ListBullet"/>
+        <w:spacing w:after="40"/>
+        <w:ind w:left="340"/>
+      </w:pPr>
+      <w:r>
+        <w:rPr>
+          <w:rFonts w:ascii="BIZ UDPGothic" w:hAnsi="BIZ UDPGothic" w:eastAsia="BIZ UDPGothic"/>
+          <w:b w:val="0"/>
+          <w:i w:val="0"/>
+          <w:sz w:val="21"/>
+        </w:rPr>
+        <w:t xml:space="preserve">左下の </w:t>
+      </w:r>
+      <w:r>
+        <w:rPr>
+          <w:rFonts w:ascii="BIZ UDPGothic" w:hAnsi="BIZ UDPGothic" w:eastAsia="BIZ UDPGothic"/>
+          <w:b/>
+          <w:i w:val="0"/>
+          <w:sz w:val="21"/>
+        </w:rPr>
+        <w:t>「このファイルをリセット」</w:t>
+      </w:r>
+      <w:r>
+        <w:rPr>
+          <w:rFonts w:ascii="BIZ UDPGothic" w:hAnsi="BIZ UDPGothic" w:eastAsia="BIZ UDPGothic"/>
+          <w:b w:val="0"/>
+          <w:i w:val="0"/>
+          <w:sz w:val="21"/>
+        </w:rPr>
+        <w:t>: 表示中のファイル全体を開いた直後の状態へ戻します（確認ダイアログが出ます）。</w:t>
+      </w:r>
+    </w:p>
+    <w:p>
+      <w:pPr>
+        <w:keepNext/>
+        <w:keepLines/>
+        <w:spacing w:before="140" w:after="60"/>
+        <w:ind w:left="85"/>
+      </w:pPr>
+      <w:r>
+        <w:rPr>
+          <w:rFonts w:ascii="BIZ UDPGothic" w:hAnsi="BIZ UDPGothic" w:eastAsia="BIZ UDPGothic"/>
+          <w:b/>
+          <w:i w:val="0"/>
+          <w:color w:val="20242C"/>
+          <w:sz w:val="26"/>
+        </w:rPr>
+        <w:t>2.4 キーボード操作まとめ</w:t>
+      </w:r>
+    </w:p>
+    <w:tbl>
+      <w:tblPr>
+        <w:tblW w:type="auto" w:w="0"/>
+        <w:jc w:val="left"/>
+        <w:tblLook w:firstColumn="1" w:firstRow="1" w:lastColumn="0" w:lastRow="0" w:noHBand="0" w:noVBand="1" w:val="04A0"/>
+      </w:tblPr>
+      <w:tblGrid>
+        <w:gridCol w:w="4873"/>
+        <w:gridCol w:w="4873"/>
+      </w:tblGrid>
+      <w:tr>
+        <w:tc>
+          <w:tcPr>
+            <w:tcW w:type="dxa" w:w="4873"/>
+            <w:shd w:val="clear" w:color="auto" w:fill="1F5C99"/>
+            <w:tcBorders>
+              <w:top w:val="single" w:sz="4" w:space="0" w:color="D7DEE5"/>
+              <w:left w:val="single" w:sz="4" w:space="0" w:color="D7DEE5"/>
+              <w:bottom w:val="single" w:sz="4" w:space="0" w:color="D7DEE5"/>
+              <w:right w:val="single" w:sz="4" w:space="0" w:color="D7DEE5"/>
+            </w:tcBorders>
+          </w:tcPr>
+          <w:p>
+            <w:r/>
+            <w:r>
+              <w:rPr>
+                <w:rFonts w:ascii="BIZ UDPGothic" w:hAnsi="BIZ UDPGothic" w:eastAsia="BIZ UDPGothic"/>
+                <w:b/>
+                <w:i w:val="0"/>
+                <w:color w:val="FFFFFF"/>
+                <w:sz w:val="19"/>
+              </w:rPr>
+              <w:t>キー</w:t>
+            </w:r>
+          </w:p>
+        </w:tc>
+        <w:tc>
+          <w:tcPr>
+            <w:tcW w:type="dxa" w:w="4873"/>
+            <w:shd w:val="clear" w:color="auto" w:fill="1F5C99"/>
+            <w:tcBorders>
+              <w:top w:val="single" w:sz="4" w:space="0" w:color="D7DEE5"/>
+              <w:left w:val="single" w:sz="4" w:space="0" w:color="D7DEE5"/>
+              <w:bottom w:val="single" w:sz="4" w:space="0" w:color="D7DEE5"/>
+              <w:right w:val="single" w:sz="4" w:space="0" w:color="D7DEE5"/>
+            </w:tcBorders>
+          </w:tcPr>
+          <w:p>
+            <w:r/>
+            <w:r>
+              <w:rPr>
+                <w:rFonts w:ascii="BIZ UDPGothic" w:hAnsi="BIZ UDPGothic" w:eastAsia="BIZ UDPGothic"/>
+                <w:b/>
+                <w:i w:val="0"/>
+                <w:color w:val="FFFFFF"/>
+                <w:sz w:val="19"/>
+              </w:rPr>
+              <w:t>動作</w:t>
+            </w:r>
+          </w:p>
+        </w:tc>
+      </w:tr>
+      <w:tr>
+        <w:tc>
+          <w:tcPr>
+            <w:tcW w:type="dxa" w:w="4873"/>
+            <w:tcBorders>
+              <w:top w:val="single" w:sz="4" w:space="0" w:color="D7DEE5"/>
+              <w:left w:val="single" w:sz="4" w:space="0" w:color="D7DEE5"/>
+              <w:bottom w:val="single" w:sz="4" w:space="0" w:color="D7DEE5"/>
+              <w:right w:val="single" w:sz="4" w:space="0" w:color="D7DEE5"/>
+            </w:tcBorders>
+          </w:tcPr>
+          <w:p>
+            <w:r/>
+            <w:r>
+              <w:rPr>
+                <w:rFonts w:ascii="BIZ UDPGothic" w:hAnsi="BIZ UDPGothic" w:eastAsia="BIZ UDPGothic"/>
+                <w:b w:val="0"/>
+                <w:i w:val="0"/>
+                <w:sz w:val="19"/>
+              </w:rPr>
+              <w:t>矢印キー</w:t>
+            </w:r>
+          </w:p>
+        </w:tc>
+        <w:tc>
+          <w:tcPr>
+            <w:tcW w:type="dxa" w:w="4873"/>
+            <w:tcBorders>
+              <w:top w:val="single" w:sz="4" w:space="0" w:color="D7DEE5"/>
+              <w:left w:val="single" w:sz="4" w:space="0" w:color="D7DEE5"/>
+              <w:bottom w:val="single" w:sz="4" w:space="0" w:color="D7DEE5"/>
+              <w:right w:val="single" w:sz="4" w:space="0" w:color="D7DEE5"/>
+            </w:tcBorders>
+          </w:tcPr>
+          <w:p>
+            <w:r/>
+            <w:r>
+              <w:rPr>
+                <w:rFonts w:ascii="BIZ UDPGothic" w:hAnsi="BIZ UDPGothic" w:eastAsia="BIZ UDPGothic"/>
+                <w:b w:val="0"/>
+                <w:i w:val="0"/>
+                <w:sz w:val="19"/>
+              </w:rPr>
+              <w:t>選択中ラベルを 1px ずつ移動</w:t>
+            </w:r>
+          </w:p>
+        </w:tc>
+      </w:tr>
+      <w:tr>
+        <w:tc>
+          <w:tcPr>
+            <w:tcW w:type="dxa" w:w="4873"/>
+            <w:shd w:val="clear" w:color="auto" w:fill="F5F8FB"/>
+            <w:tcBorders>
+              <w:top w:val="single" w:sz="4" w:space="0" w:color="D7DEE5"/>
+              <w:left w:val="single" w:sz="4" w:space="0" w:color="D7DEE5"/>
+              <w:bottom w:val="single" w:sz="4" w:space="0" w:color="D7DEE5"/>
+              <w:right w:val="single" w:sz="4" w:space="0" w:color="D7DEE5"/>
+            </w:tcBorders>
+          </w:tcPr>
+          <w:p>
+            <w:r/>
+            <w:r>
+              <w:rPr>
+                <w:rFonts w:ascii="BIZ UDPGothic" w:hAnsi="BIZ UDPGothic" w:eastAsia="BIZ UDPGothic"/>
+                <w:b w:val="0"/>
+                <w:i w:val="0"/>
+                <w:sz w:val="19"/>
+              </w:rPr>
+              <w:t>Shift + 矢印</w:t>
+            </w:r>
+          </w:p>
+        </w:tc>
+        <w:tc>
+          <w:tcPr>
+            <w:tcW w:type="dxa" w:w="4873"/>
+            <w:shd w:val="clear" w:color="auto" w:fill="F5F8FB"/>
+            <w:tcBorders>
+              <w:top w:val="single" w:sz="4" w:space="0" w:color="D7DEE5"/>
+              <w:left w:val="single" w:sz="4" w:space="0" w:color="D7DEE5"/>
+              <w:bottom w:val="single" w:sz="4" w:space="0" w:color="D7DEE5"/>
+              <w:right w:val="single" w:sz="4" w:space="0" w:color="D7DEE5"/>
+            </w:tcBorders>
+          </w:tcPr>
+          <w:p>
+            <w:r/>
+            <w:r>
+              <w:rPr>
+                <w:rFonts w:ascii="BIZ UDPGothic" w:hAnsi="BIZ UDPGothic" w:eastAsia="BIZ UDPGothic"/>
+                <w:b w:val="0"/>
+                <w:i w:val="0"/>
+                <w:sz w:val="19"/>
+              </w:rPr>
+              <w:t>10px ずつ移動</w:t>
+            </w:r>
+          </w:p>
+        </w:tc>
+      </w:tr>
+      <w:tr>
+        <w:tc>
+          <w:tcPr>
+            <w:tcW w:type="dxa" w:w="4873"/>
+            <w:tcBorders>
+              <w:top w:val="single" w:sz="4" w:space="0" w:color="D7DEE5"/>
+              <w:left w:val="single" w:sz="4" w:space="0" w:color="D7DEE5"/>
+              <w:bottom w:val="single" w:sz="4" w:space="0" w:color="D7DEE5"/>
+              <w:right w:val="single" w:sz="4" w:space="0" w:color="D7DEE5"/>
+            </w:tcBorders>
+          </w:tcPr>
+          <w:p>
+            <w:r/>
+            <w:r>
+              <w:rPr>
+                <w:rFonts w:ascii="BIZ UDPGothic" w:hAnsi="BIZ UDPGothic" w:eastAsia="BIZ UDPGothic"/>
+                <w:b w:val="0"/>
+                <w:i w:val="0"/>
+                <w:sz w:val="19"/>
+              </w:rPr>
+              <w:t>Ctrl + Z / Ctrl + Y</w:t>
+            </w:r>
+          </w:p>
+        </w:tc>
+        <w:tc>
+          <w:tcPr>
+            <w:tcW w:type="dxa" w:w="4873"/>
+            <w:tcBorders>
+              <w:top w:val="single" w:sz="4" w:space="0" w:color="D7DEE5"/>
+              <w:left w:val="single" w:sz="4" w:space="0" w:color="D7DEE5"/>
+              <w:bottom w:val="single" w:sz="4" w:space="0" w:color="D7DEE5"/>
+              <w:right w:val="single" w:sz="4" w:space="0" w:color="D7DEE5"/>
+            </w:tcBorders>
+          </w:tcPr>
+          <w:p>
+            <w:r/>
+            <w:r>
+              <w:rPr>
+                <w:rFonts w:ascii="BIZ UDPGothic" w:hAnsi="BIZ UDPGothic" w:eastAsia="BIZ UDPGothic"/>
+                <w:b w:val="0"/>
+                <w:i w:val="0"/>
+                <w:sz w:val="19"/>
+              </w:rPr>
+              <w:t>元に戻す / やり直し</w:t>
+            </w:r>
+          </w:p>
+        </w:tc>
+      </w:tr>
+      <w:tr>
+        <w:tc>
+          <w:tcPr>
+            <w:tcW w:type="dxa" w:w="4873"/>
+            <w:shd w:val="clear" w:color="auto" w:fill="F5F8FB"/>
+            <w:tcBorders>
+              <w:top w:val="single" w:sz="4" w:space="0" w:color="D7DEE5"/>
+              <w:left w:val="single" w:sz="4" w:space="0" w:color="D7DEE5"/>
+              <w:bottom w:val="single" w:sz="4" w:space="0" w:color="D7DEE5"/>
+              <w:right w:val="single" w:sz="4" w:space="0" w:color="D7DEE5"/>
+            </w:tcBorders>
+          </w:tcPr>
+          <w:p>
+            <w:r/>
+            <w:r>
+              <w:rPr>
+                <w:rFonts w:ascii="BIZ UDPGothic" w:hAnsi="BIZ UDPGothic" w:eastAsia="BIZ UDPGothic"/>
+                <w:b w:val="0"/>
+                <w:i w:val="0"/>
+                <w:sz w:val="19"/>
+              </w:rPr>
+              <w:t>Ctrl + O</w:t>
+            </w:r>
+          </w:p>
+        </w:tc>
+        <w:tc>
+          <w:tcPr>
+            <w:tcW w:type="dxa" w:w="4873"/>
+            <w:shd w:val="clear" w:color="auto" w:fill="F5F8FB"/>
+            <w:tcBorders>
+              <w:top w:val="single" w:sz="4" w:space="0" w:color="D7DEE5"/>
+              <w:left w:val="single" w:sz="4" w:space="0" w:color="D7DEE5"/>
+              <w:bottom w:val="single" w:sz="4" w:space="0" w:color="D7DEE5"/>
+              <w:right w:val="single" w:sz="4" w:space="0" w:color="D7DEE5"/>
+            </w:tcBorders>
+          </w:tcPr>
+          <w:p>
+            <w:r/>
+            <w:r>
+              <w:rPr>
+                <w:rFonts w:ascii="BIZ UDPGothic" w:hAnsi="BIZ UDPGothic" w:eastAsia="BIZ UDPGothic"/>
+                <w:b w:val="0"/>
+                <w:i w:val="0"/>
+                <w:sz w:val="19"/>
+              </w:rPr>
+              <w:t>ファイルを開く</w:t>
+            </w:r>
+          </w:p>
+        </w:tc>
+      </w:tr>
+      <w:tr>
+        <w:tc>
+          <w:tcPr>
+            <w:tcW w:type="dxa" w:w="4873"/>
+            <w:tcBorders>
+              <w:top w:val="single" w:sz="4" w:space="0" w:color="D7DEE5"/>
+              <w:left w:val="single" w:sz="4" w:space="0" w:color="D7DEE5"/>
+              <w:bottom w:val="single" w:sz="4" w:space="0" w:color="D7DEE5"/>
+              <w:right w:val="single" w:sz="4" w:space="0" w:color="D7DEE5"/>
+            </w:tcBorders>
+          </w:tcPr>
+          <w:p>
+            <w:r/>
+            <w:r>
+              <w:rPr>
+                <w:rFonts w:ascii="BIZ UDPGothic" w:hAnsi="BIZ UDPGothic" w:eastAsia="BIZ UDPGothic"/>
+                <w:b w:val="0"/>
+                <w:i w:val="0"/>
+                <w:sz w:val="19"/>
+              </w:rPr>
+              <w:t>Ctrl + S</w:t>
+            </w:r>
+          </w:p>
+        </w:tc>
+        <w:tc>
+          <w:tcPr>
+            <w:tcW w:type="dxa" w:w="4873"/>
+            <w:tcBorders>
+              <w:top w:val="single" w:sz="4" w:space="0" w:color="D7DEE5"/>
+              <w:left w:val="single" w:sz="4" w:space="0" w:color="D7DEE5"/>
+              <w:bottom w:val="single" w:sz="4" w:space="0" w:color="D7DEE5"/>
+              <w:right w:val="single" w:sz="4" w:space="0" w:color="D7DEE5"/>
+            </w:tcBorders>
+          </w:tcPr>
+          <w:p>
+            <w:r/>
+            <w:r>
+              <w:rPr>
+                <w:rFonts w:ascii="BIZ UDPGothic" w:hAnsi="BIZ UDPGothic" w:eastAsia="BIZ UDPGothic"/>
+                <w:b w:val="0"/>
+                <w:i w:val="0"/>
+                <w:sz w:val="19"/>
+              </w:rPr>
+              <w:t>保存（ステップ 3 と同じ）</w:t>
+            </w:r>
+          </w:p>
+        </w:tc>
+      </w:tr>
+      <w:tr>
+        <w:tc>
+          <w:tcPr>
+            <w:tcW w:type="dxa" w:w="4873"/>
+            <w:shd w:val="clear" w:color="auto" w:fill="F5F8FB"/>
+            <w:tcBorders>
+              <w:top w:val="single" w:sz="4" w:space="0" w:color="D7DEE5"/>
+              <w:left w:val="single" w:sz="4" w:space="0" w:color="D7DEE5"/>
+              <w:bottom w:val="single" w:sz="4" w:space="0" w:color="D7DEE5"/>
+              <w:right w:val="single" w:sz="4" w:space="0" w:color="D7DEE5"/>
+            </w:tcBorders>
+          </w:tcPr>
+          <w:p>
+            <w:r/>
+            <w:r>
+              <w:rPr>
+                <w:rFonts w:ascii="BIZ UDPGothic" w:hAnsi="BIZ UDPGothic" w:eastAsia="BIZ UDPGothic"/>
+                <w:b w:val="0"/>
+                <w:i w:val="0"/>
+                <w:sz w:val="19"/>
+              </w:rPr>
+              <w:t>Escape</w:t>
+            </w:r>
+          </w:p>
+        </w:tc>
+        <w:tc>
+          <w:tcPr>
+            <w:tcW w:type="dxa" w:w="4873"/>
+            <w:shd w:val="clear" w:color="auto" w:fill="F5F8FB"/>
+            <w:tcBorders>
+              <w:top w:val="single" w:sz="4" w:space="0" w:color="D7DEE5"/>
+              <w:left w:val="single" w:sz="4" w:space="0" w:color="D7DEE5"/>
+              <w:bottom w:val="single" w:sz="4" w:space="0" w:color="D7DEE5"/>
+              <w:right w:val="single" w:sz="4" w:space="0" w:color="D7DEE5"/>
+            </w:tcBorders>
+          </w:tcPr>
+          <w:p>
+            <w:r/>
+            <w:r>
+              <w:rPr>
+                <w:rFonts w:ascii="BIZ UDPGothic" w:hAnsi="BIZ UDPGothic" w:eastAsia="BIZ UDPGothic"/>
+                <w:b w:val="0"/>
+                <w:i w:val="0"/>
+                <w:sz w:val="19"/>
+              </w:rPr>
+              <w:t>選択を解除</w:t>
+            </w:r>
+          </w:p>
+        </w:tc>
+      </w:tr>
+    </w:tbl>
+    <w:p>
+      <w:pPr>
+        <w:keepNext/>
+        <w:keepLines/>
+        <w:spacing w:before="200" w:after="60"/>
+        <w:pBdr>
+          <w:left w:val="single" w:sz="24" w:space="8" w:color="1F5C99"/>
+        </w:pBdr>
+        <w:ind w:left="113"/>
+      </w:pPr>
+      <w:r>
+        <w:rPr>
+          <w:rFonts w:ascii="BIZ UDPGothic" w:hAnsi="BIZ UDPGothic" w:eastAsia="BIZ UDPGothic"/>
+          <w:b/>
+          <w:i w:val="0"/>
+          <w:color w:val="20242C"/>
+          <w:sz w:val="32"/>
+        </w:rPr>
+        <w:t>3. ステップ3: SVG を保存する</w:t>
+      </w:r>
+    </w:p>
+    <w:tbl>
+      <w:tblPr>
+        <w:tblW w:type="auto" w:w="0"/>
+        <w:tblLayout w:type="fixed"/>
+        <w:tblLook w:firstColumn="1" w:firstRow="1" w:lastColumn="0" w:lastRow="0" w:noHBand="0" w:noVBand="1" w:val="04A0"/>
+      </w:tblPr>
+      <w:tblGrid>
+        <w:gridCol w:w="539"/>
+        <w:gridCol w:w="8504"/>
+      </w:tblGrid>
+      <w:tr>
+        <w:trPr>
+          <w:cantSplit/>
+        </w:trPr>
+        <w:tc>
+          <w:tcPr>
+            <w:tcW w:type="dxa" w:w="539"/>
+            <w:shd w:val="clear" w:color="auto" w:fill="1F5C99"/>
+            <w:vAlign w:val="center"/>
+            <w:tcBorders>
+              <w:top w:val="single" w:sz="4" w:space="0" w:color="D7DEE5"/>
+              <w:left w:val="single" w:sz="4" w:space="0" w:color="D7DEE5"/>
+              <w:bottom w:val="single" w:sz="4" w:space="0" w:color="D7DEE5"/>
+              <w:right w:val="single" w:sz="4" w:space="0" w:color="D7DEE5"/>
+            </w:tcBorders>
+          </w:tcPr>
+          <w:p>
+            <w:pPr>
+              <w:jc w:val="center"/>
+            </w:pPr>
+            <w:r>
+              <w:rPr>
+                <w:rFonts w:ascii="BIZ UDPGothic" w:hAnsi="BIZ UDPGothic" w:eastAsia="BIZ UDPGothic"/>
+                <w:b/>
+                <w:i w:val="0"/>
+                <w:color w:val="FFFFFF"/>
+                <w:sz w:val="22"/>
+              </w:rPr>
+              <w:t>1</w:t>
+            </w:r>
+          </w:p>
+        </w:tc>
+        <w:tc>
+          <w:tcPr>
+            <w:tcW w:type="dxa" w:w="8504"/>
+            <w:tcBorders>
+              <w:top w:val="single" w:sz="4" w:space="0" w:color="D7DEE5"/>
+              <w:left w:val="single" w:sz="4" w:space="0" w:color="D7DEE5"/>
+              <w:bottom w:val="single" w:sz="4" w:space="0" w:color="D7DEE5"/>
+              <w:right w:val="single" w:sz="4" w:space="0" w:color="D7DEE5"/>
+            </w:tcBorders>
+            <w:shd w:val="clear" w:color="auto" w:fill="FAFBFC"/>
+          </w:tcPr>
+          <w:p>
+            <w:r>
+              <w:rPr>
+                <w:rFonts w:ascii="BIZ UDPGothic" w:hAnsi="BIZ UDPGothic" w:eastAsia="BIZ UDPGothic"/>
+                <w:b w:val="0"/>
+                <w:i w:val="0"/>
+                <w:color w:val="20242C"/>
+                <w:sz w:val="21"/>
+              </w:rPr>
+              <w:t>調整できたら「次へ」でステップ 3 へ進み、</w:t>
+            </w:r>
+            <w:r>
+              <w:rPr>
+                <w:rFonts w:ascii="BIZ UDPGothic" w:hAnsi="BIZ UDPGothic" w:eastAsia="BIZ UDPGothic"/>
+                <w:b/>
+                <w:i w:val="0"/>
+                <w:color w:val="20242C"/>
+                <w:sz w:val="21"/>
+              </w:rPr>
+              <w:t>「保存する」</w:t>
+            </w:r>
+            <w:r>
+              <w:rPr>
+                <w:rFonts w:ascii="BIZ UDPGothic" w:hAnsi="BIZ UDPGothic" w:eastAsia="BIZ UDPGothic"/>
+                <w:b w:val="0"/>
+                <w:i w:val="0"/>
+                <w:color w:val="20242C"/>
+                <w:sz w:val="21"/>
+              </w:rPr>
+              <w:t xml:space="preserve"> をクリックします。</w:t>
+            </w:r>
+          </w:p>
+        </w:tc>
+      </w:tr>
+    </w:tbl>
+    <w:tbl>
+      <w:tblPr>
+        <w:tblW w:type="auto" w:w="0"/>
+        <w:jc w:val="center"/>
+        <w:tblLook w:firstColumn="1" w:firstRow="1" w:lastColumn="0" w:lastRow="0" w:noHBand="0" w:noVBand="1" w:val="04A0"/>
+      </w:tblPr>
+      <w:tblGrid>
+        <w:gridCol w:w="9746"/>
+      </w:tblGrid>
+      <w:tr>
+        <w:trPr>
+          <w:cantSplit/>
+        </w:trPr>
+        <w:tc>
+          <w:tcPr>
+            <w:tcW w:type="dxa" w:w="9746"/>
+            <w:tcBorders>
+              <w:top w:val="single" w:sz="8" w:space="0" w:color="D7DEE5"/>
+              <w:left w:val="single" w:sz="8" w:space="0" w:color="D7DEE5"/>
+              <w:bottom w:val="single" w:sz="8" w:space="0" w:color="D7DEE5"/>
+              <w:right w:val="single" w:sz="8" w:space="0" w:color="D7DEE5"/>
+            </w:tcBorders>
+          </w:tcPr>
+          <w:p>
+            <w:pPr>
+              <w:jc w:val="center"/>
+            </w:pPr>
+            <w:r>
+              <w:drawing>
+                <wp:inline xmlns:a="http://schemas.openxmlformats.org/drawingml/2006/main" xmlns:pic="http://schemas.openxmlformats.org/drawingml/2006/picture">
+                  <wp:extent cx="5760000" cy="3690000"/>
+                  <wp:docPr id="6" name="Picture 6"/>
+                  <wp:cNvGraphicFramePr>
+                    <a:graphicFrameLocks noChangeAspect="1"/>
+                  </wp:cNvGraphicFramePr>
+                  <a:graphic>
+                    <a:graphicData uri="http://schemas.openxmlformats.org/drawingml/2006/picture">
+                      <pic:pic>
+                        <pic:nvPicPr>
+                          <pic:cNvPr id="0" name="save_screen.png"/>
+                          <pic:cNvPicPr/>
+                        </pic:nvPicPr>
+                        <pic:blipFill>
+                          <a:blip r:embed="rId14"/>
+                          <a:stretch>
+                            <a:fillRect/>
+                          </a:stretch>
+                        </pic:blipFill>
+                        <pic:spPr>
+                          <a:xfrm>
+                            <a:off x="0" y="0"/>
+                            <a:ext cx="5760000" cy="3690000"/>
+                          </a:xfrm>
+                          <a:prstGeom prst="rect"/>
+                        </pic:spPr>
+                      </pic:pic>
+                    </a:graphicData>
+                  </a:graphic>
+                </wp:inline>
+              </w:drawing>
+            </w:r>
+          </w:p>
+        </w:tc>
+      </w:tr>
+    </w:tbl>
+    <w:p>
+      <w:pPr>
+        <w:spacing w:after="160"/>
+        <w:jc w:val="center"/>
+      </w:pPr>
+      <w:r>
+        <w:rPr>
+          <w:rFonts w:ascii="BIZ UDPGothic" w:hAnsi="BIZ UDPGothic" w:eastAsia="BIZ UDPGothic"/>
+          <w:b w:val="0"/>
+          <w:i/>
+          <w:color w:val="606874"/>
+          <w:sz w:val="18"/>
+        </w:rPr>
+        <w:t>「SVGを保存」画面</w:t>
+      </w:r>
+    </w:p>
+    <w:tbl>
+      <w:tblPr>
+        <w:tblW w:type="auto" w:w="0"/>
+        <w:tblLayout w:type="fixed"/>
+        <w:tblLook w:firstColumn="1" w:firstRow="1" w:lastColumn="0" w:lastRow="0" w:noHBand="0" w:noVBand="1" w:val="04A0"/>
+      </w:tblPr>
+      <w:tblGrid>
+        <w:gridCol w:w="539"/>
+        <w:gridCol w:w="8504"/>
+      </w:tblGrid>
+      <w:tr>
+        <w:trPr>
+          <w:cantSplit/>
+        </w:trPr>
+        <w:tc>
+          <w:tcPr>
+            <w:tcW w:type="dxa" w:w="539"/>
+            <w:shd w:val="clear" w:color="auto" w:fill="1F5C99"/>
+            <w:vAlign w:val="center"/>
+            <w:tcBorders>
+              <w:top w:val="single" w:sz="4" w:space="0" w:color="D7DEE5"/>
+              <w:left w:val="single" w:sz="4" w:space="0" w:color="D7DEE5"/>
+              <w:bottom w:val="single" w:sz="4" w:space="0" w:color="D7DEE5"/>
+              <w:right w:val="single" w:sz="4" w:space="0" w:color="D7DEE5"/>
+            </w:tcBorders>
+          </w:tcPr>
+          <w:p>
+            <w:pPr>
+              <w:jc w:val="center"/>
+            </w:pPr>
+            <w:r>
+              <w:rPr>
+                <w:rFonts w:ascii="BIZ UDPGothic" w:hAnsi="BIZ UDPGothic" w:eastAsia="BIZ UDPGothic"/>
+                <w:b/>
+                <w:i w:val="0"/>
+                <w:color w:val="FFFFFF"/>
+                <w:sz w:val="22"/>
+              </w:rPr>
+              <w:t>2</w:t>
+            </w:r>
+          </w:p>
+        </w:tc>
+        <w:tc>
+          <w:tcPr>
+            <w:tcW w:type="dxa" w:w="8504"/>
+            <w:tcBorders>
+              <w:top w:val="single" w:sz="4" w:space="0" w:color="D7DEE5"/>
+              <w:left w:val="single" w:sz="4" w:space="0" w:color="D7DEE5"/>
+              <w:bottom w:val="single" w:sz="4" w:space="0" w:color="D7DEE5"/>
+              <w:right w:val="single" w:sz="4" w:space="0" w:color="D7DEE5"/>
+            </w:tcBorders>
+            <w:shd w:val="clear" w:color="auto" w:fill="FAFBFC"/>
+          </w:tcPr>
+          <w:p>
+            <w:r>
+              <w:rPr>
+                <w:rFonts w:ascii="BIZ UDPGothic" w:hAnsi="BIZ UDPGothic" w:eastAsia="BIZ UDPGothic"/>
+                <w:b w:val="0"/>
+                <w:i w:val="0"/>
+                <w:color w:val="20242C"/>
+                <w:sz w:val="21"/>
+              </w:rPr>
+              <w:t xml:space="preserve">修正版の SVG が </w:t>
+            </w:r>
+            <w:r>
+              <w:rPr>
+                <w:rFonts w:ascii="BIZ UDPGothic" w:hAnsi="BIZ UDPGothic" w:eastAsia="BIZ UDPGothic"/>
+                <w:b/>
+                <w:i w:val="0"/>
+                <w:color w:val="20242C"/>
+                <w:sz w:val="21"/>
+              </w:rPr>
+              <w:t>ダウンロードフォルダに保存されます</w:t>
+            </w:r>
+            <w:r>
+              <w:rPr>
+                <w:rFonts w:ascii="BIZ UDPGothic" w:hAnsi="BIZ UDPGothic" w:eastAsia="BIZ UDPGothic"/>
+                <w:b w:val="0"/>
+                <w:i w:val="0"/>
+                <w:color w:val="20242C"/>
+                <w:sz w:val="21"/>
+              </w:rPr>
+              <w:t>（保存先のフォルダは選択できません。これはリモートデスクトップ環境でも安定して動かすための仕様です）。</w:t>
+            </w:r>
+          </w:p>
+        </w:tc>
+      </w:tr>
+    </w:tbl>
+    <w:tbl>
+      <w:tblPr>
+        <w:tblW w:type="auto" w:w="0"/>
+        <w:tblLayout w:type="fixed"/>
+        <w:tblLook w:firstColumn="1" w:firstRow="1" w:lastColumn="0" w:lastRow="0" w:noHBand="0" w:noVBand="1" w:val="04A0"/>
+      </w:tblPr>
+      <w:tblGrid>
+        <w:gridCol w:w="539"/>
+        <w:gridCol w:w="8504"/>
+      </w:tblGrid>
+      <w:tr>
+        <w:trPr>
+          <w:cantSplit/>
+        </w:trPr>
+        <w:tc>
+          <w:tcPr>
+            <w:tcW w:type="dxa" w:w="539"/>
+            <w:shd w:val="clear" w:color="auto" w:fill="1F5C99"/>
+            <w:vAlign w:val="center"/>
+            <w:tcBorders>
+              <w:top w:val="single" w:sz="4" w:space="0" w:color="D7DEE5"/>
+              <w:left w:val="single" w:sz="4" w:space="0" w:color="D7DEE5"/>
+              <w:bottom w:val="single" w:sz="4" w:space="0" w:color="D7DEE5"/>
+              <w:right w:val="single" w:sz="4" w:space="0" w:color="D7DEE5"/>
+            </w:tcBorders>
+          </w:tcPr>
+          <w:p>
+            <w:pPr>
+              <w:jc w:val="center"/>
+            </w:pPr>
+            <w:r>
+              <w:rPr>
+                <w:rFonts w:ascii="BIZ UDPGothic" w:hAnsi="BIZ UDPGothic" w:eastAsia="BIZ UDPGothic"/>
+                <w:b/>
+                <w:i w:val="0"/>
+                <w:color w:val="FFFFFF"/>
+                <w:sz w:val="22"/>
+              </w:rPr>
+              <w:t>3</w:t>
+            </w:r>
+          </w:p>
+        </w:tc>
+        <w:tc>
+          <w:tcPr>
+            <w:tcW w:type="dxa" w:w="8504"/>
+            <w:tcBorders>
+              <w:top w:val="single" w:sz="4" w:space="0" w:color="D7DEE5"/>
+              <w:left w:val="single" w:sz="4" w:space="0" w:color="D7DEE5"/>
+              <w:bottom w:val="single" w:sz="4" w:space="0" w:color="D7DEE5"/>
+              <w:right w:val="single" w:sz="4" w:space="0" w:color="D7DEE5"/>
+            </w:tcBorders>
+            <w:shd w:val="clear" w:color="auto" w:fill="FAFBFC"/>
+          </w:tcPr>
+          <w:p>
+            <w:r>
+              <w:rPr>
+                <w:rFonts w:ascii="BIZ UDPGothic" w:hAnsi="BIZ UDPGothic" w:eastAsia="BIZ UDPGothic"/>
+                <w:b w:val="0"/>
+                <w:i w:val="0"/>
+                <w:color w:val="20242C"/>
+                <w:sz w:val="21"/>
+              </w:rPr>
+              <w:t>元のファイルは上書きされません。保存時には編集用の補助要素（ハンドル等）を取り除いた、きれいな SVG が書き出されます。</w:t>
             </w:r>
           </w:p>
         </w:tc>
@@ -1010,6 +3276,474 @@
                 <w:sz w:val="20"/>
               </w:rPr>
               <w:t>ヒント: 元データを直接書き換えるツールではありません。あくまで「出来上がった SVG の見た目を手直しする」ための道具です。</w:t>
+            </w:r>
+          </w:p>
+        </w:tc>
+      </w:tr>
+    </w:tbl>
+    <w:p>
+      <w:pPr>
+        <w:keepNext/>
+        <w:keepLines/>
+        <w:spacing w:before="200" w:after="60"/>
+        <w:pBdr>
+          <w:left w:val="single" w:sz="24" w:space="8" w:color="1F5C99"/>
+        </w:pBdr>
+        <w:ind w:left="113"/>
+      </w:pPr>
+      <w:r>
+        <w:rPr>
+          <w:rFonts w:ascii="BIZ UDPGothic" w:hAnsi="BIZ UDPGothic" w:eastAsia="BIZ UDPGothic"/>
+          <w:b/>
+          <w:i w:val="0"/>
+          <w:color w:val="20242C"/>
+          <w:sz w:val="32"/>
+        </w:rPr>
+        <w:t>4. 困ったとき（FAQ）</w:t>
+      </w:r>
+    </w:p>
+    <w:tbl>
+      <w:tblPr>
+        <w:tblW w:type="auto" w:w="0"/>
+        <w:jc w:val="left"/>
+        <w:tblLook w:firstColumn="1" w:firstRow="1" w:lastColumn="0" w:lastRow="0" w:noHBand="0" w:noVBand="1" w:val="04A0"/>
+      </w:tblPr>
+      <w:tblGrid>
+        <w:gridCol w:w="4873"/>
+        <w:gridCol w:w="4873"/>
+      </w:tblGrid>
+      <w:tr>
+        <w:tc>
+          <w:tcPr>
+            <w:tcW w:type="dxa" w:w="4873"/>
+            <w:shd w:val="clear" w:color="auto" w:fill="1F5C99"/>
+            <w:tcBorders>
+              <w:top w:val="single" w:sz="4" w:space="0" w:color="D7DEE5"/>
+              <w:left w:val="single" w:sz="4" w:space="0" w:color="D7DEE5"/>
+              <w:bottom w:val="single" w:sz="4" w:space="0" w:color="D7DEE5"/>
+              <w:right w:val="single" w:sz="4" w:space="0" w:color="D7DEE5"/>
+            </w:tcBorders>
+          </w:tcPr>
+          <w:p>
+            <w:r/>
+            <w:r>
+              <w:rPr>
+                <w:rFonts w:ascii="BIZ UDPGothic" w:hAnsi="BIZ UDPGothic" w:eastAsia="BIZ UDPGothic"/>
+                <w:b/>
+                <w:i w:val="0"/>
+                <w:color w:val="FFFFFF"/>
+                <w:sz w:val="19"/>
+              </w:rPr>
+              <w:t>症状</w:t>
+            </w:r>
+          </w:p>
+        </w:tc>
+        <w:tc>
+          <w:tcPr>
+            <w:tcW w:type="dxa" w:w="4873"/>
+            <w:shd w:val="clear" w:color="auto" w:fill="1F5C99"/>
+            <w:tcBorders>
+              <w:top w:val="single" w:sz="4" w:space="0" w:color="D7DEE5"/>
+              <w:left w:val="single" w:sz="4" w:space="0" w:color="D7DEE5"/>
+              <w:bottom w:val="single" w:sz="4" w:space="0" w:color="D7DEE5"/>
+              <w:right w:val="single" w:sz="4" w:space="0" w:color="D7DEE5"/>
+            </w:tcBorders>
+          </w:tcPr>
+          <w:p>
+            <w:r/>
+            <w:r>
+              <w:rPr>
+                <w:rFonts w:ascii="BIZ UDPGothic" w:hAnsi="BIZ UDPGothic" w:eastAsia="BIZ UDPGothic"/>
+                <w:b/>
+                <w:i w:val="0"/>
+                <w:color w:val="FFFFFF"/>
+                <w:sz w:val="19"/>
+              </w:rPr>
+              <w:t>原因と対処</w:t>
+            </w:r>
+          </w:p>
+        </w:tc>
+      </w:tr>
+      <w:tr>
+        <w:tc>
+          <w:tcPr>
+            <w:tcW w:type="dxa" w:w="4873"/>
+            <w:tcBorders>
+              <w:top w:val="single" w:sz="4" w:space="0" w:color="D7DEE5"/>
+              <w:left w:val="single" w:sz="4" w:space="0" w:color="D7DEE5"/>
+              <w:bottom w:val="single" w:sz="4" w:space="0" w:color="D7DEE5"/>
+              <w:right w:val="single" w:sz="4" w:space="0" w:color="D7DEE5"/>
+            </w:tcBorders>
+          </w:tcPr>
+          <w:p>
+            <w:r/>
+            <w:r>
+              <w:rPr>
+                <w:rFonts w:ascii="BIZ UDPGothic" w:hAnsi="BIZ UDPGothic" w:eastAsia="BIZ UDPGothic"/>
+                <w:b w:val="0"/>
+                <w:i w:val="0"/>
+                <w:sz w:val="19"/>
+              </w:rPr>
+              <w:t>ダブルクリックしても窓が開かない</w:t>
+            </w:r>
+          </w:p>
+        </w:tc>
+        <w:tc>
+          <w:tcPr>
+            <w:tcW w:type="dxa" w:w="4873"/>
+            <w:tcBorders>
+              <w:top w:val="single" w:sz="4" w:space="0" w:color="D7DEE5"/>
+              <w:left w:val="single" w:sz="4" w:space="0" w:color="D7DEE5"/>
+              <w:bottom w:val="single" w:sz="4" w:space="0" w:color="D7DEE5"/>
+              <w:right w:val="single" w:sz="4" w:space="0" w:color="D7DEE5"/>
+            </w:tcBorders>
+          </w:tcPr>
+          <w:p>
+            <w:r/>
+            <w:r>
+              <w:rPr>
+                <w:rFonts w:ascii="BIZ UDPGothic" w:hAnsi="BIZ UDPGothic" w:eastAsia="BIZ UDPGothic"/>
+                <w:b w:val="0"/>
+                <w:i w:val="0"/>
+                <w:sz w:val="19"/>
+              </w:rPr>
+              <w:t xml:space="preserve">exe と同じ場所にできる </w:t>
+            </w:r>
+            <w:r>
+              <w:rPr>
+                <w:rFonts w:ascii="BIZ UDGothic" w:hAnsi="BIZ UDGothic" w:eastAsia="BIZ UDGothic"/>
+                <w:b w:val="0"/>
+                <w:i w:val="0"/>
+                <w:sz w:val="18"/>
+              </w:rPr>
+              <w:t>data\logs\startup.log</w:t>
+            </w:r>
+            <w:r>
+              <w:rPr>
+                <w:rFonts w:ascii="BIZ UDPGothic" w:hAnsi="BIZ UDPGothic" w:eastAsia="BIZ UDPGothic"/>
+                <w:b w:val="0"/>
+                <w:i w:val="0"/>
+                <w:sz w:val="19"/>
+              </w:rPr>
+              <w:t xml:space="preserve">（起動診断）と </w:t>
+            </w:r>
+            <w:r>
+              <w:rPr>
+                <w:rFonts w:ascii="BIZ UDGothic" w:hAnsi="BIZ UDGothic" w:eastAsia="BIZ UDGothic"/>
+                <w:b w:val="0"/>
+                <w:i w:val="0"/>
+                <w:sz w:val="18"/>
+              </w:rPr>
+              <w:t>data\logs\edge.log</w:t>
+            </w:r>
+            <w:r>
+              <w:rPr>
+                <w:rFonts w:ascii="BIZ UDPGothic" w:hAnsi="BIZ UDPGothic" w:eastAsia="BIZ UDPGothic"/>
+                <w:b w:val="0"/>
+                <w:i w:val="0"/>
+                <w:sz w:val="19"/>
+              </w:rPr>
+              <w:t>（Edge 側）を開き、記載のエラーを確認してください。Microsoft Edge がインストールされていない端末では既定のブラウザで開きます。</w:t>
+            </w:r>
+          </w:p>
+        </w:tc>
+      </w:tr>
+      <w:tr>
+        <w:tc>
+          <w:tcPr>
+            <w:tcW w:type="dxa" w:w="4873"/>
+            <w:shd w:val="clear" w:color="auto" w:fill="F5F8FB"/>
+            <w:tcBorders>
+              <w:top w:val="single" w:sz="4" w:space="0" w:color="D7DEE5"/>
+              <w:left w:val="single" w:sz="4" w:space="0" w:color="D7DEE5"/>
+              <w:bottom w:val="single" w:sz="4" w:space="0" w:color="D7DEE5"/>
+              <w:right w:val="single" w:sz="4" w:space="0" w:color="D7DEE5"/>
+            </w:tcBorders>
+          </w:tcPr>
+          <w:p>
+            <w:r/>
+            <w:r>
+              <w:rPr>
+                <w:rFonts w:ascii="BIZ UDPGothic" w:hAnsi="BIZ UDPGothic" w:eastAsia="BIZ UDPGothic"/>
+                <w:b w:val="0"/>
+                <w:i w:val="0"/>
+                <w:sz w:val="19"/>
+              </w:rPr>
+              <w:t>ラベルをドラッグできない</w:t>
+            </w:r>
+          </w:p>
+        </w:tc>
+        <w:tc>
+          <w:tcPr>
+            <w:tcW w:type="dxa" w:w="4873"/>
+            <w:shd w:val="clear" w:color="auto" w:fill="F5F8FB"/>
+            <w:tcBorders>
+              <w:top w:val="single" w:sz="4" w:space="0" w:color="D7DEE5"/>
+              <w:left w:val="single" w:sz="4" w:space="0" w:color="D7DEE5"/>
+              <w:bottom w:val="single" w:sz="4" w:space="0" w:color="D7DEE5"/>
+              <w:right w:val="single" w:sz="4" w:space="0" w:color="D7DEE5"/>
+            </w:tcBorders>
+          </w:tcPr>
+          <w:p>
+            <w:r/>
+            <w:r>
+              <w:rPr>
+                <w:rFonts w:ascii="BIZ UDPGothic" w:hAnsi="BIZ UDPGothic" w:eastAsia="BIZ UDPGothic"/>
+                <w:b w:val="0"/>
+                <w:i w:val="0"/>
+                <w:sz w:val="19"/>
+              </w:rPr>
+              <w:t>まずラベルの</w:t>
+            </w:r>
+            <w:r>
+              <w:rPr>
+                <w:rFonts w:ascii="BIZ UDPGothic" w:hAnsi="BIZ UDPGothic" w:eastAsia="BIZ UDPGothic"/>
+                <w:b/>
+                <w:i w:val="0"/>
+                <w:sz w:val="19"/>
+              </w:rPr>
+              <w:t>文字</w:t>
+            </w:r>
+            <w:r>
+              <w:rPr>
+                <w:rFonts w:ascii="BIZ UDPGothic" w:hAnsi="BIZ UDPGothic" w:eastAsia="BIZ UDPGothic"/>
+                <w:b w:val="0"/>
+                <w:i w:val="0"/>
+                <w:sz w:val="19"/>
+              </w:rPr>
+              <w:t>をクリックして選択してください（周りに点線の枠とハンドルが出ます）。橙のハンドル（アンカー）は仕様上動かせません。</w:t>
+            </w:r>
+          </w:p>
+        </w:tc>
+      </w:tr>
+      <w:tr>
+        <w:tc>
+          <w:tcPr>
+            <w:tcW w:type="dxa" w:w="4873"/>
+            <w:tcBorders>
+              <w:top w:val="single" w:sz="4" w:space="0" w:color="D7DEE5"/>
+              <w:left w:val="single" w:sz="4" w:space="0" w:color="D7DEE5"/>
+              <w:bottom w:val="single" w:sz="4" w:space="0" w:color="D7DEE5"/>
+              <w:right w:val="single" w:sz="4" w:space="0" w:color="D7DEE5"/>
+            </w:tcBorders>
+          </w:tcPr>
+          <w:p>
+            <w:r/>
+            <w:r>
+              <w:rPr>
+                <w:rFonts w:ascii="BIZ UDPGothic" w:hAnsi="BIZ UDPGothic" w:eastAsia="BIZ UDPGothic"/>
+                <w:b w:val="0"/>
+                <w:i w:val="0"/>
+                <w:sz w:val="19"/>
+              </w:rPr>
+              <w:t>保存したファイルが見つからない</w:t>
+            </w:r>
+          </w:p>
+        </w:tc>
+        <w:tc>
+          <w:tcPr>
+            <w:tcW w:type="dxa" w:w="4873"/>
+            <w:tcBorders>
+              <w:top w:val="single" w:sz="4" w:space="0" w:color="D7DEE5"/>
+              <w:left w:val="single" w:sz="4" w:space="0" w:color="D7DEE5"/>
+              <w:bottom w:val="single" w:sz="4" w:space="0" w:color="D7DEE5"/>
+              <w:right w:val="single" w:sz="4" w:space="0" w:color="D7DEE5"/>
+            </w:tcBorders>
+          </w:tcPr>
+          <w:p>
+            <w:r/>
+            <w:r>
+              <w:rPr>
+                <w:rFonts w:ascii="BIZ UDPGothic" w:hAnsi="BIZ UDPGothic" w:eastAsia="BIZ UDPGothic"/>
+                <w:b w:val="0"/>
+                <w:i w:val="0"/>
+                <w:sz w:val="19"/>
+              </w:rPr>
+              <w:t>保存先は</w:t>
+            </w:r>
+            <w:r>
+              <w:rPr>
+                <w:rFonts w:ascii="BIZ UDPGothic" w:hAnsi="BIZ UDPGothic" w:eastAsia="BIZ UDPGothic"/>
+                <w:b/>
+                <w:i w:val="0"/>
+                <w:sz w:val="19"/>
+              </w:rPr>
+              <w:t>ダウンロードフォルダ固定</w:t>
+            </w:r>
+            <w:r>
+              <w:rPr>
+                <w:rFonts w:ascii="BIZ UDPGothic" w:hAnsi="BIZ UDPGothic" w:eastAsia="BIZ UDPGothic"/>
+                <w:b w:val="0"/>
+                <w:i w:val="0"/>
+                <w:sz w:val="19"/>
+              </w:rPr>
+              <w:t xml:space="preserve">です（例: </w:t>
+            </w:r>
+            <w:r>
+              <w:rPr>
+                <w:rFonts w:ascii="BIZ UDGothic" w:hAnsi="BIZ UDGothic" w:eastAsia="BIZ UDGothic"/>
+                <w:b w:val="0"/>
+                <w:i w:val="0"/>
+                <w:sz w:val="18"/>
+              </w:rPr>
+              <w:t>C:\Users\&lt;名前&gt;\Downloads</w:t>
+            </w:r>
+            <w:r>
+              <w:rPr>
+                <w:rFonts w:ascii="BIZ UDPGothic" w:hAnsi="BIZ UDPGothic" w:eastAsia="BIZ UDPGothic"/>
+                <w:b w:val="0"/>
+                <w:i w:val="0"/>
+                <w:sz w:val="19"/>
+              </w:rPr>
+              <w:t>）。ブラウザのダウンロード通知からも開けます。</w:t>
+            </w:r>
+          </w:p>
+        </w:tc>
+      </w:tr>
+      <w:tr>
+        <w:tc>
+          <w:tcPr>
+            <w:tcW w:type="dxa" w:w="4873"/>
+            <w:shd w:val="clear" w:color="auto" w:fill="F5F8FB"/>
+            <w:tcBorders>
+              <w:top w:val="single" w:sz="4" w:space="0" w:color="D7DEE5"/>
+              <w:left w:val="single" w:sz="4" w:space="0" w:color="D7DEE5"/>
+              <w:bottom w:val="single" w:sz="4" w:space="0" w:color="D7DEE5"/>
+              <w:right w:val="single" w:sz="4" w:space="0" w:color="D7DEE5"/>
+            </w:tcBorders>
+          </w:tcPr>
+          <w:p>
+            <w:r/>
+            <w:r>
+              <w:rPr>
+                <w:rFonts w:ascii="BIZ UDPGothic" w:hAnsi="BIZ UDPGothic" w:eastAsia="BIZ UDPGothic"/>
+                <w:b w:val="0"/>
+                <w:i w:val="0"/>
+                <w:sz w:val="19"/>
+              </w:rPr>
+              <w:t>保存先を選ぶ画面が出ない</w:t>
+            </w:r>
+          </w:p>
+        </w:tc>
+        <w:tc>
+          <w:tcPr>
+            <w:tcW w:type="dxa" w:w="4873"/>
+            <w:shd w:val="clear" w:color="auto" w:fill="F5F8FB"/>
+            <w:tcBorders>
+              <w:top w:val="single" w:sz="4" w:space="0" w:color="D7DEE5"/>
+              <w:left w:val="single" w:sz="4" w:space="0" w:color="D7DEE5"/>
+              <w:bottom w:val="single" w:sz="4" w:space="0" w:color="D7DEE5"/>
+              <w:right w:val="single" w:sz="4" w:space="0" w:color="D7DEE5"/>
+            </w:tcBorders>
+          </w:tcPr>
+          <w:p>
+            <w:r/>
+            <w:r>
+              <w:rPr>
+                <w:rFonts w:ascii="BIZ UDPGothic" w:hAnsi="BIZ UDPGothic" w:eastAsia="BIZ UDPGothic"/>
+                <w:b w:val="0"/>
+                <w:i w:val="0"/>
+                <w:sz w:val="19"/>
+              </w:rPr>
+              <w:t>仕様です（リモートデスクトップ環境での安定性のため）。保存後にダウンロードフォルダから任意の場所へ移動してください。</w:t>
+            </w:r>
+          </w:p>
+        </w:tc>
+      </w:tr>
+      <w:tr>
+        <w:tc>
+          <w:tcPr>
+            <w:tcW w:type="dxa" w:w="4873"/>
+            <w:tcBorders>
+              <w:top w:val="single" w:sz="4" w:space="0" w:color="D7DEE5"/>
+              <w:left w:val="single" w:sz="4" w:space="0" w:color="D7DEE5"/>
+              <w:bottom w:val="single" w:sz="4" w:space="0" w:color="D7DEE5"/>
+              <w:right w:val="single" w:sz="4" w:space="0" w:color="D7DEE5"/>
+            </w:tcBorders>
+          </w:tcPr>
+          <w:p>
+            <w:r/>
+            <w:r>
+              <w:rPr>
+                <w:rFonts w:ascii="BIZ UDPGothic" w:hAnsi="BIZ UDPGothic" w:eastAsia="BIZ UDPGothic"/>
+                <w:b w:val="0"/>
+                <w:i w:val="0"/>
+                <w:sz w:val="19"/>
+              </w:rPr>
+              <w:t>間違えてラベルを動かしすぎた</w:t>
+            </w:r>
+          </w:p>
+        </w:tc>
+        <w:tc>
+          <w:tcPr>
+            <w:tcW w:type="dxa" w:w="4873"/>
+            <w:tcBorders>
+              <w:top w:val="single" w:sz="4" w:space="0" w:color="D7DEE5"/>
+              <w:left w:val="single" w:sz="4" w:space="0" w:color="D7DEE5"/>
+              <w:bottom w:val="single" w:sz="4" w:space="0" w:color="D7DEE5"/>
+              <w:right w:val="single" w:sz="4" w:space="0" w:color="D7DEE5"/>
+            </w:tcBorders>
+          </w:tcPr>
+          <w:p>
+            <w:r/>
+            <w:r>
+              <w:rPr>
+                <w:rFonts w:ascii="BIZ UDPGothic" w:hAnsi="BIZ UDPGothic" w:eastAsia="BIZ UDPGothic"/>
+                <w:b w:val="0"/>
+                <w:i w:val="0"/>
+                <w:sz w:val="19"/>
+              </w:rPr>
+              <w:t>Ctrl+Z で 1 つずつ戻すか、右パネルの「このラベルをリセット」/ 左下の「このファイルをリセット」で開いた直後に戻せます。</w:t>
+            </w:r>
+          </w:p>
+        </w:tc>
+      </w:tr>
+      <w:tr>
+        <w:tc>
+          <w:tcPr>
+            <w:tcW w:type="dxa" w:w="4873"/>
+            <w:shd w:val="clear" w:color="auto" w:fill="F5F8FB"/>
+            <w:tcBorders>
+              <w:top w:val="single" w:sz="4" w:space="0" w:color="D7DEE5"/>
+              <w:left w:val="single" w:sz="4" w:space="0" w:color="D7DEE5"/>
+              <w:bottom w:val="single" w:sz="4" w:space="0" w:color="D7DEE5"/>
+              <w:right w:val="single" w:sz="4" w:space="0" w:color="D7DEE5"/>
+            </w:tcBorders>
+          </w:tcPr>
+          <w:p>
+            <w:r/>
+            <w:r>
+              <w:rPr>
+                <w:rFonts w:ascii="BIZ UDPGothic" w:hAnsi="BIZ UDPGothic" w:eastAsia="BIZ UDPGothic"/>
+                <w:b w:val="0"/>
+                <w:i w:val="0"/>
+                <w:sz w:val="19"/>
+              </w:rPr>
+              <w:t>窓を閉じ忘れたのにプロセスが残っていないか心配</w:t>
+            </w:r>
+          </w:p>
+        </w:tc>
+        <w:tc>
+          <w:tcPr>
+            <w:tcW w:type="dxa" w:w="4873"/>
+            <w:shd w:val="clear" w:color="auto" w:fill="F5F8FB"/>
+            <w:tcBorders>
+              <w:top w:val="single" w:sz="4" w:space="0" w:color="D7DEE5"/>
+              <w:left w:val="single" w:sz="4" w:space="0" w:color="D7DEE5"/>
+              <w:bottom w:val="single" w:sz="4" w:space="0" w:color="D7DEE5"/>
+              <w:right w:val="single" w:sz="4" w:space="0" w:color="D7DEE5"/>
+            </w:tcBorders>
+          </w:tcPr>
+          <w:p>
+            <w:r/>
+            <w:r>
+              <w:rPr>
+                <w:rFonts w:ascii="BIZ UDPGothic" w:hAnsi="BIZ UDPGothic" w:eastAsia="BIZ UDPGothic"/>
+                <w:b w:val="0"/>
+                <w:i w:val="0"/>
+                <w:sz w:val="19"/>
+              </w:rPr>
+              <w:t>窓を閉じれば自動終了します。万一通信が途絶えた場合も、約 60 秒で自動的に終了する仕組みです。</w:t>
             </w:r>
           </w:p>
         </w:tc>
